--- a/Guide-entretiens.docx
+++ b/Guide-entretiens.docx
@@ -63,7 +63,7 @@
           <w:sz w:val="20"/>
           <w:szCs w:val="20"/>
         </w:rPr>
-        <w:t xml:space="preserve">Quatre étapes. Six compétences du référentiel Korn Ferry Leadership Architect. Les définitions reprennent celles du référentiel. Les comportements observables et les questions ont été rédigés pour le contexte du cabinet.</w:t>
+        <w:t xml:space="preserve">Quatre étapes. Sept compétences du référentiel Korn Ferry Leadership Architect. Les définitions reprennent celles du référentiel. Les comportements observables et les questions ont été rédigés pour le contexte du cabinet.</w:t>
       </w:r>
     </w:p>
     <w:p>
@@ -702,7 +702,7 @@
                 <w:sz w:val="18"/>
                 <w:szCs w:val="18"/>
               </w:rPr>
-              <w:t xml:space="preserve">60 min</w:t>
+              <w:t xml:space="preserve">80 min</w:t>
             </w:r>
           </w:p>
         </w:tc>
@@ -730,7 +730,7 @@
                 <w:sz w:val="18"/>
                 <w:szCs w:val="18"/>
               </w:rPr>
-              <w:t xml:space="preserve">Gérer la complexité, Être orienté client, Être résilient</w:t>
+              <w:t xml:space="preserve">Gérer la complexité, Être orienté client, Être résilient, Développer les talents</w:t>
             </w:r>
           </w:p>
         </w:tc>
@@ -761,7 +761,7 @@
                 <w:sz w:val="18"/>
                 <w:szCs w:val="18"/>
               </w:rPr>
-              <w:t xml:space="preserve">4 · compétences et association</w:t>
+              <w:t xml:space="preserve">4 · compétences et reprise</w:t>
             </w:r>
           </w:p>
         </w:tc>
@@ -849,7 +849,7 @@
                 <w:sz w:val="18"/>
                 <w:szCs w:val="18"/>
               </w:rPr>
-              <w:t xml:space="preserve">Expertise fonctionnelle, Courage, Réseaux, Esprit stratégique, protocole</w:t>
+              <w:t xml:space="preserve">Expertise fonctionnelle, Courage, Réseaux, Esprit stratégique, note d'intention</w:t>
             </w:r>
           </w:p>
         </w:tc>
@@ -1926,7 +1926,7 @@
                 <w:sz w:val="15"/>
                 <w:szCs w:val="15"/>
               </w:rPr>
-              <w:t xml:space="preserve">M. Baud · 60 min</w:t>
+              <w:t xml:space="preserve">M. Baud · 80 min</w:t>
             </w:r>
           </w:p>
         </w:tc>
@@ -2834,7 +2834,7 @@
                 <w:sz w:val="18"/>
                 <w:szCs w:val="18"/>
               </w:rPr>
-              <w:t xml:space="preserve">Expertise fonctionnelle</w:t>
+              <w:t xml:space="preserve">Développer les talents</w:t>
             </w:r>
           </w:p>
         </w:tc>
@@ -2915,34 +2915,34 @@
                 <w:sz w:val="18"/>
                 <w:szCs w:val="18"/>
               </w:rPr>
+              <w:t xml:space="preserve">×</w:t>
+            </w:r>
+          </w:p>
+        </w:tc>
+        <w:tc>
+          <w:tcPr>
+            <w:tcW w:type="dxa" w:w="1500"/>
+            <w:tcMar>
+              <w:top w:type="dxa" w:w="90"/>
+              <w:left w:type="dxa" w:w="110"/>
+              <w:bottom w:type="dxa" w:w="90"/>
+              <w:right w:type="dxa" w:w="110"/>
+            </w:tcMar>
+            <w:vAlign w:val="top"/>
+          </w:tcPr>
+          <w:p>
+            <w:pPr>
+              <w:spacing w:after="40" w:line="252"/>
+              <w:jc w:val="center"/>
+            </w:pPr>
+            <w:r>
+              <w:rPr>
+                <w:rFonts w:ascii="Calibri" w:cs="Calibri" w:eastAsia="Calibri" w:hAnsi="Calibri"/>
+                <w:color w:val="15181D"/>
+                <w:sz w:val="18"/>
+                <w:szCs w:val="18"/>
+              </w:rPr>
               <w:t xml:space="preserve"/>
-            </w:r>
-          </w:p>
-        </w:tc>
-        <w:tc>
-          <w:tcPr>
-            <w:tcW w:type="dxa" w:w="1500"/>
-            <w:tcMar>
-              <w:top w:type="dxa" w:w="90"/>
-              <w:left w:type="dxa" w:w="110"/>
-              <w:bottom w:type="dxa" w:w="90"/>
-              <w:right w:type="dxa" w:w="110"/>
-            </w:tcMar>
-            <w:vAlign w:val="top"/>
-          </w:tcPr>
-          <w:p>
-            <w:pPr>
-              <w:spacing w:after="40" w:line="252"/>
-              <w:jc w:val="center"/>
-            </w:pPr>
-            <w:r>
-              <w:rPr>
-                <w:rFonts w:ascii="Calibri" w:cs="Calibri" w:eastAsia="Calibri" w:hAnsi="Calibri"/>
-                <w:color w:val="15181D"/>
-                <w:sz w:val="18"/>
-                <w:szCs w:val="18"/>
-              </w:rPr>
-              <w:t xml:space="preserve">×</w:t>
             </w:r>
           </w:p>
         </w:tc>
@@ -2971,7 +2971,7 @@
                 <w:sz w:val="18"/>
                 <w:szCs w:val="18"/>
               </w:rPr>
-              <w:t xml:space="preserve">Faire preuve de courage</w:t>
+              <w:t xml:space="preserve">Expertise fonctionnelle</w:t>
             </w:r>
           </w:p>
         </w:tc>
@@ -3111,7 +3111,7 @@
                 <w:sz w:val="18"/>
                 <w:szCs w:val="18"/>
               </w:rPr>
-              <w:t xml:space="preserve">Créer des réseaux</w:t>
+              <w:t xml:space="preserve">Faire preuve de courage</w:t>
             </w:r>
           </w:p>
         </w:tc>
@@ -3248,7 +3248,7 @@
                 <w:sz w:val="18"/>
                 <w:szCs w:val="18"/>
               </w:rPr>
-              <w:t xml:space="preserve">Faire preuve d'esprit stratégique</w:t>
+              <w:t xml:space="preserve">Créer des réseaux</w:t>
             </w:r>
           </w:p>
         </w:tc>
@@ -3388,7 +3388,7 @@
                 <w:sz w:val="18"/>
                 <w:szCs w:val="18"/>
               </w:rPr>
-              <w:t xml:space="preserve">Projet d'association</w:t>
+              <w:t xml:space="preserve">Faire preuve d'esprit stratégique</w:t>
             </w:r>
           </w:p>
         </w:tc>
@@ -3476,6 +3476,147 @@
         <w:tc>
           <w:tcPr>
             <w:tcW w:type="dxa" w:w="1500"/>
+            <w:tcMar>
+              <w:top w:type="dxa" w:w="90"/>
+              <w:left w:type="dxa" w:w="110"/>
+              <w:bottom w:type="dxa" w:w="90"/>
+              <w:right w:type="dxa" w:w="110"/>
+            </w:tcMar>
+            <w:vAlign w:val="top"/>
+          </w:tcPr>
+          <w:p>
+            <w:pPr>
+              <w:spacing w:after="40" w:line="252"/>
+              <w:jc w:val="center"/>
+            </w:pPr>
+            <w:r>
+              <w:rPr>
+                <w:rFonts w:ascii="Calibri" w:cs="Calibri" w:eastAsia="Calibri" w:hAnsi="Calibri"/>
+                <w:color w:val="15181D"/>
+                <w:sz w:val="18"/>
+                <w:szCs w:val="18"/>
+              </w:rPr>
+              <w:t xml:space="preserve">×</w:t>
+            </w:r>
+          </w:p>
+        </w:tc>
+      </w:tr>
+      <w:tr>
+        <w:tc>
+          <w:tcPr>
+            <w:tcW w:type="dxa" w:w="3638"/>
+            <w:shd w:fill="F5F7F9" w:color="auto" w:val="clear"/>
+            <w:tcMar>
+              <w:top w:type="dxa" w:w="90"/>
+              <w:left w:type="dxa" w:w="110"/>
+              <w:bottom w:type="dxa" w:w="90"/>
+              <w:right w:type="dxa" w:w="110"/>
+            </w:tcMar>
+            <w:vAlign w:val="top"/>
+          </w:tcPr>
+          <w:p>
+            <w:pPr>
+              <w:spacing w:after="40" w:line="252"/>
+            </w:pPr>
+            <w:r>
+              <w:rPr>
+                <w:rFonts w:ascii="Calibri" w:cs="Calibri" w:eastAsia="Calibri" w:hAnsi="Calibri"/>
+                <w:color w:val="15181D"/>
+                <w:sz w:val="18"/>
+                <w:szCs w:val="18"/>
+              </w:rPr>
+              <w:t xml:space="preserve">Projet de reprise</w:t>
+            </w:r>
+          </w:p>
+        </w:tc>
+        <w:tc>
+          <w:tcPr>
+            <w:tcW w:type="dxa" w:w="1500"/>
+            <w:shd w:fill="F5F7F9" w:color="auto" w:val="clear"/>
+            <w:tcMar>
+              <w:top w:type="dxa" w:w="90"/>
+              <w:left w:type="dxa" w:w="110"/>
+              <w:bottom w:type="dxa" w:w="90"/>
+              <w:right w:type="dxa" w:w="110"/>
+            </w:tcMar>
+            <w:vAlign w:val="top"/>
+          </w:tcPr>
+          <w:p>
+            <w:pPr>
+              <w:spacing w:after="40" w:line="252"/>
+              <w:jc w:val="center"/>
+            </w:pPr>
+            <w:r>
+              <w:rPr>
+                <w:rFonts w:ascii="Calibri" w:cs="Calibri" w:eastAsia="Calibri" w:hAnsi="Calibri"/>
+                <w:color w:val="15181D"/>
+                <w:sz w:val="18"/>
+                <w:szCs w:val="18"/>
+              </w:rPr>
+              <w:t xml:space="preserve"/>
+            </w:r>
+          </w:p>
+        </w:tc>
+        <w:tc>
+          <w:tcPr>
+            <w:tcW w:type="dxa" w:w="1500"/>
+            <w:shd w:fill="F5F7F9" w:color="auto" w:val="clear"/>
+            <w:tcMar>
+              <w:top w:type="dxa" w:w="90"/>
+              <w:left w:type="dxa" w:w="110"/>
+              <w:bottom w:type="dxa" w:w="90"/>
+              <w:right w:type="dxa" w:w="110"/>
+            </w:tcMar>
+            <w:vAlign w:val="top"/>
+          </w:tcPr>
+          <w:p>
+            <w:pPr>
+              <w:spacing w:after="40" w:line="252"/>
+              <w:jc w:val="center"/>
+            </w:pPr>
+            <w:r>
+              <w:rPr>
+                <w:rFonts w:ascii="Calibri" w:cs="Calibri" w:eastAsia="Calibri" w:hAnsi="Calibri"/>
+                <w:color w:val="15181D"/>
+                <w:sz w:val="18"/>
+                <w:szCs w:val="18"/>
+              </w:rPr>
+              <w:t xml:space="preserve"/>
+            </w:r>
+          </w:p>
+        </w:tc>
+        <w:tc>
+          <w:tcPr>
+            <w:tcW w:type="dxa" w:w="1500"/>
+            <w:shd w:fill="F5F7F9" w:color="auto" w:val="clear"/>
+            <w:tcMar>
+              <w:top w:type="dxa" w:w="90"/>
+              <w:left w:type="dxa" w:w="110"/>
+              <w:bottom w:type="dxa" w:w="90"/>
+              <w:right w:type="dxa" w:w="110"/>
+            </w:tcMar>
+            <w:vAlign w:val="top"/>
+          </w:tcPr>
+          <w:p>
+            <w:pPr>
+              <w:spacing w:after="40" w:line="252"/>
+              <w:jc w:val="center"/>
+            </w:pPr>
+            <w:r>
+              <w:rPr>
+                <w:rFonts w:ascii="Calibri" w:cs="Calibri" w:eastAsia="Calibri" w:hAnsi="Calibri"/>
+                <w:color w:val="15181D"/>
+                <w:sz w:val="18"/>
+                <w:szCs w:val="18"/>
+              </w:rPr>
+              <w:t xml:space="preserve"/>
+            </w:r>
+          </w:p>
+        </w:tc>
+        <w:tc>
+          <w:tcPr>
+            <w:tcW w:type="dxa" w:w="1500"/>
+            <w:shd w:fill="F5F7F9" w:color="auto" w:val="clear"/>
             <w:tcMar>
               <w:top w:type="dxa" w:w="90"/>
               <w:left w:type="dxa" w:w="110"/>
@@ -5170,7 +5311,7 @@
                 <w:sz w:val="18"/>
                 <w:szCs w:val="18"/>
               </w:rPr>
-              <w:t xml:space="preserve">4</w:t>
+              <w:t xml:space="preserve">3</w:t>
             </w:r>
           </w:p>
         </w:tc>
@@ -5196,7 +5337,7 @@
                 <w:sz w:val="18"/>
                 <w:szCs w:val="18"/>
               </w:rPr>
-              <w:t xml:space="preserve">Expertise fonctionnelle</w:t>
+              <w:t xml:space="preserve">Développer les talents</w:t>
             </w:r>
           </w:p>
         </w:tc>
@@ -5222,7 +5363,7 @@
                 <w:sz w:val="18"/>
                 <w:szCs w:val="18"/>
               </w:rPr>
-              <w:t xml:space="preserve">H. Gerbi</w:t>
+              <w:t xml:space="preserve">M. Baud</w:t>
             </w:r>
           </w:p>
         </w:tc>
@@ -5275,7 +5416,7 @@
                 <w:sz w:val="18"/>
                 <w:szCs w:val="18"/>
               </w:rPr>
-              <w:t xml:space="preserve">M. Baud</w:t>
+              <w:t xml:space="preserve">G. Levy</w:t>
             </w:r>
           </w:p>
         </w:tc>
@@ -5386,7 +5527,7 @@
                 <w:sz w:val="18"/>
                 <w:szCs w:val="18"/>
               </w:rPr>
-              <w:t xml:space="preserve">Faire preuve de courage</w:t>
+              <w:t xml:space="preserve">Expertise fonctionnelle</w:t>
             </w:r>
           </w:p>
         </w:tc>
@@ -5579,7 +5720,7 @@
                 <w:sz w:val="18"/>
                 <w:szCs w:val="18"/>
               </w:rPr>
-              <w:t xml:space="preserve">Créer des réseaux</w:t>
+              <w:t xml:space="preserve">Faire preuve de courage</w:t>
             </w:r>
           </w:p>
         </w:tc>
@@ -5769,7 +5910,7 @@
                 <w:sz w:val="18"/>
                 <w:szCs w:val="18"/>
               </w:rPr>
-              <w:t xml:space="preserve">Esprit stratégique</w:t>
+              <w:t xml:space="preserve">Créer des réseaux</w:t>
             </w:r>
           </w:p>
         </w:tc>
@@ -5887,6 +6028,194 @@
           <w:tcPr>
             <w:tcW w:type="dxa" w:w="988"/>
             <w:shd w:fill="F5F7F9" w:color="auto" w:val="clear"/>
+            <w:tcMar>
+              <w:top w:type="dxa" w:w="90"/>
+              <w:left w:type="dxa" w:w="110"/>
+              <w:bottom w:type="dxa" w:w="90"/>
+              <w:right w:type="dxa" w:w="110"/>
+            </w:tcMar>
+            <w:vAlign w:val="top"/>
+          </w:tcPr>
+          <w:p>
+            <w:pPr>
+              <w:spacing w:after="40" w:line="252"/>
+              <w:jc w:val="center"/>
+            </w:pPr>
+            <w:r>
+              <w:rPr>
+                <w:rFonts w:ascii="Calibri" w:cs="Calibri" w:eastAsia="Calibri" w:hAnsi="Calibri"/>
+                <w:color w:val="15181D"/>
+                <w:sz w:val="18"/>
+                <w:szCs w:val="18"/>
+              </w:rPr>
+              <w:t xml:space="preserve">___</w:t>
+            </w:r>
+          </w:p>
+        </w:tc>
+      </w:tr>
+      <w:tr>
+        <w:tc>
+          <w:tcPr>
+            <w:tcW w:type="dxa" w:w="700"/>
+            <w:tcMar>
+              <w:top w:type="dxa" w:w="90"/>
+              <w:left w:type="dxa" w:w="110"/>
+              <w:bottom w:type="dxa" w:w="90"/>
+              <w:right w:type="dxa" w:w="110"/>
+            </w:tcMar>
+            <w:vAlign w:val="top"/>
+          </w:tcPr>
+          <w:p>
+            <w:pPr>
+              <w:spacing w:after="40" w:line="252"/>
+              <w:jc w:val="center"/>
+            </w:pPr>
+            <w:r>
+              <w:rPr>
+                <w:rFonts w:ascii="Calibri" w:cs="Calibri" w:eastAsia="Calibri" w:hAnsi="Calibri"/>
+                <w:color w:val="15181D"/>
+                <w:sz w:val="18"/>
+                <w:szCs w:val="18"/>
+              </w:rPr>
+              <w:t xml:space="preserve">4</w:t>
+            </w:r>
+          </w:p>
+        </w:tc>
+        <w:tc>
+          <w:tcPr>
+            <w:tcW w:type="dxa" w:w="2900"/>
+            <w:tcMar>
+              <w:top w:type="dxa" w:w="90"/>
+              <w:left w:type="dxa" w:w="110"/>
+              <w:bottom w:type="dxa" w:w="90"/>
+              <w:right w:type="dxa" w:w="110"/>
+            </w:tcMar>
+            <w:vAlign w:val="top"/>
+          </w:tcPr>
+          <w:p>
+            <w:pPr>
+              <w:spacing w:after="40" w:line="252"/>
+            </w:pPr>
+            <w:r>
+              <w:rPr>
+                <w:rFonts w:ascii="Calibri" w:cs="Calibri" w:eastAsia="Calibri" w:hAnsi="Calibri"/>
+                <w:color w:val="15181D"/>
+                <w:sz w:val="18"/>
+                <w:szCs w:val="18"/>
+              </w:rPr>
+              <w:t xml:space="preserve">Esprit stratégique</w:t>
+            </w:r>
+          </w:p>
+        </w:tc>
+        <w:tc>
+          <w:tcPr>
+            <w:tcW w:type="dxa" w:w="1450"/>
+            <w:tcMar>
+              <w:top w:type="dxa" w:w="90"/>
+              <w:left w:type="dxa" w:w="110"/>
+              <w:bottom w:type="dxa" w:w="90"/>
+              <w:right w:type="dxa" w:w="110"/>
+            </w:tcMar>
+            <w:vAlign w:val="top"/>
+          </w:tcPr>
+          <w:p>
+            <w:pPr>
+              <w:spacing w:after="40" w:line="252"/>
+            </w:pPr>
+            <w:r>
+              <w:rPr>
+                <w:rFonts w:ascii="Calibri" w:cs="Calibri" w:eastAsia="Calibri" w:hAnsi="Calibri"/>
+                <w:color w:val="15181D"/>
+                <w:sz w:val="18"/>
+                <w:szCs w:val="18"/>
+              </w:rPr>
+              <w:t xml:space="preserve">H. Gerbi</w:t>
+            </w:r>
+          </w:p>
+        </w:tc>
+        <w:tc>
+          <w:tcPr>
+            <w:tcW w:type="dxa" w:w="900"/>
+            <w:tcMar>
+              <w:top w:type="dxa" w:w="90"/>
+              <w:left w:type="dxa" w:w="110"/>
+              <w:bottom w:type="dxa" w:w="90"/>
+              <w:right w:type="dxa" w:w="110"/>
+            </w:tcMar>
+            <w:vAlign w:val="top"/>
+          </w:tcPr>
+          <w:p>
+            <w:pPr>
+              <w:spacing w:after="40" w:line="252"/>
+              <w:jc w:val="center"/>
+            </w:pPr>
+            <w:r>
+              <w:rPr>
+                <w:rFonts w:ascii="Calibri" w:cs="Calibri" w:eastAsia="Calibri" w:hAnsi="Calibri"/>
+                <w:color w:val="15181D"/>
+                <w:sz w:val="18"/>
+                <w:szCs w:val="18"/>
+              </w:rPr>
+              <w:t xml:space="preserve">___/4</w:t>
+            </w:r>
+          </w:p>
+        </w:tc>
+        <w:tc>
+          <w:tcPr>
+            <w:tcW w:type="dxa" w:w="1750"/>
+            <w:tcMar>
+              <w:top w:type="dxa" w:w="90"/>
+              <w:left w:type="dxa" w:w="110"/>
+              <w:bottom w:type="dxa" w:w="90"/>
+              <w:right w:type="dxa" w:w="110"/>
+            </w:tcMar>
+            <w:vAlign w:val="top"/>
+          </w:tcPr>
+          <w:p>
+            <w:pPr>
+              <w:spacing w:after="40" w:line="252"/>
+            </w:pPr>
+            <w:r>
+              <w:rPr>
+                <w:rFonts w:ascii="Calibri" w:cs="Calibri" w:eastAsia="Calibri" w:hAnsi="Calibri"/>
+                <w:color w:val="15181D"/>
+                <w:sz w:val="18"/>
+                <w:szCs w:val="18"/>
+              </w:rPr>
+              <w:t xml:space="preserve">M. Baud</w:t>
+            </w:r>
+          </w:p>
+        </w:tc>
+        <w:tc>
+          <w:tcPr>
+            <w:tcW w:type="dxa" w:w="950"/>
+            <w:tcMar>
+              <w:top w:type="dxa" w:w="90"/>
+              <w:left w:type="dxa" w:w="110"/>
+              <w:bottom w:type="dxa" w:w="90"/>
+              <w:right w:type="dxa" w:w="110"/>
+            </w:tcMar>
+            <w:vAlign w:val="top"/>
+          </w:tcPr>
+          <w:p>
+            <w:pPr>
+              <w:spacing w:after="40" w:line="252"/>
+              <w:jc w:val="center"/>
+            </w:pPr>
+            <w:r>
+              <w:rPr>
+                <w:rFonts w:ascii="Calibri" w:cs="Calibri" w:eastAsia="Calibri" w:hAnsi="Calibri"/>
+                <w:color w:val="15181D"/>
+                <w:sz w:val="18"/>
+                <w:szCs w:val="18"/>
+              </w:rPr>
+              <w:t xml:space="preserve">___/4</w:t>
+            </w:r>
+          </w:p>
+        </w:tc>
+        <w:tc>
+          <w:tcPr>
+            <w:tcW w:type="dxa" w:w="988"/>
             <w:tcMar>
               <w:top w:type="dxa" w:w="90"/>
               <w:left w:type="dxa" w:w="110"/>
@@ -5991,6 +6320,25 @@
           <w:szCs w:val="20"/>
         </w:rPr>
         <w:t xml:space="preserve">Une note de 1 sur Expertise fonctionnelle, Être orienté client ou Créer des réseaux arrête le processus. Ces trois dimensions ne se rattrapent pas par la formation.</w:t>
+      </w:r>
+    </w:p>
+    <w:p>
+      <w:pPr>
+        <w:pStyle w:val="ListParagraph"/>
+        <w:numPr>
+          <w:ilvl w:val="0"/>
+          <w:numId w:val="2"/>
+        </w:numPr>
+        <w:spacing w:after="70" w:line="264"/>
+      </w:pPr>
+      <w:r>
+        <w:rPr>
+          <w:rFonts w:ascii="Calibri" w:cs="Calibri" w:eastAsia="Calibri" w:hAnsi="Calibri"/>
+          <w:color w:val="15181D"/>
+          <w:sz w:val="20"/>
+          <w:szCs w:val="20"/>
+        </w:rPr>
+        <w:t xml:space="preserve">Une note de 1 sur Développer les talents arrête également le processus, pour une autre raison : ce recrutement est une succession, et l'équipe restera après le départ du fondateur ou partira avec lui.</w:t>
       </w:r>
     </w:p>
     <w:p>
@@ -9695,7 +10043,7 @@
           <w:sz w:val="19"/>
           <w:szCs w:val="19"/>
         </w:rPr>
-        <w:t xml:space="preserve">60 minutes · Milène Baud, office manager</w:t>
+        <w:t xml:space="preserve">80 minutes · Milène Baud, office manager</w:t>
       </w:r>
     </w:p>
     <w:p>
@@ -9709,7 +10057,7 @@
           <w:sz w:val="20"/>
           <w:szCs w:val="20"/>
         </w:rPr>
-        <w:t xml:space="preserve">Trois compétences comportementales. La méthode y note l'approche décrite par le candidat, les étapes qu'il a suivies et ce qu'il en a tiré, pas l'exactitude juridique de sa conclusion.</w:t>
+        <w:t xml:space="preserve">Quatre compétences comportementales. La méthode y note l'approche décrite par le candidat, les étapes qu'il a suivies et ce qu'il en a tiré, pas l'exactitude juridique de sa conclusion.</w:t>
       </w:r>
     </w:p>
     <w:p>
@@ -12931,61 +13279,6 @@
         <w:br w:type="page"/>
       </w:r>
     </w:p>
-    <w:p>
-      <w:pPr>
-        <w:pStyle w:val="Heading1"/>
-        <w:pBdr>
-          <w:bottom w:val="single" w:color="15181D" w:sz="12"/>
-        </w:pBdr>
-        <w:spacing w:after="200" w:before="360"/>
-      </w:pPr>
-      <w:r>
-        <w:rPr>
-          <w:rFonts w:ascii="Cambria" w:cs="Cambria" w:eastAsia="Cambria" w:hAnsi="Cambria"/>
-          <w:b/>
-          <w:bCs/>
-          <w:color w:val="15181D"/>
-          <w:sz w:val="32"/>
-          <w:szCs w:val="32"/>
-        </w:rPr>
-        <w:t xml:space="preserve">Étape 4 · compétences et projet d'association</w:t>
-      </w:r>
-    </w:p>
-    <w:p>
-      <w:pPr>
-        <w:spacing w:after="120" w:before="0" w:line="276"/>
-      </w:pPr>
-      <w:r>
-        <w:rPr>
-          <w:rFonts w:ascii="Calibri" w:cs="Calibri" w:eastAsia="Calibri" w:hAnsi="Calibri"/>
-          <w:b/>
-          <w:bCs/>
-          <w:color w:val="1F4B7A"/>
-          <w:sz w:val="19"/>
-          <w:szCs w:val="19"/>
-        </w:rPr>
-        <w:t xml:space="preserve">90 minutes · Hervé Gerbi, avocat fondateur</w:t>
-      </w:r>
-    </w:p>
-    <w:p>
-      <w:pPr>
-        <w:spacing w:after="160" w:before="0" w:line="276"/>
-      </w:pPr>
-      <w:r>
-        <w:rPr>
-          <w:rFonts w:ascii="Calibri" w:cs="Calibri" w:eastAsia="Calibri" w:hAnsi="Calibri"/>
-          <w:color w:val="4B535E"/>
-          <w:sz w:val="20"/>
-          <w:szCs w:val="20"/>
-        </w:rPr>
-        <w:t xml:space="preserve">L'étape la plus lourde du dispositif. Elle ouvre sur l'expertise fonctionnelle, seul bloc du guide qui exige de l'intervieweur qu'il maîtrise la matière. Le protocole d'association écrit est remis au candidat en fin d'entretien.</w:t>
-      </w:r>
-    </w:p>
-    <w:p>
-      <w:r>
-        <w:br w:type="page"/>
-      </w:r>
-    </w:p>
     <w:tbl>
       <w:tblPr>
         <w:tblW w:type="dxa" w:w="9638"/>
@@ -13028,7 +13321,7 @@
                 <w:sz w:val="14"/>
                 <w:szCs w:val="14"/>
               </w:rPr>
-              <w:t xml:space="preserve">Bloc d'ouverture · Hervé Gerbi</w:t>
+              <w:t xml:space="preserve">Compétence · Milène Baud</w:t>
             </w:r>
           </w:p>
           <w:p>
@@ -13044,7 +13337,7 @@
                 <w:sz w:val="28"/>
                 <w:szCs w:val="28"/>
               </w:rPr>
-              <w:t xml:space="preserve">Expertise fonctionnelle</w:t>
+              <w:t xml:space="preserve">Développer les talents</w:t>
             </w:r>
           </w:p>
           <w:p>
@@ -13060,824 +13353,7 @@
                 <w:sz w:val="18"/>
                 <w:szCs w:val="18"/>
               </w:rPr>
-              <w:t xml:space="preserve">Ce que le poste exige sur le plan technique et juridique. Le seul bloc qui exige de l'intervieweur qu'il maîtrise lui-même la matière.</w:t>
-            </w:r>
-          </w:p>
-        </w:tc>
-      </w:tr>
-    </w:tbl>
-    <w:p>
-      <w:pPr>
-        <w:spacing w:after="120" w:before="0" w:line="276"/>
-      </w:pPr>
-      <w:r>
-        <w:rPr>
-          <w:rFonts w:ascii="Calibri" w:cs="Calibri" w:eastAsia="Calibri" w:hAnsi="Calibri"/>
-          <w:color w:val="15181D"/>
-          <w:sz w:val="20"/>
-          <w:szCs w:val="20"/>
-        </w:rPr>
-        <w:t xml:space="preserve"/>
-      </w:r>
-    </w:p>
-    <w:p>
-      <w:pPr>
-        <w:spacing w:after="80" w:before="160" w:line="276"/>
-      </w:pPr>
-      <w:r>
-        <w:rPr>
-          <w:rFonts w:ascii="Calibri" w:cs="Calibri" w:eastAsia="Calibri" w:hAnsi="Calibri"/>
-          <w:b/>
-          <w:bCs/>
-          <w:caps/>
-          <w:color w:val="6E7784"/>
-          <w:spacing w:val="20"/>
-          <w:sz w:val="15"/>
-          <w:szCs w:val="15"/>
-        </w:rPr>
-        <w:t xml:space="preserve">Ce que le poste exige</w:t>
-      </w:r>
-    </w:p>
-    <w:p>
-      <w:pPr>
-        <w:pStyle w:val="ListParagraph"/>
-        <w:numPr>
-          <w:ilvl w:val="0"/>
-          <w:numId w:val="2"/>
-        </w:numPr>
-        <w:spacing w:after="70" w:line="264"/>
-      </w:pPr>
-      <w:r>
-        <w:rPr>
-          <w:rFonts w:ascii="Calibri" w:cs="Calibri" w:eastAsia="Calibri" w:hAnsi="Calibri"/>
-          <w:color w:val="15181D"/>
-          <w:sz w:val="20"/>
-          <w:szCs w:val="20"/>
-        </w:rPr>
-        <w:t xml:space="preserve">Vous maîtrisez les mécanismes de la responsabilité civile et les fondements de l'indemnisation.</w:t>
-      </w:r>
-    </w:p>
-    <w:p>
-      <w:pPr>
-        <w:pStyle w:val="ListParagraph"/>
-        <w:numPr>
-          <w:ilvl w:val="0"/>
-          <w:numId w:val="2"/>
-        </w:numPr>
-        <w:spacing w:after="70" w:line="264"/>
-      </w:pPr>
-      <w:r>
-        <w:rPr>
-          <w:rFonts w:ascii="Calibri" w:cs="Calibri" w:eastAsia="Calibri" w:hAnsi="Calibri"/>
-          <w:color w:val="15181D"/>
-          <w:sz w:val="20"/>
-          <w:szCs w:val="20"/>
-        </w:rPr>
-        <w:t xml:space="preserve">Vous savez lire un rapport d'expertise médicale et en identifier les faiblesses.</w:t>
-      </w:r>
-    </w:p>
-    <w:p>
-      <w:pPr>
-        <w:pStyle w:val="ListParagraph"/>
-        <w:numPr>
-          <w:ilvl w:val="0"/>
-          <w:numId w:val="2"/>
-        </w:numPr>
-        <w:spacing w:after="70" w:line="264"/>
-      </w:pPr>
-      <w:r>
-        <w:rPr>
-          <w:rFonts w:ascii="Calibri" w:cs="Calibri" w:eastAsia="Calibri" w:hAnsi="Calibri"/>
-          <w:color w:val="15181D"/>
-          <w:sz w:val="20"/>
-          <w:szCs w:val="20"/>
-        </w:rPr>
-        <w:t xml:space="preserve">Vous évaluez et chiffrez les postes de préjudice, en vous appuyant sur la nomenclature en vigueur et les référentiels de capitalisation.</w:t>
-      </w:r>
-    </w:p>
-    <w:p>
-      <w:pPr>
-        <w:pStyle w:val="ListParagraph"/>
-        <w:numPr>
-          <w:ilvl w:val="0"/>
-          <w:numId w:val="2"/>
-        </w:numPr>
-        <w:spacing w:after="70" w:line="264"/>
-      </w:pPr>
-      <w:r>
-        <w:rPr>
-          <w:rFonts w:ascii="Calibri" w:cs="Calibri" w:eastAsia="Calibri" w:hAnsi="Calibri"/>
-          <w:color w:val="15181D"/>
-          <w:sz w:val="20"/>
-          <w:szCs w:val="20"/>
-        </w:rPr>
-        <w:t xml:space="preserve">Vous rédigez seul assignations, conclusions et notes de synthèse.</w:t>
-      </w:r>
-    </w:p>
-    <w:p>
-      <w:pPr>
-        <w:pStyle w:val="ListParagraph"/>
-        <w:numPr>
-          <w:ilvl w:val="0"/>
-          <w:numId w:val="2"/>
-        </w:numPr>
-        <w:spacing w:after="70" w:line="264"/>
-      </w:pPr>
-      <w:r>
-        <w:rPr>
-          <w:rFonts w:ascii="Calibri" w:cs="Calibri" w:eastAsia="Calibri" w:hAnsi="Calibri"/>
-          <w:color w:val="15181D"/>
-          <w:sz w:val="20"/>
-          <w:szCs w:val="20"/>
-        </w:rPr>
-        <w:t xml:space="preserve">Vous plaidez devant les juridictions civiles, administratives et pénales.</w:t>
-      </w:r>
-    </w:p>
-    <w:p>
-      <w:pPr>
-        <w:pStyle w:val="ListParagraph"/>
-        <w:numPr>
-          <w:ilvl w:val="0"/>
-          <w:numId w:val="2"/>
-        </w:numPr>
-        <w:spacing w:after="70" w:line="264"/>
-      </w:pPr>
-      <w:r>
-        <w:rPr>
-          <w:rFonts w:ascii="Calibri" w:cs="Calibri" w:eastAsia="Calibri" w:hAnsi="Calibri"/>
-          <w:color w:val="15181D"/>
-          <w:sz w:val="20"/>
-          <w:szCs w:val="20"/>
-        </w:rPr>
-        <w:t xml:space="preserve">Vous arbitrez entre transaction et contentieux et savez expliquer cet arbitrage à un client.</w:t>
-      </w:r>
-    </w:p>
-    <w:p>
-      <w:pPr>
-        <w:pStyle w:val="ListParagraph"/>
-        <w:numPr>
-          <w:ilvl w:val="0"/>
-          <w:numId w:val="2"/>
-        </w:numPr>
-        <w:spacing w:after="70" w:line="264"/>
-      </w:pPr>
-      <w:r>
-        <w:rPr>
-          <w:rFonts w:ascii="Calibri" w:cs="Calibri" w:eastAsia="Calibri" w:hAnsi="Calibri"/>
-          <w:color w:val="15181D"/>
-          <w:sz w:val="20"/>
-          <w:szCs w:val="20"/>
-        </w:rPr>
-        <w:t xml:space="preserve">Vous dialoguez avec les médecins de recours et les experts, y compris pour les contredire.</w:t>
-      </w:r>
-    </w:p>
-    <w:p>
-      <w:pPr>
-        <w:pStyle w:val="ListParagraph"/>
-        <w:numPr>
-          <w:ilvl w:val="0"/>
-          <w:numId w:val="2"/>
-        </w:numPr>
-        <w:spacing w:after="70" w:line="264"/>
-      </w:pPr>
-      <w:r>
-        <w:rPr>
-          <w:rFonts w:ascii="Calibri" w:cs="Calibri" w:eastAsia="Calibri" w:hAnsi="Calibri"/>
-          <w:color w:val="15181D"/>
-          <w:sz w:val="20"/>
-          <w:szCs w:val="20"/>
-        </w:rPr>
-        <w:t xml:space="preserve">Vous utilisez des outils numériques dans votre pratique quotidienne.</w:t>
-      </w:r>
-    </w:p>
-    <w:p>
-      <w:pPr>
-        <w:pStyle w:val="ListParagraph"/>
-        <w:numPr>
-          <w:ilvl w:val="0"/>
-          <w:numId w:val="2"/>
-        </w:numPr>
-        <w:spacing w:after="70" w:line="264"/>
-      </w:pPr>
-      <w:r>
-        <w:rPr>
-          <w:rFonts w:ascii="Calibri" w:cs="Calibri" w:eastAsia="Calibri" w:hAnsi="Calibri"/>
-          <w:color w:val="15181D"/>
-          <w:sz w:val="20"/>
-          <w:szCs w:val="20"/>
-        </w:rPr>
-        <w:t xml:space="preserve">Vous traitez les informations sensibles avec la rigueur qu'impose le secret professionnel.</w:t>
-      </w:r>
-    </w:p>
-    <w:p>
-      <w:pPr>
-        <w:spacing w:after="80" w:before="160" w:line="276"/>
-      </w:pPr>
-      <w:r>
-        <w:rPr>
-          <w:rFonts w:ascii="Calibri" w:cs="Calibri" w:eastAsia="Calibri" w:hAnsi="Calibri"/>
-          <w:b/>
-          <w:bCs/>
-          <w:caps/>
-          <w:color w:val="6E7784"/>
-          <w:spacing w:val="20"/>
-          <w:sz w:val="15"/>
-          <w:szCs w:val="15"/>
-        </w:rPr>
-        <w:t xml:space="preserve">Posez les quatre questions. Utilisez les questions d'approfondissement autant que nécessaire.</w:t>
-      </w:r>
-    </w:p>
-    <w:p>
-      <w:pPr>
-        <w:pStyle w:val="ListParagraph"/>
-        <w:numPr>
-          <w:ilvl w:val="0"/>
-          <w:numId w:val="4"/>
-        </w:numPr>
-        <w:spacing w:after="90" w:line="264"/>
-      </w:pPr>
-      <w:r>
-        <w:rPr>
-          <w:rFonts w:ascii="Calibri" w:cs="Calibri" w:eastAsia="Calibri" w:hAnsi="Calibri"/>
-          <w:color w:val="15181D"/>
-          <w:sz w:val="20"/>
-          <w:szCs w:val="20"/>
-        </w:rPr>
-        <w:t xml:space="preserve">Décrivez votre pratique actuelle. Quels types de dossiers, quel volume, quelles juridictions ?</w:t>
-      </w:r>
-    </w:p>
-    <w:p>
-      <w:pPr>
-        <w:pStyle w:val="ListParagraph"/>
-        <w:numPr>
-          <w:ilvl w:val="0"/>
-          <w:numId w:val="4"/>
-        </w:numPr>
-        <w:spacing w:after="90" w:line="264"/>
-      </w:pPr>
-      <w:r>
-        <w:rPr>
-          <w:rFonts w:ascii="Calibri" w:cs="Calibri" w:eastAsia="Calibri" w:hAnsi="Calibri"/>
-          <w:color w:val="15181D"/>
-          <w:sz w:val="20"/>
-          <w:szCs w:val="20"/>
-        </w:rPr>
-        <w:t xml:space="preserve">Prenez le dernier dossier d'indemnisation que vous avez mené à son terme. Racontez-le, du premier rendez-vous jusqu'à l'issue.</w:t>
-      </w:r>
-    </w:p>
-    <w:p>
-      <w:pPr>
-        <w:pStyle w:val="ListParagraph"/>
-        <w:numPr>
-          <w:ilvl w:val="0"/>
-          <w:numId w:val="4"/>
-        </w:numPr>
-        <w:spacing w:after="90" w:line="264"/>
-      </w:pPr>
-      <w:r>
-        <w:rPr>
-          <w:rFonts w:ascii="Calibri" w:cs="Calibri" w:eastAsia="Calibri" w:hAnsi="Calibri"/>
-          <w:color w:val="15181D"/>
-          <w:sz w:val="20"/>
-          <w:szCs w:val="20"/>
-        </w:rPr>
-        <w:t xml:space="preserve">Comment procédez-vous pour chiffrer un préjudice ? Sur quels référentiels vous appuyez-vous, et comment gérez-vous les postes qui se discutent ?</w:t>
-      </w:r>
-    </w:p>
-    <w:p>
-      <w:pPr>
-        <w:pStyle w:val="ListParagraph"/>
-        <w:numPr>
-          <w:ilvl w:val="0"/>
-          <w:numId w:val="4"/>
-        </w:numPr>
-        <w:spacing w:after="90" w:line="264"/>
-      </w:pPr>
-      <w:r>
-        <w:rPr>
-          <w:rFonts w:ascii="Calibri" w:cs="Calibri" w:eastAsia="Calibri" w:hAnsi="Calibri"/>
-          <w:color w:val="15181D"/>
-          <w:sz w:val="20"/>
-          <w:szCs w:val="20"/>
-        </w:rPr>
-        <w:t xml:space="preserve">Qu'est-ce que vous ne savez pas faire aujourd'hui et que ce poste exige ?</w:t>
-      </w:r>
-    </w:p>
-    <w:p>
-      <w:pPr>
-        <w:spacing w:after="80" w:before="160" w:line="276"/>
-      </w:pPr>
-      <w:r>
-        <w:rPr>
-          <w:rFonts w:ascii="Calibri" w:cs="Calibri" w:eastAsia="Calibri" w:hAnsi="Calibri"/>
-          <w:b/>
-          <w:bCs/>
-          <w:caps/>
-          <w:color w:val="6E7784"/>
-          <w:spacing w:val="20"/>
-          <w:sz w:val="15"/>
-          <w:szCs w:val="15"/>
-        </w:rPr>
-        <w:t xml:space="preserve">Questions d'approfondissement</w:t>
-      </w:r>
-    </w:p>
-    <w:tbl>
-      <w:tblPr>
-        <w:tblW w:type="dxa" w:w="9638"/>
-        <w:tblBorders>
-          <w:top w:val="none" w:color="FFFFFF" w:sz="0"/>
-          <w:left w:val="none" w:color="FFFFFF" w:sz="0"/>
-          <w:bottom w:val="none" w:color="FFFFFF" w:sz="0"/>
-          <w:right w:val="none" w:color="FFFFFF" w:sz="0"/>
-          <w:insideH w:val="none" w:color="FFFFFF" w:sz="0"/>
-          <w:insideV w:val="none" w:color="FFFFFF" w:sz="0"/>
-        </w:tblBorders>
-      </w:tblPr>
-      <w:tblGrid>
-        <w:gridCol w:w="3213"/>
-        <w:gridCol w:w="3213"/>
-        <w:gridCol w:w="3212"/>
-      </w:tblGrid>
-      <w:tr>
-        <w:tc>
-          <w:tcPr>
-            <w:tcW w:type="dxa" w:w="3213"/>
-            <w:tcBorders>
-              <w:top w:val="none" w:color="FFFFFF" w:sz="0"/>
-              <w:left w:val="single" w:color="C9CFD8" w:sz="10"/>
-              <w:bottom w:val="none" w:color="FFFFFF" w:sz="0"/>
-              <w:right w:val="none" w:color="FFFFFF" w:sz="0"/>
-            </w:tcBorders>
-            <w:tcMar>
-              <w:top w:type="dxa" w:w="60"/>
-              <w:left w:type="dxa" w:w="140"/>
-              <w:bottom w:type="dxa" w:w="60"/>
-              <w:right w:type="dxa" w:w="100"/>
-            </w:tcMar>
-          </w:tcPr>
-          <w:p>
-            <w:pPr>
-              <w:spacing w:after="50" w:before="0" w:line="276"/>
-            </w:pPr>
-            <w:r>
-              <w:rPr>
-                <w:rFonts w:ascii="Calibri" w:cs="Calibri" w:eastAsia="Calibri" w:hAnsi="Calibri"/>
-                <w:b/>
-                <w:bCs/>
-                <w:caps/>
-                <w:color w:val="1F4B7A"/>
-                <w:spacing w:val="20"/>
-                <w:sz w:val="14"/>
-                <w:szCs w:val="14"/>
-              </w:rPr>
-              <w:t xml:space="preserve">Approfondir</w:t>
-            </w:r>
-          </w:p>
-          <w:p>
-            <w:pPr>
-              <w:spacing w:after="0" w:before="0" w:line="276"/>
-            </w:pPr>
-            <w:r>
-              <w:rPr>
-                <w:rFonts w:ascii="Calibri" w:cs="Calibri" w:eastAsia="Calibri" w:hAnsi="Calibri"/>
-                <w:color w:val="4B535E"/>
-                <w:sz w:val="17"/>
-                <w:szCs w:val="17"/>
-              </w:rPr>
-              <w:t xml:space="preserve">Qu'est-ce que vous faites le mieux dans votre métier ?</w:t>
-            </w:r>
-          </w:p>
-        </w:tc>
-        <w:tc>
-          <w:tcPr>
-            <w:tcW w:type="dxa" w:w="3213"/>
-            <w:tcBorders>
-              <w:top w:val="none" w:color="FFFFFF" w:sz="0"/>
-              <w:left w:val="single" w:color="C9CFD8" w:sz="10"/>
-              <w:bottom w:val="none" w:color="FFFFFF" w:sz="0"/>
-              <w:right w:val="none" w:color="FFFFFF" w:sz="0"/>
-            </w:tcBorders>
-            <w:tcMar>
-              <w:top w:type="dxa" w:w="60"/>
-              <w:left w:type="dxa" w:w="140"/>
-              <w:bottom w:type="dxa" w:w="60"/>
-              <w:right w:type="dxa" w:w="100"/>
-            </w:tcMar>
-          </w:tcPr>
-          <w:p>
-            <w:pPr>
-              <w:spacing w:after="50" w:before="0" w:line="276"/>
-            </w:pPr>
-            <w:r>
-              <w:rPr>
-                <w:rFonts w:ascii="Calibri" w:cs="Calibri" w:eastAsia="Calibri" w:hAnsi="Calibri"/>
-                <w:b/>
-                <w:bCs/>
-                <w:caps/>
-                <w:color w:val="1F4B7A"/>
-                <w:spacing w:val="20"/>
-                <w:sz w:val="14"/>
-                <w:szCs w:val="14"/>
-              </w:rPr>
-              <w:t xml:space="preserve">Approfondir</w:t>
-            </w:r>
-          </w:p>
-          <w:p>
-            <w:pPr>
-              <w:spacing w:after="0" w:before="0" w:line="276"/>
-            </w:pPr>
-            <w:r>
-              <w:rPr>
-                <w:rFonts w:ascii="Calibri" w:cs="Calibri" w:eastAsia="Calibri" w:hAnsi="Calibri"/>
-                <w:color w:val="4B535E"/>
-                <w:sz w:val="17"/>
-                <w:szCs w:val="17"/>
-              </w:rPr>
-              <w:t xml:space="preserve">Quel type de dossier vous met en difficulté ?</w:t>
-            </w:r>
-          </w:p>
-        </w:tc>
-        <w:tc>
-          <w:tcPr>
-            <w:tcW w:type="dxa" w:w="3212"/>
-            <w:tcBorders>
-              <w:top w:val="none" w:color="FFFFFF" w:sz="0"/>
-              <w:left w:val="single" w:color="C9CFD8" w:sz="10"/>
-              <w:bottom w:val="none" w:color="FFFFFF" w:sz="0"/>
-              <w:right w:val="none" w:color="FFFFFF" w:sz="0"/>
-            </w:tcBorders>
-            <w:tcMar>
-              <w:top w:type="dxa" w:w="60"/>
-              <w:left w:type="dxa" w:w="140"/>
-              <w:bottom w:type="dxa" w:w="60"/>
-              <w:right w:type="dxa" w:w="100"/>
-            </w:tcMar>
-          </w:tcPr>
-          <w:p>
-            <w:pPr>
-              <w:spacing w:after="50" w:before="0" w:line="276"/>
-            </w:pPr>
-            <w:r>
-              <w:rPr>
-                <w:rFonts w:ascii="Calibri" w:cs="Calibri" w:eastAsia="Calibri" w:hAnsi="Calibri"/>
-                <w:b/>
-                <w:bCs/>
-                <w:caps/>
-                <w:color w:val="1F4B7A"/>
-                <w:spacing w:val="20"/>
-                <w:sz w:val="14"/>
-                <w:szCs w:val="14"/>
-              </w:rPr>
-              <w:t xml:space="preserve">Approfondir</w:t>
-            </w:r>
-          </w:p>
-          <w:p>
-            <w:pPr>
-              <w:spacing w:after="0" w:before="0" w:line="276"/>
-            </w:pPr>
-            <w:r>
-              <w:rPr>
-                <w:rFonts w:ascii="Calibri" w:cs="Calibri" w:eastAsia="Calibri" w:hAnsi="Calibri"/>
-                <w:color w:val="4B535E"/>
-                <w:sz w:val="17"/>
-                <w:szCs w:val="17"/>
-              </w:rPr>
-              <w:t xml:space="preserve">Qu'est-ce qui vous distingue d'un autre avocat de votre génération ?</w:t>
-            </w:r>
-          </w:p>
-        </w:tc>
-      </w:tr>
-    </w:tbl>
-    <w:p>
-      <w:pPr>
-        <w:spacing w:after="100" w:before="0" w:line="276"/>
-      </w:pPr>
-      <w:r>
-        <w:rPr>
-          <w:rFonts w:ascii="Calibri" w:cs="Calibri" w:eastAsia="Calibri" w:hAnsi="Calibri"/>
-          <w:color w:val="15181D"/>
-          <w:sz w:val="20"/>
-          <w:szCs w:val="20"/>
-        </w:rPr>
-        <w:t xml:space="preserve"/>
-      </w:r>
-    </w:p>
-    <w:tbl>
-      <w:tblPr>
-        <w:tblW w:type="dxa" w:w="9638"/>
-        <w:tblBorders>
-          <w:top w:val="none" w:color="FFFFFF" w:sz="0"/>
-          <w:left w:val="single" w:color="8F5238" w:sz="18"/>
-          <w:bottom w:val="none" w:color="FFFFFF" w:sz="0"/>
-          <w:right w:val="none" w:color="FFFFFF" w:sz="0"/>
-          <w:insideH w:val="none" w:color="FFFFFF" w:sz="0"/>
-          <w:insideV w:val="none" w:color="FFFFFF" w:sz="0"/>
-        </w:tblBorders>
-      </w:tblPr>
-      <w:tblGrid>
-        <w:gridCol w:w="9638"/>
-      </w:tblGrid>
-      <w:tr>
-        <w:tc>
-          <w:tcPr>
-            <w:tcW w:type="dxa" w:w="9638"/>
-            <w:shd w:fill="F7F0EC" w:color="auto" w:val="clear"/>
-            <w:tcMar>
-              <w:top w:type="dxa" w:w="120"/>
-              <w:left w:type="dxa" w:w="160"/>
-              <w:bottom w:type="dxa" w:w="120"/>
-              <w:right w:type="dxa" w:w="160"/>
-            </w:tcMar>
-          </w:tcPr>
-          <w:p>
-            <w:pPr>
-              <w:spacing w:after="0" w:line="264"/>
-            </w:pPr>
-            <w:r>
-              <w:rPr>
-                <w:rFonts w:ascii="Calibri" w:cs="Calibri" w:eastAsia="Calibri" w:hAnsi="Calibri"/>
-                <w:color w:val="4B535E"/>
-                <w:sz w:val="20"/>
-                <w:szCs w:val="20"/>
-              </w:rPr>
-              <w:t xml:space="preserve">Une note de 1 sur ce bloc arrête le processus.</w:t>
-            </w:r>
-          </w:p>
-        </w:tc>
-      </w:tr>
-    </w:tbl>
-    <w:p>
-      <w:pPr>
-        <w:spacing w:after="100" w:before="0" w:line="276"/>
-      </w:pPr>
-      <w:r>
-        <w:rPr>
-          <w:rFonts w:ascii="Calibri" w:cs="Calibri" w:eastAsia="Calibri" w:hAnsi="Calibri"/>
-          <w:color w:val="15181D"/>
-          <w:sz w:val="20"/>
-          <w:szCs w:val="20"/>
-        </w:rPr>
-        <w:t xml:space="preserve"/>
-      </w:r>
-    </w:p>
-    <w:p>
-      <w:pPr>
-        <w:spacing w:after="80" w:before="160" w:line="276"/>
-      </w:pPr>
-      <w:r>
-        <w:rPr>
-          <w:rFonts w:ascii="Calibri" w:cs="Calibri" w:eastAsia="Calibri" w:hAnsi="Calibri"/>
-          <w:b/>
-          <w:bCs/>
-          <w:caps/>
-          <w:color w:val="6E7784"/>
-          <w:spacing w:val="20"/>
-          <w:sz w:val="15"/>
-          <w:szCs w:val="15"/>
-        </w:rPr>
-        <w:t xml:space="preserve">Notes prises au cours de l'entretien</w:t>
-      </w:r>
-    </w:p>
-    <w:p>
-      <w:pPr>
-        <w:pBdr>
-          <w:bottom w:val="single" w:color="C9CFD8" w:sz="4"/>
-        </w:pBdr>
-        <w:spacing w:after="0" w:before="180"/>
-      </w:pPr>
-      <w:r>
-        <w:rPr>
-          <w:sz w:val="20"/>
-          <w:szCs w:val="20"/>
-        </w:rPr>
-        <w:t xml:space="preserve"/>
-      </w:r>
-    </w:p>
-    <w:p>
-      <w:pPr>
-        <w:pBdr>
-          <w:bottom w:val="single" w:color="C9CFD8" w:sz="4"/>
-        </w:pBdr>
-        <w:spacing w:after="0" w:before="180"/>
-      </w:pPr>
-      <w:r>
-        <w:rPr>
-          <w:sz w:val="20"/>
-          <w:szCs w:val="20"/>
-        </w:rPr>
-        <w:t xml:space="preserve"/>
-      </w:r>
-    </w:p>
-    <w:p>
-      <w:pPr>
-        <w:pBdr>
-          <w:bottom w:val="single" w:color="C9CFD8" w:sz="4"/>
-        </w:pBdr>
-        <w:spacing w:after="0" w:before="180"/>
-      </w:pPr>
-      <w:r>
-        <w:rPr>
-          <w:sz w:val="20"/>
-          <w:szCs w:val="20"/>
-        </w:rPr>
-        <w:t xml:space="preserve"/>
-      </w:r>
-    </w:p>
-    <w:p>
-      <w:pPr>
-        <w:pBdr>
-          <w:bottom w:val="single" w:color="C9CFD8" w:sz="4"/>
-        </w:pBdr>
-        <w:spacing w:after="0" w:before="180"/>
-      </w:pPr>
-      <w:r>
-        <w:rPr>
-          <w:sz w:val="20"/>
-          <w:szCs w:val="20"/>
-        </w:rPr>
-        <w:t xml:space="preserve"/>
-      </w:r>
-    </w:p>
-    <w:p>
-      <w:pPr>
-        <w:pBdr>
-          <w:bottom w:val="single" w:color="C9CFD8" w:sz="4"/>
-        </w:pBdr>
-        <w:spacing w:after="0" w:before="180"/>
-      </w:pPr>
-      <w:r>
-        <w:rPr>
-          <w:sz w:val="20"/>
-          <w:szCs w:val="20"/>
-        </w:rPr>
-        <w:t xml:space="preserve"/>
-      </w:r>
-    </w:p>
-    <w:p>
-      <w:pPr>
-        <w:spacing w:after="160" w:before="0" w:line="276"/>
-      </w:pPr>
-      <w:r>
-        <w:rPr>
-          <w:rFonts w:ascii="Calibri" w:cs="Calibri" w:eastAsia="Calibri" w:hAnsi="Calibri"/>
-          <w:color w:val="15181D"/>
-          <w:sz w:val="20"/>
-          <w:szCs w:val="20"/>
-        </w:rPr>
-        <w:t xml:space="preserve"/>
-      </w:r>
-    </w:p>
-    <w:tbl>
-      <w:tblPr>
-        <w:tblW w:type="dxa" w:w="9638"/>
-        <w:tblBorders>
-          <w:top w:val="single" w:color="C9CFD8" w:sz="4"/>
-          <w:left w:val="single" w:color="C9CFD8" w:sz="4"/>
-          <w:bottom w:val="single" w:color="C9CFD8" w:sz="4"/>
-          <w:right w:val="single" w:color="C9CFD8" w:sz="4"/>
-          <w:insideH w:val="single" w:color="C9CFD8" w:sz="4"/>
-          <w:insideV w:val="single" w:color="C9CFD8" w:sz="4"/>
-        </w:tblBorders>
-      </w:tblPr>
-      <w:tblGrid>
-        <w:gridCol w:w="4819"/>
-        <w:gridCol w:w="4819"/>
-      </w:tblGrid>
-      <w:tr>
-        <w:tc>
-          <w:tcPr>
-            <w:tcW w:type="dxa" w:w="4819"/>
-            <w:tcMar>
-              <w:top w:type="dxa" w:w="90"/>
-              <w:left w:type="dxa" w:w="110"/>
-              <w:bottom w:type="dxa" w:w="90"/>
-              <w:right w:type="dxa" w:w="110"/>
-            </w:tcMar>
-            <w:vAlign w:val="top"/>
-          </w:tcPr>
-          <w:p>
-            <w:pPr>
-              <w:spacing w:after="40" w:line="252"/>
-            </w:pPr>
-            <w:r>
-              <w:rPr>
-                <w:rFonts w:ascii="Calibri" w:cs="Calibri" w:eastAsia="Calibri" w:hAnsi="Calibri"/>
-                <w:color w:val="15181D"/>
-                <w:sz w:val="18"/>
-                <w:szCs w:val="18"/>
-              </w:rPr>
-              <w:t xml:space="preserve">Candidat : ______________________________</w:t>
-            </w:r>
-          </w:p>
-        </w:tc>
-        <w:tc>
-          <w:tcPr>
-            <w:tcW w:type="dxa" w:w="4819"/>
-            <w:tcMar>
-              <w:top w:type="dxa" w:w="90"/>
-              <w:left w:type="dxa" w:w="110"/>
-              <w:bottom w:type="dxa" w:w="90"/>
-              <w:right w:type="dxa" w:w="110"/>
-            </w:tcMar>
-            <w:vAlign w:val="top"/>
-          </w:tcPr>
-          <w:p>
-            <w:pPr>
-              <w:spacing w:after="40" w:line="252"/>
-            </w:pPr>
-            <w:r>
-              <w:rPr>
-                <w:rFonts w:ascii="Calibri" w:cs="Calibri" w:eastAsia="Calibri" w:hAnsi="Calibri"/>
-                <w:color w:val="15181D"/>
-                <w:sz w:val="18"/>
-                <w:szCs w:val="18"/>
-              </w:rPr>
-              <w:t xml:space="preserve">Note (1 à 4) : _______     1 ne répond pas · 2 partiellement · 3 répond · 4 dépasse</w:t>
-            </w:r>
-          </w:p>
-        </w:tc>
-      </w:tr>
-    </w:tbl>
-    <w:p>
-      <w:r>
-        <w:br w:type="page"/>
-      </w:r>
-    </w:p>
-    <w:tbl>
-      <w:tblPr>
-        <w:tblW w:type="dxa" w:w="9638"/>
-        <w:tblBorders>
-          <w:top w:val="single" w:color="C9CFD8" w:sz="4"/>
-          <w:left w:val="single" w:color="C9CFD8" w:sz="4"/>
-          <w:bottom w:val="single" w:color="C9CFD8" w:sz="4"/>
-          <w:right w:val="single" w:color="C9CFD8" w:sz="4"/>
-          <w:insideH w:val="none" w:color="FFFFFF" w:sz="0"/>
-          <w:insideV w:val="none" w:color="FFFFFF" w:sz="0"/>
-        </w:tblBorders>
-      </w:tblPr>
-      <w:tblGrid>
-        <w:gridCol w:w="9638"/>
-      </w:tblGrid>
-      <w:tr>
-        <w:tc>
-          <w:tcPr>
-            <w:tcW w:type="dxa" w:w="9638"/>
-            <w:shd w:fill="EDF2F8" w:color="auto" w:val="clear"/>
-            <w:tcMar>
-              <w:top w:type="dxa" w:w="140"/>
-              <w:left w:type="dxa" w:w="160"/>
-              <w:bottom w:type="dxa" w:w="140"/>
-              <w:right w:type="dxa" w:w="160"/>
-            </w:tcMar>
-          </w:tcPr>
-          <w:p>
-            <w:pPr>
-              <w:spacing w:after="60" w:before="0" w:line="276"/>
-            </w:pPr>
-            <w:r>
-              <w:rPr>
-                <w:rFonts w:ascii="Calibri" w:cs="Calibri" w:eastAsia="Calibri" w:hAnsi="Calibri"/>
-                <w:b/>
-                <w:bCs/>
-                <w:caps/>
-                <w:color w:val="1F4B7A"/>
-                <w:spacing w:val="20"/>
-                <w:sz w:val="14"/>
-                <w:szCs w:val="14"/>
-              </w:rPr>
-              <w:t xml:space="preserve">Compétence · Hervé Gerbi</w:t>
-            </w:r>
-          </w:p>
-          <w:p>
-            <w:pPr>
-              <w:spacing w:after="70"/>
-            </w:pPr>
-            <w:r>
-              <w:rPr>
-                <w:rFonts w:ascii="Cambria" w:cs="Cambria" w:eastAsia="Cambria" w:hAnsi="Cambria"/>
-                <w:b/>
-                <w:bCs/>
-                <w:color w:val="15181D"/>
-                <w:sz w:val="28"/>
-                <w:szCs w:val="28"/>
-              </w:rPr>
-              <w:t xml:space="preserve">Faire preuve de courage</w:t>
-            </w:r>
-          </w:p>
-          <w:p>
-            <w:pPr>
-              <w:spacing w:after="0" w:before="0" w:line="276"/>
-            </w:pPr>
-            <w:r>
-              <w:rPr>
-                <w:rFonts w:ascii="Calibri" w:cs="Calibri" w:eastAsia="Calibri" w:hAnsi="Calibri"/>
-                <w:i/>
-                <w:iCs/>
-                <w:color w:val="4B535E"/>
-                <w:sz w:val="18"/>
-                <w:szCs w:val="18"/>
-              </w:rPr>
-              <w:t xml:space="preserve">Affronter résolument les questions difficiles et dire ce qui doit être dit.</w:t>
+              <w:t xml:space="preserve">Favoriser le développement des collaborateurs afin qu'ils atteignent leurs objectifs de carrière ainsi que les objectifs de l'organisation.</w:t>
             </w:r>
           </w:p>
         </w:tc>
@@ -14048,7 +13524,7 @@
                 <w:sz w:val="17"/>
                 <w:szCs w:val="17"/>
               </w:rPr>
-              <w:t xml:space="preserve">Contredit son associé ou sa hiérarchie quand l'analyse le justifie, et le documente</w:t>
+              <w:t xml:space="preserve">Confie des dossiers qui font grandir, pas seulement ceux dont il veut se débarrasser</w:t>
             </w:r>
           </w:p>
           <w:p>
@@ -14067,7 +13543,7 @@
                 <w:sz w:val="17"/>
                 <w:szCs w:val="17"/>
               </w:rPr>
-              <w:t xml:space="preserve">Dit à un client que sa demande est irréaliste, au risque de le perdre</w:t>
+              <w:t xml:space="preserve">Donne un retour précis et utilisable, y compris quand il est négatif</w:t>
             </w:r>
           </w:p>
           <w:p>
@@ -14086,7 +13562,7 @@
                 <w:sz w:val="17"/>
                 <w:szCs w:val="17"/>
               </w:rPr>
-              <w:t xml:space="preserve">Refuse un dossier qu'il ne peut pas défendre correctement</w:t>
+              <w:t xml:space="preserve">Connaît le projet professionnel des personnes qu'il encadre, et agit dessus</w:t>
             </w:r>
           </w:p>
           <w:p>
@@ -14105,7 +13581,7 @@
                 <w:sz w:val="17"/>
                 <w:szCs w:val="17"/>
               </w:rPr>
-              <w:t xml:space="preserve">Aborde un conflit interne rapidement plutôt que de le laisser s'installer</w:t>
+              <w:t xml:space="preserve">Laisse quelqu'un plaider ou recevoir un client avant de s'en sentir tout à fait sûr</w:t>
             </w:r>
           </w:p>
           <w:p>
@@ -14124,7 +13600,7 @@
                 <w:sz w:val="17"/>
                 <w:szCs w:val="17"/>
               </w:rPr>
-              <w:t xml:space="preserve">Prend position face à un expert reconnu, sur le fond, sans agressivité</w:t>
+              <w:t xml:space="preserve">A formé quelqu'un qui a ensuite progressé, et sait dire exactement quoi</w:t>
             </w:r>
           </w:p>
         </w:tc>
@@ -14154,7 +13630,7 @@
                 <w:sz w:val="17"/>
                 <w:szCs w:val="17"/>
               </w:rPr>
-              <w:t xml:space="preserve">Exprime un désaccord quand on le lui demande</w:t>
+              <w:t xml:space="preserve">Explique ce qu'il attend et pourquoi</w:t>
             </w:r>
           </w:p>
           <w:p>
@@ -14173,7 +13649,7 @@
                 <w:sz w:val="17"/>
                 <w:szCs w:val="17"/>
               </w:rPr>
-              <w:t xml:space="preserve">Annonce les mauvaises nouvelles sans les différer</w:t>
+              <w:t xml:space="preserve">Relit le travail d'un collaborateur en expliquant ses corrections</w:t>
             </w:r>
           </w:p>
           <w:p>
@@ -14192,7 +13668,7 @@
                 <w:sz w:val="17"/>
                 <w:szCs w:val="17"/>
               </w:rPr>
-              <w:t xml:space="preserve">Assume ses erreurs devant le client et devant l'équipe</w:t>
+              <w:t xml:space="preserve">Rend accessible ce qu'il sait au lieu de le garder</w:t>
             </w:r>
           </w:p>
           <w:p>
@@ -14211,7 +13687,7 @@
                 <w:sz w:val="17"/>
                 <w:szCs w:val="17"/>
               </w:rPr>
-              <w:t xml:space="preserve">Pose les questions qui gênent en réunion</w:t>
+              <w:t xml:space="preserve">Reconnaît publiquement le travail des autres</w:t>
             </w:r>
           </w:p>
           <w:p>
@@ -14230,7 +13706,7 @@
                 <w:sz w:val="17"/>
                 <w:szCs w:val="17"/>
               </w:rPr>
-              <w:t xml:space="preserve">Défend une position minoritaire avec des arguments</w:t>
+              <w:t xml:space="preserve">Prend le temps de la reprise après une audience ou une expertise</w:t>
             </w:r>
           </w:p>
         </w:tc>
@@ -14260,7 +13736,7 @@
                 <w:sz w:val="17"/>
                 <w:szCs w:val="17"/>
               </w:rPr>
-              <w:t xml:space="preserve">Laisse passer ce qu'il désapprouve pour éviter la tension</w:t>
+              <w:t xml:space="preserve">Garde les dossiers intéressants et délègue le reste</w:t>
             </w:r>
           </w:p>
           <w:p>
@@ -14279,7 +13755,7 @@
                 <w:sz w:val="17"/>
                 <w:szCs w:val="17"/>
               </w:rPr>
-              <w:t xml:space="preserve">Attend d'avoir raison à coup sûr avant de parler</w:t>
+              <w:t xml:space="preserve">Corrige sans expliquer, ou réécrit sans montrer</w:t>
             </w:r>
           </w:p>
           <w:p>
@@ -14298,7 +13774,7 @@
                 <w:sz w:val="17"/>
                 <w:szCs w:val="17"/>
               </w:rPr>
-              <w:t xml:space="preserve">Formule ses désaccords ailleurs que là où ils devraient être dits</w:t>
+              <w:t xml:space="preserve">Ne sait pas ce que veut faire dans trois ans la personne qu'il encadre</w:t>
             </w:r>
           </w:p>
           <w:p>
@@ -14317,7 +13793,7 @@
                 <w:sz w:val="17"/>
                 <w:szCs w:val="17"/>
               </w:rPr>
-              <w:t xml:space="preserve">Cède devant un interlocuteur plus établi ou plus âgé</w:t>
+              <w:t xml:space="preserve">Décrit ses collaborateurs par ce qu'ils ne savent pas faire</w:t>
             </w:r>
           </w:p>
           <w:p>
@@ -14336,7 +13812,7 @@
                 <w:sz w:val="17"/>
                 <w:szCs w:val="17"/>
               </w:rPr>
-              <w:t xml:space="preserve">Présente ses réserves une fois la décision prise</w:t>
+              <w:t xml:space="preserve">Considère la formation comme du temps perdu sur la production</w:t>
             </w:r>
           </w:p>
         </w:tc>
@@ -14390,7 +13866,7 @@
           <w:sz w:val="20"/>
           <w:szCs w:val="20"/>
         </w:rPr>
-        <w:t xml:space="preserve">Parlez-moi d'une fois où vous n'étiez pas d'accord avec votre associé ou votre employeur sur un dossier. Qu'avez-vous fait ?</w:t>
+        <w:t xml:space="preserve">Parlez-moi de quelqu'un que vous avez fait progresser. Qu'avez-vous fait précisément ?</w:t>
       </w:r>
     </w:p>
     <w:p>
@@ -14409,7 +13885,7 @@
           <w:sz w:val="20"/>
           <w:szCs w:val="20"/>
         </w:rPr>
-        <w:t xml:space="preserve">Décrivez une situation où vous avez dû dire à un client quelque chose qu'il ne voulait pas entendre.</w:t>
+        <w:t xml:space="preserve">Décrivez une fois où vous avez confié un dossier à quelqu'un qui n'était pas encore tout à fait prêt. Comment cela s'est-il passé ?</w:t>
       </w:r>
     </w:p>
     <w:p>
@@ -14428,7 +13904,7 @@
           <w:sz w:val="20"/>
           <w:szCs w:val="20"/>
         </w:rPr>
-        <w:t xml:space="preserve">Racontez-moi une fois où vous avez refusé un dossier ou une mission. Pourquoi, et comment l'avez-vous dit ?</w:t>
+        <w:t xml:space="preserve">Racontez-moi un retour difficile que vous avez eu à faire à un collaborateur.</w:t>
       </w:r>
     </w:p>
     <w:p>
@@ -14447,7 +13923,7 @@
           <w:sz w:val="20"/>
           <w:szCs w:val="20"/>
         </w:rPr>
-        <w:t xml:space="preserve">Parlez-moi d'une erreur que vous avez commise et de la façon dont vous l'avez annoncée.</w:t>
+        <w:t xml:space="preserve">Parlez-moi de quelqu'un que vous avez encadré et qui n'a pas progressé. Qu'avez-vous compris après coup ?</w:t>
       </w:r>
     </w:p>
     <w:p>
@@ -14698,7 +14174,65 @@
                 <w:sz w:val="20"/>
                 <w:szCs w:val="20"/>
               </w:rPr>
-              <w:t xml:space="preserve">Vous ne rencontrez le candidat qu'une fois, et c'est la seule fois où vous verrez sa façon de vous parler avant de vous associer avec lui. Contredisez-le délibérément une fois dans l'heure, sur un point de fond où il a raison, et regardez ce qu'il fait. Une personne qui cède pendant qu'elle cherche à être recrutée ne vous contredira pas davantage une fois associée. Demandez aussi à Gregory Levy et à Milène Baud si le candidat les a contredits : cette information ne figure sur aucune grille et se perd si personne ne pose la question.</w:t>
+              <w:t xml:space="preserve">La question que vous avez réellement à trancher n'est pas « cette personne sait-elle développer ses collaborateurs ». C'est « est-ce que je resterais si cette personne dirigeait le cabinet ». Vous êtes la seule du dispositif à pouvoir y répondre, et votre réponse vaut plus que toutes les autres notes.</w:t>
+            </w:r>
+          </w:p>
+        </w:tc>
+      </w:tr>
+    </w:tbl>
+    <w:p>
+      <w:pPr>
+        <w:spacing w:after="100" w:before="0" w:line="276"/>
+      </w:pPr>
+      <w:r>
+        <w:rPr>
+          <w:rFonts w:ascii="Calibri" w:cs="Calibri" w:eastAsia="Calibri" w:hAnsi="Calibri"/>
+          <w:color w:val="15181D"/>
+          <w:sz w:val="20"/>
+          <w:szCs w:val="20"/>
+        </w:rPr>
+        <w:t xml:space="preserve"/>
+      </w:r>
+    </w:p>
+    <w:tbl>
+      <w:tblPr>
+        <w:tblW w:type="dxa" w:w="9638"/>
+        <w:tblBorders>
+          <w:top w:val="none" w:color="FFFFFF" w:sz="0"/>
+          <w:left w:val="single" w:color="8F5238" w:sz="18"/>
+          <w:bottom w:val="none" w:color="FFFFFF" w:sz="0"/>
+          <w:right w:val="none" w:color="FFFFFF" w:sz="0"/>
+          <w:insideH w:val="none" w:color="FFFFFF" w:sz="0"/>
+          <w:insideV w:val="none" w:color="FFFFFF" w:sz="0"/>
+        </w:tblBorders>
+      </w:tblPr>
+      <w:tblGrid>
+        <w:gridCol w:w="9638"/>
+      </w:tblGrid>
+      <w:tr>
+        <w:tc>
+          <w:tcPr>
+            <w:tcW w:type="dxa" w:w="9638"/>
+            <w:shd w:fill="F7F0EC" w:color="auto" w:val="clear"/>
+            <w:tcMar>
+              <w:top w:type="dxa" w:w="120"/>
+              <w:left w:type="dxa" w:w="160"/>
+              <w:bottom w:type="dxa" w:w="120"/>
+              <w:right w:type="dxa" w:w="160"/>
+            </w:tcMar>
+          </w:tcPr>
+          <w:p>
+            <w:pPr>
+              <w:spacing w:after="0" w:line="264"/>
+            </w:pPr>
+            <w:r>
+              <w:rPr>
+                <w:rFonts w:ascii="Calibri" w:cs="Calibri" w:eastAsia="Calibri" w:hAnsi="Calibri"/>
+                <w:color w:val="4B535E"/>
+                <w:sz w:val="20"/>
+                <w:szCs w:val="20"/>
+              </w:rPr>
+              <w:t xml:space="preserve">Une note de 1 sur cette compétence arrête le processus. Ce recrutement est une succession : l'équipe restera après le départ du fondateur, ou elle partira avec lui.</w:t>
             </w:r>
           </w:p>
         </w:tc>
@@ -14901,6 +14435,61 @@
         <w:br w:type="page"/>
       </w:r>
     </w:p>
+    <w:p>
+      <w:pPr>
+        <w:pStyle w:val="Heading1"/>
+        <w:pBdr>
+          <w:bottom w:val="single" w:color="15181D" w:sz="12"/>
+        </w:pBdr>
+        <w:spacing w:after="200" w:before="360"/>
+      </w:pPr>
+      <w:r>
+        <w:rPr>
+          <w:rFonts w:ascii="Cambria" w:cs="Cambria" w:eastAsia="Cambria" w:hAnsi="Cambria"/>
+          <w:b/>
+          <w:bCs/>
+          <w:color w:val="15181D"/>
+          <w:sz w:val="32"/>
+          <w:szCs w:val="32"/>
+        </w:rPr>
+        <w:t xml:space="preserve">Étape 4 · compétences et projet de reprise</w:t>
+      </w:r>
+    </w:p>
+    <w:p>
+      <w:pPr>
+        <w:spacing w:after="120" w:before="0" w:line="276"/>
+      </w:pPr>
+      <w:r>
+        <w:rPr>
+          <w:rFonts w:ascii="Calibri" w:cs="Calibri" w:eastAsia="Calibri" w:hAnsi="Calibri"/>
+          <w:b/>
+          <w:bCs/>
+          <w:color w:val="1F4B7A"/>
+          <w:sz w:val="19"/>
+          <w:szCs w:val="19"/>
+        </w:rPr>
+        <w:t xml:space="preserve">90 minutes · Hervé Gerbi, avocat fondateur</w:t>
+      </w:r>
+    </w:p>
+    <w:p>
+      <w:pPr>
+        <w:spacing w:after="160" w:before="0" w:line="276"/>
+      </w:pPr>
+      <w:r>
+        <w:rPr>
+          <w:rFonts w:ascii="Calibri" w:cs="Calibri" w:eastAsia="Calibri" w:hAnsi="Calibri"/>
+          <w:color w:val="4B535E"/>
+          <w:sz w:val="20"/>
+          <w:szCs w:val="20"/>
+        </w:rPr>
+        <w:t xml:space="preserve">L'étape la plus lourde du dispositif. Elle ouvre sur l'expertise fonctionnelle, seul bloc du guide qui exige de l'intervieweur qu'il maîtrise la matière. La note d'intention signée est remise au candidat en fin d'entretien.</w:t>
+      </w:r>
+    </w:p>
+    <w:p>
+      <w:r>
+        <w:br w:type="page"/>
+      </w:r>
+    </w:p>
     <w:tbl>
       <w:tblPr>
         <w:tblW w:type="dxa" w:w="9638"/>
@@ -14943,7 +14532,7 @@
                 <w:sz w:val="14"/>
                 <w:szCs w:val="14"/>
               </w:rPr>
-              <w:t xml:space="preserve">Compétence · Hervé Gerbi</w:t>
+              <w:t xml:space="preserve">Bloc d'ouverture · Hervé Gerbi</w:t>
             </w:r>
           </w:p>
           <w:p>
@@ -14959,7 +14548,7 @@
                 <w:sz w:val="28"/>
                 <w:szCs w:val="28"/>
               </w:rPr>
-              <w:t xml:space="preserve">Créer des réseaux</w:t>
+              <w:t xml:space="preserve">Expertise fonctionnelle</w:t>
             </w:r>
           </w:p>
           <w:p>
@@ -14975,7 +14564,824 @@
                 <w:sz w:val="18"/>
                 <w:szCs w:val="18"/>
               </w:rPr>
-              <w:t xml:space="preserve">Créer efficacement des canaux officiels ainsi que des réseaux informels au sein de l'organisation comme en dehors de celle-ci.</w:t>
+              <w:t xml:space="preserve">Ce que le poste exige sur le plan technique et juridique. Le seul bloc qui exige de l'intervieweur qu'il maîtrise lui-même la matière.</w:t>
+            </w:r>
+          </w:p>
+        </w:tc>
+      </w:tr>
+    </w:tbl>
+    <w:p>
+      <w:pPr>
+        <w:spacing w:after="120" w:before="0" w:line="276"/>
+      </w:pPr>
+      <w:r>
+        <w:rPr>
+          <w:rFonts w:ascii="Calibri" w:cs="Calibri" w:eastAsia="Calibri" w:hAnsi="Calibri"/>
+          <w:color w:val="15181D"/>
+          <w:sz w:val="20"/>
+          <w:szCs w:val="20"/>
+        </w:rPr>
+        <w:t xml:space="preserve"/>
+      </w:r>
+    </w:p>
+    <w:p>
+      <w:pPr>
+        <w:spacing w:after="80" w:before="160" w:line="276"/>
+      </w:pPr>
+      <w:r>
+        <w:rPr>
+          <w:rFonts w:ascii="Calibri" w:cs="Calibri" w:eastAsia="Calibri" w:hAnsi="Calibri"/>
+          <w:b/>
+          <w:bCs/>
+          <w:caps/>
+          <w:color w:val="6E7784"/>
+          <w:spacing w:val="20"/>
+          <w:sz w:val="15"/>
+          <w:szCs w:val="15"/>
+        </w:rPr>
+        <w:t xml:space="preserve">Ce que le poste exige</w:t>
+      </w:r>
+    </w:p>
+    <w:p>
+      <w:pPr>
+        <w:pStyle w:val="ListParagraph"/>
+        <w:numPr>
+          <w:ilvl w:val="0"/>
+          <w:numId w:val="2"/>
+        </w:numPr>
+        <w:spacing w:after="70" w:line="264"/>
+      </w:pPr>
+      <w:r>
+        <w:rPr>
+          <w:rFonts w:ascii="Calibri" w:cs="Calibri" w:eastAsia="Calibri" w:hAnsi="Calibri"/>
+          <w:color w:val="15181D"/>
+          <w:sz w:val="20"/>
+          <w:szCs w:val="20"/>
+        </w:rPr>
+        <w:t xml:space="preserve">Vous maîtrisez les mécanismes de la responsabilité civile et les fondements de l'indemnisation.</w:t>
+      </w:r>
+    </w:p>
+    <w:p>
+      <w:pPr>
+        <w:pStyle w:val="ListParagraph"/>
+        <w:numPr>
+          <w:ilvl w:val="0"/>
+          <w:numId w:val="2"/>
+        </w:numPr>
+        <w:spacing w:after="70" w:line="264"/>
+      </w:pPr>
+      <w:r>
+        <w:rPr>
+          <w:rFonts w:ascii="Calibri" w:cs="Calibri" w:eastAsia="Calibri" w:hAnsi="Calibri"/>
+          <w:color w:val="15181D"/>
+          <w:sz w:val="20"/>
+          <w:szCs w:val="20"/>
+        </w:rPr>
+        <w:t xml:space="preserve">Vous savez lire un rapport d'expertise médicale et en identifier les faiblesses.</w:t>
+      </w:r>
+    </w:p>
+    <w:p>
+      <w:pPr>
+        <w:pStyle w:val="ListParagraph"/>
+        <w:numPr>
+          <w:ilvl w:val="0"/>
+          <w:numId w:val="2"/>
+        </w:numPr>
+        <w:spacing w:after="70" w:line="264"/>
+      </w:pPr>
+      <w:r>
+        <w:rPr>
+          <w:rFonts w:ascii="Calibri" w:cs="Calibri" w:eastAsia="Calibri" w:hAnsi="Calibri"/>
+          <w:color w:val="15181D"/>
+          <w:sz w:val="20"/>
+          <w:szCs w:val="20"/>
+        </w:rPr>
+        <w:t xml:space="preserve">Vous évaluez et chiffrez les postes de préjudice, en vous appuyant sur la nomenclature en vigueur et les référentiels de capitalisation.</w:t>
+      </w:r>
+    </w:p>
+    <w:p>
+      <w:pPr>
+        <w:pStyle w:val="ListParagraph"/>
+        <w:numPr>
+          <w:ilvl w:val="0"/>
+          <w:numId w:val="2"/>
+        </w:numPr>
+        <w:spacing w:after="70" w:line="264"/>
+      </w:pPr>
+      <w:r>
+        <w:rPr>
+          <w:rFonts w:ascii="Calibri" w:cs="Calibri" w:eastAsia="Calibri" w:hAnsi="Calibri"/>
+          <w:color w:val="15181D"/>
+          <w:sz w:val="20"/>
+          <w:szCs w:val="20"/>
+        </w:rPr>
+        <w:t xml:space="preserve">Vous rédigez seul assignations, conclusions et notes de synthèse.</w:t>
+      </w:r>
+    </w:p>
+    <w:p>
+      <w:pPr>
+        <w:pStyle w:val="ListParagraph"/>
+        <w:numPr>
+          <w:ilvl w:val="0"/>
+          <w:numId w:val="2"/>
+        </w:numPr>
+        <w:spacing w:after="70" w:line="264"/>
+      </w:pPr>
+      <w:r>
+        <w:rPr>
+          <w:rFonts w:ascii="Calibri" w:cs="Calibri" w:eastAsia="Calibri" w:hAnsi="Calibri"/>
+          <w:color w:val="15181D"/>
+          <w:sz w:val="20"/>
+          <w:szCs w:val="20"/>
+        </w:rPr>
+        <w:t xml:space="preserve">Vous plaidez devant les juridictions civiles, administratives et pénales.</w:t>
+      </w:r>
+    </w:p>
+    <w:p>
+      <w:pPr>
+        <w:pStyle w:val="ListParagraph"/>
+        <w:numPr>
+          <w:ilvl w:val="0"/>
+          <w:numId w:val="2"/>
+        </w:numPr>
+        <w:spacing w:after="70" w:line="264"/>
+      </w:pPr>
+      <w:r>
+        <w:rPr>
+          <w:rFonts w:ascii="Calibri" w:cs="Calibri" w:eastAsia="Calibri" w:hAnsi="Calibri"/>
+          <w:color w:val="15181D"/>
+          <w:sz w:val="20"/>
+          <w:szCs w:val="20"/>
+        </w:rPr>
+        <w:t xml:space="preserve">Vous arbitrez entre transaction et contentieux et savez expliquer cet arbitrage à un client.</w:t>
+      </w:r>
+    </w:p>
+    <w:p>
+      <w:pPr>
+        <w:pStyle w:val="ListParagraph"/>
+        <w:numPr>
+          <w:ilvl w:val="0"/>
+          <w:numId w:val="2"/>
+        </w:numPr>
+        <w:spacing w:after="70" w:line="264"/>
+      </w:pPr>
+      <w:r>
+        <w:rPr>
+          <w:rFonts w:ascii="Calibri" w:cs="Calibri" w:eastAsia="Calibri" w:hAnsi="Calibri"/>
+          <w:color w:val="15181D"/>
+          <w:sz w:val="20"/>
+          <w:szCs w:val="20"/>
+        </w:rPr>
+        <w:t xml:space="preserve">Vous dialoguez avec les médecins de recours et les experts, y compris pour les contredire.</w:t>
+      </w:r>
+    </w:p>
+    <w:p>
+      <w:pPr>
+        <w:pStyle w:val="ListParagraph"/>
+        <w:numPr>
+          <w:ilvl w:val="0"/>
+          <w:numId w:val="2"/>
+        </w:numPr>
+        <w:spacing w:after="70" w:line="264"/>
+      </w:pPr>
+      <w:r>
+        <w:rPr>
+          <w:rFonts w:ascii="Calibri" w:cs="Calibri" w:eastAsia="Calibri" w:hAnsi="Calibri"/>
+          <w:color w:val="15181D"/>
+          <w:sz w:val="20"/>
+          <w:szCs w:val="20"/>
+        </w:rPr>
+        <w:t xml:space="preserve">Vous utilisez des outils numériques dans votre pratique quotidienne.</w:t>
+      </w:r>
+    </w:p>
+    <w:p>
+      <w:pPr>
+        <w:pStyle w:val="ListParagraph"/>
+        <w:numPr>
+          <w:ilvl w:val="0"/>
+          <w:numId w:val="2"/>
+        </w:numPr>
+        <w:spacing w:after="70" w:line="264"/>
+      </w:pPr>
+      <w:r>
+        <w:rPr>
+          <w:rFonts w:ascii="Calibri" w:cs="Calibri" w:eastAsia="Calibri" w:hAnsi="Calibri"/>
+          <w:color w:val="15181D"/>
+          <w:sz w:val="20"/>
+          <w:szCs w:val="20"/>
+        </w:rPr>
+        <w:t xml:space="preserve">Vous traitez les informations sensibles avec la rigueur qu'impose le secret professionnel.</w:t>
+      </w:r>
+    </w:p>
+    <w:p>
+      <w:pPr>
+        <w:spacing w:after="80" w:before="160" w:line="276"/>
+      </w:pPr>
+      <w:r>
+        <w:rPr>
+          <w:rFonts w:ascii="Calibri" w:cs="Calibri" w:eastAsia="Calibri" w:hAnsi="Calibri"/>
+          <w:b/>
+          <w:bCs/>
+          <w:caps/>
+          <w:color w:val="6E7784"/>
+          <w:spacing w:val="20"/>
+          <w:sz w:val="15"/>
+          <w:szCs w:val="15"/>
+        </w:rPr>
+        <w:t xml:space="preserve">Posez les quatre questions. Utilisez les questions d'approfondissement autant que nécessaire.</w:t>
+      </w:r>
+    </w:p>
+    <w:p>
+      <w:pPr>
+        <w:pStyle w:val="ListParagraph"/>
+        <w:numPr>
+          <w:ilvl w:val="0"/>
+          <w:numId w:val="4"/>
+        </w:numPr>
+        <w:spacing w:after="90" w:line="264"/>
+      </w:pPr>
+      <w:r>
+        <w:rPr>
+          <w:rFonts w:ascii="Calibri" w:cs="Calibri" w:eastAsia="Calibri" w:hAnsi="Calibri"/>
+          <w:color w:val="15181D"/>
+          <w:sz w:val="20"/>
+          <w:szCs w:val="20"/>
+        </w:rPr>
+        <w:t xml:space="preserve">Décrivez votre pratique actuelle. Quels types de dossiers, quel volume, quelles juridictions ?</w:t>
+      </w:r>
+    </w:p>
+    <w:p>
+      <w:pPr>
+        <w:pStyle w:val="ListParagraph"/>
+        <w:numPr>
+          <w:ilvl w:val="0"/>
+          <w:numId w:val="4"/>
+        </w:numPr>
+        <w:spacing w:after="90" w:line="264"/>
+      </w:pPr>
+      <w:r>
+        <w:rPr>
+          <w:rFonts w:ascii="Calibri" w:cs="Calibri" w:eastAsia="Calibri" w:hAnsi="Calibri"/>
+          <w:color w:val="15181D"/>
+          <w:sz w:val="20"/>
+          <w:szCs w:val="20"/>
+        </w:rPr>
+        <w:t xml:space="preserve">Prenez le dernier dossier d'indemnisation que vous avez mené à son terme. Racontez-le, du premier rendez-vous jusqu'à l'issue.</w:t>
+      </w:r>
+    </w:p>
+    <w:p>
+      <w:pPr>
+        <w:pStyle w:val="ListParagraph"/>
+        <w:numPr>
+          <w:ilvl w:val="0"/>
+          <w:numId w:val="4"/>
+        </w:numPr>
+        <w:spacing w:after="90" w:line="264"/>
+      </w:pPr>
+      <w:r>
+        <w:rPr>
+          <w:rFonts w:ascii="Calibri" w:cs="Calibri" w:eastAsia="Calibri" w:hAnsi="Calibri"/>
+          <w:color w:val="15181D"/>
+          <w:sz w:val="20"/>
+          <w:szCs w:val="20"/>
+        </w:rPr>
+        <w:t xml:space="preserve">Comment procédez-vous pour chiffrer un préjudice ? Sur quels référentiels vous appuyez-vous, et comment gérez-vous les postes qui se discutent ?</w:t>
+      </w:r>
+    </w:p>
+    <w:p>
+      <w:pPr>
+        <w:pStyle w:val="ListParagraph"/>
+        <w:numPr>
+          <w:ilvl w:val="0"/>
+          <w:numId w:val="4"/>
+        </w:numPr>
+        <w:spacing w:after="90" w:line="264"/>
+      </w:pPr>
+      <w:r>
+        <w:rPr>
+          <w:rFonts w:ascii="Calibri" w:cs="Calibri" w:eastAsia="Calibri" w:hAnsi="Calibri"/>
+          <w:color w:val="15181D"/>
+          <w:sz w:val="20"/>
+          <w:szCs w:val="20"/>
+        </w:rPr>
+        <w:t xml:space="preserve">Qu'est-ce que vous ne savez pas faire aujourd'hui et que ce poste exige ?</w:t>
+      </w:r>
+    </w:p>
+    <w:p>
+      <w:pPr>
+        <w:spacing w:after="80" w:before="160" w:line="276"/>
+      </w:pPr>
+      <w:r>
+        <w:rPr>
+          <w:rFonts w:ascii="Calibri" w:cs="Calibri" w:eastAsia="Calibri" w:hAnsi="Calibri"/>
+          <w:b/>
+          <w:bCs/>
+          <w:caps/>
+          <w:color w:val="6E7784"/>
+          <w:spacing w:val="20"/>
+          <w:sz w:val="15"/>
+          <w:szCs w:val="15"/>
+        </w:rPr>
+        <w:t xml:space="preserve">Questions d'approfondissement</w:t>
+      </w:r>
+    </w:p>
+    <w:tbl>
+      <w:tblPr>
+        <w:tblW w:type="dxa" w:w="9638"/>
+        <w:tblBorders>
+          <w:top w:val="none" w:color="FFFFFF" w:sz="0"/>
+          <w:left w:val="none" w:color="FFFFFF" w:sz="0"/>
+          <w:bottom w:val="none" w:color="FFFFFF" w:sz="0"/>
+          <w:right w:val="none" w:color="FFFFFF" w:sz="0"/>
+          <w:insideH w:val="none" w:color="FFFFFF" w:sz="0"/>
+          <w:insideV w:val="none" w:color="FFFFFF" w:sz="0"/>
+        </w:tblBorders>
+      </w:tblPr>
+      <w:tblGrid>
+        <w:gridCol w:w="3213"/>
+        <w:gridCol w:w="3213"/>
+        <w:gridCol w:w="3212"/>
+      </w:tblGrid>
+      <w:tr>
+        <w:tc>
+          <w:tcPr>
+            <w:tcW w:type="dxa" w:w="3213"/>
+            <w:tcBorders>
+              <w:top w:val="none" w:color="FFFFFF" w:sz="0"/>
+              <w:left w:val="single" w:color="C9CFD8" w:sz="10"/>
+              <w:bottom w:val="none" w:color="FFFFFF" w:sz="0"/>
+              <w:right w:val="none" w:color="FFFFFF" w:sz="0"/>
+            </w:tcBorders>
+            <w:tcMar>
+              <w:top w:type="dxa" w:w="60"/>
+              <w:left w:type="dxa" w:w="140"/>
+              <w:bottom w:type="dxa" w:w="60"/>
+              <w:right w:type="dxa" w:w="100"/>
+            </w:tcMar>
+          </w:tcPr>
+          <w:p>
+            <w:pPr>
+              <w:spacing w:after="50" w:before="0" w:line="276"/>
+            </w:pPr>
+            <w:r>
+              <w:rPr>
+                <w:rFonts w:ascii="Calibri" w:cs="Calibri" w:eastAsia="Calibri" w:hAnsi="Calibri"/>
+                <w:b/>
+                <w:bCs/>
+                <w:caps/>
+                <w:color w:val="1F4B7A"/>
+                <w:spacing w:val="20"/>
+                <w:sz w:val="14"/>
+                <w:szCs w:val="14"/>
+              </w:rPr>
+              <w:t xml:space="preserve">Approfondir</w:t>
+            </w:r>
+          </w:p>
+          <w:p>
+            <w:pPr>
+              <w:spacing w:after="0" w:before="0" w:line="276"/>
+            </w:pPr>
+            <w:r>
+              <w:rPr>
+                <w:rFonts w:ascii="Calibri" w:cs="Calibri" w:eastAsia="Calibri" w:hAnsi="Calibri"/>
+                <w:color w:val="4B535E"/>
+                <w:sz w:val="17"/>
+                <w:szCs w:val="17"/>
+              </w:rPr>
+              <w:t xml:space="preserve">Qu'est-ce que vous faites le mieux dans votre métier ?</w:t>
+            </w:r>
+          </w:p>
+        </w:tc>
+        <w:tc>
+          <w:tcPr>
+            <w:tcW w:type="dxa" w:w="3213"/>
+            <w:tcBorders>
+              <w:top w:val="none" w:color="FFFFFF" w:sz="0"/>
+              <w:left w:val="single" w:color="C9CFD8" w:sz="10"/>
+              <w:bottom w:val="none" w:color="FFFFFF" w:sz="0"/>
+              <w:right w:val="none" w:color="FFFFFF" w:sz="0"/>
+            </w:tcBorders>
+            <w:tcMar>
+              <w:top w:type="dxa" w:w="60"/>
+              <w:left w:type="dxa" w:w="140"/>
+              <w:bottom w:type="dxa" w:w="60"/>
+              <w:right w:type="dxa" w:w="100"/>
+            </w:tcMar>
+          </w:tcPr>
+          <w:p>
+            <w:pPr>
+              <w:spacing w:after="50" w:before="0" w:line="276"/>
+            </w:pPr>
+            <w:r>
+              <w:rPr>
+                <w:rFonts w:ascii="Calibri" w:cs="Calibri" w:eastAsia="Calibri" w:hAnsi="Calibri"/>
+                <w:b/>
+                <w:bCs/>
+                <w:caps/>
+                <w:color w:val="1F4B7A"/>
+                <w:spacing w:val="20"/>
+                <w:sz w:val="14"/>
+                <w:szCs w:val="14"/>
+              </w:rPr>
+              <w:t xml:space="preserve">Approfondir</w:t>
+            </w:r>
+          </w:p>
+          <w:p>
+            <w:pPr>
+              <w:spacing w:after="0" w:before="0" w:line="276"/>
+            </w:pPr>
+            <w:r>
+              <w:rPr>
+                <w:rFonts w:ascii="Calibri" w:cs="Calibri" w:eastAsia="Calibri" w:hAnsi="Calibri"/>
+                <w:color w:val="4B535E"/>
+                <w:sz w:val="17"/>
+                <w:szCs w:val="17"/>
+              </w:rPr>
+              <w:t xml:space="preserve">Quel type de dossier vous met en difficulté ?</w:t>
+            </w:r>
+          </w:p>
+        </w:tc>
+        <w:tc>
+          <w:tcPr>
+            <w:tcW w:type="dxa" w:w="3212"/>
+            <w:tcBorders>
+              <w:top w:val="none" w:color="FFFFFF" w:sz="0"/>
+              <w:left w:val="single" w:color="C9CFD8" w:sz="10"/>
+              <w:bottom w:val="none" w:color="FFFFFF" w:sz="0"/>
+              <w:right w:val="none" w:color="FFFFFF" w:sz="0"/>
+            </w:tcBorders>
+            <w:tcMar>
+              <w:top w:type="dxa" w:w="60"/>
+              <w:left w:type="dxa" w:w="140"/>
+              <w:bottom w:type="dxa" w:w="60"/>
+              <w:right w:type="dxa" w:w="100"/>
+            </w:tcMar>
+          </w:tcPr>
+          <w:p>
+            <w:pPr>
+              <w:spacing w:after="50" w:before="0" w:line="276"/>
+            </w:pPr>
+            <w:r>
+              <w:rPr>
+                <w:rFonts w:ascii="Calibri" w:cs="Calibri" w:eastAsia="Calibri" w:hAnsi="Calibri"/>
+                <w:b/>
+                <w:bCs/>
+                <w:caps/>
+                <w:color w:val="1F4B7A"/>
+                <w:spacing w:val="20"/>
+                <w:sz w:val="14"/>
+                <w:szCs w:val="14"/>
+              </w:rPr>
+              <w:t xml:space="preserve">Approfondir</w:t>
+            </w:r>
+          </w:p>
+          <w:p>
+            <w:pPr>
+              <w:spacing w:after="0" w:before="0" w:line="276"/>
+            </w:pPr>
+            <w:r>
+              <w:rPr>
+                <w:rFonts w:ascii="Calibri" w:cs="Calibri" w:eastAsia="Calibri" w:hAnsi="Calibri"/>
+                <w:color w:val="4B535E"/>
+                <w:sz w:val="17"/>
+                <w:szCs w:val="17"/>
+              </w:rPr>
+              <w:t xml:space="preserve">Qu'est-ce qui vous distingue d'un autre avocat de votre génération ?</w:t>
+            </w:r>
+          </w:p>
+        </w:tc>
+      </w:tr>
+    </w:tbl>
+    <w:p>
+      <w:pPr>
+        <w:spacing w:after="100" w:before="0" w:line="276"/>
+      </w:pPr>
+      <w:r>
+        <w:rPr>
+          <w:rFonts w:ascii="Calibri" w:cs="Calibri" w:eastAsia="Calibri" w:hAnsi="Calibri"/>
+          <w:color w:val="15181D"/>
+          <w:sz w:val="20"/>
+          <w:szCs w:val="20"/>
+        </w:rPr>
+        <w:t xml:space="preserve"/>
+      </w:r>
+    </w:p>
+    <w:tbl>
+      <w:tblPr>
+        <w:tblW w:type="dxa" w:w="9638"/>
+        <w:tblBorders>
+          <w:top w:val="none" w:color="FFFFFF" w:sz="0"/>
+          <w:left w:val="single" w:color="8F5238" w:sz="18"/>
+          <w:bottom w:val="none" w:color="FFFFFF" w:sz="0"/>
+          <w:right w:val="none" w:color="FFFFFF" w:sz="0"/>
+          <w:insideH w:val="none" w:color="FFFFFF" w:sz="0"/>
+          <w:insideV w:val="none" w:color="FFFFFF" w:sz="0"/>
+        </w:tblBorders>
+      </w:tblPr>
+      <w:tblGrid>
+        <w:gridCol w:w="9638"/>
+      </w:tblGrid>
+      <w:tr>
+        <w:tc>
+          <w:tcPr>
+            <w:tcW w:type="dxa" w:w="9638"/>
+            <w:shd w:fill="F7F0EC" w:color="auto" w:val="clear"/>
+            <w:tcMar>
+              <w:top w:type="dxa" w:w="120"/>
+              <w:left w:type="dxa" w:w="160"/>
+              <w:bottom w:type="dxa" w:w="120"/>
+              <w:right w:type="dxa" w:w="160"/>
+            </w:tcMar>
+          </w:tcPr>
+          <w:p>
+            <w:pPr>
+              <w:spacing w:after="0" w:line="264"/>
+            </w:pPr>
+            <w:r>
+              <w:rPr>
+                <w:rFonts w:ascii="Calibri" w:cs="Calibri" w:eastAsia="Calibri" w:hAnsi="Calibri"/>
+                <w:color w:val="4B535E"/>
+                <w:sz w:val="20"/>
+                <w:szCs w:val="20"/>
+              </w:rPr>
+              <w:t xml:space="preserve">Une note de 1 sur ce bloc arrête le processus.</w:t>
+            </w:r>
+          </w:p>
+        </w:tc>
+      </w:tr>
+    </w:tbl>
+    <w:p>
+      <w:pPr>
+        <w:spacing w:after="100" w:before="0" w:line="276"/>
+      </w:pPr>
+      <w:r>
+        <w:rPr>
+          <w:rFonts w:ascii="Calibri" w:cs="Calibri" w:eastAsia="Calibri" w:hAnsi="Calibri"/>
+          <w:color w:val="15181D"/>
+          <w:sz w:val="20"/>
+          <w:szCs w:val="20"/>
+        </w:rPr>
+        <w:t xml:space="preserve"/>
+      </w:r>
+    </w:p>
+    <w:p>
+      <w:pPr>
+        <w:spacing w:after="80" w:before="160" w:line="276"/>
+      </w:pPr>
+      <w:r>
+        <w:rPr>
+          <w:rFonts w:ascii="Calibri" w:cs="Calibri" w:eastAsia="Calibri" w:hAnsi="Calibri"/>
+          <w:b/>
+          <w:bCs/>
+          <w:caps/>
+          <w:color w:val="6E7784"/>
+          <w:spacing w:val="20"/>
+          <w:sz w:val="15"/>
+          <w:szCs w:val="15"/>
+        </w:rPr>
+        <w:t xml:space="preserve">Notes prises au cours de l'entretien</w:t>
+      </w:r>
+    </w:p>
+    <w:p>
+      <w:pPr>
+        <w:pBdr>
+          <w:bottom w:val="single" w:color="C9CFD8" w:sz="4"/>
+        </w:pBdr>
+        <w:spacing w:after="0" w:before="180"/>
+      </w:pPr>
+      <w:r>
+        <w:rPr>
+          <w:sz w:val="20"/>
+          <w:szCs w:val="20"/>
+        </w:rPr>
+        <w:t xml:space="preserve"/>
+      </w:r>
+    </w:p>
+    <w:p>
+      <w:pPr>
+        <w:pBdr>
+          <w:bottom w:val="single" w:color="C9CFD8" w:sz="4"/>
+        </w:pBdr>
+        <w:spacing w:after="0" w:before="180"/>
+      </w:pPr>
+      <w:r>
+        <w:rPr>
+          <w:sz w:val="20"/>
+          <w:szCs w:val="20"/>
+        </w:rPr>
+        <w:t xml:space="preserve"/>
+      </w:r>
+    </w:p>
+    <w:p>
+      <w:pPr>
+        <w:pBdr>
+          <w:bottom w:val="single" w:color="C9CFD8" w:sz="4"/>
+        </w:pBdr>
+        <w:spacing w:after="0" w:before="180"/>
+      </w:pPr>
+      <w:r>
+        <w:rPr>
+          <w:sz w:val="20"/>
+          <w:szCs w:val="20"/>
+        </w:rPr>
+        <w:t xml:space="preserve"/>
+      </w:r>
+    </w:p>
+    <w:p>
+      <w:pPr>
+        <w:pBdr>
+          <w:bottom w:val="single" w:color="C9CFD8" w:sz="4"/>
+        </w:pBdr>
+        <w:spacing w:after="0" w:before="180"/>
+      </w:pPr>
+      <w:r>
+        <w:rPr>
+          <w:sz w:val="20"/>
+          <w:szCs w:val="20"/>
+        </w:rPr>
+        <w:t xml:space="preserve"/>
+      </w:r>
+    </w:p>
+    <w:p>
+      <w:pPr>
+        <w:pBdr>
+          <w:bottom w:val="single" w:color="C9CFD8" w:sz="4"/>
+        </w:pBdr>
+        <w:spacing w:after="0" w:before="180"/>
+      </w:pPr>
+      <w:r>
+        <w:rPr>
+          <w:sz w:val="20"/>
+          <w:szCs w:val="20"/>
+        </w:rPr>
+        <w:t xml:space="preserve"/>
+      </w:r>
+    </w:p>
+    <w:p>
+      <w:pPr>
+        <w:spacing w:after="160" w:before="0" w:line="276"/>
+      </w:pPr>
+      <w:r>
+        <w:rPr>
+          <w:rFonts w:ascii="Calibri" w:cs="Calibri" w:eastAsia="Calibri" w:hAnsi="Calibri"/>
+          <w:color w:val="15181D"/>
+          <w:sz w:val="20"/>
+          <w:szCs w:val="20"/>
+        </w:rPr>
+        <w:t xml:space="preserve"/>
+      </w:r>
+    </w:p>
+    <w:tbl>
+      <w:tblPr>
+        <w:tblW w:type="dxa" w:w="9638"/>
+        <w:tblBorders>
+          <w:top w:val="single" w:color="C9CFD8" w:sz="4"/>
+          <w:left w:val="single" w:color="C9CFD8" w:sz="4"/>
+          <w:bottom w:val="single" w:color="C9CFD8" w:sz="4"/>
+          <w:right w:val="single" w:color="C9CFD8" w:sz="4"/>
+          <w:insideH w:val="single" w:color="C9CFD8" w:sz="4"/>
+          <w:insideV w:val="single" w:color="C9CFD8" w:sz="4"/>
+        </w:tblBorders>
+      </w:tblPr>
+      <w:tblGrid>
+        <w:gridCol w:w="4819"/>
+        <w:gridCol w:w="4819"/>
+      </w:tblGrid>
+      <w:tr>
+        <w:tc>
+          <w:tcPr>
+            <w:tcW w:type="dxa" w:w="4819"/>
+            <w:tcMar>
+              <w:top w:type="dxa" w:w="90"/>
+              <w:left w:type="dxa" w:w="110"/>
+              <w:bottom w:type="dxa" w:w="90"/>
+              <w:right w:type="dxa" w:w="110"/>
+            </w:tcMar>
+            <w:vAlign w:val="top"/>
+          </w:tcPr>
+          <w:p>
+            <w:pPr>
+              <w:spacing w:after="40" w:line="252"/>
+            </w:pPr>
+            <w:r>
+              <w:rPr>
+                <w:rFonts w:ascii="Calibri" w:cs="Calibri" w:eastAsia="Calibri" w:hAnsi="Calibri"/>
+                <w:color w:val="15181D"/>
+                <w:sz w:val="18"/>
+                <w:szCs w:val="18"/>
+              </w:rPr>
+              <w:t xml:space="preserve">Candidat : ______________________________</w:t>
+            </w:r>
+          </w:p>
+        </w:tc>
+        <w:tc>
+          <w:tcPr>
+            <w:tcW w:type="dxa" w:w="4819"/>
+            <w:tcMar>
+              <w:top w:type="dxa" w:w="90"/>
+              <w:left w:type="dxa" w:w="110"/>
+              <w:bottom w:type="dxa" w:w="90"/>
+              <w:right w:type="dxa" w:w="110"/>
+            </w:tcMar>
+            <w:vAlign w:val="top"/>
+          </w:tcPr>
+          <w:p>
+            <w:pPr>
+              <w:spacing w:after="40" w:line="252"/>
+            </w:pPr>
+            <w:r>
+              <w:rPr>
+                <w:rFonts w:ascii="Calibri" w:cs="Calibri" w:eastAsia="Calibri" w:hAnsi="Calibri"/>
+                <w:color w:val="15181D"/>
+                <w:sz w:val="18"/>
+                <w:szCs w:val="18"/>
+              </w:rPr>
+              <w:t xml:space="preserve">Note (1 à 4) : _______     1 ne répond pas · 2 partiellement · 3 répond · 4 dépasse</w:t>
+            </w:r>
+          </w:p>
+        </w:tc>
+      </w:tr>
+    </w:tbl>
+    <w:p>
+      <w:r>
+        <w:br w:type="page"/>
+      </w:r>
+    </w:p>
+    <w:tbl>
+      <w:tblPr>
+        <w:tblW w:type="dxa" w:w="9638"/>
+        <w:tblBorders>
+          <w:top w:val="single" w:color="C9CFD8" w:sz="4"/>
+          <w:left w:val="single" w:color="C9CFD8" w:sz="4"/>
+          <w:bottom w:val="single" w:color="C9CFD8" w:sz="4"/>
+          <w:right w:val="single" w:color="C9CFD8" w:sz="4"/>
+          <w:insideH w:val="none" w:color="FFFFFF" w:sz="0"/>
+          <w:insideV w:val="none" w:color="FFFFFF" w:sz="0"/>
+        </w:tblBorders>
+      </w:tblPr>
+      <w:tblGrid>
+        <w:gridCol w:w="9638"/>
+      </w:tblGrid>
+      <w:tr>
+        <w:tc>
+          <w:tcPr>
+            <w:tcW w:type="dxa" w:w="9638"/>
+            <w:shd w:fill="EDF2F8" w:color="auto" w:val="clear"/>
+            <w:tcMar>
+              <w:top w:type="dxa" w:w="140"/>
+              <w:left w:type="dxa" w:w="160"/>
+              <w:bottom w:type="dxa" w:w="140"/>
+              <w:right w:type="dxa" w:w="160"/>
+            </w:tcMar>
+          </w:tcPr>
+          <w:p>
+            <w:pPr>
+              <w:spacing w:after="60" w:before="0" w:line="276"/>
+            </w:pPr>
+            <w:r>
+              <w:rPr>
+                <w:rFonts w:ascii="Calibri" w:cs="Calibri" w:eastAsia="Calibri" w:hAnsi="Calibri"/>
+                <w:b/>
+                <w:bCs/>
+                <w:caps/>
+                <w:color w:val="1F4B7A"/>
+                <w:spacing w:val="20"/>
+                <w:sz w:val="14"/>
+                <w:szCs w:val="14"/>
+              </w:rPr>
+              <w:t xml:space="preserve">Compétence · Hervé Gerbi</w:t>
+            </w:r>
+          </w:p>
+          <w:p>
+            <w:pPr>
+              <w:spacing w:after="70"/>
+            </w:pPr>
+            <w:r>
+              <w:rPr>
+                <w:rFonts w:ascii="Cambria" w:cs="Cambria" w:eastAsia="Cambria" w:hAnsi="Cambria"/>
+                <w:b/>
+                <w:bCs/>
+                <w:color w:val="15181D"/>
+                <w:sz w:val="28"/>
+                <w:szCs w:val="28"/>
+              </w:rPr>
+              <w:t xml:space="preserve">Faire preuve de courage</w:t>
+            </w:r>
+          </w:p>
+          <w:p>
+            <w:pPr>
+              <w:spacing w:after="0" w:before="0" w:line="276"/>
+            </w:pPr>
+            <w:r>
+              <w:rPr>
+                <w:rFonts w:ascii="Calibri" w:cs="Calibri" w:eastAsia="Calibri" w:hAnsi="Calibri"/>
+                <w:i/>
+                <w:iCs/>
+                <w:color w:val="4B535E"/>
+                <w:sz w:val="18"/>
+                <w:szCs w:val="18"/>
+              </w:rPr>
+              <w:t xml:space="preserve">Affronter résolument les questions difficiles et dire ce qui doit être dit.</w:t>
             </w:r>
           </w:p>
         </w:tc>
@@ -15146,7 +15552,7 @@
                 <w:sz w:val="17"/>
                 <w:szCs w:val="17"/>
               </w:rPr>
-              <w:t xml:space="preserve">A construit des relations de prescription qui produisent des dossiers, et sait les nommer</w:t>
+              <w:t xml:space="preserve">Contredit son associé ou sa hiérarchie quand l'analyse le justifie, et le documente</w:t>
             </w:r>
           </w:p>
           <w:p>
@@ -15165,7 +15571,7 @@
                 <w:sz w:val="17"/>
                 <w:szCs w:val="17"/>
               </w:rPr>
-              <w:t xml:space="preserve">Entretient son réseau sans attendre d'en avoir besoin</w:t>
+              <w:t xml:space="preserve">Dit à un client que sa demande est irréaliste, au risque de le perdre</w:t>
             </w:r>
           </w:p>
           <w:p>
@@ -15184,7 +15590,7 @@
                 <w:sz w:val="17"/>
                 <w:szCs w:val="17"/>
               </w:rPr>
-              <w:t xml:space="preserve">Est identifié dans sa matière par des confrères, des médecins, des associations</w:t>
+              <w:t xml:space="preserve">Refuse un dossier qu'il ne peut pas défendre correctement</w:t>
             </w:r>
           </w:p>
           <w:p>
@@ -15203,7 +15609,7 @@
                 <w:sz w:val="17"/>
                 <w:szCs w:val="17"/>
               </w:rPr>
-              <w:t xml:space="preserve">Donne avant de demander</w:t>
+              <w:t xml:space="preserve">Aborde un conflit interne rapidement plutôt que de le laisser s'installer</w:t>
             </w:r>
           </w:p>
           <w:p>
@@ -15222,7 +15628,7 @@
                 <w:sz w:val="17"/>
                 <w:szCs w:val="17"/>
               </w:rPr>
-              <w:t xml:space="preserve">Sait par quel chemin chaque dossier lui est arrivé</w:t>
+              <w:t xml:space="preserve">Prend position face à un expert reconnu, sur le fond, sans agressivité</w:t>
             </w:r>
           </w:p>
         </w:tc>
@@ -15252,7 +15658,7 @@
                 <w:sz w:val="17"/>
                 <w:szCs w:val="17"/>
               </w:rPr>
-              <w:t xml:space="preserve">A déjà apporté des dossiers, même en nombre limité</w:t>
+              <w:t xml:space="preserve">Exprime un désaccord quand on le lui demande</w:t>
             </w:r>
           </w:p>
           <w:p>
@@ -15271,7 +15677,7 @@
                 <w:sz w:val="17"/>
                 <w:szCs w:val="17"/>
               </w:rPr>
-              <w:t xml:space="preserve">Entretient des relations avec des confrères, des médecins, des experts</w:t>
+              <w:t xml:space="preserve">Annonce les mauvaises nouvelles sans les différer</w:t>
             </w:r>
           </w:p>
           <w:p>
@@ -15290,7 +15696,7 @@
                 <w:sz w:val="17"/>
                 <w:szCs w:val="17"/>
               </w:rPr>
-              <w:t xml:space="preserve">Participe aux événements de la profession</w:t>
+              <w:t xml:space="preserve">Assume ses erreurs devant le client et devant l'équipe</w:t>
             </w:r>
           </w:p>
           <w:p>
@@ -15309,7 +15715,7 @@
                 <w:sz w:val="17"/>
                 <w:szCs w:val="17"/>
               </w:rPr>
-              <w:t xml:space="preserve">Sait recommander un confrère quand un dossier n'est pas pour lui</w:t>
+              <w:t xml:space="preserve">Pose les questions qui gênent en réunion</w:t>
             </w:r>
           </w:p>
           <w:p>
@@ -15328,7 +15734,7 @@
                 <w:sz w:val="17"/>
                 <w:szCs w:val="17"/>
               </w:rPr>
-              <w:t xml:space="preserve">Connaît les acteurs de sa matière dans sa région</w:t>
+              <w:t xml:space="preserve">Défend une position minoritaire avec des arguments</w:t>
             </w:r>
           </w:p>
         </w:tc>
@@ -15358,7 +15764,7 @@
                 <w:sz w:val="17"/>
                 <w:szCs w:val="17"/>
               </w:rPr>
-              <w:t xml:space="preserve">N'a jamais réfléchi à l'origine de ses dossiers</w:t>
+              <w:t xml:space="preserve">Laisse passer ce qu'il désapprouve pour éviter la tension</w:t>
             </w:r>
           </w:p>
           <w:p>
@@ -15377,7 +15783,7 @@
                 <w:sz w:val="17"/>
                 <w:szCs w:val="17"/>
               </w:rPr>
-              <w:t xml:space="preserve">Considère le développement comme le travail de l'associé</w:t>
+              <w:t xml:space="preserve">Attend d'avoir raison à coup sûr avant de parler</w:t>
             </w:r>
           </w:p>
           <w:p>
@@ -15396,7 +15802,7 @@
                 <w:sz w:val="17"/>
                 <w:szCs w:val="17"/>
               </w:rPr>
-              <w:t xml:space="preserve">Confond le réseau et la présence sur les réseaux sociaux</w:t>
+              <w:t xml:space="preserve">Formule ses désaccords ailleurs que là où ils devraient être dits</w:t>
             </w:r>
           </w:p>
           <w:p>
@@ -15415,7 +15821,7 @@
                 <w:sz w:val="17"/>
                 <w:szCs w:val="17"/>
               </w:rPr>
-              <w:t xml:space="preserve">N'a aucune relation professionnelle en dehors de son cabinet actuel</w:t>
+              <w:t xml:space="preserve">Cède devant un interlocuteur plus établi ou plus âgé</w:t>
             </w:r>
           </w:p>
           <w:p>
@@ -15434,7 +15840,7 @@
                 <w:sz w:val="17"/>
                 <w:szCs w:val="17"/>
               </w:rPr>
-              <w:t xml:space="preserve">Ne cite aucun nom quand on lui demande qui compte dans sa matière</w:t>
+              <w:t xml:space="preserve">Présente ses réserves une fois la décision prise</w:t>
             </w:r>
           </w:p>
         </w:tc>
@@ -15488,7 +15894,7 @@
           <w:sz w:val="20"/>
           <w:szCs w:val="20"/>
         </w:rPr>
-        <w:t xml:space="preserve">D'où viennent les dossiers sur lesquels vous travaillez ? Comment le savez-vous ?</w:t>
+        <w:t xml:space="preserve">Parlez-moi d'une fois où vous n'étiez pas d'accord avec votre associé ou votre employeur sur un dossier. Qu'avez-vous fait ?</w:t>
       </w:r>
     </w:p>
     <w:p>
@@ -15507,7 +15913,7 @@
           <w:sz w:val="20"/>
           <w:szCs w:val="20"/>
         </w:rPr>
-        <w:t xml:space="preserve">Parlez-moi d'une relation professionnelle que vous avez construite et qui a produit quelque chose.</w:t>
+        <w:t xml:space="preserve">Décrivez une situation où vous avez dû dire à un client quelque chose qu'il ne voulait pas entendre.</w:t>
       </w:r>
     </w:p>
     <w:p>
@@ -15526,7 +15932,7 @@
           <w:sz w:val="20"/>
           <w:szCs w:val="20"/>
         </w:rPr>
-        <w:t xml:space="preserve">Décrivez ce que vous avez fait au cours des douze derniers mois pour être identifié dans votre matière.</w:t>
+        <w:t xml:space="preserve">Racontez-moi une fois où vous avez refusé un dossier ou une mission. Pourquoi, et comment l'avez-vous dit ?</w:t>
       </w:r>
     </w:p>
     <w:p>
@@ -15545,7 +15951,7 @@
           <w:sz w:val="20"/>
           <w:szCs w:val="20"/>
         </w:rPr>
-        <w:t xml:space="preserve">Parlez-moi d'une fois où vous avez aidé un confrère ou un contact sans contrepartie immédiate. Qu'est-ce que cela a produit ensuite ?</w:t>
+        <w:t xml:space="preserve">Parlez-moi d'une erreur que vous avez commise et de la façon dont vous l'avez annoncée.</w:t>
       </w:r>
     </w:p>
     <w:p>
@@ -15752,7 +16158,7 @@
         <w:tblW w:type="dxa" w:w="9638"/>
         <w:tblBorders>
           <w:top w:val="none" w:color="FFFFFF" w:sz="0"/>
-          <w:left w:val="single" w:color="8F5238" w:sz="18"/>
+          <w:left w:val="single" w:color="1F4B7A" w:sz="18"/>
           <w:bottom w:val="none" w:color="FFFFFF" w:sz="0"/>
           <w:right w:val="none" w:color="FFFFFF" w:sz="0"/>
           <w:insideH w:val="none" w:color="FFFFFF" w:sz="0"/>
@@ -15766,7 +16172,7 @@
         <w:tc>
           <w:tcPr>
             <w:tcW w:type="dxa" w:w="9638"/>
-            <w:shd w:fill="F7F0EC" w:color="auto" w:val="clear"/>
+            <w:shd w:fill="EDF2F8" w:color="auto" w:val="clear"/>
             <w:tcMar>
               <w:top w:type="dxa" w:w="120"/>
               <w:left w:type="dxa" w:w="160"/>
@@ -15781,11 +16187,22 @@
             <w:r>
               <w:rPr>
                 <w:rFonts w:ascii="Calibri" w:cs="Calibri" w:eastAsia="Calibri" w:hAnsi="Calibri"/>
+                <w:b/>
+                <w:bCs/>
+                <w:color w:val="15181D"/>
+                <w:sz w:val="20"/>
+                <w:szCs w:val="20"/>
+              </w:rPr>
+              <w:t xml:space="preserve">À l'intervieweur. </w:t>
+            </w:r>
+            <w:r>
+              <w:rPr>
+                <w:rFonts w:ascii="Calibri" w:cs="Calibri" w:eastAsia="Calibri" w:hAnsi="Calibri"/>
                 <w:color w:val="4B535E"/>
                 <w:sz w:val="20"/>
                 <w:szCs w:val="20"/>
               </w:rPr>
-              <w:t xml:space="preserve">Une note de 1 sur cette compétence arrête le processus. Un excellent technicien sans capacité de réseau ne devient pas associé, il reste collaborateur.</w:t>
+              <w:t xml:space="preserve">Vous ne rencontrez le candidat qu'une fois, et c'est la seule fois où vous verrez sa façon de vous parler avant de vous associer avec lui. Contredisez-le délibérément une fois dans l'heure, sur un point de fond où il a raison, et regardez ce qu'il fait. Une personne qui cède pendant qu'elle cherche à être recrutée ne vous contredira pas davantage une fois associée. Demandez aussi à Gregory Levy et à Milène Baud si le candidat les a contredits : cette information ne figure sur aucune grille et se perd si personne ne pose la question.</w:t>
             </w:r>
           </w:p>
         </w:tc>
@@ -16046,7 +16463,7 @@
                 <w:sz w:val="28"/>
                 <w:szCs w:val="28"/>
               </w:rPr>
-              <w:t xml:space="preserve">Faire preuve d'esprit stratégique</w:t>
+              <w:t xml:space="preserve">Créer des réseaux</w:t>
             </w:r>
           </w:p>
           <w:p>
@@ -16062,7 +16479,7 @@
                 <w:sz w:val="18"/>
                 <w:szCs w:val="18"/>
               </w:rPr>
-              <w:t xml:space="preserve">Prévoir à l'avance les possibilités futures et les traduire en stratégies inédites.</w:t>
+              <w:t xml:space="preserve">Créer efficacement des canaux officiels ainsi que des réseaux informels au sein de l'organisation comme en dehors de celle-ci.</w:t>
             </w:r>
           </w:p>
         </w:tc>
@@ -16233,7 +16650,7 @@
                 <w:sz w:val="17"/>
                 <w:szCs w:val="17"/>
               </w:rPr>
-              <w:t xml:space="preserve">Formule une lecture de l'évolution de sa matière et en tire des conséquences concrètes</w:t>
+              <w:t xml:space="preserve">A construit des relations de prescription qui produisent des dossiers, et sait les nommer</w:t>
             </w:r>
           </w:p>
           <w:p>
@@ -16252,7 +16669,7 @@
                 <w:sz w:val="17"/>
                 <w:szCs w:val="17"/>
               </w:rPr>
-              <w:t xml:space="preserve">A proposé à son cabinet une orientation qui a été suivie d'effet</w:t>
+              <w:t xml:space="preserve">Entretient son réseau sans attendre d'en avoir besoin</w:t>
             </w:r>
           </w:p>
           <w:p>
@@ -16271,7 +16688,7 @@
                 <w:sz w:val="17"/>
                 <w:szCs w:val="17"/>
               </w:rPr>
-              <w:t xml:space="preserve">Raisonne sur l'économie d'un cabinet, pas seulement sur ses propres dossiers</w:t>
+              <w:t xml:space="preserve">Est identifié dans sa matière par des confrères, des médecins, des associations</w:t>
             </w:r>
           </w:p>
           <w:p>
@@ -16290,7 +16707,7 @@
                 <w:sz w:val="17"/>
                 <w:szCs w:val="17"/>
               </w:rPr>
-              <w:t xml:space="preserve">Anticipe l'effet d'une évolution législative ou jurisprudentielle sur l'activité</w:t>
+              <w:t xml:space="preserve">Donne avant de demander</w:t>
             </w:r>
           </w:p>
           <w:p>
@@ -16309,7 +16726,7 @@
                 <w:sz w:val="17"/>
                 <w:szCs w:val="17"/>
               </w:rPr>
-              <w:t xml:space="preserve">Distingue ce qui est urgent de ce qui est structurant, et protège le second</w:t>
+              <w:t xml:space="preserve">Sait par quel chemin chaque dossier lui est arrivé</w:t>
             </w:r>
           </w:p>
         </w:tc>
@@ -16339,7 +16756,7 @@
                 <w:sz w:val="17"/>
                 <w:szCs w:val="17"/>
               </w:rPr>
-              <w:t xml:space="preserve">A des idées documentées sur ce que devrait faire son cabinet</w:t>
+              <w:t xml:space="preserve">A déjà apporté des dossiers, même en nombre limité</w:t>
             </w:r>
           </w:p>
           <w:p>
@@ -16358,7 +16775,7 @@
                 <w:sz w:val="17"/>
                 <w:szCs w:val="17"/>
               </w:rPr>
-              <w:t xml:space="preserve">Comprend le modèle économique de son activité</w:t>
+              <w:t xml:space="preserve">Entretient des relations avec des confrères, des médecins, des experts</w:t>
             </w:r>
           </w:p>
           <w:p>
@@ -16377,7 +16794,7 @@
                 <w:sz w:val="17"/>
                 <w:szCs w:val="17"/>
               </w:rPr>
-              <w:t xml:space="preserve">Se projette au-delà de l'année en cours</w:t>
+              <w:t xml:space="preserve">Participe aux événements de la profession</w:t>
             </w:r>
           </w:p>
           <w:p>
@@ -16396,7 +16813,7 @@
                 <w:sz w:val="17"/>
                 <w:szCs w:val="17"/>
               </w:rPr>
-              <w:t xml:space="preserve">Identifie les menaces qui pèsent sur sa pratique</w:t>
+              <w:t xml:space="preserve">Sait recommander un confrère quand un dossier n'est pas pour lui</w:t>
             </w:r>
           </w:p>
           <w:p>
@@ -16415,7 +16832,7 @@
                 <w:sz w:val="17"/>
                 <w:szCs w:val="17"/>
               </w:rPr>
-              <w:t xml:space="preserve">Sait renoncer à une opportunité qui disperse</w:t>
+              <w:t xml:space="preserve">Connaît les acteurs de sa matière dans sa région</w:t>
             </w:r>
           </w:p>
         </w:tc>
@@ -16445,7 +16862,7 @@
                 <w:sz w:val="17"/>
                 <w:szCs w:val="17"/>
               </w:rPr>
-              <w:t xml:space="preserve">Raisonne uniquement au dossier</w:t>
+              <w:t xml:space="preserve">N'a jamais réfléchi à l'origine de ses dossiers</w:t>
             </w:r>
           </w:p>
           <w:p>
@@ -16464,7 +16881,7 @@
                 <w:sz w:val="17"/>
                 <w:szCs w:val="17"/>
               </w:rPr>
-              <w:t xml:space="preserve">Ne connaît pas les chiffres de la structure où il exerce</w:t>
+              <w:t xml:space="preserve">Considère le développement comme le travail de l'associé</w:t>
             </w:r>
           </w:p>
           <w:p>
@@ -16483,7 +16900,7 @@
                 <w:sz w:val="17"/>
                 <w:szCs w:val="17"/>
               </w:rPr>
-              <w:t xml:space="preserve">Confond la stratégie et l'intention, énonce des objectifs sans moyens</w:t>
+              <w:t xml:space="preserve">Confond le réseau et la présence sur les réseaux sociaux</w:t>
             </w:r>
           </w:p>
           <w:p>
@@ -16502,7 +16919,7 @@
                 <w:sz w:val="17"/>
                 <w:szCs w:val="17"/>
               </w:rPr>
-              <w:t xml:space="preserve">N'a jamais proposé d'orientation à personne</w:t>
+              <w:t xml:space="preserve">N'a aucune relation professionnelle en dehors de son cabinet actuel</w:t>
             </w:r>
           </w:p>
           <w:p>
@@ -16521,7 +16938,7 @@
                 <w:sz w:val="17"/>
                 <w:szCs w:val="17"/>
               </w:rPr>
-              <w:t xml:space="preserve">Répond à la question de l'avenir en ne parlant que de sa propre carrière</w:t>
+              <w:t xml:space="preserve">Ne cite aucun nom quand on lui demande qui compte dans sa matière</w:t>
             </w:r>
           </w:p>
         </w:tc>
@@ -16575,7 +16992,7 @@
           <w:sz w:val="20"/>
           <w:szCs w:val="20"/>
         </w:rPr>
-        <w:t xml:space="preserve">Comment voyez-vous évoluer le droit du dommage corporel dans les cinq prochaines années ? Sur quoi fondez-vous cela ?</w:t>
+        <w:t xml:space="preserve">D'où viennent les dossiers sur lesquels vous travaillez ? Comment le savez-vous ?</w:t>
       </w:r>
     </w:p>
     <w:p>
@@ -16594,7 +17011,7 @@
           <w:sz w:val="20"/>
           <w:szCs w:val="20"/>
         </w:rPr>
-        <w:t xml:space="preserve">Parlez-moi d'une orientation que vous avez proposée à votre cabinet. Qu'en est-il advenu ?</w:t>
+        <w:t xml:space="preserve">Parlez-moi d'une relation professionnelle que vous avez construite et qui a produit quelque chose.</w:t>
       </w:r>
     </w:p>
     <w:p>
@@ -16613,7 +17030,7 @@
           <w:sz w:val="20"/>
           <w:szCs w:val="20"/>
         </w:rPr>
-        <w:t xml:space="preserve">Décrivez une décision où vous avez arbitré entre un gain immédiat et un intérêt de plus long terme.</w:t>
+        <w:t xml:space="preserve">Décrivez ce que vous avez fait au cours des douze derniers mois pour être identifié dans votre matière.</w:t>
       </w:r>
     </w:p>
     <w:p>
@@ -16632,7 +17049,7 @@
           <w:sz w:val="20"/>
           <w:szCs w:val="20"/>
         </w:rPr>
-        <w:t xml:space="preserve">Que savez-vous de l'économie du cabinet dans lequel vous exercez aujourd'hui, et comment l'avez-vous appris ?</w:t>
+        <w:t xml:space="preserve">Parlez-moi d'une fois où vous avez aidé un confrère ou un contact sans contrepartie immédiate. Qu'est-ce que cela a produit ensuite ?</w:t>
       </w:r>
     </w:p>
     <w:p>
@@ -16839,7 +17256,7 @@
         <w:tblW w:type="dxa" w:w="9638"/>
         <w:tblBorders>
           <w:top w:val="none" w:color="FFFFFF" w:sz="0"/>
-          <w:left w:val="single" w:color="1F4B7A" w:sz="18"/>
+          <w:left w:val="single" w:color="8F5238" w:sz="18"/>
           <w:bottom w:val="none" w:color="FFFFFF" w:sz="0"/>
           <w:right w:val="none" w:color="FFFFFF" w:sz="0"/>
           <w:insideH w:val="none" w:color="FFFFFF" w:sz="0"/>
@@ -16853,7 +17270,7 @@
         <w:tc>
           <w:tcPr>
             <w:tcW w:type="dxa" w:w="9638"/>
-            <w:shd w:fill="EDF2F8" w:color="auto" w:val="clear"/>
+            <w:shd w:fill="F7F0EC" w:color="auto" w:val="clear"/>
             <w:tcMar>
               <w:top w:type="dxa" w:w="120"/>
               <w:left w:type="dxa" w:w="160"/>
@@ -16868,22 +17285,11 @@
             <w:r>
               <w:rPr>
                 <w:rFonts w:ascii="Calibri" w:cs="Calibri" w:eastAsia="Calibri" w:hAnsi="Calibri"/>
-                <w:b/>
-                <w:bCs/>
-                <w:color w:val="15181D"/>
-                <w:sz w:val="20"/>
-                <w:szCs w:val="20"/>
-              </w:rPr>
-              <w:t xml:space="preserve">À l'intervieweur. </w:t>
-            </w:r>
-            <w:r>
-              <w:rPr>
-                <w:rFonts w:ascii="Calibri" w:cs="Calibri" w:eastAsia="Calibri" w:hAnsi="Calibri"/>
                 <w:color w:val="4B535E"/>
                 <w:sz w:val="20"/>
                 <w:szCs w:val="20"/>
               </w:rPr>
-              <w:t xml:space="preserve">À six ou dix ans d'exercice, vous cherchez l'amorce, pas la maturité. Un candidat qui connaît le chiffre d'affaires de son cabinet et sait comment il se forme est déjà au-dessus de la moyenne de sa génération.</w:t>
+              <w:t xml:space="preserve">Une note de 1 sur cette compétence arrête le processus. Un excellent technicien sans capacité de réseau ne devient pas associé, il reste collaborateur.</w:t>
             </w:r>
           </w:p>
         </w:tc>
@@ -17086,23 +17492,86 @@
         <w:br w:type="page"/>
       </w:r>
     </w:p>
-    <w:p>
-      <w:pPr>
-        <w:pStyle w:val="Heading2"/>
-        <w:spacing w:after="140" w:before="300"/>
-      </w:pPr>
-      <w:r>
-        <w:rPr>
-          <w:rFonts w:ascii="Cambria" w:cs="Cambria" w:eastAsia="Cambria" w:hAnsi="Cambria"/>
-          <w:b/>
-          <w:bCs/>
-          <w:color w:val="1F4B7A"/>
-          <w:sz w:val="26"/>
-          <w:szCs w:val="26"/>
-        </w:rPr>
-        <w:t xml:space="preserve">Projet d'association</w:t>
-      </w:r>
-    </w:p>
+    <w:tbl>
+      <w:tblPr>
+        <w:tblW w:type="dxa" w:w="9638"/>
+        <w:tblBorders>
+          <w:top w:val="single" w:color="C9CFD8" w:sz="4"/>
+          <w:left w:val="single" w:color="C9CFD8" w:sz="4"/>
+          <w:bottom w:val="single" w:color="C9CFD8" w:sz="4"/>
+          <w:right w:val="single" w:color="C9CFD8" w:sz="4"/>
+          <w:insideH w:val="none" w:color="FFFFFF" w:sz="0"/>
+          <w:insideV w:val="none" w:color="FFFFFF" w:sz="0"/>
+        </w:tblBorders>
+      </w:tblPr>
+      <w:tblGrid>
+        <w:gridCol w:w="9638"/>
+      </w:tblGrid>
+      <w:tr>
+        <w:tc>
+          <w:tcPr>
+            <w:tcW w:type="dxa" w:w="9638"/>
+            <w:shd w:fill="EDF2F8" w:color="auto" w:val="clear"/>
+            <w:tcMar>
+              <w:top w:type="dxa" w:w="140"/>
+              <w:left w:type="dxa" w:w="160"/>
+              <w:bottom w:type="dxa" w:w="140"/>
+              <w:right w:type="dxa" w:w="160"/>
+            </w:tcMar>
+          </w:tcPr>
+          <w:p>
+            <w:pPr>
+              <w:spacing w:after="60" w:before="0" w:line="276"/>
+            </w:pPr>
+            <w:r>
+              <w:rPr>
+                <w:rFonts w:ascii="Calibri" w:cs="Calibri" w:eastAsia="Calibri" w:hAnsi="Calibri"/>
+                <w:b/>
+                <w:bCs/>
+                <w:caps/>
+                <w:color w:val="1F4B7A"/>
+                <w:spacing w:val="20"/>
+                <w:sz w:val="14"/>
+                <w:szCs w:val="14"/>
+              </w:rPr>
+              <w:t xml:space="preserve">Compétence · Hervé Gerbi</w:t>
+            </w:r>
+          </w:p>
+          <w:p>
+            <w:pPr>
+              <w:spacing w:after="70"/>
+            </w:pPr>
+            <w:r>
+              <w:rPr>
+                <w:rFonts w:ascii="Cambria" w:cs="Cambria" w:eastAsia="Cambria" w:hAnsi="Cambria"/>
+                <w:b/>
+                <w:bCs/>
+                <w:color w:val="15181D"/>
+                <w:sz w:val="28"/>
+                <w:szCs w:val="28"/>
+              </w:rPr>
+              <w:t xml:space="preserve">Faire preuve d'esprit stratégique</w:t>
+            </w:r>
+          </w:p>
+          <w:p>
+            <w:pPr>
+              <w:spacing w:after="0" w:before="0" w:line="276"/>
+            </w:pPr>
+            <w:r>
+              <w:rPr>
+                <w:rFonts w:ascii="Calibri" w:cs="Calibri" w:eastAsia="Calibri" w:hAnsi="Calibri"/>
+                <w:i/>
+                <w:iCs/>
+                <w:color w:val="4B535E"/>
+                <w:sz w:val="18"/>
+                <w:szCs w:val="18"/>
+              </w:rPr>
+              <w:t xml:space="preserve">Prévoir à l'avance les possibilités futures et les traduire en stratégies inédites.</w:t>
+            </w:r>
+          </w:p>
+        </w:tc>
+      </w:tr>
+    </w:tbl>
     <w:p>
       <w:pPr>
         <w:spacing w:after="120" w:before="0" w:line="276"/>
@@ -17110,13 +17579,11 @@
       <w:r>
         <w:rPr>
           <w:rFonts w:ascii="Calibri" w:cs="Calibri" w:eastAsia="Calibri" w:hAnsi="Calibri"/>
-          <w:b/>
-          <w:bCs/>
-          <w:color w:val="1F4B7A"/>
-          <w:sz w:val="19"/>
-          <w:szCs w:val="19"/>
-        </w:rPr>
-        <w:t xml:space="preserve">Séquence non notée · 20 minutes · Hervé Gerbi</w:t>
+          <w:color w:val="15181D"/>
+          <w:sz w:val="20"/>
+          <w:szCs w:val="20"/>
+        </w:rPr>
+        <w:t xml:space="preserve"/>
       </w:r>
     </w:p>
     <w:p>
@@ -17134,9 +17601,436 @@
           <w:sz w:val="15"/>
           <w:szCs w:val="15"/>
         </w:rPr>
-        <w:t xml:space="preserve">Ce que vous remettez</w:t>
-      </w:r>
-    </w:p>
+        <w:t xml:space="preserve">Comportements attendus</w:t>
+      </w:r>
+    </w:p>
+    <w:tbl>
+      <w:tblPr>
+        <w:tblW w:type="dxa" w:w="9638"/>
+        <w:tblBorders>
+          <w:top w:val="single" w:color="C9CFD8" w:sz="4"/>
+          <w:left w:val="single" w:color="C9CFD8" w:sz="4"/>
+          <w:bottom w:val="single" w:color="C9CFD8" w:sz="4"/>
+          <w:right w:val="single" w:color="C9CFD8" w:sz="4"/>
+          <w:insideH w:val="single" w:color="C9CFD8" w:sz="4"/>
+          <w:insideV w:val="single" w:color="C9CFD8" w:sz="4"/>
+        </w:tblBorders>
+      </w:tblPr>
+      <w:tblGrid>
+        <w:gridCol w:w="3213"/>
+        <w:gridCol w:w="3213"/>
+        <w:gridCol w:w="3212"/>
+      </w:tblGrid>
+      <w:tr>
+        <w:trPr>
+          <w:tblHeader/>
+        </w:trPr>
+        <w:tc>
+          <w:tcPr>
+            <w:tcW w:type="dxa" w:w="3213"/>
+            <w:shd w:fill="EDF2F8" w:color="auto" w:val="clear"/>
+            <w:tcMar>
+              <w:top w:type="dxa" w:w="100"/>
+              <w:left w:type="dxa" w:w="110"/>
+              <w:bottom w:type="dxa" w:w="100"/>
+              <w:right w:type="dxa" w:w="110"/>
+            </w:tcMar>
+          </w:tcPr>
+          <w:p>
+            <w:pPr>
+              <w:spacing w:after="100"/>
+            </w:pPr>
+            <w:r>
+              <w:rPr>
+                <w:rFonts w:ascii="Calibri" w:cs="Calibri" w:eastAsia="Calibri" w:hAnsi="Calibri"/>
+                <w:b/>
+                <w:bCs/>
+                <w:color w:val="1F4B7A"/>
+                <w:sz w:val="16"/>
+                <w:szCs w:val="16"/>
+              </w:rPr>
+              <w:t xml:space="preserve">Doué pour la compétence</w:t>
+            </w:r>
+          </w:p>
+        </w:tc>
+        <w:tc>
+          <w:tcPr>
+            <w:tcW w:type="dxa" w:w="3213"/>
+            <w:shd w:fill="F5F7F9" w:color="auto" w:val="clear"/>
+            <w:tcMar>
+              <w:top w:type="dxa" w:w="100"/>
+              <w:left w:type="dxa" w:w="110"/>
+              <w:bottom w:type="dxa" w:w="100"/>
+              <w:right w:type="dxa" w:w="110"/>
+            </w:tcMar>
+          </w:tcPr>
+          <w:p>
+            <w:pPr>
+              <w:spacing w:after="100"/>
+            </w:pPr>
+            <w:r>
+              <w:rPr>
+                <w:rFonts w:ascii="Calibri" w:cs="Calibri" w:eastAsia="Calibri" w:hAnsi="Calibri"/>
+                <w:b/>
+                <w:bCs/>
+                <w:color w:val="4B535E"/>
+                <w:sz w:val="16"/>
+                <w:szCs w:val="16"/>
+              </w:rPr>
+              <w:t xml:space="preserve">Compétence maîtrisée</w:t>
+            </w:r>
+          </w:p>
+        </w:tc>
+        <w:tc>
+          <w:tcPr>
+            <w:tcW w:type="dxa" w:w="3212"/>
+            <w:shd w:fill="F7F0EC" w:color="auto" w:val="clear"/>
+            <w:tcMar>
+              <w:top w:type="dxa" w:w="100"/>
+              <w:left w:type="dxa" w:w="110"/>
+              <w:bottom w:type="dxa" w:w="100"/>
+              <w:right w:type="dxa" w:w="110"/>
+            </w:tcMar>
+          </w:tcPr>
+          <w:p>
+            <w:pPr>
+              <w:spacing w:after="100"/>
+            </w:pPr>
+            <w:r>
+              <w:rPr>
+                <w:rFonts w:ascii="Calibri" w:cs="Calibri" w:eastAsia="Calibri" w:hAnsi="Calibri"/>
+                <w:b/>
+                <w:bCs/>
+                <w:color w:val="8F5238"/>
+                <w:sz w:val="16"/>
+                <w:szCs w:val="16"/>
+              </w:rPr>
+              <w:t xml:space="preserve">Moins bien maîtrisée · posez des questions lorsque la personne</w:t>
+            </w:r>
+          </w:p>
+        </w:tc>
+      </w:tr>
+      <w:tr>
+        <w:tc>
+          <w:tcPr>
+            <w:tcW w:type="dxa" w:w="3213"/>
+            <w:tcMar>
+              <w:top w:type="dxa" w:w="100"/>
+              <w:left w:type="dxa" w:w="110"/>
+              <w:bottom w:type="dxa" w:w="100"/>
+              <w:right w:type="dxa" w:w="110"/>
+            </w:tcMar>
+          </w:tcPr>
+          <w:p>
+            <w:pPr>
+              <w:pStyle w:val="ListParagraph"/>
+              <w:numPr>
+                <w:ilvl w:val="0"/>
+                <w:numId w:val="2"/>
+              </w:numPr>
+              <w:spacing w:after="60" w:line="240"/>
+            </w:pPr>
+            <w:r>
+              <w:rPr>
+                <w:rFonts w:ascii="Calibri" w:cs="Calibri" w:eastAsia="Calibri" w:hAnsi="Calibri"/>
+                <w:color w:val="4B535E"/>
+                <w:sz w:val="17"/>
+                <w:szCs w:val="17"/>
+              </w:rPr>
+              <w:t xml:space="preserve">Formule une lecture de l'évolution de sa matière et en tire des conséquences concrètes</w:t>
+            </w:r>
+          </w:p>
+          <w:p>
+            <w:pPr>
+              <w:pStyle w:val="ListParagraph"/>
+              <w:numPr>
+                <w:ilvl w:val="0"/>
+                <w:numId w:val="2"/>
+              </w:numPr>
+              <w:spacing w:after="60" w:line="240"/>
+            </w:pPr>
+            <w:r>
+              <w:rPr>
+                <w:rFonts w:ascii="Calibri" w:cs="Calibri" w:eastAsia="Calibri" w:hAnsi="Calibri"/>
+                <w:color w:val="4B535E"/>
+                <w:sz w:val="17"/>
+                <w:szCs w:val="17"/>
+              </w:rPr>
+              <w:t xml:space="preserve">A proposé à son cabinet une orientation qui a été suivie d'effet</w:t>
+            </w:r>
+          </w:p>
+          <w:p>
+            <w:pPr>
+              <w:pStyle w:val="ListParagraph"/>
+              <w:numPr>
+                <w:ilvl w:val="0"/>
+                <w:numId w:val="2"/>
+              </w:numPr>
+              <w:spacing w:after="60" w:line="240"/>
+            </w:pPr>
+            <w:r>
+              <w:rPr>
+                <w:rFonts w:ascii="Calibri" w:cs="Calibri" w:eastAsia="Calibri" w:hAnsi="Calibri"/>
+                <w:color w:val="4B535E"/>
+                <w:sz w:val="17"/>
+                <w:szCs w:val="17"/>
+              </w:rPr>
+              <w:t xml:space="preserve">Raisonne sur l'économie d'un cabinet, pas seulement sur ses propres dossiers</w:t>
+            </w:r>
+          </w:p>
+          <w:p>
+            <w:pPr>
+              <w:pStyle w:val="ListParagraph"/>
+              <w:numPr>
+                <w:ilvl w:val="0"/>
+                <w:numId w:val="2"/>
+              </w:numPr>
+              <w:spacing w:after="60" w:line="240"/>
+            </w:pPr>
+            <w:r>
+              <w:rPr>
+                <w:rFonts w:ascii="Calibri" w:cs="Calibri" w:eastAsia="Calibri" w:hAnsi="Calibri"/>
+                <w:color w:val="4B535E"/>
+                <w:sz w:val="17"/>
+                <w:szCs w:val="17"/>
+              </w:rPr>
+              <w:t xml:space="preserve">Anticipe l'effet d'une évolution législative ou jurisprudentielle sur l'activité</w:t>
+            </w:r>
+          </w:p>
+          <w:p>
+            <w:pPr>
+              <w:pStyle w:val="ListParagraph"/>
+              <w:numPr>
+                <w:ilvl w:val="0"/>
+                <w:numId w:val="2"/>
+              </w:numPr>
+              <w:spacing w:after="60" w:line="240"/>
+            </w:pPr>
+            <w:r>
+              <w:rPr>
+                <w:rFonts w:ascii="Calibri" w:cs="Calibri" w:eastAsia="Calibri" w:hAnsi="Calibri"/>
+                <w:color w:val="4B535E"/>
+                <w:sz w:val="17"/>
+                <w:szCs w:val="17"/>
+              </w:rPr>
+              <w:t xml:space="preserve">Distingue ce qui est urgent de ce qui est structurant, et protège le second</w:t>
+            </w:r>
+          </w:p>
+        </w:tc>
+        <w:tc>
+          <w:tcPr>
+            <w:tcW w:type="dxa" w:w="3213"/>
+            <w:tcMar>
+              <w:top w:type="dxa" w:w="100"/>
+              <w:left w:type="dxa" w:w="110"/>
+              <w:bottom w:type="dxa" w:w="100"/>
+              <w:right w:type="dxa" w:w="110"/>
+            </w:tcMar>
+          </w:tcPr>
+          <w:p>
+            <w:pPr>
+              <w:pStyle w:val="ListParagraph"/>
+              <w:numPr>
+                <w:ilvl w:val="0"/>
+                <w:numId w:val="2"/>
+              </w:numPr>
+              <w:spacing w:after="60" w:line="240"/>
+            </w:pPr>
+            <w:r>
+              <w:rPr>
+                <w:rFonts w:ascii="Calibri" w:cs="Calibri" w:eastAsia="Calibri" w:hAnsi="Calibri"/>
+                <w:color w:val="4B535E"/>
+                <w:sz w:val="17"/>
+                <w:szCs w:val="17"/>
+              </w:rPr>
+              <w:t xml:space="preserve">A des idées documentées sur ce que devrait faire son cabinet</w:t>
+            </w:r>
+          </w:p>
+          <w:p>
+            <w:pPr>
+              <w:pStyle w:val="ListParagraph"/>
+              <w:numPr>
+                <w:ilvl w:val="0"/>
+                <w:numId w:val="2"/>
+              </w:numPr>
+              <w:spacing w:after="60" w:line="240"/>
+            </w:pPr>
+            <w:r>
+              <w:rPr>
+                <w:rFonts w:ascii="Calibri" w:cs="Calibri" w:eastAsia="Calibri" w:hAnsi="Calibri"/>
+                <w:color w:val="4B535E"/>
+                <w:sz w:val="17"/>
+                <w:szCs w:val="17"/>
+              </w:rPr>
+              <w:t xml:space="preserve">Comprend le modèle économique de son activité</w:t>
+            </w:r>
+          </w:p>
+          <w:p>
+            <w:pPr>
+              <w:pStyle w:val="ListParagraph"/>
+              <w:numPr>
+                <w:ilvl w:val="0"/>
+                <w:numId w:val="2"/>
+              </w:numPr>
+              <w:spacing w:after="60" w:line="240"/>
+            </w:pPr>
+            <w:r>
+              <w:rPr>
+                <w:rFonts w:ascii="Calibri" w:cs="Calibri" w:eastAsia="Calibri" w:hAnsi="Calibri"/>
+                <w:color w:val="4B535E"/>
+                <w:sz w:val="17"/>
+                <w:szCs w:val="17"/>
+              </w:rPr>
+              <w:t xml:space="preserve">Se projette au-delà de l'année en cours</w:t>
+            </w:r>
+          </w:p>
+          <w:p>
+            <w:pPr>
+              <w:pStyle w:val="ListParagraph"/>
+              <w:numPr>
+                <w:ilvl w:val="0"/>
+                <w:numId w:val="2"/>
+              </w:numPr>
+              <w:spacing w:after="60" w:line="240"/>
+            </w:pPr>
+            <w:r>
+              <w:rPr>
+                <w:rFonts w:ascii="Calibri" w:cs="Calibri" w:eastAsia="Calibri" w:hAnsi="Calibri"/>
+                <w:color w:val="4B535E"/>
+                <w:sz w:val="17"/>
+                <w:szCs w:val="17"/>
+              </w:rPr>
+              <w:t xml:space="preserve">Identifie les menaces qui pèsent sur sa pratique</w:t>
+            </w:r>
+          </w:p>
+          <w:p>
+            <w:pPr>
+              <w:pStyle w:val="ListParagraph"/>
+              <w:numPr>
+                <w:ilvl w:val="0"/>
+                <w:numId w:val="2"/>
+              </w:numPr>
+              <w:spacing w:after="60" w:line="240"/>
+            </w:pPr>
+            <w:r>
+              <w:rPr>
+                <w:rFonts w:ascii="Calibri" w:cs="Calibri" w:eastAsia="Calibri" w:hAnsi="Calibri"/>
+                <w:color w:val="4B535E"/>
+                <w:sz w:val="17"/>
+                <w:szCs w:val="17"/>
+              </w:rPr>
+              <w:t xml:space="preserve">Sait renoncer à une opportunité qui disperse</w:t>
+            </w:r>
+          </w:p>
+        </w:tc>
+        <w:tc>
+          <w:tcPr>
+            <w:tcW w:type="dxa" w:w="3212"/>
+            <w:tcMar>
+              <w:top w:type="dxa" w:w="100"/>
+              <w:left w:type="dxa" w:w="110"/>
+              <w:bottom w:type="dxa" w:w="100"/>
+              <w:right w:type="dxa" w:w="110"/>
+            </w:tcMar>
+          </w:tcPr>
+          <w:p>
+            <w:pPr>
+              <w:pStyle w:val="ListParagraph"/>
+              <w:numPr>
+                <w:ilvl w:val="0"/>
+                <w:numId w:val="2"/>
+              </w:numPr>
+              <w:spacing w:after="60" w:line="240"/>
+            </w:pPr>
+            <w:r>
+              <w:rPr>
+                <w:rFonts w:ascii="Calibri" w:cs="Calibri" w:eastAsia="Calibri" w:hAnsi="Calibri"/>
+                <w:color w:val="4B535E"/>
+                <w:sz w:val="17"/>
+                <w:szCs w:val="17"/>
+              </w:rPr>
+              <w:t xml:space="preserve">Raisonne uniquement au dossier</w:t>
+            </w:r>
+          </w:p>
+          <w:p>
+            <w:pPr>
+              <w:pStyle w:val="ListParagraph"/>
+              <w:numPr>
+                <w:ilvl w:val="0"/>
+                <w:numId w:val="2"/>
+              </w:numPr>
+              <w:spacing w:after="60" w:line="240"/>
+            </w:pPr>
+            <w:r>
+              <w:rPr>
+                <w:rFonts w:ascii="Calibri" w:cs="Calibri" w:eastAsia="Calibri" w:hAnsi="Calibri"/>
+                <w:color w:val="4B535E"/>
+                <w:sz w:val="17"/>
+                <w:szCs w:val="17"/>
+              </w:rPr>
+              <w:t xml:space="preserve">Ne connaît pas les chiffres de la structure où il exerce</w:t>
+            </w:r>
+          </w:p>
+          <w:p>
+            <w:pPr>
+              <w:pStyle w:val="ListParagraph"/>
+              <w:numPr>
+                <w:ilvl w:val="0"/>
+                <w:numId w:val="2"/>
+              </w:numPr>
+              <w:spacing w:after="60" w:line="240"/>
+            </w:pPr>
+            <w:r>
+              <w:rPr>
+                <w:rFonts w:ascii="Calibri" w:cs="Calibri" w:eastAsia="Calibri" w:hAnsi="Calibri"/>
+                <w:color w:val="4B535E"/>
+                <w:sz w:val="17"/>
+                <w:szCs w:val="17"/>
+              </w:rPr>
+              <w:t xml:space="preserve">Confond la stratégie et l'intention, énonce des objectifs sans moyens</w:t>
+            </w:r>
+          </w:p>
+          <w:p>
+            <w:pPr>
+              <w:pStyle w:val="ListParagraph"/>
+              <w:numPr>
+                <w:ilvl w:val="0"/>
+                <w:numId w:val="2"/>
+              </w:numPr>
+              <w:spacing w:after="60" w:line="240"/>
+            </w:pPr>
+            <w:r>
+              <w:rPr>
+                <w:rFonts w:ascii="Calibri" w:cs="Calibri" w:eastAsia="Calibri" w:hAnsi="Calibri"/>
+                <w:color w:val="4B535E"/>
+                <w:sz w:val="17"/>
+                <w:szCs w:val="17"/>
+              </w:rPr>
+              <w:t xml:space="preserve">N'a jamais proposé d'orientation à personne</w:t>
+            </w:r>
+          </w:p>
+          <w:p>
+            <w:pPr>
+              <w:pStyle w:val="ListParagraph"/>
+              <w:numPr>
+                <w:ilvl w:val="0"/>
+                <w:numId w:val="2"/>
+              </w:numPr>
+              <w:spacing w:after="60" w:line="240"/>
+            </w:pPr>
+            <w:r>
+              <w:rPr>
+                <w:rFonts w:ascii="Calibri" w:cs="Calibri" w:eastAsia="Calibri" w:hAnsi="Calibri"/>
+                <w:color w:val="4B535E"/>
+                <w:sz w:val="17"/>
+                <w:szCs w:val="17"/>
+              </w:rPr>
+              <w:t xml:space="preserve">Répond à la question de l'avenir en ne parlant que de sa propre carrière</w:t>
+            </w:r>
+          </w:p>
+        </w:tc>
+      </w:tr>
+    </w:tbl>
     <w:p>
       <w:pPr>
         <w:spacing w:after="120" w:before="0" w:line="276"/>
@@ -17148,7 +18042,7 @@
           <w:sz w:val="20"/>
           <w:szCs w:val="20"/>
         </w:rPr>
-        <w:t xml:space="preserve">Le protocole d'association écrit. Échéance, critères d'accès, part de capital, méthode de valorisation, financement, points d'étape, clause de sortie. Laissez-le lire. Le silence pendant qu'il lit est informatif.</w:t>
+        <w:t xml:space="preserve"/>
       </w:r>
     </w:p>
     <w:p>
@@ -17166,7 +18060,7 @@
           <w:sz w:val="15"/>
           <w:szCs w:val="15"/>
         </w:rPr>
-        <w:t xml:space="preserve">Questions</w:t>
+        <w:t xml:space="preserve">Posez l'une des quatre questions ci-dessous, puis approfondissez</w:t>
       </w:r>
     </w:p>
     <w:p>
@@ -17174,7 +18068,7 @@
         <w:pStyle w:val="ListParagraph"/>
         <w:numPr>
           <w:ilvl w:val="0"/>
-          <w:numId w:val="5"/>
+          <w:numId w:val="4"/>
         </w:numPr>
         <w:spacing w:after="90" w:line="264"/>
       </w:pPr>
@@ -17185,7 +18079,7 @@
           <w:sz w:val="20"/>
           <w:szCs w:val="20"/>
         </w:rPr>
-        <w:t xml:space="preserve">Qu'est-ce qui vous manque dans ce document pour prendre une décision ?</w:t>
+        <w:t xml:space="preserve">Comment voyez-vous évoluer le droit du dommage corporel dans les cinq prochaines années ? Sur quoi fondez-vous cela ?</w:t>
       </w:r>
     </w:p>
     <w:p>
@@ -17193,7 +18087,7 @@
         <w:pStyle w:val="ListParagraph"/>
         <w:numPr>
           <w:ilvl w:val="0"/>
-          <w:numId w:val="5"/>
+          <w:numId w:val="4"/>
         </w:numPr>
         <w:spacing w:after="90" w:line="264"/>
       </w:pPr>
@@ -17204,7 +18098,7 @@
           <w:sz w:val="20"/>
           <w:szCs w:val="20"/>
         </w:rPr>
-        <w:t xml:space="preserve">Qu'est-ce qui vous inquiète ?</w:t>
+        <w:t xml:space="preserve">Parlez-moi d'une orientation que vous avez proposée à votre cabinet. Qu'en est-il advenu ?</w:t>
       </w:r>
     </w:p>
     <w:p>
@@ -17212,7 +18106,7 @@
         <w:pStyle w:val="ListParagraph"/>
         <w:numPr>
           <w:ilvl w:val="0"/>
-          <w:numId w:val="5"/>
+          <w:numId w:val="4"/>
         </w:numPr>
         <w:spacing w:after="90" w:line="264"/>
       </w:pPr>
@@ -17223,7 +18117,7 @@
           <w:sz w:val="20"/>
           <w:szCs w:val="20"/>
         </w:rPr>
-        <w:t xml:space="preserve">Sur quels critères d'accès seriez-vous en désaccord ?</w:t>
+        <w:t xml:space="preserve">Décrivez une décision où vous avez arbitré entre un gain immédiat et un intérêt de plus long terme.</w:t>
       </w:r>
     </w:p>
     <w:p>
@@ -17231,7 +18125,7 @@
         <w:pStyle w:val="ListParagraph"/>
         <w:numPr>
           <w:ilvl w:val="0"/>
-          <w:numId w:val="5"/>
+          <w:numId w:val="4"/>
         </w:numPr>
         <w:spacing w:after="90" w:line="264"/>
       </w:pPr>
@@ -17242,50 +18136,197 @@
           <w:sz w:val="20"/>
           <w:szCs w:val="20"/>
         </w:rPr>
-        <w:t xml:space="preserve">Si vous arriviez ici, à qui iriez-vous parler dans vos trois premiers mois, en dehors du cabinet ? Pourquoi eux ?</w:t>
-      </w:r>
-    </w:p>
-    <w:p>
-      <w:pPr>
-        <w:pStyle w:val="ListParagraph"/>
-        <w:numPr>
-          <w:ilvl w:val="0"/>
-          <w:numId w:val="5"/>
-        </w:numPr>
-        <w:spacing w:after="90" w:line="264"/>
-      </w:pPr>
-      <w:r>
-        <w:rPr>
-          <w:rFonts w:ascii="Calibri" w:cs="Calibri" w:eastAsia="Calibri" w:hAnsi="Calibri"/>
-          <w:color w:val="15181D"/>
-          <w:sz w:val="20"/>
-          <w:szCs w:val="20"/>
-        </w:rPr>
-        <w:t xml:space="preserve">Qu'attendez-vous de vos associés, concrètement, dans le fonctionnement quotidien ?</w:t>
-      </w:r>
-    </w:p>
-    <w:p>
-      <w:pPr>
-        <w:pStyle w:val="ListParagraph"/>
-        <w:numPr>
-          <w:ilvl w:val="0"/>
-          <w:numId w:val="5"/>
-        </w:numPr>
-        <w:spacing w:after="90" w:line="264"/>
-      </w:pPr>
-      <w:r>
-        <w:rPr>
-          <w:rFonts w:ascii="Calibri" w:cs="Calibri" w:eastAsia="Calibri" w:hAnsi="Calibri"/>
-          <w:color w:val="15181D"/>
-          <w:sz w:val="20"/>
-          <w:szCs w:val="20"/>
-        </w:rPr>
-        <w:t xml:space="preserve">Qu'est-ce qui vous ferait partir d'ici au bout de deux ans ?</w:t>
-      </w:r>
-    </w:p>
-    <w:p>
-      <w:pPr>
-        <w:spacing w:after="140" w:before="0" w:line="276"/>
+        <w:t xml:space="preserve">Que savez-vous de l'économie du cabinet dans lequel vous exercez aujourd'hui, et comment l'avez-vous appris ?</w:t>
+      </w:r>
+    </w:p>
+    <w:p>
+      <w:pPr>
+        <w:spacing w:after="80" w:before="160" w:line="276"/>
+      </w:pPr>
+      <w:r>
+        <w:rPr>
+          <w:rFonts w:ascii="Calibri" w:cs="Calibri" w:eastAsia="Calibri" w:hAnsi="Calibri"/>
+          <w:b/>
+          <w:bCs/>
+          <w:caps/>
+          <w:color w:val="6E7784"/>
+          <w:spacing w:val="20"/>
+          <w:sz w:val="15"/>
+          <w:szCs w:val="15"/>
+        </w:rPr>
+        <w:t xml:space="preserve">Questions d'approfondissement</w:t>
+      </w:r>
+    </w:p>
+    <w:tbl>
+      <w:tblPr>
+        <w:tblW w:type="dxa" w:w="9638"/>
+        <w:tblBorders>
+          <w:top w:val="none" w:color="FFFFFF" w:sz="0"/>
+          <w:left w:val="none" w:color="FFFFFF" w:sz="0"/>
+          <w:bottom w:val="none" w:color="FFFFFF" w:sz="0"/>
+          <w:right w:val="none" w:color="FFFFFF" w:sz="0"/>
+          <w:insideH w:val="none" w:color="FFFFFF" w:sz="0"/>
+          <w:insideV w:val="none" w:color="FFFFFF" w:sz="0"/>
+        </w:tblBorders>
+      </w:tblPr>
+      <w:tblGrid>
+        <w:gridCol w:w="3213"/>
+        <w:gridCol w:w="3213"/>
+        <w:gridCol w:w="3212"/>
+      </w:tblGrid>
+      <w:tr>
+        <w:tc>
+          <w:tcPr>
+            <w:tcW w:type="dxa" w:w="3213"/>
+            <w:tcBorders>
+              <w:top w:val="none" w:color="FFFFFF" w:sz="0"/>
+              <w:left w:val="single" w:color="C9CFD8" w:sz="10"/>
+              <w:bottom w:val="none" w:color="FFFFFF" w:sz="0"/>
+              <w:right w:val="none" w:color="FFFFFF" w:sz="0"/>
+            </w:tcBorders>
+            <w:tcMar>
+              <w:top w:type="dxa" w:w="60"/>
+              <w:left w:type="dxa" w:w="140"/>
+              <w:bottom w:type="dxa" w:w="60"/>
+              <w:right w:type="dxa" w:w="100"/>
+            </w:tcMar>
+          </w:tcPr>
+          <w:p>
+            <w:pPr>
+              <w:spacing w:after="50" w:before="0" w:line="276"/>
+            </w:pPr>
+            <w:r>
+              <w:rPr>
+                <w:rFonts w:ascii="Calibri" w:cs="Calibri" w:eastAsia="Calibri" w:hAnsi="Calibri"/>
+                <w:b/>
+                <w:bCs/>
+                <w:caps/>
+                <w:color w:val="1F4B7A"/>
+                <w:spacing w:val="20"/>
+                <w:sz w:val="14"/>
+                <w:szCs w:val="14"/>
+              </w:rPr>
+              <w:t xml:space="preserve">Actions</w:t>
+            </w:r>
+          </w:p>
+          <w:p>
+            <w:pPr>
+              <w:spacing w:after="0" w:before="0" w:line="276"/>
+            </w:pPr>
+            <w:r>
+              <w:rPr>
+                <w:rFonts w:ascii="Calibri" w:cs="Calibri" w:eastAsia="Calibri" w:hAnsi="Calibri"/>
+                <w:color w:val="4B535E"/>
+                <w:sz w:val="17"/>
+                <w:szCs w:val="17"/>
+              </w:rPr>
+              <w:t xml:space="preserve">Quelle approche avez-vous adoptée ? Comment avez-vous fait ? Écoutez avec attention la description d'étapes spécifiques.</w:t>
+            </w:r>
+          </w:p>
+        </w:tc>
+        <w:tc>
+          <w:tcPr>
+            <w:tcW w:type="dxa" w:w="3213"/>
+            <w:tcBorders>
+              <w:top w:val="none" w:color="FFFFFF" w:sz="0"/>
+              <w:left w:val="single" w:color="C9CFD8" w:sz="10"/>
+              <w:bottom w:val="none" w:color="FFFFFF" w:sz="0"/>
+              <w:right w:val="none" w:color="FFFFFF" w:sz="0"/>
+            </w:tcBorders>
+            <w:tcMar>
+              <w:top w:type="dxa" w:w="60"/>
+              <w:left w:type="dxa" w:w="140"/>
+              <w:bottom w:type="dxa" w:w="60"/>
+              <w:right w:type="dxa" w:w="100"/>
+            </w:tcMar>
+          </w:tcPr>
+          <w:p>
+            <w:pPr>
+              <w:spacing w:after="50" w:before="0" w:line="276"/>
+            </w:pPr>
+            <w:r>
+              <w:rPr>
+                <w:rFonts w:ascii="Calibri" w:cs="Calibri" w:eastAsia="Calibri" w:hAnsi="Calibri"/>
+                <w:b/>
+                <w:bCs/>
+                <w:caps/>
+                <w:color w:val="1F4B7A"/>
+                <w:spacing w:val="20"/>
+                <w:sz w:val="14"/>
+                <w:szCs w:val="14"/>
+              </w:rPr>
+              <w:t xml:space="preserve">Résultat</w:t>
+            </w:r>
+          </w:p>
+          <w:p>
+            <w:pPr>
+              <w:spacing w:after="0" w:before="0" w:line="276"/>
+            </w:pPr>
+            <w:r>
+              <w:rPr>
+                <w:rFonts w:ascii="Calibri" w:cs="Calibri" w:eastAsia="Calibri" w:hAnsi="Calibri"/>
+                <w:color w:val="4B535E"/>
+                <w:sz w:val="17"/>
+                <w:szCs w:val="17"/>
+              </w:rPr>
+              <w:t xml:space="preserve">Quel a été le résultat ? Quel a été l'impact ?</w:t>
+            </w:r>
+          </w:p>
+        </w:tc>
+        <w:tc>
+          <w:tcPr>
+            <w:tcW w:type="dxa" w:w="3212"/>
+            <w:tcBorders>
+              <w:top w:val="none" w:color="FFFFFF" w:sz="0"/>
+              <w:left w:val="single" w:color="C9CFD8" w:sz="10"/>
+              <w:bottom w:val="none" w:color="FFFFFF" w:sz="0"/>
+              <w:right w:val="none" w:color="FFFFFF" w:sz="0"/>
+            </w:tcBorders>
+            <w:tcMar>
+              <w:top w:type="dxa" w:w="60"/>
+              <w:left w:type="dxa" w:w="140"/>
+              <w:bottom w:type="dxa" w:w="60"/>
+              <w:right w:type="dxa" w:w="100"/>
+            </w:tcMar>
+          </w:tcPr>
+          <w:p>
+            <w:pPr>
+              <w:spacing w:after="50" w:before="0" w:line="276"/>
+            </w:pPr>
+            <w:r>
+              <w:rPr>
+                <w:rFonts w:ascii="Calibri" w:cs="Calibri" w:eastAsia="Calibri" w:hAnsi="Calibri"/>
+                <w:b/>
+                <w:bCs/>
+                <w:caps/>
+                <w:color w:val="1F4B7A"/>
+                <w:spacing w:val="20"/>
+                <w:sz w:val="14"/>
+                <w:szCs w:val="14"/>
+              </w:rPr>
+              <w:t xml:space="preserve">Application</w:t>
+            </w:r>
+          </w:p>
+          <w:p>
+            <w:pPr>
+              <w:spacing w:after="0" w:before="0" w:line="276"/>
+            </w:pPr>
+            <w:r>
+              <w:rPr>
+                <w:rFonts w:ascii="Calibri" w:cs="Calibri" w:eastAsia="Calibri" w:hAnsi="Calibri"/>
+                <w:color w:val="4B535E"/>
+                <w:sz w:val="17"/>
+                <w:szCs w:val="17"/>
+              </w:rPr>
+              <w:t xml:space="preserve">Décrivez un moment où vous avez appliqué ce que vous avez appris à une autre situation.</w:t>
+            </w:r>
+          </w:p>
+        </w:tc>
+      </w:tr>
+    </w:tbl>
+    <w:p>
+      <w:pPr>
+        <w:spacing w:after="100" w:before="0" w:line="276"/>
       </w:pPr>
       <w:r>
         <w:rPr>
@@ -17331,11 +18372,22 @@
             <w:r>
               <w:rPr>
                 <w:rFonts w:ascii="Calibri" w:cs="Calibri" w:eastAsia="Calibri" w:hAnsi="Calibri"/>
+                <w:b/>
+                <w:bCs/>
+                <w:color w:val="15181D"/>
+                <w:sz w:val="20"/>
+                <w:szCs w:val="20"/>
+              </w:rPr>
+              <w:t xml:space="preserve">À l'intervieweur. </w:t>
+            </w:r>
+            <w:r>
+              <w:rPr>
+                <w:rFonts w:ascii="Calibri" w:cs="Calibri" w:eastAsia="Calibri" w:hAnsi="Calibri"/>
                 <w:color w:val="4B535E"/>
                 <w:sz w:val="20"/>
                 <w:szCs w:val="20"/>
               </w:rPr>
-              <w:t xml:space="preserve">Un candidat qui lit le protocole sans poser une seule question sur la valorisation ou le financement ne s'est pas projeté. Un candidat qui négocie sur un point précis s'est projeté. La question 6 est la plus utile de l'entretien : une réponse vague signale que la personne n'a pas de critère, et donc rien qui la retienne. Une réponse précise vous dit ce que vous aurez à tenir.</w:t>
+              <w:t xml:space="preserve">À six ou dix ans d'exercice, vous cherchez l'amorce, pas la maturité. Un candidat qui connaît le chiffre d'affaires de son cabinet et sait comment il se forme est déjà au-dessus de la moyenne de sa génération.</w:t>
             </w:r>
           </w:p>
         </w:tc>
@@ -17343,7 +18395,7 @@
     </w:tbl>
     <w:p>
       <w:pPr>
-        <w:spacing w:after="160" w:before="0" w:line="276"/>
+        <w:spacing w:after="100" w:before="0" w:line="276"/>
       </w:pPr>
       <w:r>
         <w:rPr>
@@ -17370,7 +18422,7 @@
           <w:sz w:val="15"/>
           <w:szCs w:val="15"/>
         </w:rPr>
-        <w:t xml:space="preserve">Réserves exprimées par le candidat, à traiter avant toute proposition</w:t>
+        <w:t xml:space="preserve">Notes prises au cours de l'entretien</w:t>
       </w:r>
     </w:p>
     <w:p>
@@ -17435,6 +18487,513 @@
     </w:p>
     <w:p>
       <w:pPr>
+        <w:pBdr>
+          <w:bottom w:val="single" w:color="C9CFD8" w:sz="4"/>
+        </w:pBdr>
+        <w:spacing w:after="0" w:before="180"/>
+      </w:pPr>
+      <w:r>
+        <w:rPr>
+          <w:sz w:val="20"/>
+          <w:szCs w:val="20"/>
+        </w:rPr>
+        <w:t xml:space="preserve"/>
+      </w:r>
+    </w:p>
+    <w:p>
+      <w:pPr>
+        <w:spacing w:after="160" w:before="0" w:line="276"/>
+      </w:pPr>
+      <w:r>
+        <w:rPr>
+          <w:rFonts w:ascii="Calibri" w:cs="Calibri" w:eastAsia="Calibri" w:hAnsi="Calibri"/>
+          <w:color w:val="15181D"/>
+          <w:sz w:val="20"/>
+          <w:szCs w:val="20"/>
+        </w:rPr>
+        <w:t xml:space="preserve"/>
+      </w:r>
+    </w:p>
+    <w:tbl>
+      <w:tblPr>
+        <w:tblW w:type="dxa" w:w="9638"/>
+        <w:tblBorders>
+          <w:top w:val="single" w:color="C9CFD8" w:sz="4"/>
+          <w:left w:val="single" w:color="C9CFD8" w:sz="4"/>
+          <w:bottom w:val="single" w:color="C9CFD8" w:sz="4"/>
+          <w:right w:val="single" w:color="C9CFD8" w:sz="4"/>
+          <w:insideH w:val="single" w:color="C9CFD8" w:sz="4"/>
+          <w:insideV w:val="single" w:color="C9CFD8" w:sz="4"/>
+        </w:tblBorders>
+      </w:tblPr>
+      <w:tblGrid>
+        <w:gridCol w:w="4819"/>
+        <w:gridCol w:w="4819"/>
+      </w:tblGrid>
+      <w:tr>
+        <w:tc>
+          <w:tcPr>
+            <w:tcW w:type="dxa" w:w="4819"/>
+            <w:tcMar>
+              <w:top w:type="dxa" w:w="90"/>
+              <w:left w:type="dxa" w:w="110"/>
+              <w:bottom w:type="dxa" w:w="90"/>
+              <w:right w:type="dxa" w:w="110"/>
+            </w:tcMar>
+            <w:vAlign w:val="top"/>
+          </w:tcPr>
+          <w:p>
+            <w:pPr>
+              <w:spacing w:after="40" w:line="252"/>
+            </w:pPr>
+            <w:r>
+              <w:rPr>
+                <w:rFonts w:ascii="Calibri" w:cs="Calibri" w:eastAsia="Calibri" w:hAnsi="Calibri"/>
+                <w:color w:val="15181D"/>
+                <w:sz w:val="18"/>
+                <w:szCs w:val="18"/>
+              </w:rPr>
+              <w:t xml:space="preserve">Candidat : ______________________________</w:t>
+            </w:r>
+          </w:p>
+        </w:tc>
+        <w:tc>
+          <w:tcPr>
+            <w:tcW w:type="dxa" w:w="4819"/>
+            <w:tcMar>
+              <w:top w:type="dxa" w:w="90"/>
+              <w:left w:type="dxa" w:w="110"/>
+              <w:bottom w:type="dxa" w:w="90"/>
+              <w:right w:type="dxa" w:w="110"/>
+            </w:tcMar>
+            <w:vAlign w:val="top"/>
+          </w:tcPr>
+          <w:p>
+            <w:pPr>
+              <w:spacing w:after="40" w:line="252"/>
+            </w:pPr>
+            <w:r>
+              <w:rPr>
+                <w:rFonts w:ascii="Calibri" w:cs="Calibri" w:eastAsia="Calibri" w:hAnsi="Calibri"/>
+                <w:color w:val="15181D"/>
+                <w:sz w:val="18"/>
+                <w:szCs w:val="18"/>
+              </w:rPr>
+              <w:t xml:space="preserve">Note (1 à 4) : _______     1 ne répond pas · 2 partiellement · 3 répond · 4 dépasse</w:t>
+            </w:r>
+          </w:p>
+        </w:tc>
+      </w:tr>
+    </w:tbl>
+    <w:p>
+      <w:r>
+        <w:br w:type="page"/>
+      </w:r>
+    </w:p>
+    <w:p>
+      <w:pPr>
+        <w:pStyle w:val="Heading2"/>
+        <w:spacing w:after="140" w:before="300"/>
+      </w:pPr>
+      <w:r>
+        <w:rPr>
+          <w:rFonts w:ascii="Cambria" w:cs="Cambria" w:eastAsia="Cambria" w:hAnsi="Cambria"/>
+          <w:b/>
+          <w:bCs/>
+          <w:color w:val="1F4B7A"/>
+          <w:sz w:val="26"/>
+          <w:szCs w:val="26"/>
+        </w:rPr>
+        <w:t xml:space="preserve">Projet de reprise</w:t>
+      </w:r>
+    </w:p>
+    <w:p>
+      <w:pPr>
+        <w:spacing w:after="120" w:before="0" w:line="276"/>
+      </w:pPr>
+      <w:r>
+        <w:rPr>
+          <w:rFonts w:ascii="Calibri" w:cs="Calibri" w:eastAsia="Calibri" w:hAnsi="Calibri"/>
+          <w:b/>
+          <w:bCs/>
+          <w:color w:val="1F4B7A"/>
+          <w:sz w:val="19"/>
+          <w:szCs w:val="19"/>
+        </w:rPr>
+        <w:t xml:space="preserve">Séquence non notée · 20 minutes · Hervé Gerbi</w:t>
+      </w:r>
+    </w:p>
+    <w:p>
+      <w:pPr>
+        <w:spacing w:after="80" w:before="160" w:line="276"/>
+      </w:pPr>
+      <w:r>
+        <w:rPr>
+          <w:rFonts w:ascii="Calibri" w:cs="Calibri" w:eastAsia="Calibri" w:hAnsi="Calibri"/>
+          <w:b/>
+          <w:bCs/>
+          <w:caps/>
+          <w:color w:val="6E7784"/>
+          <w:spacing w:val="20"/>
+          <w:sz w:val="15"/>
+          <w:szCs w:val="15"/>
+        </w:rPr>
+        <w:t xml:space="preserve">Ce que vous remettez</w:t>
+      </w:r>
+    </w:p>
+    <w:p>
+      <w:pPr>
+        <w:spacing w:after="120" w:before="0" w:line="276"/>
+      </w:pPr>
+      <w:r>
+        <w:rPr>
+          <w:rFonts w:ascii="Calibri" w:cs="Calibri" w:eastAsia="Calibri" w:hAnsi="Calibri"/>
+          <w:color w:val="15181D"/>
+          <w:sz w:val="20"/>
+          <w:szCs w:val="20"/>
+        </w:rPr>
+        <w:t xml:space="preserve">La note d'intention d'une page, signée. Objectif de reprise, horizon envisagé du retrait, étapes de la transition, engagement de formaliser le protocole d'association détaillé avant une date précise, avec le candidat retenu. Laissez-le lire. Le silence pendant qu'il lit est informatif.</w:t>
+      </w:r>
+    </w:p>
+    <w:p>
+      <w:pPr>
+        <w:spacing w:after="80" w:before="160" w:line="276"/>
+      </w:pPr>
+      <w:r>
+        <w:rPr>
+          <w:rFonts w:ascii="Calibri" w:cs="Calibri" w:eastAsia="Calibri" w:hAnsi="Calibri"/>
+          <w:b/>
+          <w:bCs/>
+          <w:caps/>
+          <w:color w:val="6E7784"/>
+          <w:spacing w:val="20"/>
+          <w:sz w:val="15"/>
+          <w:szCs w:val="15"/>
+        </w:rPr>
+        <w:t xml:space="preserve">Questions</w:t>
+      </w:r>
+    </w:p>
+    <w:p>
+      <w:pPr>
+        <w:pStyle w:val="ListParagraph"/>
+        <w:numPr>
+          <w:ilvl w:val="0"/>
+          <w:numId w:val="5"/>
+        </w:numPr>
+        <w:spacing w:after="90" w:line="264"/>
+      </w:pPr>
+      <w:r>
+        <w:rPr>
+          <w:rFonts w:ascii="Calibri" w:cs="Calibri" w:eastAsia="Calibri" w:hAnsi="Calibri"/>
+          <w:color w:val="15181D"/>
+          <w:sz w:val="20"/>
+          <w:szCs w:val="20"/>
+        </w:rPr>
+        <w:t xml:space="preserve">Qu'est-ce qui vous attire dans une reprise plutôt que dans une association ?</w:t>
+      </w:r>
+    </w:p>
+    <w:p>
+      <w:pPr>
+        <w:pStyle w:val="ListParagraph"/>
+        <w:numPr>
+          <w:ilvl w:val="0"/>
+          <w:numId w:val="5"/>
+        </w:numPr>
+        <w:spacing w:after="90" w:line="264"/>
+      </w:pPr>
+      <w:r>
+        <w:rPr>
+          <w:rFonts w:ascii="Calibri" w:cs="Calibri" w:eastAsia="Calibri" w:hAnsi="Calibri"/>
+          <w:color w:val="15181D"/>
+          <w:sz w:val="20"/>
+          <w:szCs w:val="20"/>
+        </w:rPr>
+        <w:t xml:space="preserve">Avez-vous déjà dirigé quelque chose ? Quoi, sur quelle durée, avec combien de personnes ?</w:t>
+      </w:r>
+    </w:p>
+    <w:p>
+      <w:pPr>
+        <w:pStyle w:val="ListParagraph"/>
+        <w:numPr>
+          <w:ilvl w:val="0"/>
+          <w:numId w:val="5"/>
+        </w:numPr>
+        <w:spacing w:after="90" w:line="264"/>
+      </w:pPr>
+      <w:r>
+        <w:rPr>
+          <w:rFonts w:ascii="Calibri" w:cs="Calibri" w:eastAsia="Calibri" w:hAnsi="Calibri"/>
+          <w:color w:val="15181D"/>
+          <w:sz w:val="20"/>
+          <w:szCs w:val="20"/>
+        </w:rPr>
+        <w:t xml:space="preserve">Comment envisagez-vous de financer une reprise ?</w:t>
+      </w:r>
+    </w:p>
+    <w:p>
+      <w:pPr>
+        <w:pStyle w:val="ListParagraph"/>
+        <w:numPr>
+          <w:ilvl w:val="0"/>
+          <w:numId w:val="5"/>
+        </w:numPr>
+        <w:spacing w:after="90" w:line="264"/>
+      </w:pPr>
+      <w:r>
+        <w:rPr>
+          <w:rFonts w:ascii="Calibri" w:cs="Calibri" w:eastAsia="Calibri" w:hAnsi="Calibri"/>
+          <w:color w:val="15181D"/>
+          <w:sz w:val="20"/>
+          <w:szCs w:val="20"/>
+        </w:rPr>
+        <w:t xml:space="preserve">Le cabinet porte le nom de son fondateur. Qu'en feriez-vous ?</w:t>
+      </w:r>
+    </w:p>
+    <w:p>
+      <w:pPr>
+        <w:pStyle w:val="ListParagraph"/>
+        <w:numPr>
+          <w:ilvl w:val="0"/>
+          <w:numId w:val="5"/>
+        </w:numPr>
+        <w:spacing w:after="90" w:line="264"/>
+      </w:pPr>
+      <w:r>
+        <w:rPr>
+          <w:rFonts w:ascii="Calibri" w:cs="Calibri" w:eastAsia="Calibri" w:hAnsi="Calibri"/>
+          <w:color w:val="15181D"/>
+          <w:sz w:val="20"/>
+          <w:szCs w:val="20"/>
+        </w:rPr>
+        <w:t xml:space="preserve">Qu'attendez-vous de moi pendant la transition, concrètement ?</w:t>
+      </w:r>
+    </w:p>
+    <w:p>
+      <w:pPr>
+        <w:pStyle w:val="ListParagraph"/>
+        <w:numPr>
+          <w:ilvl w:val="0"/>
+          <w:numId w:val="5"/>
+        </w:numPr>
+        <w:spacing w:after="90" w:line="264"/>
+      </w:pPr>
+      <w:r>
+        <w:rPr>
+          <w:rFonts w:ascii="Calibri" w:cs="Calibri" w:eastAsia="Calibri" w:hAnsi="Calibri"/>
+          <w:color w:val="15181D"/>
+          <w:sz w:val="20"/>
+          <w:szCs w:val="20"/>
+        </w:rPr>
+        <w:t xml:space="preserve">Qu'est-ce qui vous ferait partir d'ici au bout de deux ans ?</w:t>
+      </w:r>
+    </w:p>
+    <w:p>
+      <w:pPr>
+        <w:spacing w:after="80" w:before="160" w:line="276"/>
+      </w:pPr>
+      <w:r>
+        <w:rPr>
+          <w:rFonts w:ascii="Calibri" w:cs="Calibri" w:eastAsia="Calibri" w:hAnsi="Calibri"/>
+          <w:b/>
+          <w:bCs/>
+          <w:caps/>
+          <w:color w:val="6E7784"/>
+          <w:spacing w:val="20"/>
+          <w:sz w:val="15"/>
+          <w:szCs w:val="15"/>
+        </w:rPr>
+        <w:t xml:space="preserve">Ce que vous observez</w:t>
+      </w:r>
+    </w:p>
+    <w:p>
+      <w:pPr>
+        <w:pStyle w:val="ListParagraph"/>
+        <w:numPr>
+          <w:ilvl w:val="0"/>
+          <w:numId w:val="2"/>
+        </w:numPr>
+        <w:spacing w:after="70" w:line="264"/>
+      </w:pPr>
+      <w:r>
+        <w:rPr>
+          <w:rFonts w:ascii="Calibri" w:cs="Calibri" w:eastAsia="Calibri" w:hAnsi="Calibri"/>
+          <w:color w:val="15181D"/>
+          <w:sz w:val="20"/>
+          <w:szCs w:val="20"/>
+        </w:rPr>
+        <w:t xml:space="preserve">Question 1. Elle sépare deux populations : ceux qui veulent une bonne pratique dans une bonne structure, et ceux qui veulent diriger. Les deux sont respectables, une seule vous intéresse.</w:t>
+      </w:r>
+    </w:p>
+    <w:p>
+      <w:pPr>
+        <w:pStyle w:val="ListParagraph"/>
+        <w:numPr>
+          <w:ilvl w:val="0"/>
+          <w:numId w:val="2"/>
+        </w:numPr>
+        <w:spacing w:after="70" w:line="264"/>
+      </w:pPr>
+      <w:r>
+        <w:rPr>
+          <w:rFonts w:ascii="Calibri" w:cs="Calibri" w:eastAsia="Calibri" w:hAnsi="Calibri"/>
+          <w:color w:val="15181D"/>
+          <w:sz w:val="20"/>
+          <w:szCs w:val="20"/>
+        </w:rPr>
+        <w:t xml:space="preserve">Question 3. Elle n'attend pas un plan de financement. Un candidat qui n'a jamais pensé à l'argent ne s'est pas projeté. Un candidat qui pose des questions précises s'est projeté.</w:t>
+      </w:r>
+    </w:p>
+    <w:p>
+      <w:pPr>
+        <w:pStyle w:val="ListParagraph"/>
+        <w:numPr>
+          <w:ilvl w:val="0"/>
+          <w:numId w:val="2"/>
+        </w:numPr>
+        <w:spacing w:after="70" w:line="264"/>
+      </w:pPr>
+      <w:r>
+        <w:rPr>
+          <w:rFonts w:ascii="Calibri" w:cs="Calibri" w:eastAsia="Calibri" w:hAnsi="Calibri"/>
+          <w:color w:val="15181D"/>
+          <w:sz w:val="20"/>
+          <w:szCs w:val="20"/>
+        </w:rPr>
+        <w:t xml:space="preserve">Question 4. Celle que personne ne prépare. La réponse dit s'il compte exister en son nom ou vivre dans une ombre. Les deux réponses sont recevables, l'absence de réponse ne l'est pas.</w:t>
+      </w:r>
+    </w:p>
+    <w:p>
+      <w:pPr>
+        <w:pStyle w:val="ListParagraph"/>
+        <w:numPr>
+          <w:ilvl w:val="0"/>
+          <w:numId w:val="2"/>
+        </w:numPr>
+        <w:spacing w:after="70" w:line="264"/>
+      </w:pPr>
+      <w:r>
+        <w:rPr>
+          <w:rFonts w:ascii="Calibri" w:cs="Calibri" w:eastAsia="Calibri" w:hAnsi="Calibri"/>
+          <w:color w:val="15181D"/>
+          <w:sz w:val="20"/>
+          <w:szCs w:val="20"/>
+        </w:rPr>
+        <w:t xml:space="preserve">Question 5. La plus utile de l'entretien. Elle oblige le candidat à dire ce dont il a besoin de vous. Un candidat qui ne demande rien n'a pas réfléchi à la transition, ou n'ose pas vous le dire.</w:t>
+      </w:r>
+    </w:p>
+    <w:p>
+      <w:pPr>
+        <w:pStyle w:val="ListParagraph"/>
+        <w:numPr>
+          <w:ilvl w:val="0"/>
+          <w:numId w:val="2"/>
+        </w:numPr>
+        <w:spacing w:after="70" w:line="264"/>
+      </w:pPr>
+      <w:r>
+        <w:rPr>
+          <w:rFonts w:ascii="Calibri" w:cs="Calibri" w:eastAsia="Calibri" w:hAnsi="Calibri"/>
+          <w:color w:val="15181D"/>
+          <w:sz w:val="20"/>
+          <w:szCs w:val="20"/>
+        </w:rPr>
+        <w:t xml:space="preserve">Question 6. Elle vous dit ce que vous aurez à tenir. Une réponse vague signale que la personne n'a pas de critère, et donc rien qui la retienne.</w:t>
+      </w:r>
+    </w:p>
+    <w:p>
+      <w:pPr>
+        <w:spacing w:after="160" w:before="0" w:line="276"/>
+      </w:pPr>
+      <w:r>
+        <w:rPr>
+          <w:rFonts w:ascii="Calibri" w:cs="Calibri" w:eastAsia="Calibri" w:hAnsi="Calibri"/>
+          <w:color w:val="15181D"/>
+          <w:sz w:val="20"/>
+          <w:szCs w:val="20"/>
+        </w:rPr>
+        <w:t xml:space="preserve"/>
+      </w:r>
+    </w:p>
+    <w:p>
+      <w:pPr>
+        <w:spacing w:after="80" w:before="160" w:line="276"/>
+      </w:pPr>
+      <w:r>
+        <w:rPr>
+          <w:rFonts w:ascii="Calibri" w:cs="Calibri" w:eastAsia="Calibri" w:hAnsi="Calibri"/>
+          <w:b/>
+          <w:bCs/>
+          <w:caps/>
+          <w:color w:val="6E7784"/>
+          <w:spacing w:val="20"/>
+          <w:sz w:val="15"/>
+          <w:szCs w:val="15"/>
+        </w:rPr>
+        <w:t xml:space="preserve">Réserves exprimées par le candidat, à traiter avant toute proposition</w:t>
+      </w:r>
+    </w:p>
+    <w:p>
+      <w:pPr>
+        <w:pBdr>
+          <w:bottom w:val="single" w:color="C9CFD8" w:sz="4"/>
+        </w:pBdr>
+        <w:spacing w:after="0" w:before="180"/>
+      </w:pPr>
+      <w:r>
+        <w:rPr>
+          <w:sz w:val="20"/>
+          <w:szCs w:val="20"/>
+        </w:rPr>
+        <w:t xml:space="preserve"/>
+      </w:r>
+    </w:p>
+    <w:p>
+      <w:pPr>
+        <w:pBdr>
+          <w:bottom w:val="single" w:color="C9CFD8" w:sz="4"/>
+        </w:pBdr>
+        <w:spacing w:after="0" w:before="180"/>
+      </w:pPr>
+      <w:r>
+        <w:rPr>
+          <w:sz w:val="20"/>
+          <w:szCs w:val="20"/>
+        </w:rPr>
+        <w:t xml:space="preserve"/>
+      </w:r>
+    </w:p>
+    <w:p>
+      <w:pPr>
+        <w:pBdr>
+          <w:bottom w:val="single" w:color="C9CFD8" w:sz="4"/>
+        </w:pBdr>
+        <w:spacing w:after="0" w:before="180"/>
+      </w:pPr>
+      <w:r>
+        <w:rPr>
+          <w:sz w:val="20"/>
+          <w:szCs w:val="20"/>
+        </w:rPr>
+        <w:t xml:space="preserve"/>
+      </w:r>
+    </w:p>
+    <w:p>
+      <w:pPr>
+        <w:pBdr>
+          <w:bottom w:val="single" w:color="C9CFD8" w:sz="4"/>
+        </w:pBdr>
+        <w:spacing w:after="0" w:before="180"/>
+      </w:pPr>
+      <w:r>
+        <w:rPr>
+          <w:sz w:val="20"/>
+          <w:szCs w:val="20"/>
+        </w:rPr>
+        <w:t xml:space="preserve"/>
+      </w:r>
+    </w:p>
+    <w:p>
+      <w:pPr>
         <w:spacing w:after="160" w:before="0" w:line="276"/>
       </w:pPr>
       <w:r>
@@ -17460,7 +19019,7 @@
           <w:sz w:val="20"/>
           <w:szCs w:val="20"/>
         </w:rPr>
-        <w:t xml:space="preserve">Le candidat se projette dans l'association :          oui          /          avec réserves          /          non</w:t>
+        <w:t xml:space="preserve">Le candidat se projette dans la reprise :          oui          /          avec réserves          /          non</w:t>
       </w:r>
     </w:p>
     <w:p>

--- a/Guide-entretiens.docx
+++ b/Guide-entretiens.docx
@@ -849,7 +849,7 @@
                 <w:sz w:val="18"/>
                 <w:szCs w:val="18"/>
               </w:rPr>
-              <w:t xml:space="preserve">Expertise fonctionnelle, Courage, Réseaux, Esprit stratégique, note d'intention</w:t>
+              <w:t xml:space="preserve">Expertise fonctionnelle, Courage, Réseaux, Esprit stratégique, projet de reprise</w:t>
             </w:r>
           </w:p>
         </w:tc>
@@ -14482,7 +14482,7 @@
           <w:sz w:val="20"/>
           <w:szCs w:val="20"/>
         </w:rPr>
-        <w:t xml:space="preserve">L'étape la plus lourde du dispositif. Elle ouvre sur l'expertise fonctionnelle, seul bloc du guide qui exige de l'intervieweur qu'il maîtrise la matière. La note d'intention signée est remise au candidat en fin d'entretien.</w:t>
+        <w:t xml:space="preserve">L'étape la plus lourde du dispositif. Elle ouvre sur l'expertise fonctionnelle, seul bloc du guide qui exige de l'intervieweur qu'il maîtrise la matière. Aucun document n'est remis au candidat au cours de cet entretien.</w:t>
       </w:r>
     </w:p>
     <w:p>
@@ -18638,7 +18638,7 @@
           <w:sz w:val="15"/>
           <w:szCs w:val="15"/>
         </w:rPr>
-        <w:t xml:space="preserve">Ce que vous remettez</w:t>
+        <w:t xml:space="preserve">Cadre de la séquence</w:t>
       </w:r>
     </w:p>
     <w:p>
@@ -18652,7 +18652,7 @@
           <w:sz w:val="20"/>
           <w:szCs w:val="20"/>
         </w:rPr>
-        <w:t xml:space="preserve">La note d'intention d'une page, signée. Objectif de reprise, horizon envisagé du retrait, étapes de la transition, engagement de formaliser le protocole d'association détaillé avant une date précise, avec le candidat retenu. Laissez-le lire. Le silence pendant qu'il lit est informatif.</w:t>
+        <w:t xml:space="preserve">Aucun document n'est remis au candidat à ce stade. Le protocole d'association sera rédigé plus tard. Cette séquence est donc une conversation, et c'est vous qui portez la crédibilité du projet. Dites-le au candidat en ouverture, plutôt que de le laisser le déduire : une chose annoncée n'est pas la même qu'une chose découverte.</w:t>
       </w:r>
     </w:p>
     <w:p>

--- a/Guide-entretiens.docx
+++ b/Guide-entretiens.docx
@@ -527,7 +527,7 @@
                 <w:sz w:val="18"/>
                 <w:szCs w:val="18"/>
               </w:rPr>
-              <w:t xml:space="preserve">2 · valeurs</w:t>
+              <w:t xml:space="preserve">2 · parcours et motivation</w:t>
             </w:r>
           </w:p>
         </w:tc>
@@ -586,7 +586,7 @@
                 <w:sz w:val="18"/>
                 <w:szCs w:val="18"/>
               </w:rPr>
-              <w:t xml:space="preserve">60 min</w:t>
+              <w:t xml:space="preserve">55 min</w:t>
             </w:r>
           </w:p>
         </w:tc>
@@ -615,7 +615,7 @@
                 <w:sz w:val="18"/>
                 <w:szCs w:val="18"/>
               </w:rPr>
-              <w:t xml:space="preserve">Expertise, humanité, justice, réparation</w:t>
+              <w:t xml:space="preserve">Cohérence du parcours, connaissance de soi, moteur, adéquation</w:t>
             </w:r>
           </w:p>
         </w:tc>
@@ -928,7 +928,7 @@
           <w:sz w:val="20"/>
           <w:szCs w:val="20"/>
         </w:rPr>
-        <w:t xml:space="preserve">Une heure, les trois intervieweurs ensemble, en présence, avant le premier entretien d'étape 2.</w:t>
+        <w:t xml:space="preserve">Une heure, les trois intervieweurs ensemble, en présence, avant le premier entretien d'étape 3.</w:t>
       </w:r>
     </w:p>
     <w:p>
@@ -1859,7 +1859,7 @@
                 <w:sz w:val="15"/>
                 <w:szCs w:val="15"/>
               </w:rPr>
-              <w:t xml:space="preserve">E2 valeurs</w:t>
+              <w:t xml:space="preserve">E2 parcours</w:t>
             </w:r>
           </w:p>
           <w:p>
@@ -1877,7 +1877,7 @@
                 <w:sz w:val="15"/>
                 <w:szCs w:val="15"/>
               </w:rPr>
-              <w:t xml:space="preserve">G. Levy · 60 min</w:t>
+              <w:t xml:space="preserve">G. Levy · 55 min</w:t>
             </w:r>
           </w:p>
         </w:tc>
@@ -2280,7 +2280,7 @@
                 <w:sz w:val="18"/>
                 <w:szCs w:val="18"/>
               </w:rPr>
-              <w:t xml:space="preserve">Adéquation aux valeurs du cabinet</w:t>
+              <w:t xml:space="preserve">Parcours, motivation et adéquation</w:t>
             </w:r>
           </w:p>
         </w:tc>
@@ -4571,7 +4571,7 @@
                 <w:sz w:val="18"/>
                 <w:szCs w:val="18"/>
               </w:rPr>
-              <w:t xml:space="preserve">Adéquation aux valeurs</w:t>
+              <w:t xml:space="preserve">Parcours et motivation</w:t>
             </w:r>
           </w:p>
         </w:tc>
@@ -8290,7 +8290,7 @@
           <w:sz w:val="32"/>
           <w:szCs w:val="32"/>
         </w:rPr>
-        <w:t xml:space="preserve">Étape 2 · entretien valeurs</w:t>
+        <w:t xml:space="preserve">Étape 2 · parcours et motivation</w:t>
       </w:r>
     </w:p>
     <w:p>
@@ -8306,7 +8306,7 @@
           <w:sz w:val="19"/>
           <w:szCs w:val="19"/>
         </w:rPr>
-        <w:t xml:space="preserve">60 minutes · Gregory Levy, directeur du développement</w:t>
+        <w:t xml:space="preserve">55 minutes · Gregory Levy, directeur du développement</w:t>
       </w:r>
     </w:p>
     <w:p>
@@ -8320,7 +8320,7 @@
           <w:sz w:val="20"/>
           <w:szCs w:val="20"/>
         </w:rPr>
-        <w:t xml:space="preserve">Expertise, humanité, justice, réparation. Choisissez quatre des cinq situations. Vous évaluez la façon dont le candidat arbitre, pas l'exactitude juridique de sa réponse.</w:t>
+        <w:t xml:space="preserve">Les trois autres étapes demandent au candidat ce qu'il a fait professionnellement. Aucune ne demande qui il est et pourquoi il est là.</w:t>
       </w:r>
     </w:p>
     <w:tbl>
@@ -8363,7 +8363,7 @@
                 <w:sz w:val="20"/>
                 <w:szCs w:val="20"/>
               </w:rPr>
-              <w:t xml:space="preserve">Pourquoi cet entretien n'interroge pas les valeurs directement. </w:t>
+              <w:t xml:space="preserve">Pourquoi cet entretien existe. </w:t>
             </w:r>
             <w:r>
               <w:rPr>
@@ -8372,7 +8372,7 @@
                 <w:sz w:val="20"/>
                 <w:szCs w:val="20"/>
               </w:rPr>
-              <w:t xml:space="preserve">Demander à un candidat ce que l'humanité signifie pour lui ne trie personne. Il a lu votre site. Il dira ce qu'il faut dire, et il le pensera sans doute. Ce qui produit du signal, c'est le conflit : une valeur ne se révèle que lorsqu'elle entre en concurrence avec une autre et qu'il faut trancher. Il n'y a pas de bonne réponse. Vous observez comment il pense, ce qu'il met en premier, et s'il tranche ou s'il esquive.</w:t>
+              <w:t xml:space="preserve">Vous ne recrutez pas une compétence, vous engagez une relation de vingt ans avec une personne qui reprendra le cabinet. C'est le seul entretien du dispositif qui regarde la personne plutôt que le praticien. Il ne suppose aucune connaissance du dommage corporel, ni de la part du candidat, ni de la vôtre.</w:t>
             </w:r>
           </w:p>
         </w:tc>
@@ -8380,7 +8380,7 @@
     </w:tbl>
     <w:p>
       <w:pPr>
-        <w:spacing w:after="160" w:before="0" w:line="276"/>
+        <w:spacing w:after="140" w:before="0" w:line="276"/>
       </w:pPr>
       <w:r>
         <w:rPr>
@@ -8390,1575 +8390,6 @@
           <w:szCs w:val="20"/>
         </w:rPr>
         <w:t xml:space="preserve"/>
-      </w:r>
-    </w:p>
-    <w:p>
-      <w:pPr>
-        <w:spacing w:after="80" w:before="160" w:line="276"/>
-      </w:pPr>
-      <w:r>
-        <w:rPr>
-          <w:rFonts w:ascii="Calibri" w:cs="Calibri" w:eastAsia="Calibri" w:hAnsi="Calibri"/>
-          <w:b/>
-          <w:bCs/>
-          <w:caps/>
-          <w:color w:val="6E7784"/>
-          <w:spacing w:val="20"/>
-          <w:sz w:val="15"/>
-          <w:szCs w:val="15"/>
-        </w:rPr>
-        <w:t xml:space="preserve">Consigne au candidat</w:t>
-      </w:r>
-    </w:p>
-    <w:p>
-      <w:pPr>
-        <w:spacing w:after="120" w:before="0" w:line="276"/>
-      </w:pPr>
-      <w:r>
-        <w:rPr>
-          <w:rFonts w:ascii="Calibri" w:cs="Calibri" w:eastAsia="Calibri" w:hAnsi="Calibri"/>
-          <w:i/>
-          <w:iCs/>
-          <w:color w:val="4B535E"/>
-          <w:sz w:val="20"/>
-          <w:szCs w:val="20"/>
-        </w:rPr>
-        <w:t xml:space="preserve">« Je vais vous soumettre quatre situations. Elles n'ont pas de bonne réponse. Ce sont des arbitrages que nous avons à faire ici, et je veux comprendre comment vous les faites. Prenez le temps. Vous pouvez me poser des questions sur la situation. »</w:t>
-      </w:r>
-    </w:p>
-    <w:p>
-      <w:pPr>
-        <w:spacing w:after="50" w:before="260" w:line="276"/>
-      </w:pPr>
-      <w:r>
-        <w:rPr>
-          <w:rFonts w:ascii="Calibri" w:cs="Calibri" w:eastAsia="Calibri" w:hAnsi="Calibri"/>
-          <w:b/>
-          <w:bCs/>
-          <w:caps/>
-          <w:color w:val="8F5238"/>
-          <w:spacing w:val="20"/>
-          <w:sz w:val="14"/>
-          <w:szCs w:val="14"/>
-        </w:rPr>
-        <w:t xml:space="preserve">Situation 1</w:t>
-      </w:r>
-    </w:p>
-    <w:p>
-      <w:pPr>
-        <w:spacing w:after="100"/>
-      </w:pPr>
-      <w:r>
-        <w:rPr>
-          <w:rFonts w:ascii="Cambria" w:cs="Cambria" w:eastAsia="Cambria" w:hAnsi="Cambria"/>
-          <w:b/>
-          <w:bCs/>
-          <w:color w:val="15181D"/>
-          <w:sz w:val="24"/>
-          <w:szCs w:val="24"/>
-        </w:rPr>
-        <w:t xml:space="preserve">Expertise contre humanité</w:t>
-      </w:r>
-    </w:p>
-    <w:p>
-      <w:pPr>
-        <w:spacing w:after="120" w:before="0" w:line="276"/>
-      </w:pPr>
-      <w:r>
-        <w:rPr>
-          <w:rFonts w:ascii="Calibri" w:cs="Calibri" w:eastAsia="Calibri" w:hAnsi="Calibri"/>
-          <w:color w:val="15181D"/>
-          <w:sz w:val="20"/>
-          <w:szCs w:val="20"/>
-        </w:rPr>
-        <w:t xml:space="preserve">Une cliente est tétraplégique depuis quatre ans à la suite d'un accident de la route. La compagnie d'assurance formule une offre. Votre analyse est que cette offre est supérieure à ce que le tribunal accorderait, et qu'un contentieux ajouterait deux années de procédure. Votre cliente veut aller au procès. Elle vous dit : « je veux que quelqu'un dise que c'est sa faute ».</w:t>
-      </w:r>
-    </w:p>
-    <w:p>
-      <w:pPr>
-        <w:spacing w:after="120" w:before="0" w:line="276"/>
-      </w:pPr>
-      <w:r>
-        <w:rPr>
-          <w:rFonts w:ascii="Cambria" w:cs="Cambria" w:eastAsia="Cambria" w:hAnsi="Cambria"/>
-          <w:b/>
-          <w:bCs/>
-          <w:color w:val="1F4B7A"/>
-          <w:sz w:val="21"/>
-          <w:szCs w:val="21"/>
-        </w:rPr>
-        <w:t xml:space="preserve">Que faites-vous ?</w:t>
-      </w:r>
-    </w:p>
-    <w:p>
-      <w:pPr>
-        <w:spacing w:after="80" w:before="160" w:line="276"/>
-      </w:pPr>
-      <w:r>
-        <w:rPr>
-          <w:rFonts w:ascii="Calibri" w:cs="Calibri" w:eastAsia="Calibri" w:hAnsi="Calibri"/>
-          <w:b/>
-          <w:bCs/>
-          <w:caps/>
-          <w:color w:val="6E7784"/>
-          <w:spacing w:val="20"/>
-          <w:sz w:val="15"/>
-          <w:szCs w:val="15"/>
-        </w:rPr>
-        <w:t xml:space="preserve">Ce que vous observez</w:t>
-      </w:r>
-    </w:p>
-    <w:p>
-      <w:pPr>
-        <w:pStyle w:val="ListParagraph"/>
-        <w:numPr>
-          <w:ilvl w:val="0"/>
-          <w:numId w:val="2"/>
-        </w:numPr>
-        <w:spacing w:after="70" w:line="264"/>
-      </w:pPr>
-      <w:r>
-        <w:rPr>
-          <w:rFonts w:ascii="Calibri" w:cs="Calibri" w:eastAsia="Calibri" w:hAnsi="Calibri"/>
-          <w:color w:val="15181D"/>
-          <w:sz w:val="20"/>
-          <w:szCs w:val="20"/>
-        </w:rPr>
-        <w:t xml:space="preserve">Entend-il que la demande n'est pas juridique, et la traite-t-il quand même ?</w:t>
-      </w:r>
-    </w:p>
-    <w:p>
-      <w:pPr>
-        <w:pStyle w:val="ListParagraph"/>
-        <w:numPr>
-          <w:ilvl w:val="0"/>
-          <w:numId w:val="2"/>
-        </w:numPr>
-        <w:spacing w:after="70" w:line="264"/>
-      </w:pPr>
-      <w:r>
-        <w:rPr>
-          <w:rFonts w:ascii="Calibri" w:cs="Calibri" w:eastAsia="Calibri" w:hAnsi="Calibri"/>
-          <w:color w:val="15181D"/>
-          <w:sz w:val="20"/>
-          <w:szCs w:val="20"/>
-        </w:rPr>
-        <w:t xml:space="preserve">Donne-t-il les chiffres et les délais clairement, ou noie-t-il le désaccord ?</w:t>
-      </w:r>
-    </w:p>
-    <w:p>
-      <w:pPr>
-        <w:pStyle w:val="ListParagraph"/>
-        <w:numPr>
-          <w:ilvl w:val="0"/>
-          <w:numId w:val="2"/>
-        </w:numPr>
-        <w:spacing w:after="70" w:line="264"/>
-      </w:pPr>
-      <w:r>
-        <w:rPr>
-          <w:rFonts w:ascii="Calibri" w:cs="Calibri" w:eastAsia="Calibri" w:hAnsi="Calibri"/>
-          <w:color w:val="15181D"/>
-          <w:sz w:val="20"/>
-          <w:szCs w:val="20"/>
-        </w:rPr>
-        <w:t xml:space="preserve">Tranche-t-il, ou renvoie-t-il la décision au client en se protégeant ?</w:t>
-      </w:r>
-    </w:p>
-    <w:p>
-      <w:pPr>
-        <w:pStyle w:val="ListParagraph"/>
-        <w:numPr>
-          <w:ilvl w:val="0"/>
-          <w:numId w:val="2"/>
-        </w:numPr>
-        <w:spacing w:after="70" w:line="264"/>
-      </w:pPr>
-      <w:r>
-        <w:rPr>
-          <w:rFonts w:ascii="Calibri" w:cs="Calibri" w:eastAsia="Calibri" w:hAnsi="Calibri"/>
-          <w:color w:val="15181D"/>
-          <w:sz w:val="20"/>
-          <w:szCs w:val="20"/>
-        </w:rPr>
-        <w:t xml:space="preserve">Cherche-t-il une voie qui satisfait le besoin de reconnaissance autrement que par le procès ?</w:t>
-      </w:r>
-    </w:p>
-    <w:p>
-      <w:pPr>
-        <w:pBdr>
-          <w:bottom w:val="single" w:color="C9CFD8" w:sz="4"/>
-        </w:pBdr>
-        <w:spacing w:after="0" w:before="180"/>
-      </w:pPr>
-      <w:r>
-        <w:rPr>
-          <w:sz w:val="20"/>
-          <w:szCs w:val="20"/>
-        </w:rPr>
-        <w:t xml:space="preserve"/>
-      </w:r>
-    </w:p>
-    <w:p>
-      <w:pPr>
-        <w:pBdr>
-          <w:bottom w:val="single" w:color="C9CFD8" w:sz="4"/>
-        </w:pBdr>
-        <w:spacing w:after="0" w:before="180"/>
-      </w:pPr>
-      <w:r>
-        <w:rPr>
-          <w:sz w:val="20"/>
-          <w:szCs w:val="20"/>
-        </w:rPr>
-        <w:t xml:space="preserve"/>
-      </w:r>
-    </w:p>
-    <w:p>
-      <w:pPr>
-        <w:pBdr>
-          <w:bottom w:val="single" w:color="C9CFD8" w:sz="4"/>
-        </w:pBdr>
-        <w:spacing w:after="0" w:before="180"/>
-      </w:pPr>
-      <w:r>
-        <w:rPr>
-          <w:sz w:val="20"/>
-          <w:szCs w:val="20"/>
-        </w:rPr>
-        <w:t xml:space="preserve"/>
-      </w:r>
-    </w:p>
-    <w:p>
-      <w:pPr>
-        <w:spacing w:after="50" w:before="260" w:line="276"/>
-      </w:pPr>
-      <w:r>
-        <w:rPr>
-          <w:rFonts w:ascii="Calibri" w:cs="Calibri" w:eastAsia="Calibri" w:hAnsi="Calibri"/>
-          <w:b/>
-          <w:bCs/>
-          <w:caps/>
-          <w:color w:val="8F5238"/>
-          <w:spacing w:val="20"/>
-          <w:sz w:val="14"/>
-          <w:szCs w:val="14"/>
-        </w:rPr>
-        <w:t xml:space="preserve">Situation 2</w:t>
-      </w:r>
-    </w:p>
-    <w:p>
-      <w:pPr>
-        <w:spacing w:after="100"/>
-      </w:pPr>
-      <w:r>
-        <w:rPr>
-          <w:rFonts w:ascii="Cambria" w:cs="Cambria" w:eastAsia="Cambria" w:hAnsi="Cambria"/>
-          <w:b/>
-          <w:bCs/>
-          <w:color w:val="15181D"/>
-          <w:sz w:val="24"/>
-          <w:szCs w:val="24"/>
-        </w:rPr>
-        <w:t xml:space="preserve">Justice contre intérêt immédiat du client</w:t>
-      </w:r>
-    </w:p>
-    <w:p>
-      <w:pPr>
-        <w:spacing w:after="120" w:before="0" w:line="276"/>
-      </w:pPr>
-      <w:r>
-        <w:rPr>
-          <w:rFonts w:ascii="Calibri" w:cs="Calibri" w:eastAsia="Calibri" w:hAnsi="Calibri"/>
-          <w:color w:val="15181D"/>
-          <w:sz w:val="20"/>
-          <w:szCs w:val="20"/>
-        </w:rPr>
-        <w:t xml:space="preserve">Un dossier de responsabilité médicale. La preuve de la faute est fragile. Le médecin de recours estime les chances de succès à une sur trois. Le client est en difficulté financière et l'assureur propose une transaction modeste, disponible immédiatement.</w:t>
-      </w:r>
-    </w:p>
-    <w:p>
-      <w:pPr>
-        <w:spacing w:after="120" w:before="0" w:line="276"/>
-      </w:pPr>
-      <w:r>
-        <w:rPr>
-          <w:rFonts w:ascii="Cambria" w:cs="Cambria" w:eastAsia="Cambria" w:hAnsi="Cambria"/>
-          <w:b/>
-          <w:bCs/>
-          <w:color w:val="1F4B7A"/>
-          <w:sz w:val="21"/>
-          <w:szCs w:val="21"/>
-        </w:rPr>
-        <w:t xml:space="preserve">Que lui dites-vous, et dans quel ordre ?</w:t>
-      </w:r>
-    </w:p>
-    <w:p>
-      <w:pPr>
-        <w:spacing w:after="80" w:before="160" w:line="276"/>
-      </w:pPr>
-      <w:r>
-        <w:rPr>
-          <w:rFonts w:ascii="Calibri" w:cs="Calibri" w:eastAsia="Calibri" w:hAnsi="Calibri"/>
-          <w:b/>
-          <w:bCs/>
-          <w:caps/>
-          <w:color w:val="6E7784"/>
-          <w:spacing w:val="20"/>
-          <w:sz w:val="15"/>
-          <w:szCs w:val="15"/>
-        </w:rPr>
-        <w:t xml:space="preserve">Ce que vous observez</w:t>
-      </w:r>
-    </w:p>
-    <w:p>
-      <w:pPr>
-        <w:pStyle w:val="ListParagraph"/>
-        <w:numPr>
-          <w:ilvl w:val="0"/>
-          <w:numId w:val="2"/>
-        </w:numPr>
-        <w:spacing w:after="70" w:line="264"/>
-      </w:pPr>
-      <w:r>
-        <w:rPr>
-          <w:rFonts w:ascii="Calibri" w:cs="Calibri" w:eastAsia="Calibri" w:hAnsi="Calibri"/>
-          <w:color w:val="15181D"/>
-          <w:sz w:val="20"/>
-          <w:szCs w:val="20"/>
-        </w:rPr>
-        <w:t xml:space="preserve">Distingue-t-il ce qui relève de son analyse et ce qui relève de la décision du client ?</w:t>
-      </w:r>
-    </w:p>
-    <w:p>
-      <w:pPr>
-        <w:pStyle w:val="ListParagraph"/>
-        <w:numPr>
-          <w:ilvl w:val="0"/>
-          <w:numId w:val="2"/>
-        </w:numPr>
-        <w:spacing w:after="70" w:line="264"/>
-      </w:pPr>
-      <w:r>
-        <w:rPr>
-          <w:rFonts w:ascii="Calibri" w:cs="Calibri" w:eastAsia="Calibri" w:hAnsi="Calibri"/>
-          <w:color w:val="15181D"/>
-          <w:sz w:val="20"/>
-          <w:szCs w:val="20"/>
-        </w:rPr>
-        <w:t xml:space="preserve">Aborde-t-il la situation financière du client de front, ou l'évite-t-il par pudeur ?</w:t>
-      </w:r>
-    </w:p>
-    <w:p>
-      <w:pPr>
-        <w:pStyle w:val="ListParagraph"/>
-        <w:numPr>
-          <w:ilvl w:val="0"/>
-          <w:numId w:val="2"/>
-        </w:numPr>
-        <w:spacing w:after="70" w:line="264"/>
-      </w:pPr>
-      <w:r>
-        <w:rPr>
-          <w:rFonts w:ascii="Calibri" w:cs="Calibri" w:eastAsia="Calibri" w:hAnsi="Calibri"/>
-          <w:color w:val="15181D"/>
-          <w:sz w:val="20"/>
-          <w:szCs w:val="20"/>
-        </w:rPr>
-        <w:t xml:space="preserve">Mesure-t-il ce que le renoncement coûte au client au-delà de l'argent ?</w:t>
-      </w:r>
-    </w:p>
-    <w:p>
-      <w:pPr>
-        <w:pStyle w:val="ListParagraph"/>
-        <w:numPr>
-          <w:ilvl w:val="0"/>
-          <w:numId w:val="2"/>
-        </w:numPr>
-        <w:spacing w:after="70" w:line="264"/>
-      </w:pPr>
-      <w:r>
-        <w:rPr>
-          <w:rFonts w:ascii="Calibri" w:cs="Calibri" w:eastAsia="Calibri" w:hAnsi="Calibri"/>
-          <w:color w:val="15181D"/>
-          <w:sz w:val="20"/>
-          <w:szCs w:val="20"/>
-        </w:rPr>
-        <w:t xml:space="preserve">Sait-il qu'un dossier perdu peut être plus juste qu'un dossier transigé, et l'assume-t-il sans en faire une posture ?</w:t>
-      </w:r>
-    </w:p>
-    <w:p>
-      <w:pPr>
-        <w:pBdr>
-          <w:bottom w:val="single" w:color="C9CFD8" w:sz="4"/>
-        </w:pBdr>
-        <w:spacing w:after="0" w:before="180"/>
-      </w:pPr>
-      <w:r>
-        <w:rPr>
-          <w:sz w:val="20"/>
-          <w:szCs w:val="20"/>
-        </w:rPr>
-        <w:t xml:space="preserve"/>
-      </w:r>
-    </w:p>
-    <w:p>
-      <w:pPr>
-        <w:pBdr>
-          <w:bottom w:val="single" w:color="C9CFD8" w:sz="4"/>
-        </w:pBdr>
-        <w:spacing w:after="0" w:before="180"/>
-      </w:pPr>
-      <w:r>
-        <w:rPr>
-          <w:sz w:val="20"/>
-          <w:szCs w:val="20"/>
-        </w:rPr>
-        <w:t xml:space="preserve"/>
-      </w:r>
-    </w:p>
-    <w:p>
-      <w:pPr>
-        <w:pBdr>
-          <w:bottom w:val="single" w:color="C9CFD8" w:sz="4"/>
-        </w:pBdr>
-        <w:spacing w:after="0" w:before="180"/>
-      </w:pPr>
-      <w:r>
-        <w:rPr>
-          <w:sz w:val="20"/>
-          <w:szCs w:val="20"/>
-        </w:rPr>
-        <w:t xml:space="preserve"/>
-      </w:r>
-    </w:p>
-    <w:p>
-      <w:pPr>
-        <w:spacing w:after="50" w:before="260" w:line="276"/>
-      </w:pPr>
-      <w:r>
-        <w:rPr>
-          <w:rFonts w:ascii="Calibri" w:cs="Calibri" w:eastAsia="Calibri" w:hAnsi="Calibri"/>
-          <w:b/>
-          <w:bCs/>
-          <w:caps/>
-          <w:color w:val="8F5238"/>
-          <w:spacing w:val="20"/>
-          <w:sz w:val="14"/>
-          <w:szCs w:val="14"/>
-        </w:rPr>
-        <w:t xml:space="preserve">Situation 3</w:t>
-      </w:r>
-    </w:p>
-    <w:p>
-      <w:pPr>
-        <w:spacing w:after="100"/>
-      </w:pPr>
-      <w:r>
-        <w:rPr>
-          <w:rFonts w:ascii="Cambria" w:cs="Cambria" w:eastAsia="Cambria" w:hAnsi="Cambria"/>
-          <w:b/>
-          <w:bCs/>
-          <w:color w:val="15181D"/>
-          <w:sz w:val="24"/>
-          <w:szCs w:val="24"/>
-        </w:rPr>
-        <w:t xml:space="preserve">Réparation contre économie du cabinet</w:t>
-      </w:r>
-    </w:p>
-    <w:p>
-      <w:pPr>
-        <w:spacing w:after="120" w:before="0" w:line="276"/>
-      </w:pPr>
-      <w:r>
-        <w:rPr>
-          <w:rFonts w:ascii="Calibri" w:cs="Calibri" w:eastAsia="Calibri" w:hAnsi="Calibri"/>
-          <w:color w:val="15181D"/>
-          <w:sz w:val="20"/>
-          <w:szCs w:val="20"/>
-        </w:rPr>
-        <w:t xml:space="preserve">Un dossier à faible enjeu financier, une victime d'agression, préjudices modestes. La détresse est forte et le dossier va consommer beaucoup de temps. Le cabinet est chargé.</w:t>
-      </w:r>
-    </w:p>
-    <w:p>
-      <w:pPr>
-        <w:spacing w:after="120" w:before="0" w:line="276"/>
-      </w:pPr>
-      <w:r>
-        <w:rPr>
-          <w:rFonts w:ascii="Cambria" w:cs="Cambria" w:eastAsia="Cambria" w:hAnsi="Cambria"/>
-          <w:b/>
-          <w:bCs/>
-          <w:color w:val="1F4B7A"/>
-          <w:sz w:val="21"/>
-          <w:szCs w:val="21"/>
-        </w:rPr>
-        <w:t xml:space="preserve">Que faites-vous ? Et si vous étiez associé de ce cabinet, quelle règle poseriez-vous ?</w:t>
-      </w:r>
-    </w:p>
-    <w:p>
-      <w:pPr>
-        <w:spacing w:after="80" w:before="160" w:line="276"/>
-      </w:pPr>
-      <w:r>
-        <w:rPr>
-          <w:rFonts w:ascii="Calibri" w:cs="Calibri" w:eastAsia="Calibri" w:hAnsi="Calibri"/>
-          <w:b/>
-          <w:bCs/>
-          <w:caps/>
-          <w:color w:val="6E7784"/>
-          <w:spacing w:val="20"/>
-          <w:sz w:val="15"/>
-          <w:szCs w:val="15"/>
-        </w:rPr>
-        <w:t xml:space="preserve">Ce que vous observez</w:t>
-      </w:r>
-    </w:p>
-    <w:p>
-      <w:pPr>
-        <w:pStyle w:val="ListParagraph"/>
-        <w:numPr>
-          <w:ilvl w:val="0"/>
-          <w:numId w:val="2"/>
-        </w:numPr>
-        <w:spacing w:after="70" w:line="264"/>
-      </w:pPr>
-      <w:r>
-        <w:rPr>
-          <w:rFonts w:ascii="Calibri" w:cs="Calibri" w:eastAsia="Calibri" w:hAnsi="Calibri"/>
-          <w:color w:val="15181D"/>
-          <w:sz w:val="20"/>
-          <w:szCs w:val="20"/>
-        </w:rPr>
-        <w:t xml:space="preserve">Accepte-t-il de formuler le problème en termes économiques, ou le refuse-t-il moralement ?</w:t>
-      </w:r>
-    </w:p>
-    <w:p>
-      <w:pPr>
-        <w:pStyle w:val="ListParagraph"/>
-        <w:numPr>
-          <w:ilvl w:val="0"/>
-          <w:numId w:val="2"/>
-        </w:numPr>
-        <w:spacing w:after="70" w:line="264"/>
-      </w:pPr>
-      <w:r>
-        <w:rPr>
-          <w:rFonts w:ascii="Calibri" w:cs="Calibri" w:eastAsia="Calibri" w:hAnsi="Calibri"/>
-          <w:color w:val="15181D"/>
-          <w:sz w:val="20"/>
-          <w:szCs w:val="20"/>
-        </w:rPr>
-        <w:t xml:space="preserve">Propose-t-il une règle, ou traite-t-il le cas isolément ?</w:t>
-      </w:r>
-    </w:p>
-    <w:p>
-      <w:pPr>
-        <w:pStyle w:val="ListParagraph"/>
-        <w:numPr>
-          <w:ilvl w:val="0"/>
-          <w:numId w:val="2"/>
-        </w:numPr>
-        <w:spacing w:after="70" w:line="264"/>
-      </w:pPr>
-      <w:r>
-        <w:rPr>
-          <w:rFonts w:ascii="Calibri" w:cs="Calibri" w:eastAsia="Calibri" w:hAnsi="Calibri"/>
-          <w:color w:val="15181D"/>
-          <w:sz w:val="20"/>
-          <w:szCs w:val="20"/>
-        </w:rPr>
-        <w:t xml:space="preserve">Tient-il compte du fait que l'économie du cabinet finance sa capacité à défendre les autres victimes ?</w:t>
-      </w:r>
-    </w:p>
-    <w:p>
-      <w:pPr>
-        <w:pStyle w:val="ListParagraph"/>
-        <w:numPr>
-          <w:ilvl w:val="0"/>
-          <w:numId w:val="2"/>
-        </w:numPr>
-        <w:spacing w:after="70" w:line="264"/>
-      </w:pPr>
-      <w:r>
-        <w:rPr>
-          <w:rFonts w:ascii="Calibri" w:cs="Calibri" w:eastAsia="Calibri" w:hAnsi="Calibri"/>
-          <w:color w:val="15181D"/>
-          <w:sz w:val="20"/>
-          <w:szCs w:val="20"/>
-        </w:rPr>
-        <w:t xml:space="preserve">La question de l'aide juridictionnelle et des dispositifs existants lui vient-elle ?</w:t>
-      </w:r>
-    </w:p>
-    <w:p>
-      <w:pPr>
-        <w:pBdr>
-          <w:bottom w:val="single" w:color="C9CFD8" w:sz="4"/>
-        </w:pBdr>
-        <w:spacing w:after="0" w:before="180"/>
-      </w:pPr>
-      <w:r>
-        <w:rPr>
-          <w:sz w:val="20"/>
-          <w:szCs w:val="20"/>
-        </w:rPr>
-        <w:t xml:space="preserve"/>
-      </w:r>
-    </w:p>
-    <w:p>
-      <w:pPr>
-        <w:pBdr>
-          <w:bottom w:val="single" w:color="C9CFD8" w:sz="4"/>
-        </w:pBdr>
-        <w:spacing w:after="0" w:before="180"/>
-      </w:pPr>
-      <w:r>
-        <w:rPr>
-          <w:sz w:val="20"/>
-          <w:szCs w:val="20"/>
-        </w:rPr>
-        <w:t xml:space="preserve"/>
-      </w:r>
-    </w:p>
-    <w:p>
-      <w:pPr>
-        <w:pBdr>
-          <w:bottom w:val="single" w:color="C9CFD8" w:sz="4"/>
-        </w:pBdr>
-        <w:spacing w:after="0" w:before="180"/>
-      </w:pPr>
-      <w:r>
-        <w:rPr>
-          <w:sz w:val="20"/>
-          <w:szCs w:val="20"/>
-        </w:rPr>
-        <w:t xml:space="preserve"/>
-      </w:r>
-    </w:p>
-    <w:p>
-      <w:pPr>
-        <w:spacing w:after="50" w:before="260" w:line="276"/>
-      </w:pPr>
-      <w:r>
-        <w:rPr>
-          <w:rFonts w:ascii="Calibri" w:cs="Calibri" w:eastAsia="Calibri" w:hAnsi="Calibri"/>
-          <w:b/>
-          <w:bCs/>
-          <w:caps/>
-          <w:color w:val="8F5238"/>
-          <w:spacing w:val="20"/>
-          <w:sz w:val="14"/>
-          <w:szCs w:val="14"/>
-        </w:rPr>
-        <w:t xml:space="preserve">Situation 4</w:t>
-      </w:r>
-    </w:p>
-    <w:p>
-      <w:pPr>
-        <w:spacing w:after="100"/>
-      </w:pPr>
-      <w:r>
-        <w:rPr>
-          <w:rFonts w:ascii="Cambria" w:cs="Cambria" w:eastAsia="Cambria" w:hAnsi="Cambria"/>
-          <w:b/>
-          <w:bCs/>
-          <w:color w:val="15181D"/>
-          <w:sz w:val="24"/>
-          <w:szCs w:val="24"/>
-        </w:rPr>
-        <w:t xml:space="preserve">Humanité contre limites</w:t>
-      </w:r>
-    </w:p>
-    <w:p>
-      <w:pPr>
-        <w:spacing w:after="120" w:before="0" w:line="276"/>
-      </w:pPr>
-      <w:r>
-        <w:rPr>
-          <w:rFonts w:ascii="Calibri" w:cs="Calibri" w:eastAsia="Calibri" w:hAnsi="Calibri"/>
-          <w:color w:val="15181D"/>
-          <w:sz w:val="20"/>
-          <w:szCs w:val="20"/>
-        </w:rPr>
-        <w:t xml:space="preserve">Une famille vous appelle le week-end, régulièrement, depuis trois mois. Le dossier est lourd. Ils sont seuls.</w:t>
-      </w:r>
-    </w:p>
-    <w:p>
-      <w:pPr>
-        <w:spacing w:after="120" w:before="0" w:line="276"/>
-      </w:pPr>
-      <w:r>
-        <w:rPr>
-          <w:rFonts w:ascii="Cambria" w:cs="Cambria" w:eastAsia="Cambria" w:hAnsi="Cambria"/>
-          <w:b/>
-          <w:bCs/>
-          <w:color w:val="1F4B7A"/>
-          <w:sz w:val="21"/>
-          <w:szCs w:val="21"/>
-        </w:rPr>
-        <w:t xml:space="preserve">Comment gérez-vous cela ? Qu'est-ce que vous vous autorisez ?</w:t>
-      </w:r>
-    </w:p>
-    <w:p>
-      <w:pPr>
-        <w:spacing w:after="80" w:before="160" w:line="276"/>
-      </w:pPr>
-      <w:r>
-        <w:rPr>
-          <w:rFonts w:ascii="Calibri" w:cs="Calibri" w:eastAsia="Calibri" w:hAnsi="Calibri"/>
-          <w:b/>
-          <w:bCs/>
-          <w:caps/>
-          <w:color w:val="6E7784"/>
-          <w:spacing w:val="20"/>
-          <w:sz w:val="15"/>
-          <w:szCs w:val="15"/>
-        </w:rPr>
-        <w:t xml:space="preserve">Ce que vous observez</w:t>
-      </w:r>
-    </w:p>
-    <w:p>
-      <w:pPr>
-        <w:pStyle w:val="ListParagraph"/>
-        <w:numPr>
-          <w:ilvl w:val="0"/>
-          <w:numId w:val="2"/>
-        </w:numPr>
-        <w:spacing w:after="70" w:line="264"/>
-      </w:pPr>
-      <w:r>
-        <w:rPr>
-          <w:rFonts w:ascii="Calibri" w:cs="Calibri" w:eastAsia="Calibri" w:hAnsi="Calibri"/>
-          <w:color w:val="15181D"/>
-          <w:sz w:val="20"/>
-          <w:szCs w:val="20"/>
-        </w:rPr>
-        <w:t xml:space="preserve">A-t-il une pratique construite, ou improvise-t-il au cas par cas ?</w:t>
-      </w:r>
-    </w:p>
-    <w:p>
-      <w:pPr>
-        <w:pStyle w:val="ListParagraph"/>
-        <w:numPr>
-          <w:ilvl w:val="0"/>
-          <w:numId w:val="2"/>
-        </w:numPr>
-        <w:spacing w:after="70" w:line="264"/>
-      </w:pPr>
-      <w:r>
-        <w:rPr>
-          <w:rFonts w:ascii="Calibri" w:cs="Calibri" w:eastAsia="Calibri" w:hAnsi="Calibri"/>
-          <w:color w:val="15181D"/>
-          <w:sz w:val="20"/>
-          <w:szCs w:val="20"/>
-        </w:rPr>
-        <w:t xml:space="preserve">Pose-t-il un cadre, et le pose-t-il tôt ou seulement quand il craque ?</w:t>
-      </w:r>
-    </w:p>
-    <w:p>
-      <w:pPr>
-        <w:pStyle w:val="ListParagraph"/>
-        <w:numPr>
-          <w:ilvl w:val="0"/>
-          <w:numId w:val="2"/>
-        </w:numPr>
-        <w:spacing w:after="70" w:line="264"/>
-      </w:pPr>
-      <w:r>
-        <w:rPr>
-          <w:rFonts w:ascii="Calibri" w:cs="Calibri" w:eastAsia="Calibri" w:hAnsi="Calibri"/>
-          <w:color w:val="15181D"/>
-          <w:sz w:val="20"/>
-          <w:szCs w:val="20"/>
-        </w:rPr>
-        <w:t xml:space="preserve">Confond-il la disponibilité et la qualité de l'accompagnement ?</w:t>
-      </w:r>
-    </w:p>
-    <w:p>
-      <w:pPr>
-        <w:pStyle w:val="ListParagraph"/>
-        <w:numPr>
-          <w:ilvl w:val="0"/>
-          <w:numId w:val="2"/>
-        </w:numPr>
-        <w:spacing w:after="70" w:line="264"/>
-      </w:pPr>
-      <w:r>
-        <w:rPr>
-          <w:rFonts w:ascii="Calibri" w:cs="Calibri" w:eastAsia="Calibri" w:hAnsi="Calibri"/>
-          <w:color w:val="15181D"/>
-          <w:sz w:val="20"/>
-          <w:szCs w:val="20"/>
-        </w:rPr>
-        <w:t xml:space="preserve">A-t-il réfléchi à sa propre tenue dans la durée ?</w:t>
-      </w:r>
-    </w:p>
-    <w:p>
-      <w:pPr>
-        <w:pBdr>
-          <w:bottom w:val="single" w:color="C9CFD8" w:sz="4"/>
-        </w:pBdr>
-        <w:spacing w:after="0" w:before="180"/>
-      </w:pPr>
-      <w:r>
-        <w:rPr>
-          <w:sz w:val="20"/>
-          <w:szCs w:val="20"/>
-        </w:rPr>
-        <w:t xml:space="preserve"/>
-      </w:r>
-    </w:p>
-    <w:p>
-      <w:pPr>
-        <w:pBdr>
-          <w:bottom w:val="single" w:color="C9CFD8" w:sz="4"/>
-        </w:pBdr>
-        <w:spacing w:after="0" w:before="180"/>
-      </w:pPr>
-      <w:r>
-        <w:rPr>
-          <w:sz w:val="20"/>
-          <w:szCs w:val="20"/>
-        </w:rPr>
-        <w:t xml:space="preserve"/>
-      </w:r>
-    </w:p>
-    <w:p>
-      <w:pPr>
-        <w:pBdr>
-          <w:bottom w:val="single" w:color="C9CFD8" w:sz="4"/>
-        </w:pBdr>
-        <w:spacing w:after="0" w:before="180"/>
-      </w:pPr>
-      <w:r>
-        <w:rPr>
-          <w:sz w:val="20"/>
-          <w:szCs w:val="20"/>
-        </w:rPr>
-        <w:t xml:space="preserve"/>
-      </w:r>
-    </w:p>
-    <w:p>
-      <w:pPr>
-        <w:spacing w:after="50" w:before="260" w:line="276"/>
-      </w:pPr>
-      <w:r>
-        <w:rPr>
-          <w:rFonts w:ascii="Calibri" w:cs="Calibri" w:eastAsia="Calibri" w:hAnsi="Calibri"/>
-          <w:b/>
-          <w:bCs/>
-          <w:caps/>
-          <w:color w:val="8F5238"/>
-          <w:spacing w:val="20"/>
-          <w:sz w:val="14"/>
-          <w:szCs w:val="14"/>
-        </w:rPr>
-        <w:t xml:space="preserve">Situation 5</w:t>
-      </w:r>
-    </w:p>
-    <w:p>
-      <w:pPr>
-        <w:spacing w:after="100"/>
-      </w:pPr>
-      <w:r>
-        <w:rPr>
-          <w:rFonts w:ascii="Cambria" w:cs="Cambria" w:eastAsia="Cambria" w:hAnsi="Cambria"/>
-          <w:b/>
-          <w:bCs/>
-          <w:color w:val="15181D"/>
-          <w:sz w:val="24"/>
-          <w:szCs w:val="24"/>
-        </w:rPr>
-        <w:t xml:space="preserve">Expertise contre honnêteté</w:t>
-      </w:r>
-    </w:p>
-    <w:p>
-      <w:pPr>
-        <w:spacing w:after="120" w:before="0" w:line="276"/>
-      </w:pPr>
-      <w:r>
-        <w:rPr>
-          <w:rFonts w:ascii="Calibri" w:cs="Calibri" w:eastAsia="Calibri" w:hAnsi="Calibri"/>
-          <w:color w:val="15181D"/>
-          <w:sz w:val="20"/>
-          <w:szCs w:val="20"/>
-        </w:rPr>
-        <w:t xml:space="preserve">En cours de procédure, vous découvrez que vous avez laissé passer un délai. La conséquence est une réduction de l'indemnisation possible pour votre client.</w:t>
-      </w:r>
-    </w:p>
-    <w:p>
-      <w:pPr>
-        <w:spacing w:after="120" w:before="0" w:line="276"/>
-      </w:pPr>
-      <w:r>
-        <w:rPr>
-          <w:rFonts w:ascii="Cambria" w:cs="Cambria" w:eastAsia="Cambria" w:hAnsi="Cambria"/>
-          <w:b/>
-          <w:bCs/>
-          <w:color w:val="1F4B7A"/>
-          <w:sz w:val="21"/>
-          <w:szCs w:val="21"/>
-        </w:rPr>
-        <w:t xml:space="preserve">Que faites-vous, et dans quel ordre ?</w:t>
-      </w:r>
-    </w:p>
-    <w:p>
-      <w:pPr>
-        <w:spacing w:after="80" w:before="160" w:line="276"/>
-      </w:pPr>
-      <w:r>
-        <w:rPr>
-          <w:rFonts w:ascii="Calibri" w:cs="Calibri" w:eastAsia="Calibri" w:hAnsi="Calibri"/>
-          <w:b/>
-          <w:bCs/>
-          <w:caps/>
-          <w:color w:val="6E7784"/>
-          <w:spacing w:val="20"/>
-          <w:sz w:val="15"/>
-          <w:szCs w:val="15"/>
-        </w:rPr>
-        <w:t xml:space="preserve">Ce que vous observez</w:t>
-      </w:r>
-    </w:p>
-    <w:p>
-      <w:pPr>
-        <w:pStyle w:val="ListParagraph"/>
-        <w:numPr>
-          <w:ilvl w:val="0"/>
-          <w:numId w:val="2"/>
-        </w:numPr>
-        <w:spacing w:after="70" w:line="264"/>
-      </w:pPr>
-      <w:r>
-        <w:rPr>
-          <w:rFonts w:ascii="Calibri" w:cs="Calibri" w:eastAsia="Calibri" w:hAnsi="Calibri"/>
-          <w:color w:val="15181D"/>
-          <w:sz w:val="20"/>
-          <w:szCs w:val="20"/>
-        </w:rPr>
-        <w:t xml:space="preserve">L'information du client vient-elle en premier, ou après la recherche d'une parade ?</w:t>
-      </w:r>
-    </w:p>
-    <w:p>
-      <w:pPr>
-        <w:pStyle w:val="ListParagraph"/>
-        <w:numPr>
-          <w:ilvl w:val="0"/>
-          <w:numId w:val="2"/>
-        </w:numPr>
-        <w:spacing w:after="70" w:line="264"/>
-      </w:pPr>
-      <w:r>
-        <w:rPr>
-          <w:rFonts w:ascii="Calibri" w:cs="Calibri" w:eastAsia="Calibri" w:hAnsi="Calibri"/>
-          <w:color w:val="15181D"/>
-          <w:sz w:val="20"/>
-          <w:szCs w:val="20"/>
-        </w:rPr>
-        <w:t xml:space="preserve">Parle-t-il de son assurance de responsabilité civile professionnelle, et à quel moment ?</w:t>
-      </w:r>
-    </w:p>
-    <w:p>
-      <w:pPr>
-        <w:pStyle w:val="ListParagraph"/>
-        <w:numPr>
-          <w:ilvl w:val="0"/>
-          <w:numId w:val="2"/>
-        </w:numPr>
-        <w:spacing w:after="70" w:line="264"/>
-      </w:pPr>
-      <w:r>
-        <w:rPr>
-          <w:rFonts w:ascii="Calibri" w:cs="Calibri" w:eastAsia="Calibri" w:hAnsi="Calibri"/>
-          <w:color w:val="15181D"/>
-          <w:sz w:val="20"/>
-          <w:szCs w:val="20"/>
-        </w:rPr>
-        <w:t xml:space="preserve">En informe-t-il sa hiérarchie ou son associé, spontanément ?</w:t>
-      </w:r>
-    </w:p>
-    <w:p>
-      <w:pPr>
-        <w:pStyle w:val="ListParagraph"/>
-        <w:numPr>
-          <w:ilvl w:val="0"/>
-          <w:numId w:val="2"/>
-        </w:numPr>
-        <w:spacing w:after="70" w:line="264"/>
-      </w:pPr>
-      <w:r>
-        <w:rPr>
-          <w:rFonts w:ascii="Calibri" w:cs="Calibri" w:eastAsia="Calibri" w:hAnsi="Calibri"/>
-          <w:color w:val="15181D"/>
-          <w:sz w:val="20"/>
-          <w:szCs w:val="20"/>
-        </w:rPr>
-        <w:t xml:space="preserve">Se défend-il, ou traite-t-il le problème ?</w:t>
-      </w:r>
-    </w:p>
-    <w:p>
-      <w:pPr>
-        <w:pBdr>
-          <w:bottom w:val="single" w:color="C9CFD8" w:sz="4"/>
-        </w:pBdr>
-        <w:spacing w:after="0" w:before="180"/>
-      </w:pPr>
-      <w:r>
-        <w:rPr>
-          <w:sz w:val="20"/>
-          <w:szCs w:val="20"/>
-        </w:rPr>
-        <w:t xml:space="preserve"/>
-      </w:r>
-    </w:p>
-    <w:p>
-      <w:pPr>
-        <w:pBdr>
-          <w:bottom w:val="single" w:color="C9CFD8" w:sz="4"/>
-        </w:pBdr>
-        <w:spacing w:after="0" w:before="180"/>
-      </w:pPr>
-      <w:r>
-        <w:rPr>
-          <w:sz w:val="20"/>
-          <w:szCs w:val="20"/>
-        </w:rPr>
-        <w:t xml:space="preserve"/>
-      </w:r>
-    </w:p>
-    <w:p>
-      <w:pPr>
-        <w:pBdr>
-          <w:bottom w:val="single" w:color="C9CFD8" w:sz="4"/>
-        </w:pBdr>
-        <w:spacing w:after="0" w:before="180"/>
-      </w:pPr>
-      <w:r>
-        <w:rPr>
-          <w:sz w:val="20"/>
-          <w:szCs w:val="20"/>
-        </w:rPr>
-        <w:t xml:space="preserve"/>
-      </w:r>
-    </w:p>
-    <w:p>
-      <w:r>
-        <w:br w:type="page"/>
-      </w:r>
-    </w:p>
-    <w:p>
-      <w:pPr>
-        <w:pStyle w:val="Heading2"/>
-        <w:spacing w:after="140" w:before="300"/>
-      </w:pPr>
-      <w:r>
-        <w:rPr>
-          <w:rFonts w:ascii="Cambria" w:cs="Cambria" w:eastAsia="Cambria" w:hAnsi="Cambria"/>
-          <w:b/>
-          <w:bCs/>
-          <w:color w:val="1F4B7A"/>
-          <w:sz w:val="26"/>
-          <w:szCs w:val="26"/>
-        </w:rPr>
-        <w:t xml:space="preserve">Notation de l'étape 2</w:t>
-      </w:r>
-    </w:p>
-    <w:tbl>
-      <w:tblPr>
-        <w:tblW w:type="dxa" w:w="9638"/>
-        <w:tblBorders>
-          <w:top w:val="single" w:color="C9CFD8" w:sz="4"/>
-          <w:left w:val="single" w:color="C9CFD8" w:sz="4"/>
-          <w:bottom w:val="single" w:color="C9CFD8" w:sz="4"/>
-          <w:right w:val="single" w:color="C9CFD8" w:sz="4"/>
-          <w:insideH w:val="single" w:color="C9CFD8" w:sz="4"/>
-          <w:insideV w:val="single" w:color="C9CFD8" w:sz="4"/>
-        </w:tblBorders>
-      </w:tblPr>
-      <w:tblGrid>
-        <w:gridCol w:w="2200"/>
-        <w:gridCol w:w="6200"/>
-        <w:gridCol w:w="1238"/>
-      </w:tblGrid>
-      <w:tr>
-        <w:trPr>
-          <w:tblHeader/>
-        </w:trPr>
-        <w:tc>
-          <w:tcPr>
-            <w:tcW w:type="dxa" w:w="2200"/>
-            <w:shd w:fill="F5F7F9" w:color="auto" w:val="clear"/>
-            <w:tcMar>
-              <w:top w:type="dxa" w:w="90"/>
-              <w:left w:type="dxa" w:w="110"/>
-              <w:bottom w:type="dxa" w:w="90"/>
-              <w:right w:type="dxa" w:w="110"/>
-            </w:tcMar>
-            <w:vAlign w:val="top"/>
-          </w:tcPr>
-          <w:p>
-            <w:pPr>
-              <w:spacing w:after="40" w:line="252"/>
-            </w:pPr>
-            <w:r>
-              <w:rPr>
-                <w:rFonts w:ascii="Calibri" w:cs="Calibri" w:eastAsia="Calibri" w:hAnsi="Calibri"/>
-                <w:b/>
-                <w:bCs/>
-                <w:caps/>
-                <w:color w:val="6E7784"/>
-                <w:sz w:val="15"/>
-                <w:szCs w:val="15"/>
-              </w:rPr>
-              <w:t xml:space="preserve">Valeur</w:t>
-            </w:r>
-          </w:p>
-        </w:tc>
-        <w:tc>
-          <w:tcPr>
-            <w:tcW w:type="dxa" w:w="6200"/>
-            <w:shd w:fill="F5F7F9" w:color="auto" w:val="clear"/>
-            <w:tcMar>
-              <w:top w:type="dxa" w:w="90"/>
-              <w:left w:type="dxa" w:w="110"/>
-              <w:bottom w:type="dxa" w:w="90"/>
-              <w:right w:type="dxa" w:w="110"/>
-            </w:tcMar>
-            <w:vAlign w:val="top"/>
-          </w:tcPr>
-          <w:p>
-            <w:pPr>
-              <w:spacing w:after="40" w:line="252"/>
-            </w:pPr>
-            <w:r>
-              <w:rPr>
-                <w:rFonts w:ascii="Calibri" w:cs="Calibri" w:eastAsia="Calibri" w:hAnsi="Calibri"/>
-                <w:b/>
-                <w:bCs/>
-                <w:caps/>
-                <w:color w:val="6E7784"/>
-                <w:sz w:val="15"/>
-                <w:szCs w:val="15"/>
-              </w:rPr>
-              <w:t xml:space="preserve">Ce qui a été observé</w:t>
-            </w:r>
-          </w:p>
-        </w:tc>
-        <w:tc>
-          <w:tcPr>
-            <w:tcW w:type="dxa" w:w="1238"/>
-            <w:shd w:fill="F5F7F9" w:color="auto" w:val="clear"/>
-            <w:tcMar>
-              <w:top w:type="dxa" w:w="90"/>
-              <w:left w:type="dxa" w:w="110"/>
-              <w:bottom w:type="dxa" w:w="90"/>
-              <w:right w:type="dxa" w:w="110"/>
-            </w:tcMar>
-            <w:vAlign w:val="top"/>
-          </w:tcPr>
-          <w:p>
-            <w:pPr>
-              <w:spacing w:after="40" w:line="252"/>
-              <w:jc w:val="center"/>
-            </w:pPr>
-            <w:r>
-              <w:rPr>
-                <w:rFonts w:ascii="Calibri" w:cs="Calibri" w:eastAsia="Calibri" w:hAnsi="Calibri"/>
-                <w:b/>
-                <w:bCs/>
-                <w:caps/>
-                <w:color w:val="6E7784"/>
-                <w:sz w:val="15"/>
-                <w:szCs w:val="15"/>
-              </w:rPr>
-              <w:t xml:space="preserve">1 à 4</w:t>
-            </w:r>
-          </w:p>
-        </w:tc>
-      </w:tr>
-      <w:tr>
-        <w:tc>
-          <w:tcPr>
-            <w:tcW w:type="dxa" w:w="2200"/>
-            <w:tcMar>
-              <w:top w:type="dxa" w:w="90"/>
-              <w:left w:type="dxa" w:w="110"/>
-              <w:bottom w:type="dxa" w:w="90"/>
-              <w:right w:type="dxa" w:w="110"/>
-            </w:tcMar>
-            <w:vAlign w:val="top"/>
-          </w:tcPr>
-          <w:p>
-            <w:pPr>
-              <w:spacing w:after="40" w:line="252"/>
-            </w:pPr>
-            <w:r>
-              <w:rPr>
-                <w:rFonts w:ascii="Calibri" w:cs="Calibri" w:eastAsia="Calibri" w:hAnsi="Calibri"/>
-                <w:b/>
-                <w:bCs/>
-                <w:color w:val="15181D"/>
-                <w:sz w:val="18"/>
-                <w:szCs w:val="18"/>
-              </w:rPr>
-              <w:t xml:space="preserve">Expertise</w:t>
-            </w:r>
-          </w:p>
-        </w:tc>
-        <w:tc>
-          <w:tcPr>
-            <w:tcW w:type="dxa" w:w="6200"/>
-            <w:tcMar>
-              <w:top w:type="dxa" w:w="90"/>
-              <w:left w:type="dxa" w:w="110"/>
-              <w:bottom w:type="dxa" w:w="90"/>
-              <w:right w:type="dxa" w:w="110"/>
-            </w:tcMar>
-            <w:vAlign w:val="top"/>
-          </w:tcPr>
-          <w:p>
-            <w:pPr>
-              <w:spacing w:after="40" w:line="252"/>
-            </w:pPr>
-            <w:r>
-              <w:rPr>
-                <w:rFonts w:ascii="Calibri" w:cs="Calibri" w:eastAsia="Calibri" w:hAnsi="Calibri"/>
-                <w:b w:val="false"/>
-                <w:bCs w:val="false"/>
-                <w:color w:val="15181D"/>
-                <w:sz w:val="18"/>
-                <w:szCs w:val="18"/>
-              </w:rPr>
-              <w:t xml:space="preserve"/>
-            </w:r>
-          </w:p>
-        </w:tc>
-        <w:tc>
-          <w:tcPr>
-            <w:tcW w:type="dxa" w:w="1238"/>
-            <w:tcMar>
-              <w:top w:type="dxa" w:w="90"/>
-              <w:left w:type="dxa" w:w="110"/>
-              <w:bottom w:type="dxa" w:w="90"/>
-              <w:right w:type="dxa" w:w="110"/>
-            </w:tcMar>
-            <w:vAlign w:val="top"/>
-          </w:tcPr>
-          <w:p>
-            <w:pPr>
-              <w:spacing w:after="40" w:line="252"/>
-              <w:jc w:val="center"/>
-            </w:pPr>
-            <w:r>
-              <w:rPr>
-                <w:rFonts w:ascii="Calibri" w:cs="Calibri" w:eastAsia="Calibri" w:hAnsi="Calibri"/>
-                <w:b w:val="false"/>
-                <w:bCs w:val="false"/>
-                <w:color w:val="15181D"/>
-                <w:sz w:val="18"/>
-                <w:szCs w:val="18"/>
-              </w:rPr>
-              <w:t xml:space="preserve"/>
-            </w:r>
-          </w:p>
-        </w:tc>
-      </w:tr>
-      <w:tr>
-        <w:tc>
-          <w:tcPr>
-            <w:tcW w:type="dxa" w:w="2200"/>
-            <w:shd w:fill="F5F7F9" w:color="auto" w:val="clear"/>
-            <w:tcMar>
-              <w:top w:type="dxa" w:w="90"/>
-              <w:left w:type="dxa" w:w="110"/>
-              <w:bottom w:type="dxa" w:w="90"/>
-              <w:right w:type="dxa" w:w="110"/>
-            </w:tcMar>
-            <w:vAlign w:val="top"/>
-          </w:tcPr>
-          <w:p>
-            <w:pPr>
-              <w:spacing w:after="40" w:line="252"/>
-            </w:pPr>
-            <w:r>
-              <w:rPr>
-                <w:rFonts w:ascii="Calibri" w:cs="Calibri" w:eastAsia="Calibri" w:hAnsi="Calibri"/>
-                <w:b/>
-                <w:bCs/>
-                <w:color w:val="15181D"/>
-                <w:sz w:val="18"/>
-                <w:szCs w:val="18"/>
-              </w:rPr>
-              <w:t xml:space="preserve">Humanité</w:t>
-            </w:r>
-          </w:p>
-        </w:tc>
-        <w:tc>
-          <w:tcPr>
-            <w:tcW w:type="dxa" w:w="6200"/>
-            <w:shd w:fill="F5F7F9" w:color="auto" w:val="clear"/>
-            <w:tcMar>
-              <w:top w:type="dxa" w:w="90"/>
-              <w:left w:type="dxa" w:w="110"/>
-              <w:bottom w:type="dxa" w:w="90"/>
-              <w:right w:type="dxa" w:w="110"/>
-            </w:tcMar>
-            <w:vAlign w:val="top"/>
-          </w:tcPr>
-          <w:p>
-            <w:pPr>
-              <w:spacing w:after="40" w:line="252"/>
-            </w:pPr>
-            <w:r>
-              <w:rPr>
-                <w:rFonts w:ascii="Calibri" w:cs="Calibri" w:eastAsia="Calibri" w:hAnsi="Calibri"/>
-                <w:b w:val="false"/>
-                <w:bCs w:val="false"/>
-                <w:color w:val="15181D"/>
-                <w:sz w:val="18"/>
-                <w:szCs w:val="18"/>
-              </w:rPr>
-              <w:t xml:space="preserve"/>
-            </w:r>
-          </w:p>
-        </w:tc>
-        <w:tc>
-          <w:tcPr>
-            <w:tcW w:type="dxa" w:w="1238"/>
-            <w:shd w:fill="F5F7F9" w:color="auto" w:val="clear"/>
-            <w:tcMar>
-              <w:top w:type="dxa" w:w="90"/>
-              <w:left w:type="dxa" w:w="110"/>
-              <w:bottom w:type="dxa" w:w="90"/>
-              <w:right w:type="dxa" w:w="110"/>
-            </w:tcMar>
-            <w:vAlign w:val="top"/>
-          </w:tcPr>
-          <w:p>
-            <w:pPr>
-              <w:spacing w:after="40" w:line="252"/>
-              <w:jc w:val="center"/>
-            </w:pPr>
-            <w:r>
-              <w:rPr>
-                <w:rFonts w:ascii="Calibri" w:cs="Calibri" w:eastAsia="Calibri" w:hAnsi="Calibri"/>
-                <w:b w:val="false"/>
-                <w:bCs w:val="false"/>
-                <w:color w:val="15181D"/>
-                <w:sz w:val="18"/>
-                <w:szCs w:val="18"/>
-              </w:rPr>
-              <w:t xml:space="preserve"/>
-            </w:r>
-          </w:p>
-        </w:tc>
-      </w:tr>
-      <w:tr>
-        <w:tc>
-          <w:tcPr>
-            <w:tcW w:type="dxa" w:w="2200"/>
-            <w:tcMar>
-              <w:top w:type="dxa" w:w="90"/>
-              <w:left w:type="dxa" w:w="110"/>
-              <w:bottom w:type="dxa" w:w="90"/>
-              <w:right w:type="dxa" w:w="110"/>
-            </w:tcMar>
-            <w:vAlign w:val="top"/>
-          </w:tcPr>
-          <w:p>
-            <w:pPr>
-              <w:spacing w:after="40" w:line="252"/>
-            </w:pPr>
-            <w:r>
-              <w:rPr>
-                <w:rFonts w:ascii="Calibri" w:cs="Calibri" w:eastAsia="Calibri" w:hAnsi="Calibri"/>
-                <w:b/>
-                <w:bCs/>
-                <w:color w:val="15181D"/>
-                <w:sz w:val="18"/>
-                <w:szCs w:val="18"/>
-              </w:rPr>
-              <w:t xml:space="preserve">Justice</w:t>
-            </w:r>
-          </w:p>
-        </w:tc>
-        <w:tc>
-          <w:tcPr>
-            <w:tcW w:type="dxa" w:w="6200"/>
-            <w:tcMar>
-              <w:top w:type="dxa" w:w="90"/>
-              <w:left w:type="dxa" w:w="110"/>
-              <w:bottom w:type="dxa" w:w="90"/>
-              <w:right w:type="dxa" w:w="110"/>
-            </w:tcMar>
-            <w:vAlign w:val="top"/>
-          </w:tcPr>
-          <w:p>
-            <w:pPr>
-              <w:spacing w:after="40" w:line="252"/>
-            </w:pPr>
-            <w:r>
-              <w:rPr>
-                <w:rFonts w:ascii="Calibri" w:cs="Calibri" w:eastAsia="Calibri" w:hAnsi="Calibri"/>
-                <w:b w:val="false"/>
-                <w:bCs w:val="false"/>
-                <w:color w:val="15181D"/>
-                <w:sz w:val="18"/>
-                <w:szCs w:val="18"/>
-              </w:rPr>
-              <w:t xml:space="preserve"/>
-            </w:r>
-          </w:p>
-        </w:tc>
-        <w:tc>
-          <w:tcPr>
-            <w:tcW w:type="dxa" w:w="1238"/>
-            <w:tcMar>
-              <w:top w:type="dxa" w:w="90"/>
-              <w:left w:type="dxa" w:w="110"/>
-              <w:bottom w:type="dxa" w:w="90"/>
-              <w:right w:type="dxa" w:w="110"/>
-            </w:tcMar>
-            <w:vAlign w:val="top"/>
-          </w:tcPr>
-          <w:p>
-            <w:pPr>
-              <w:spacing w:after="40" w:line="252"/>
-              <w:jc w:val="center"/>
-            </w:pPr>
-            <w:r>
-              <w:rPr>
-                <w:rFonts w:ascii="Calibri" w:cs="Calibri" w:eastAsia="Calibri" w:hAnsi="Calibri"/>
-                <w:b w:val="false"/>
-                <w:bCs w:val="false"/>
-                <w:color w:val="15181D"/>
-                <w:sz w:val="18"/>
-                <w:szCs w:val="18"/>
-              </w:rPr>
-              <w:t xml:space="preserve"/>
-            </w:r>
-          </w:p>
-        </w:tc>
-      </w:tr>
-      <w:tr>
-        <w:tc>
-          <w:tcPr>
-            <w:tcW w:type="dxa" w:w="2200"/>
-            <w:shd w:fill="F5F7F9" w:color="auto" w:val="clear"/>
-            <w:tcMar>
-              <w:top w:type="dxa" w:w="90"/>
-              <w:left w:type="dxa" w:w="110"/>
-              <w:bottom w:type="dxa" w:w="90"/>
-              <w:right w:type="dxa" w:w="110"/>
-            </w:tcMar>
-            <w:vAlign w:val="top"/>
-          </w:tcPr>
-          <w:p>
-            <w:pPr>
-              <w:spacing w:after="40" w:line="252"/>
-            </w:pPr>
-            <w:r>
-              <w:rPr>
-                <w:rFonts w:ascii="Calibri" w:cs="Calibri" w:eastAsia="Calibri" w:hAnsi="Calibri"/>
-                <w:b/>
-                <w:bCs/>
-                <w:color w:val="15181D"/>
-                <w:sz w:val="18"/>
-                <w:szCs w:val="18"/>
-              </w:rPr>
-              <w:t xml:space="preserve">Réparation</w:t>
-            </w:r>
-          </w:p>
-        </w:tc>
-        <w:tc>
-          <w:tcPr>
-            <w:tcW w:type="dxa" w:w="6200"/>
-            <w:shd w:fill="F5F7F9" w:color="auto" w:val="clear"/>
-            <w:tcMar>
-              <w:top w:type="dxa" w:w="90"/>
-              <w:left w:type="dxa" w:w="110"/>
-              <w:bottom w:type="dxa" w:w="90"/>
-              <w:right w:type="dxa" w:w="110"/>
-            </w:tcMar>
-            <w:vAlign w:val="top"/>
-          </w:tcPr>
-          <w:p>
-            <w:pPr>
-              <w:spacing w:after="40" w:line="252"/>
-            </w:pPr>
-            <w:r>
-              <w:rPr>
-                <w:rFonts w:ascii="Calibri" w:cs="Calibri" w:eastAsia="Calibri" w:hAnsi="Calibri"/>
-                <w:b w:val="false"/>
-                <w:bCs w:val="false"/>
-                <w:color w:val="15181D"/>
-                <w:sz w:val="18"/>
-                <w:szCs w:val="18"/>
-              </w:rPr>
-              <w:t xml:space="preserve"/>
-            </w:r>
-          </w:p>
-        </w:tc>
-        <w:tc>
-          <w:tcPr>
-            <w:tcW w:type="dxa" w:w="1238"/>
-            <w:shd w:fill="F5F7F9" w:color="auto" w:val="clear"/>
-            <w:tcMar>
-              <w:top w:type="dxa" w:w="90"/>
-              <w:left w:type="dxa" w:w="110"/>
-              <w:bottom w:type="dxa" w:w="90"/>
-              <w:right w:type="dxa" w:w="110"/>
-            </w:tcMar>
-            <w:vAlign w:val="top"/>
-          </w:tcPr>
-          <w:p>
-            <w:pPr>
-              <w:spacing w:after="40" w:line="252"/>
-              <w:jc w:val="center"/>
-            </w:pPr>
-            <w:r>
-              <w:rPr>
-                <w:rFonts w:ascii="Calibri" w:cs="Calibri" w:eastAsia="Calibri" w:hAnsi="Calibri"/>
-                <w:b w:val="false"/>
-                <w:bCs w:val="false"/>
-                <w:color w:val="15181D"/>
-                <w:sz w:val="18"/>
-                <w:szCs w:val="18"/>
-              </w:rPr>
-              <w:t xml:space="preserve"/>
-            </w:r>
-          </w:p>
-        </w:tc>
-      </w:tr>
-    </w:tbl>
-    <w:p>
-      <w:pPr>
-        <w:spacing w:after="160" w:before="0" w:line="276"/>
-      </w:pPr>
-      <w:r>
-        <w:rPr>
-          <w:rFonts w:ascii="Calibri" w:cs="Calibri" w:eastAsia="Calibri" w:hAnsi="Calibri"/>
-          <w:color w:val="15181D"/>
-          <w:sz w:val="20"/>
-          <w:szCs w:val="20"/>
-        </w:rPr>
-        <w:t xml:space="preserve"/>
-      </w:r>
-    </w:p>
-    <w:p>
-      <w:pPr>
-        <w:spacing w:after="160" w:before="0" w:line="276"/>
-      </w:pPr>
-      <w:r>
-        <w:rPr>
-          <w:rFonts w:ascii="Calibri" w:cs="Calibri" w:eastAsia="Calibri" w:hAnsi="Calibri"/>
-          <w:b/>
-          <w:bCs/>
-          <w:color w:val="15181D"/>
-          <w:sz w:val="20"/>
-          <w:szCs w:val="20"/>
-        </w:rPr>
-        <w:t xml:space="preserve">Adéquation globale aux valeurs du cabinet : ______ / 4</w:t>
       </w:r>
     </w:p>
     <w:tbl>
@@ -9995,16 +8426,2071 @@
             <w:r>
               <w:rPr>
                 <w:rFonts w:ascii="Calibri" w:cs="Calibri" w:eastAsia="Calibri" w:hAnsi="Calibri"/>
+                <w:b/>
+                <w:bCs/>
+                <w:color w:val="15181D"/>
+                <w:sz w:val="20"/>
+                <w:szCs w:val="20"/>
+              </w:rPr>
+              <w:t xml:space="preserve">Une règle pour les trois séquences. </w:t>
+            </w:r>
+            <w:r>
+              <w:rPr>
+                <w:rFonts w:ascii="Calibri" w:cs="Calibri" w:eastAsia="Calibri" w:hAnsi="Calibri"/>
                 <w:color w:val="4B535E"/>
                 <w:sz w:val="20"/>
                 <w:szCs w:val="20"/>
               </w:rPr>
-              <w:t xml:space="preserve">Une question à se poser avant de noter : est-ce que je confierais à cette personne la cliente de la situation 1 ?          Oui  ·  Non  ·  Pas encore</w:t>
+              <w:t xml:space="preserve">Quand le candidat répond en général, ramenez-le à un fait. « En général je privilégie » n'est pas une réponse. « La dernière fois, voilà ce que j'ai fait » en est une.</w:t>
             </w:r>
           </w:p>
         </w:tc>
       </w:tr>
     </w:tbl>
+    <w:p>
+      <w:pPr>
+        <w:pStyle w:val="Heading2"/>
+        <w:spacing w:after="140" w:before="300"/>
+      </w:pPr>
+      <w:r>
+        <w:rPr>
+          <w:rFonts w:ascii="Cambria" w:cs="Cambria" w:eastAsia="Cambria" w:hAnsi="Cambria"/>
+          <w:b/>
+          <w:bCs/>
+          <w:color w:val="1F4B7A"/>
+          <w:sz w:val="26"/>
+          <w:szCs w:val="26"/>
+        </w:rPr>
+        <w:t xml:space="preserve">Séquence 1 · le parcours</w:t>
+      </w:r>
+    </w:p>
+    <w:p>
+      <w:pPr>
+        <w:spacing w:after="120" w:before="0" w:line="276"/>
+      </w:pPr>
+      <w:r>
+        <w:rPr>
+          <w:rFonts w:ascii="Calibri" w:cs="Calibri" w:eastAsia="Calibri" w:hAnsi="Calibri"/>
+          <w:color w:val="15181D"/>
+          <w:sz w:val="20"/>
+          <w:szCs w:val="20"/>
+        </w:rPr>
+        <w:t xml:space="preserve">20 minutes. Ce n'est pas « parlez-moi de vous ». C'est une remontée chronologique disciplinée, où vous posez les mêmes quatre questions à chaque étape du parcours.</w:t>
+      </w:r>
+    </w:p>
+    <w:p>
+      <w:pPr>
+        <w:pStyle w:val="Heading3"/>
+        <w:spacing w:after="100" w:before="220"/>
+      </w:pPr>
+      <w:r>
+        <w:rPr>
+          <w:rFonts w:ascii="Calibri" w:cs="Calibri" w:eastAsia="Calibri" w:hAnsi="Calibri"/>
+          <w:b/>
+          <w:bCs/>
+          <w:color w:val="15181D"/>
+          <w:sz w:val="21"/>
+          <w:szCs w:val="21"/>
+        </w:rPr>
+        <w:t xml:space="preserve">Commencez avant le CAPA</w:t>
+      </w:r>
+    </w:p>
+    <w:p>
+      <w:pPr>
+        <w:spacing w:after="120" w:before="0" w:line="276"/>
+      </w:pPr>
+      <w:r>
+        <w:rPr>
+          <w:rFonts w:ascii="Calibri" w:cs="Calibri" w:eastAsia="Calibri" w:hAnsi="Calibri"/>
+          <w:color w:val="15181D"/>
+          <w:sz w:val="20"/>
+          <w:szCs w:val="20"/>
+        </w:rPr>
+        <w:t xml:space="preserve">Pourquoi le droit ? La raison pour laquelle quelqu'un est devenu avocat est plus instructive que sa première collaboration.</w:t>
+      </w:r>
+    </w:p>
+    <w:p>
+      <w:pPr>
+        <w:spacing w:after="80" w:before="160" w:line="276"/>
+      </w:pPr>
+      <w:r>
+        <w:rPr>
+          <w:rFonts w:ascii="Calibri" w:cs="Calibri" w:eastAsia="Calibri" w:hAnsi="Calibri"/>
+          <w:b/>
+          <w:bCs/>
+          <w:caps/>
+          <w:color w:val="6E7784"/>
+          <w:spacing w:val="20"/>
+          <w:sz w:val="15"/>
+          <w:szCs w:val="15"/>
+        </w:rPr>
+        <w:t xml:space="preserve">Puis, à chaque poste</w:t>
+      </w:r>
+    </w:p>
+    <w:p>
+      <w:pPr>
+        <w:pStyle w:val="ListParagraph"/>
+        <w:numPr>
+          <w:ilvl w:val="0"/>
+          <w:numId w:val="4"/>
+        </w:numPr>
+        <w:spacing w:after="90" w:line="264"/>
+      </w:pPr>
+      <w:r>
+        <w:rPr>
+          <w:rFonts w:ascii="Calibri" w:cs="Calibri" w:eastAsia="Calibri" w:hAnsi="Calibri"/>
+          <w:color w:val="15181D"/>
+          <w:sz w:val="20"/>
+          <w:szCs w:val="20"/>
+        </w:rPr>
+        <w:t xml:space="preserve">Pourquoi êtes-vous allé là ?</w:t>
+      </w:r>
+    </w:p>
+    <w:p>
+      <w:pPr>
+        <w:pStyle w:val="ListParagraph"/>
+        <w:numPr>
+          <w:ilvl w:val="0"/>
+          <w:numId w:val="4"/>
+        </w:numPr>
+        <w:spacing w:after="90" w:line="264"/>
+      </w:pPr>
+      <w:r>
+        <w:rPr>
+          <w:rFonts w:ascii="Calibri" w:cs="Calibri" w:eastAsia="Calibri" w:hAnsi="Calibri"/>
+          <w:color w:val="15181D"/>
+          <w:sz w:val="20"/>
+          <w:szCs w:val="20"/>
+        </w:rPr>
+        <w:t xml:space="preserve">Qu'est-ce qui vous a fait rester ?</w:t>
+      </w:r>
+    </w:p>
+    <w:p>
+      <w:pPr>
+        <w:pStyle w:val="ListParagraph"/>
+        <w:numPr>
+          <w:ilvl w:val="0"/>
+          <w:numId w:val="4"/>
+        </w:numPr>
+        <w:spacing w:after="90" w:line="264"/>
+      </w:pPr>
+      <w:r>
+        <w:rPr>
+          <w:rFonts w:ascii="Calibri" w:cs="Calibri" w:eastAsia="Calibri" w:hAnsi="Calibri"/>
+          <w:color w:val="15181D"/>
+          <w:sz w:val="20"/>
+          <w:szCs w:val="20"/>
+        </w:rPr>
+        <w:t xml:space="preserve">Qu'est-ce qui vous a fait partir ?</w:t>
+      </w:r>
+    </w:p>
+    <w:p>
+      <w:pPr>
+        <w:pStyle w:val="ListParagraph"/>
+        <w:numPr>
+          <w:ilvl w:val="0"/>
+          <w:numId w:val="4"/>
+        </w:numPr>
+        <w:spacing w:after="90" w:line="264"/>
+      </w:pPr>
+      <w:r>
+        <w:rPr>
+          <w:rFonts w:ascii="Calibri" w:cs="Calibri" w:eastAsia="Calibri" w:hAnsi="Calibri"/>
+          <w:color w:val="15181D"/>
+          <w:sz w:val="20"/>
+          <w:szCs w:val="20"/>
+        </w:rPr>
+        <w:t xml:space="preserve">Qu'en avez-vous retiré que vous n'aviez pas avant ?</w:t>
+      </w:r>
+    </w:p>
+    <w:p>
+      <w:pPr>
+        <w:spacing w:after="80" w:before="160" w:line="276"/>
+      </w:pPr>
+      <w:r>
+        <w:rPr>
+          <w:rFonts w:ascii="Calibri" w:cs="Calibri" w:eastAsia="Calibri" w:hAnsi="Calibri"/>
+          <w:b/>
+          <w:bCs/>
+          <w:caps/>
+          <w:color w:val="6E7784"/>
+          <w:spacing w:val="20"/>
+          <w:sz w:val="15"/>
+          <w:szCs w:val="15"/>
+        </w:rPr>
+        <w:t xml:space="preserve">Ce que vous observez</w:t>
+      </w:r>
+    </w:p>
+    <w:p>
+      <w:pPr>
+        <w:pStyle w:val="ListParagraph"/>
+        <w:numPr>
+          <w:ilvl w:val="0"/>
+          <w:numId w:val="2"/>
+        </w:numPr>
+        <w:spacing w:after="70" w:line="264"/>
+      </w:pPr>
+      <w:r>
+        <w:rPr>
+          <w:rFonts w:ascii="Calibri" w:cs="Calibri" w:eastAsia="Calibri" w:hAnsi="Calibri"/>
+          <w:color w:val="15181D"/>
+          <w:sz w:val="20"/>
+          <w:szCs w:val="20"/>
+        </w:rPr>
+        <w:t xml:space="preserve">Les décisions sont-elles choisies ou subies ? Un parcours fait d'occasions saisies ne se lit pas comme un parcours fait de situations endurées.</w:t>
+      </w:r>
+    </w:p>
+    <w:p>
+      <w:pPr>
+        <w:pStyle w:val="ListParagraph"/>
+        <w:numPr>
+          <w:ilvl w:val="0"/>
+          <w:numId w:val="2"/>
+        </w:numPr>
+        <w:spacing w:after="70" w:line="264"/>
+      </w:pPr>
+      <w:r>
+        <w:rPr>
+          <w:rFonts w:ascii="Calibri" w:cs="Calibri" w:eastAsia="Calibri" w:hAnsi="Calibri"/>
+          <w:color w:val="15181D"/>
+          <w:sz w:val="20"/>
+          <w:szCs w:val="20"/>
+        </w:rPr>
+        <w:t xml:space="preserve">Y a-t-il une ligne, ou une suite d'accidents ? Les deux sont recevables, mais seule la première se projette dans un cabinet à reprendre.</w:t>
+      </w:r>
+    </w:p>
+    <w:p>
+      <w:pPr>
+        <w:pStyle w:val="ListParagraph"/>
+        <w:numPr>
+          <w:ilvl w:val="0"/>
+          <w:numId w:val="2"/>
+        </w:numPr>
+        <w:spacing w:after="70" w:line="264"/>
+      </w:pPr>
+      <w:r>
+        <w:rPr>
+          <w:rFonts w:ascii="Calibri" w:cs="Calibri" w:eastAsia="Calibri" w:hAnsi="Calibri"/>
+          <w:color w:val="15181D"/>
+          <w:sz w:val="20"/>
+          <w:szCs w:val="20"/>
+        </w:rPr>
+        <w:t xml:space="preserve">Que dit la personne de ceux qu'elle a quittés ? Un candidat dont tous les anciens employeurs étaient mauvais parle de lui, pas d'eux.</w:t>
+      </w:r>
+    </w:p>
+    <w:p>
+      <w:pPr>
+        <w:pStyle w:val="ListParagraph"/>
+        <w:numPr>
+          <w:ilvl w:val="0"/>
+          <w:numId w:val="2"/>
+        </w:numPr>
+        <w:spacing w:after="70" w:line="264"/>
+      </w:pPr>
+      <w:r>
+        <w:rPr>
+          <w:rFonts w:ascii="Calibri" w:cs="Calibri" w:eastAsia="Calibri" w:hAnsi="Calibri"/>
+          <w:color w:val="15181D"/>
+          <w:sz w:val="20"/>
+          <w:szCs w:val="20"/>
+        </w:rPr>
+        <w:t xml:space="preserve">Reconnaît-elle une erreur de parcours, et laquelle ?</w:t>
+      </w:r>
+    </w:p>
+    <w:p>
+      <w:pPr>
+        <w:pStyle w:val="ListParagraph"/>
+        <w:numPr>
+          <w:ilvl w:val="0"/>
+          <w:numId w:val="2"/>
+        </w:numPr>
+        <w:spacing w:after="70" w:line="264"/>
+      </w:pPr>
+      <w:r>
+        <w:rPr>
+          <w:rFonts w:ascii="Calibri" w:cs="Calibri" w:eastAsia="Calibri" w:hAnsi="Calibri"/>
+          <w:color w:val="15181D"/>
+          <w:sz w:val="20"/>
+          <w:szCs w:val="20"/>
+        </w:rPr>
+        <w:t xml:space="preserve">Le récit tient-il debout sans vous ? Si vous devez reconstituer la chronologie à sa place, c'est une information.</w:t>
+      </w:r>
+    </w:p>
+    <w:p>
+      <w:pPr>
+        <w:spacing w:after="80" w:before="160" w:line="276"/>
+      </w:pPr>
+      <w:r>
+        <w:rPr>
+          <w:rFonts w:ascii="Calibri" w:cs="Calibri" w:eastAsia="Calibri" w:hAnsi="Calibri"/>
+          <w:b/>
+          <w:bCs/>
+          <w:caps/>
+          <w:color w:val="6E7784"/>
+          <w:spacing w:val="20"/>
+          <w:sz w:val="15"/>
+          <w:szCs w:val="15"/>
+        </w:rPr>
+        <w:t xml:space="preserve">Notes</w:t>
+      </w:r>
+    </w:p>
+    <w:p>
+      <w:pPr>
+        <w:pBdr>
+          <w:bottom w:val="single" w:color="C9CFD8" w:sz="4"/>
+        </w:pBdr>
+        <w:spacing w:after="0" w:before="180"/>
+      </w:pPr>
+      <w:r>
+        <w:rPr>
+          <w:sz w:val="20"/>
+          <w:szCs w:val="20"/>
+        </w:rPr>
+        <w:t xml:space="preserve"/>
+      </w:r>
+    </w:p>
+    <w:p>
+      <w:pPr>
+        <w:pBdr>
+          <w:bottom w:val="single" w:color="C9CFD8" w:sz="4"/>
+        </w:pBdr>
+        <w:spacing w:after="0" w:before="180"/>
+      </w:pPr>
+      <w:r>
+        <w:rPr>
+          <w:sz w:val="20"/>
+          <w:szCs w:val="20"/>
+        </w:rPr>
+        <w:t xml:space="preserve"/>
+      </w:r>
+    </w:p>
+    <w:p>
+      <w:pPr>
+        <w:pBdr>
+          <w:bottom w:val="single" w:color="C9CFD8" w:sz="4"/>
+        </w:pBdr>
+        <w:spacing w:after="0" w:before="180"/>
+      </w:pPr>
+      <w:r>
+        <w:rPr>
+          <w:sz w:val="20"/>
+          <w:szCs w:val="20"/>
+        </w:rPr>
+        <w:t xml:space="preserve"/>
+      </w:r>
+    </w:p>
+    <w:p>
+      <w:pPr>
+        <w:pBdr>
+          <w:bottom w:val="single" w:color="C9CFD8" w:sz="4"/>
+        </w:pBdr>
+        <w:spacing w:after="0" w:before="180"/>
+      </w:pPr>
+      <w:r>
+        <w:rPr>
+          <w:sz w:val="20"/>
+          <w:szCs w:val="20"/>
+        </w:rPr>
+        <w:t xml:space="preserve"/>
+      </w:r>
+    </w:p>
+    <w:p>
+      <w:pPr>
+        <w:pBdr>
+          <w:bottom w:val="single" w:color="C9CFD8" w:sz="4"/>
+        </w:pBdr>
+        <w:spacing w:after="0" w:before="180"/>
+      </w:pPr>
+      <w:r>
+        <w:rPr>
+          <w:sz w:val="20"/>
+          <w:szCs w:val="20"/>
+        </w:rPr>
+        <w:t xml:space="preserve"/>
+      </w:r>
+    </w:p>
+    <w:p>
+      <w:r>
+        <w:br w:type="page"/>
+      </w:r>
+    </w:p>
+    <w:p>
+      <w:pPr>
+        <w:pStyle w:val="Heading2"/>
+        <w:spacing w:after="140" w:before="300"/>
+      </w:pPr>
+      <w:r>
+        <w:rPr>
+          <w:rFonts w:ascii="Cambria" w:cs="Cambria" w:eastAsia="Cambria" w:hAnsi="Cambria"/>
+          <w:b/>
+          <w:bCs/>
+          <w:color w:val="1F4B7A"/>
+          <w:sz w:val="26"/>
+          <w:szCs w:val="26"/>
+        </w:rPr>
+        <w:t xml:space="preserve">Séquence 2 · ce qui vous fait avancer</w:t>
+      </w:r>
+    </w:p>
+    <w:p>
+      <w:pPr>
+        <w:spacing w:after="120" w:before="0" w:line="276"/>
+      </w:pPr>
+      <w:r>
+        <w:rPr>
+          <w:rFonts w:ascii="Calibri" w:cs="Calibri" w:eastAsia="Calibri" w:hAnsi="Calibri"/>
+          <w:color w:val="15181D"/>
+          <w:sz w:val="20"/>
+          <w:szCs w:val="20"/>
+        </w:rPr>
+        <w:t xml:space="preserve">20 minutes. Six questions, aucune ne suppose de connaître le métier.</w:t>
+      </w:r>
+    </w:p>
+    <w:p>
+      <w:pPr>
+        <w:pStyle w:val="ListParagraph"/>
+        <w:numPr>
+          <w:ilvl w:val="0"/>
+          <w:numId w:val="5"/>
+        </w:numPr>
+        <w:spacing w:after="90" w:line="264"/>
+      </w:pPr>
+      <w:r>
+        <w:rPr>
+          <w:rFonts w:ascii="Calibri" w:cs="Calibri" w:eastAsia="Calibri" w:hAnsi="Calibri"/>
+          <w:color w:val="15181D"/>
+          <w:sz w:val="20"/>
+          <w:szCs w:val="20"/>
+        </w:rPr>
+        <w:t xml:space="preserve">De quoi êtes-vous le plus fier dans votre vie professionnelle, et pourquoi celle-là plutôt qu'une autre ?</w:t>
+      </w:r>
+    </w:p>
+    <w:p>
+      <w:pPr>
+        <w:pStyle w:val="ListParagraph"/>
+        <w:numPr>
+          <w:ilvl w:val="0"/>
+          <w:numId w:val="5"/>
+        </w:numPr>
+        <w:spacing w:after="90" w:line="264"/>
+      </w:pPr>
+      <w:r>
+        <w:rPr>
+          <w:rFonts w:ascii="Calibri" w:cs="Calibri" w:eastAsia="Calibri" w:hAnsi="Calibri"/>
+          <w:color w:val="15181D"/>
+          <w:sz w:val="20"/>
+          <w:szCs w:val="20"/>
+        </w:rPr>
+        <w:t xml:space="preserve">Qu'est-ce que vous refusez de faire ?</w:t>
+      </w:r>
+    </w:p>
+    <w:p>
+      <w:pPr>
+        <w:pStyle w:val="ListParagraph"/>
+        <w:numPr>
+          <w:ilvl w:val="0"/>
+          <w:numId w:val="5"/>
+        </w:numPr>
+        <w:spacing w:after="90" w:line="264"/>
+      </w:pPr>
+      <w:r>
+        <w:rPr>
+          <w:rFonts w:ascii="Calibri" w:cs="Calibri" w:eastAsia="Calibri" w:hAnsi="Calibri"/>
+          <w:color w:val="15181D"/>
+          <w:sz w:val="20"/>
+          <w:szCs w:val="20"/>
+        </w:rPr>
+        <w:t xml:space="preserve">Quelle est la dernière fois où vous avez changé d'avis sur quelque chose d'important ?</w:t>
+      </w:r>
+    </w:p>
+    <w:p>
+      <w:pPr>
+        <w:pStyle w:val="ListParagraph"/>
+        <w:numPr>
+          <w:ilvl w:val="0"/>
+          <w:numId w:val="5"/>
+        </w:numPr>
+        <w:spacing w:after="90" w:line="264"/>
+      </w:pPr>
+      <w:r>
+        <w:rPr>
+          <w:rFonts w:ascii="Calibri" w:cs="Calibri" w:eastAsia="Calibri" w:hAnsi="Calibri"/>
+          <w:color w:val="15181D"/>
+          <w:sz w:val="20"/>
+          <w:szCs w:val="20"/>
+        </w:rPr>
+        <w:t xml:space="preserve">Qu'est-ce que vos proches diraient de vous que vos collègues ne diraient pas ?</w:t>
+      </w:r>
+    </w:p>
+    <w:p>
+      <w:pPr>
+        <w:pStyle w:val="ListParagraph"/>
+        <w:numPr>
+          <w:ilvl w:val="0"/>
+          <w:numId w:val="5"/>
+        </w:numPr>
+        <w:spacing w:after="90" w:line="264"/>
+      </w:pPr>
+      <w:r>
+        <w:rPr>
+          <w:rFonts w:ascii="Calibri" w:cs="Calibri" w:eastAsia="Calibri" w:hAnsi="Calibri"/>
+          <w:color w:val="15181D"/>
+          <w:sz w:val="20"/>
+          <w:szCs w:val="20"/>
+        </w:rPr>
+        <w:t xml:space="preserve">Qu'est-ce qui vous fatigue ?</w:t>
+      </w:r>
+    </w:p>
+    <w:p>
+      <w:pPr>
+        <w:pStyle w:val="ListParagraph"/>
+        <w:numPr>
+          <w:ilvl w:val="0"/>
+          <w:numId w:val="5"/>
+        </w:numPr>
+        <w:spacing w:after="90" w:line="264"/>
+      </w:pPr>
+      <w:r>
+        <w:rPr>
+          <w:rFonts w:ascii="Calibri" w:cs="Calibri" w:eastAsia="Calibri" w:hAnsi="Calibri"/>
+          <w:color w:val="15181D"/>
+          <w:sz w:val="20"/>
+          <w:szCs w:val="20"/>
+        </w:rPr>
+        <w:t xml:space="preserve">Dans dix ans, à quoi ressemble une journée réussie ?</w:t>
+      </w:r>
+    </w:p>
+    <w:p>
+      <w:pPr>
+        <w:spacing w:after="80" w:before="160" w:line="276"/>
+      </w:pPr>
+      <w:r>
+        <w:rPr>
+          <w:rFonts w:ascii="Calibri" w:cs="Calibri" w:eastAsia="Calibri" w:hAnsi="Calibri"/>
+          <w:b/>
+          <w:bCs/>
+          <w:caps/>
+          <w:color w:val="6E7784"/>
+          <w:spacing w:val="20"/>
+          <w:sz w:val="15"/>
+          <w:szCs w:val="15"/>
+        </w:rPr>
+        <w:t xml:space="preserve">Ce que vous observez</w:t>
+      </w:r>
+    </w:p>
+    <w:p>
+      <w:pPr>
+        <w:pStyle w:val="ListParagraph"/>
+        <w:numPr>
+          <w:ilvl w:val="0"/>
+          <w:numId w:val="2"/>
+        </w:numPr>
+        <w:spacing w:after="70" w:line="264"/>
+      </w:pPr>
+      <w:r>
+        <w:rPr>
+          <w:rFonts w:ascii="Calibri" w:cs="Calibri" w:eastAsia="Calibri" w:hAnsi="Calibri"/>
+          <w:color w:val="15181D"/>
+          <w:sz w:val="20"/>
+          <w:szCs w:val="20"/>
+        </w:rPr>
+        <w:t xml:space="preserve">Question 1. La fierté révèle le critère. Quelqu'un qui est fier d'un résultat, d'une relation ou d'une transmission ne place pas la barre au même endroit. Demandez pourquoi cet épisode et pas un autre : c'est la relance qui porte l'information.</w:t>
+      </w:r>
+    </w:p>
+    <w:p>
+      <w:pPr>
+        <w:pStyle w:val="ListParagraph"/>
+        <w:numPr>
+          <w:ilvl w:val="0"/>
+          <w:numId w:val="2"/>
+        </w:numPr>
+        <w:spacing w:after="70" w:line="264"/>
+      </w:pPr>
+      <w:r>
+        <w:rPr>
+          <w:rFonts w:ascii="Calibri" w:cs="Calibri" w:eastAsia="Calibri" w:hAnsi="Calibri"/>
+          <w:color w:val="15181D"/>
+          <w:sz w:val="20"/>
+          <w:szCs w:val="20"/>
+        </w:rPr>
+        <w:t xml:space="preserve">Question 2. La meilleure question de l'entretien sur les valeurs, et elle n'en a pas l'air. Ce qu'une personne refuse de faire en dit plus que ce qu'elle déclare valoriser. Une réponse vide, ou qui ne coûte rien, est elle-même une réponse.</w:t>
+      </w:r>
+    </w:p>
+    <w:p>
+      <w:pPr>
+        <w:pStyle w:val="ListParagraph"/>
+        <w:numPr>
+          <w:ilvl w:val="0"/>
+          <w:numId w:val="2"/>
+        </w:numPr>
+        <w:spacing w:after="70" w:line="264"/>
+      </w:pPr>
+      <w:r>
+        <w:rPr>
+          <w:rFonts w:ascii="Calibri" w:cs="Calibri" w:eastAsia="Calibri" w:hAnsi="Calibri"/>
+          <w:color w:val="15181D"/>
+          <w:sz w:val="20"/>
+          <w:szCs w:val="20"/>
+        </w:rPr>
+        <w:t xml:space="preserve">Question 3. Elle mesure la capacité à se laisser déplacer. Un candidat qui n'a changé d'avis sur rien depuis dix ans ne changera pas d'avis pour vous non plus.</w:t>
+      </w:r>
+    </w:p>
+    <w:p>
+      <w:pPr>
+        <w:pStyle w:val="ListParagraph"/>
+        <w:numPr>
+          <w:ilvl w:val="0"/>
+          <w:numId w:val="2"/>
+        </w:numPr>
+        <w:spacing w:after="70" w:line="264"/>
+      </w:pPr>
+      <w:r>
+        <w:rPr>
+          <w:rFonts w:ascii="Calibri" w:cs="Calibri" w:eastAsia="Calibri" w:hAnsi="Calibri"/>
+          <w:color w:val="15181D"/>
+          <w:sz w:val="20"/>
+          <w:szCs w:val="20"/>
+        </w:rPr>
+        <w:t xml:space="preserve">Question 4. Elle teste la conscience de soi sans passer par le vocabulaire du développement personnel. Une personne qui n'a rien à dire ici se connaît mal, ou ne veut pas se livrer. Les deux se notent.</w:t>
+      </w:r>
+    </w:p>
+    <w:p>
+      <w:pPr>
+        <w:pStyle w:val="ListParagraph"/>
+        <w:numPr>
+          <w:ilvl w:val="0"/>
+          <w:numId w:val="2"/>
+        </w:numPr>
+        <w:spacing w:after="70" w:line="264"/>
+      </w:pPr>
+      <w:r>
+        <w:rPr>
+          <w:rFonts w:ascii="Calibri" w:cs="Calibri" w:eastAsia="Calibri" w:hAnsi="Calibri"/>
+          <w:color w:val="15181D"/>
+          <w:sz w:val="20"/>
+          <w:szCs w:val="20"/>
+        </w:rPr>
+        <w:t xml:space="preserve">Question 5. Sous-estimée. Elle dit dans quelles conditions la personne se dégrade. Sur un engagement de vingt ans dans une matière lourde, c'est une information de premier ordre.</w:t>
+      </w:r>
+    </w:p>
+    <w:p>
+      <w:pPr>
+        <w:pStyle w:val="ListParagraph"/>
+        <w:numPr>
+          <w:ilvl w:val="0"/>
+          <w:numId w:val="2"/>
+        </w:numPr>
+        <w:spacing w:after="70" w:line="264"/>
+      </w:pPr>
+      <w:r>
+        <w:rPr>
+          <w:rFonts w:ascii="Calibri" w:cs="Calibri" w:eastAsia="Calibri" w:hAnsi="Calibri"/>
+          <w:color w:val="15181D"/>
+          <w:sz w:val="20"/>
+          <w:szCs w:val="20"/>
+        </w:rPr>
+        <w:t xml:space="preserve">Question 6. Elle dit si la personne se projette, et vers quoi. Une réponse qui ne parle que de dossiers décrit un praticien. Une réponse qui parle de gens, d'organisation ou de cabinet décrit un dirigeant.</w:t>
+      </w:r>
+    </w:p>
+    <w:p>
+      <w:pPr>
+        <w:spacing w:after="80" w:before="160" w:line="276"/>
+      </w:pPr>
+      <w:r>
+        <w:rPr>
+          <w:rFonts w:ascii="Calibri" w:cs="Calibri" w:eastAsia="Calibri" w:hAnsi="Calibri"/>
+          <w:b/>
+          <w:bCs/>
+          <w:caps/>
+          <w:color w:val="6E7784"/>
+          <w:spacing w:val="20"/>
+          <w:sz w:val="15"/>
+          <w:szCs w:val="15"/>
+        </w:rPr>
+        <w:t xml:space="preserve">Notes</w:t>
+      </w:r>
+    </w:p>
+    <w:p>
+      <w:pPr>
+        <w:pBdr>
+          <w:bottom w:val="single" w:color="C9CFD8" w:sz="4"/>
+        </w:pBdr>
+        <w:spacing w:after="0" w:before="180"/>
+      </w:pPr>
+      <w:r>
+        <w:rPr>
+          <w:sz w:val="20"/>
+          <w:szCs w:val="20"/>
+        </w:rPr>
+        <w:t xml:space="preserve"/>
+      </w:r>
+    </w:p>
+    <w:p>
+      <w:pPr>
+        <w:pBdr>
+          <w:bottom w:val="single" w:color="C9CFD8" w:sz="4"/>
+        </w:pBdr>
+        <w:spacing w:after="0" w:before="180"/>
+      </w:pPr>
+      <w:r>
+        <w:rPr>
+          <w:sz w:val="20"/>
+          <w:szCs w:val="20"/>
+        </w:rPr>
+        <w:t xml:space="preserve"/>
+      </w:r>
+    </w:p>
+    <w:p>
+      <w:pPr>
+        <w:pBdr>
+          <w:bottom w:val="single" w:color="C9CFD8" w:sz="4"/>
+        </w:pBdr>
+        <w:spacing w:after="0" w:before="180"/>
+      </w:pPr>
+      <w:r>
+        <w:rPr>
+          <w:sz w:val="20"/>
+          <w:szCs w:val="20"/>
+        </w:rPr>
+        <w:t xml:space="preserve"/>
+      </w:r>
+    </w:p>
+    <w:p>
+      <w:pPr>
+        <w:pBdr>
+          <w:bottom w:val="single" w:color="C9CFD8" w:sz="4"/>
+        </w:pBdr>
+        <w:spacing w:after="0" w:before="180"/>
+      </w:pPr>
+      <w:r>
+        <w:rPr>
+          <w:sz w:val="20"/>
+          <w:szCs w:val="20"/>
+        </w:rPr>
+        <w:t xml:space="preserve"/>
+      </w:r>
+    </w:p>
+    <w:p>
+      <w:pPr>
+        <w:pBdr>
+          <w:bottom w:val="single" w:color="C9CFD8" w:sz="4"/>
+        </w:pBdr>
+        <w:spacing w:after="0" w:before="180"/>
+      </w:pPr>
+      <w:r>
+        <w:rPr>
+          <w:sz w:val="20"/>
+          <w:szCs w:val="20"/>
+        </w:rPr>
+        <w:t xml:space="preserve"/>
+      </w:r>
+    </w:p>
+    <w:p>
+      <w:r>
+        <w:br w:type="page"/>
+      </w:r>
+    </w:p>
+    <w:p>
+      <w:pPr>
+        <w:pStyle w:val="Heading2"/>
+        <w:spacing w:after="140" w:before="300"/>
+      </w:pPr>
+      <w:r>
+        <w:rPr>
+          <w:rFonts w:ascii="Cambria" w:cs="Cambria" w:eastAsia="Cambria" w:hAnsi="Cambria"/>
+          <w:b/>
+          <w:bCs/>
+          <w:color w:val="1F4B7A"/>
+          <w:sz w:val="26"/>
+          <w:szCs w:val="26"/>
+        </w:rPr>
+        <w:t xml:space="preserve">Séquence 3 · pourquoi ici</w:t>
+      </w:r>
+    </w:p>
+    <w:p>
+      <w:pPr>
+        <w:spacing w:after="120" w:before="0" w:line="276"/>
+      </w:pPr>
+      <w:r>
+        <w:rPr>
+          <w:rFonts w:ascii="Calibri" w:cs="Calibri" w:eastAsia="Calibri" w:hAnsi="Calibri"/>
+          <w:color w:val="15181D"/>
+          <w:sz w:val="20"/>
+          <w:szCs w:val="20"/>
+        </w:rPr>
+        <w:t xml:space="preserve">15 minutes.</w:t>
+      </w:r>
+    </w:p>
+    <w:p>
+      <w:pPr>
+        <w:pStyle w:val="ListParagraph"/>
+        <w:numPr>
+          <w:ilvl w:val="0"/>
+          <w:numId w:val="3"/>
+        </w:numPr>
+        <w:spacing w:after="90" w:line="264"/>
+      </w:pPr>
+      <w:r>
+        <w:rPr>
+          <w:rFonts w:ascii="Calibri" w:cs="Calibri" w:eastAsia="Calibri" w:hAnsi="Calibri"/>
+          <w:color w:val="15181D"/>
+          <w:sz w:val="20"/>
+          <w:szCs w:val="20"/>
+        </w:rPr>
+        <w:t xml:space="preserve">Qu'avez-vous compris de ce cabinet avant de venir ? Comment vous êtes-vous renseigné ?</w:t>
+      </w:r>
+    </w:p>
+    <w:p>
+      <w:pPr>
+        <w:pStyle w:val="ListParagraph"/>
+        <w:numPr>
+          <w:ilvl w:val="0"/>
+          <w:numId w:val="3"/>
+        </w:numPr>
+        <w:spacing w:after="90" w:line="264"/>
+      </w:pPr>
+      <w:r>
+        <w:rPr>
+          <w:rFonts w:ascii="Calibri" w:cs="Calibri" w:eastAsia="Calibri" w:hAnsi="Calibri"/>
+          <w:color w:val="15181D"/>
+          <w:sz w:val="20"/>
+          <w:szCs w:val="20"/>
+        </w:rPr>
+        <w:t xml:space="preserve">Qu'est-ce qui vous attire, et qu'est-ce qui vous inquiète ?</w:t>
+      </w:r>
+    </w:p>
+    <w:p>
+      <w:pPr>
+        <w:pStyle w:val="ListParagraph"/>
+        <w:numPr>
+          <w:ilvl w:val="0"/>
+          <w:numId w:val="3"/>
+        </w:numPr>
+        <w:spacing w:after="90" w:line="264"/>
+      </w:pPr>
+      <w:r>
+        <w:rPr>
+          <w:rFonts w:ascii="Calibri" w:cs="Calibri" w:eastAsia="Calibri" w:hAnsi="Calibri"/>
+          <w:color w:val="15181D"/>
+          <w:sz w:val="20"/>
+          <w:szCs w:val="20"/>
+        </w:rPr>
+        <w:t xml:space="preserve">Qu'est-ce qui vous ferait dire non à ce poste ?</w:t>
+      </w:r>
+    </w:p>
+    <w:p>
+      <w:pPr>
+        <w:pStyle w:val="ListParagraph"/>
+        <w:numPr>
+          <w:ilvl w:val="0"/>
+          <w:numId w:val="3"/>
+        </w:numPr>
+        <w:spacing w:after="90" w:line="264"/>
+      </w:pPr>
+      <w:r>
+        <w:rPr>
+          <w:rFonts w:ascii="Calibri" w:cs="Calibri" w:eastAsia="Calibri" w:hAnsi="Calibri"/>
+          <w:color w:val="15181D"/>
+          <w:sz w:val="20"/>
+          <w:szCs w:val="20"/>
+        </w:rPr>
+        <w:t xml:space="preserve">Qu'attendez-vous d'un cabinet, concrètement, au quotidien ?</w:t>
+      </w:r>
+    </w:p>
+    <w:p>
+      <w:pPr>
+        <w:pStyle w:val="ListParagraph"/>
+        <w:numPr>
+          <w:ilvl w:val="0"/>
+          <w:numId w:val="3"/>
+        </w:numPr>
+        <w:spacing w:after="90" w:line="264"/>
+      </w:pPr>
+      <w:r>
+        <w:rPr>
+          <w:rFonts w:ascii="Calibri" w:cs="Calibri" w:eastAsia="Calibri" w:hAnsi="Calibri"/>
+          <w:color w:val="15181D"/>
+          <w:sz w:val="20"/>
+          <w:szCs w:val="20"/>
+        </w:rPr>
+        <w:t xml:space="preserve">Quelles sont vos questions ?</w:t>
+      </w:r>
+    </w:p>
+    <w:p>
+      <w:pPr>
+        <w:spacing w:after="80" w:before="160" w:line="276"/>
+      </w:pPr>
+      <w:r>
+        <w:rPr>
+          <w:rFonts w:ascii="Calibri" w:cs="Calibri" w:eastAsia="Calibri" w:hAnsi="Calibri"/>
+          <w:b/>
+          <w:bCs/>
+          <w:caps/>
+          <w:color w:val="6E7784"/>
+          <w:spacing w:val="20"/>
+          <w:sz w:val="15"/>
+          <w:szCs w:val="15"/>
+        </w:rPr>
+        <w:t xml:space="preserve">Ce que vous observez</w:t>
+      </w:r>
+    </w:p>
+    <w:p>
+      <w:pPr>
+        <w:pStyle w:val="ListParagraph"/>
+        <w:numPr>
+          <w:ilvl w:val="0"/>
+          <w:numId w:val="2"/>
+        </w:numPr>
+        <w:spacing w:after="70" w:line="264"/>
+      </w:pPr>
+      <w:r>
+        <w:rPr>
+          <w:rFonts w:ascii="Calibri" w:cs="Calibri" w:eastAsia="Calibri" w:hAnsi="Calibri"/>
+          <w:color w:val="15181D"/>
+          <w:sz w:val="20"/>
+          <w:szCs w:val="20"/>
+        </w:rPr>
+        <w:t xml:space="preserve">La préparation est le signal le plus fiable de tout le processus. Un candidat qui a lu des décisions du cabinet, ou qui cite un dossier, a déjà décidé qu'il voulait venir. Un candidat qui a lu la page d'accueil a répondu à une annonce.</w:t>
+      </w:r>
+    </w:p>
+    <w:p>
+      <w:pPr>
+        <w:pStyle w:val="ListParagraph"/>
+        <w:numPr>
+          <w:ilvl w:val="0"/>
+          <w:numId w:val="2"/>
+        </w:numPr>
+        <w:spacing w:after="70" w:line="264"/>
+      </w:pPr>
+      <w:r>
+        <w:rPr>
+          <w:rFonts w:ascii="Calibri" w:cs="Calibri" w:eastAsia="Calibri" w:hAnsi="Calibri"/>
+          <w:color w:val="15181D"/>
+          <w:sz w:val="20"/>
+          <w:szCs w:val="20"/>
+        </w:rPr>
+        <w:t xml:space="preserve">La question 2 ne fonctionne que si vous obtenez les deux moitiés. Un candidat sans aucune inquiétude n'a pas réfléchi, ou ne dit pas ce qu'il pense. Relancez une fois.</w:t>
+      </w:r>
+    </w:p>
+    <w:p>
+      <w:pPr>
+        <w:pStyle w:val="ListParagraph"/>
+        <w:numPr>
+          <w:ilvl w:val="0"/>
+          <w:numId w:val="2"/>
+        </w:numPr>
+        <w:spacing w:after="70" w:line="264"/>
+      </w:pPr>
+      <w:r>
+        <w:rPr>
+          <w:rFonts w:ascii="Calibri" w:cs="Calibri" w:eastAsia="Calibri" w:hAnsi="Calibri"/>
+          <w:color w:val="15181D"/>
+          <w:sz w:val="20"/>
+          <w:szCs w:val="20"/>
+        </w:rPr>
+        <w:t xml:space="preserve">La question 3 vous donne ses lignes rouges. Notez-les mot à mot : ce sont elles que vous aurez à tenir si vous le recrutez.</w:t>
+      </w:r>
+    </w:p>
+    <w:p>
+      <w:pPr>
+        <w:pStyle w:val="ListParagraph"/>
+        <w:numPr>
+          <w:ilvl w:val="0"/>
+          <w:numId w:val="2"/>
+        </w:numPr>
+        <w:spacing w:after="70" w:line="264"/>
+      </w:pPr>
+      <w:r>
+        <w:rPr>
+          <w:rFonts w:ascii="Calibri" w:cs="Calibri" w:eastAsia="Calibri" w:hAnsi="Calibri"/>
+          <w:color w:val="15181D"/>
+          <w:sz w:val="20"/>
+          <w:szCs w:val="20"/>
+        </w:rPr>
+        <w:t xml:space="preserve">La question 5 est un test à elle seule. Ce qu'un candidat demande, et l'ordre dans lequel il le demande, dit ce qui compte pour lui.</w:t>
+      </w:r>
+    </w:p>
+    <w:p>
+      <w:pPr>
+        <w:spacing w:after="80" w:before="160" w:line="276"/>
+      </w:pPr>
+      <w:r>
+        <w:rPr>
+          <w:rFonts w:ascii="Calibri" w:cs="Calibri" w:eastAsia="Calibri" w:hAnsi="Calibri"/>
+          <w:b/>
+          <w:bCs/>
+          <w:caps/>
+          <w:color w:val="6E7784"/>
+          <w:spacing w:val="20"/>
+          <w:sz w:val="15"/>
+          <w:szCs w:val="15"/>
+        </w:rPr>
+        <w:t xml:space="preserve">Questions posées par le candidat, dans l'ordre</w:t>
+      </w:r>
+    </w:p>
+    <w:p>
+      <w:pPr>
+        <w:pBdr>
+          <w:bottom w:val="single" w:color="C9CFD8" w:sz="4"/>
+        </w:pBdr>
+        <w:spacing w:after="0" w:before="180"/>
+      </w:pPr>
+      <w:r>
+        <w:rPr>
+          <w:sz w:val="20"/>
+          <w:szCs w:val="20"/>
+        </w:rPr>
+        <w:t xml:space="preserve"/>
+      </w:r>
+    </w:p>
+    <w:p>
+      <w:pPr>
+        <w:pBdr>
+          <w:bottom w:val="single" w:color="C9CFD8" w:sz="4"/>
+        </w:pBdr>
+        <w:spacing w:after="0" w:before="180"/>
+      </w:pPr>
+      <w:r>
+        <w:rPr>
+          <w:sz w:val="20"/>
+          <w:szCs w:val="20"/>
+        </w:rPr>
+        <w:t xml:space="preserve"/>
+      </w:r>
+    </w:p>
+    <w:p>
+      <w:pPr>
+        <w:pBdr>
+          <w:bottom w:val="single" w:color="C9CFD8" w:sz="4"/>
+        </w:pBdr>
+        <w:spacing w:after="0" w:before="180"/>
+      </w:pPr>
+      <w:r>
+        <w:rPr>
+          <w:sz w:val="20"/>
+          <w:szCs w:val="20"/>
+        </w:rPr>
+        <w:t xml:space="preserve"/>
+      </w:r>
+    </w:p>
+    <w:p>
+      <w:pPr>
+        <w:pBdr>
+          <w:bottom w:val="single" w:color="C9CFD8" w:sz="4"/>
+        </w:pBdr>
+        <w:spacing w:after="0" w:before="180"/>
+      </w:pPr>
+      <w:r>
+        <w:rPr>
+          <w:sz w:val="20"/>
+          <w:szCs w:val="20"/>
+        </w:rPr>
+        <w:t xml:space="preserve"/>
+      </w:r>
+    </w:p>
+    <w:p>
+      <w:r>
+        <w:br w:type="page"/>
+      </w:r>
+    </w:p>
+    <w:p>
+      <w:pPr>
+        <w:pStyle w:val="Heading2"/>
+        <w:spacing w:after="140" w:before="300"/>
+      </w:pPr>
+      <w:r>
+        <w:rPr>
+          <w:rFonts w:ascii="Cambria" w:cs="Cambria" w:eastAsia="Cambria" w:hAnsi="Cambria"/>
+          <w:b/>
+          <w:bCs/>
+          <w:color w:val="1F4B7A"/>
+          <w:sz w:val="26"/>
+          <w:szCs w:val="26"/>
+        </w:rPr>
+        <w:t xml:space="preserve">Notation de l'étape 2</w:t>
+      </w:r>
+    </w:p>
+    <w:tbl>
+      <w:tblPr>
+        <w:tblW w:type="dxa" w:w="9638"/>
+        <w:tblBorders>
+          <w:top w:val="single" w:color="C9CFD8" w:sz="4"/>
+          <w:left w:val="single" w:color="C9CFD8" w:sz="4"/>
+          <w:bottom w:val="single" w:color="C9CFD8" w:sz="4"/>
+          <w:right w:val="single" w:color="C9CFD8" w:sz="4"/>
+          <w:insideH w:val="single" w:color="C9CFD8" w:sz="4"/>
+          <w:insideV w:val="single" w:color="C9CFD8" w:sz="4"/>
+        </w:tblBorders>
+      </w:tblPr>
+      <w:tblGrid>
+        <w:gridCol w:w="3000"/>
+        <w:gridCol w:w="5400"/>
+        <w:gridCol w:w="1238"/>
+      </w:tblGrid>
+      <w:tr>
+        <w:trPr>
+          <w:tblHeader/>
+        </w:trPr>
+        <w:tc>
+          <w:tcPr>
+            <w:tcW w:type="dxa" w:w="3000"/>
+            <w:shd w:fill="F5F7F9" w:color="auto" w:val="clear"/>
+            <w:tcMar>
+              <w:top w:type="dxa" w:w="90"/>
+              <w:left w:type="dxa" w:w="110"/>
+              <w:bottom w:type="dxa" w:w="90"/>
+              <w:right w:type="dxa" w:w="110"/>
+            </w:tcMar>
+            <w:vAlign w:val="top"/>
+          </w:tcPr>
+          <w:p>
+            <w:pPr>
+              <w:spacing w:after="40" w:line="252"/>
+            </w:pPr>
+            <w:r>
+              <w:rPr>
+                <w:rFonts w:ascii="Calibri" w:cs="Calibri" w:eastAsia="Calibri" w:hAnsi="Calibri"/>
+                <w:b/>
+                <w:bCs/>
+                <w:caps/>
+                <w:color w:val="6E7784"/>
+                <w:sz w:val="15"/>
+                <w:szCs w:val="15"/>
+              </w:rPr>
+              <w:t xml:space="preserve">Axe</w:t>
+            </w:r>
+          </w:p>
+        </w:tc>
+        <w:tc>
+          <w:tcPr>
+            <w:tcW w:type="dxa" w:w="5400"/>
+            <w:shd w:fill="F5F7F9" w:color="auto" w:val="clear"/>
+            <w:tcMar>
+              <w:top w:type="dxa" w:w="90"/>
+              <w:left w:type="dxa" w:w="110"/>
+              <w:bottom w:type="dxa" w:w="90"/>
+              <w:right w:type="dxa" w:w="110"/>
+            </w:tcMar>
+            <w:vAlign w:val="top"/>
+          </w:tcPr>
+          <w:p>
+            <w:pPr>
+              <w:spacing w:after="40" w:line="252"/>
+            </w:pPr>
+            <w:r>
+              <w:rPr>
+                <w:rFonts w:ascii="Calibri" w:cs="Calibri" w:eastAsia="Calibri" w:hAnsi="Calibri"/>
+                <w:b/>
+                <w:bCs/>
+                <w:caps/>
+                <w:color w:val="6E7784"/>
+                <w:sz w:val="15"/>
+                <w:szCs w:val="15"/>
+              </w:rPr>
+              <w:t xml:space="preserve">Ce que vous jugez</w:t>
+            </w:r>
+          </w:p>
+        </w:tc>
+        <w:tc>
+          <w:tcPr>
+            <w:tcW w:type="dxa" w:w="1238"/>
+            <w:shd w:fill="F5F7F9" w:color="auto" w:val="clear"/>
+            <w:tcMar>
+              <w:top w:type="dxa" w:w="90"/>
+              <w:left w:type="dxa" w:w="110"/>
+              <w:bottom w:type="dxa" w:w="90"/>
+              <w:right w:type="dxa" w:w="110"/>
+            </w:tcMar>
+            <w:vAlign w:val="top"/>
+          </w:tcPr>
+          <w:p>
+            <w:pPr>
+              <w:spacing w:after="40" w:line="252"/>
+              <w:jc w:val="center"/>
+            </w:pPr>
+            <w:r>
+              <w:rPr>
+                <w:rFonts w:ascii="Calibri" w:cs="Calibri" w:eastAsia="Calibri" w:hAnsi="Calibri"/>
+                <w:b/>
+                <w:bCs/>
+                <w:caps/>
+                <w:color w:val="6E7784"/>
+                <w:sz w:val="15"/>
+                <w:szCs w:val="15"/>
+              </w:rPr>
+              <w:t xml:space="preserve">1 à 4</w:t>
+            </w:r>
+          </w:p>
+        </w:tc>
+      </w:tr>
+      <w:tr>
+        <w:tc>
+          <w:tcPr>
+            <w:tcW w:type="dxa" w:w="3000"/>
+            <w:tcMar>
+              <w:top w:type="dxa" w:w="90"/>
+              <w:left w:type="dxa" w:w="110"/>
+              <w:bottom w:type="dxa" w:w="90"/>
+              <w:right w:type="dxa" w:w="110"/>
+            </w:tcMar>
+            <w:vAlign w:val="top"/>
+          </w:tcPr>
+          <w:p>
+            <w:pPr>
+              <w:spacing w:after="40" w:line="252"/>
+            </w:pPr>
+            <w:r>
+              <w:rPr>
+                <w:rFonts w:ascii="Calibri" w:cs="Calibri" w:eastAsia="Calibri" w:hAnsi="Calibri"/>
+                <w:b/>
+                <w:bCs/>
+                <w:color w:val="15181D"/>
+                <w:sz w:val="18"/>
+                <w:szCs w:val="18"/>
+              </w:rPr>
+              <w:t xml:space="preserve">Cohérence du parcours</w:t>
+            </w:r>
+          </w:p>
+        </w:tc>
+        <w:tc>
+          <w:tcPr>
+            <w:tcW w:type="dxa" w:w="5400"/>
+            <w:tcMar>
+              <w:top w:type="dxa" w:w="90"/>
+              <w:left w:type="dxa" w:w="110"/>
+              <w:bottom w:type="dxa" w:w="90"/>
+              <w:right w:type="dxa" w:w="110"/>
+            </w:tcMar>
+            <w:vAlign w:val="top"/>
+          </w:tcPr>
+          <w:p>
+            <w:pPr>
+              <w:spacing w:after="40" w:line="252"/>
+            </w:pPr>
+            <w:r>
+              <w:rPr>
+                <w:rFonts w:ascii="Calibri" w:cs="Calibri" w:eastAsia="Calibri" w:hAnsi="Calibri"/>
+                <w:b w:val="false"/>
+                <w:bCs w:val="false"/>
+                <w:color w:val="15181D"/>
+                <w:sz w:val="18"/>
+                <w:szCs w:val="18"/>
+              </w:rPr>
+              <w:t xml:space="preserve">Les décisions se tiennent-elles, et la personne sait-elle dire pourquoi</w:t>
+            </w:r>
+          </w:p>
+        </w:tc>
+        <w:tc>
+          <w:tcPr>
+            <w:tcW w:type="dxa" w:w="1238"/>
+            <w:tcMar>
+              <w:top w:type="dxa" w:w="90"/>
+              <w:left w:type="dxa" w:w="110"/>
+              <w:bottom w:type="dxa" w:w="90"/>
+              <w:right w:type="dxa" w:w="110"/>
+            </w:tcMar>
+            <w:vAlign w:val="top"/>
+          </w:tcPr>
+          <w:p>
+            <w:pPr>
+              <w:spacing w:after="40" w:line="252"/>
+              <w:jc w:val="center"/>
+            </w:pPr>
+            <w:r>
+              <w:rPr>
+                <w:rFonts w:ascii="Calibri" w:cs="Calibri" w:eastAsia="Calibri" w:hAnsi="Calibri"/>
+                <w:b w:val="false"/>
+                <w:bCs w:val="false"/>
+                <w:color w:val="15181D"/>
+                <w:sz w:val="18"/>
+                <w:szCs w:val="18"/>
+              </w:rPr>
+              <w:t xml:space="preserve"/>
+            </w:r>
+          </w:p>
+        </w:tc>
+      </w:tr>
+      <w:tr>
+        <w:tc>
+          <w:tcPr>
+            <w:tcW w:type="dxa" w:w="3000"/>
+            <w:shd w:fill="F5F7F9" w:color="auto" w:val="clear"/>
+            <w:tcMar>
+              <w:top w:type="dxa" w:w="90"/>
+              <w:left w:type="dxa" w:w="110"/>
+              <w:bottom w:type="dxa" w:w="90"/>
+              <w:right w:type="dxa" w:w="110"/>
+            </w:tcMar>
+            <w:vAlign w:val="top"/>
+          </w:tcPr>
+          <w:p>
+            <w:pPr>
+              <w:spacing w:after="40" w:line="252"/>
+            </w:pPr>
+            <w:r>
+              <w:rPr>
+                <w:rFonts w:ascii="Calibri" w:cs="Calibri" w:eastAsia="Calibri" w:hAnsi="Calibri"/>
+                <w:b/>
+                <w:bCs/>
+                <w:color w:val="15181D"/>
+                <w:sz w:val="18"/>
+                <w:szCs w:val="18"/>
+              </w:rPr>
+              <w:t xml:space="preserve">Connaissance de soi</w:t>
+            </w:r>
+          </w:p>
+        </w:tc>
+        <w:tc>
+          <w:tcPr>
+            <w:tcW w:type="dxa" w:w="5400"/>
+            <w:shd w:fill="F5F7F9" w:color="auto" w:val="clear"/>
+            <w:tcMar>
+              <w:top w:type="dxa" w:w="90"/>
+              <w:left w:type="dxa" w:w="110"/>
+              <w:bottom w:type="dxa" w:w="90"/>
+              <w:right w:type="dxa" w:w="110"/>
+            </w:tcMar>
+            <w:vAlign w:val="top"/>
+          </w:tcPr>
+          <w:p>
+            <w:pPr>
+              <w:spacing w:after="40" w:line="252"/>
+            </w:pPr>
+            <w:r>
+              <w:rPr>
+                <w:rFonts w:ascii="Calibri" w:cs="Calibri" w:eastAsia="Calibri" w:hAnsi="Calibri"/>
+                <w:b w:val="false"/>
+                <w:bCs w:val="false"/>
+                <w:color w:val="15181D"/>
+                <w:sz w:val="18"/>
+                <w:szCs w:val="18"/>
+              </w:rPr>
+              <w:t xml:space="preserve">Sait-elle ce qu'elle vaut, ce qui lui manque et ce qui la met en difficulté</w:t>
+            </w:r>
+          </w:p>
+        </w:tc>
+        <w:tc>
+          <w:tcPr>
+            <w:tcW w:type="dxa" w:w="1238"/>
+            <w:shd w:fill="F5F7F9" w:color="auto" w:val="clear"/>
+            <w:tcMar>
+              <w:top w:type="dxa" w:w="90"/>
+              <w:left w:type="dxa" w:w="110"/>
+              <w:bottom w:type="dxa" w:w="90"/>
+              <w:right w:type="dxa" w:w="110"/>
+            </w:tcMar>
+            <w:vAlign w:val="top"/>
+          </w:tcPr>
+          <w:p>
+            <w:pPr>
+              <w:spacing w:after="40" w:line="252"/>
+              <w:jc w:val="center"/>
+            </w:pPr>
+            <w:r>
+              <w:rPr>
+                <w:rFonts w:ascii="Calibri" w:cs="Calibri" w:eastAsia="Calibri" w:hAnsi="Calibri"/>
+                <w:b w:val="false"/>
+                <w:bCs w:val="false"/>
+                <w:color w:val="15181D"/>
+                <w:sz w:val="18"/>
+                <w:szCs w:val="18"/>
+              </w:rPr>
+              <w:t xml:space="preserve"/>
+            </w:r>
+          </w:p>
+        </w:tc>
+      </w:tr>
+      <w:tr>
+        <w:tc>
+          <w:tcPr>
+            <w:tcW w:type="dxa" w:w="3000"/>
+            <w:tcMar>
+              <w:top w:type="dxa" w:w="90"/>
+              <w:left w:type="dxa" w:w="110"/>
+              <w:bottom w:type="dxa" w:w="90"/>
+              <w:right w:type="dxa" w:w="110"/>
+            </w:tcMar>
+            <w:vAlign w:val="top"/>
+          </w:tcPr>
+          <w:p>
+            <w:pPr>
+              <w:spacing w:after="40" w:line="252"/>
+            </w:pPr>
+            <w:r>
+              <w:rPr>
+                <w:rFonts w:ascii="Calibri" w:cs="Calibri" w:eastAsia="Calibri" w:hAnsi="Calibri"/>
+                <w:b/>
+                <w:bCs/>
+                <w:color w:val="15181D"/>
+                <w:sz w:val="18"/>
+                <w:szCs w:val="18"/>
+              </w:rPr>
+              <w:t xml:space="preserve">Moteur et exigence</w:t>
+            </w:r>
+          </w:p>
+        </w:tc>
+        <w:tc>
+          <w:tcPr>
+            <w:tcW w:type="dxa" w:w="5400"/>
+            <w:tcMar>
+              <w:top w:type="dxa" w:w="90"/>
+              <w:left w:type="dxa" w:w="110"/>
+              <w:bottom w:type="dxa" w:w="90"/>
+              <w:right w:type="dxa" w:w="110"/>
+            </w:tcMar>
+            <w:vAlign w:val="top"/>
+          </w:tcPr>
+          <w:p>
+            <w:pPr>
+              <w:spacing w:after="40" w:line="252"/>
+            </w:pPr>
+            <w:r>
+              <w:rPr>
+                <w:rFonts w:ascii="Calibri" w:cs="Calibri" w:eastAsia="Calibri" w:hAnsi="Calibri"/>
+                <w:b w:val="false"/>
+                <w:bCs w:val="false"/>
+                <w:color w:val="15181D"/>
+                <w:sz w:val="18"/>
+                <w:szCs w:val="18"/>
+              </w:rPr>
+              <w:t xml:space="preserve">Qu'est-ce qui la met en mouvement, et où place-t-elle la barre</w:t>
+            </w:r>
+          </w:p>
+        </w:tc>
+        <w:tc>
+          <w:tcPr>
+            <w:tcW w:type="dxa" w:w="1238"/>
+            <w:tcMar>
+              <w:top w:type="dxa" w:w="90"/>
+              <w:left w:type="dxa" w:w="110"/>
+              <w:bottom w:type="dxa" w:w="90"/>
+              <w:right w:type="dxa" w:w="110"/>
+            </w:tcMar>
+            <w:vAlign w:val="top"/>
+          </w:tcPr>
+          <w:p>
+            <w:pPr>
+              <w:spacing w:after="40" w:line="252"/>
+              <w:jc w:val="center"/>
+            </w:pPr>
+            <w:r>
+              <w:rPr>
+                <w:rFonts w:ascii="Calibri" w:cs="Calibri" w:eastAsia="Calibri" w:hAnsi="Calibri"/>
+                <w:b w:val="false"/>
+                <w:bCs w:val="false"/>
+                <w:color w:val="15181D"/>
+                <w:sz w:val="18"/>
+                <w:szCs w:val="18"/>
+              </w:rPr>
+              <w:t xml:space="preserve"/>
+            </w:r>
+          </w:p>
+        </w:tc>
+      </w:tr>
+      <w:tr>
+        <w:tc>
+          <w:tcPr>
+            <w:tcW w:type="dxa" w:w="3000"/>
+            <w:shd w:fill="F5F7F9" w:color="auto" w:val="clear"/>
+            <w:tcMar>
+              <w:top w:type="dxa" w:w="90"/>
+              <w:left w:type="dxa" w:w="110"/>
+              <w:bottom w:type="dxa" w:w="90"/>
+              <w:right w:type="dxa" w:w="110"/>
+            </w:tcMar>
+            <w:vAlign w:val="top"/>
+          </w:tcPr>
+          <w:p>
+            <w:pPr>
+              <w:spacing w:after="40" w:line="252"/>
+            </w:pPr>
+            <w:r>
+              <w:rPr>
+                <w:rFonts w:ascii="Calibri" w:cs="Calibri" w:eastAsia="Calibri" w:hAnsi="Calibri"/>
+                <w:b/>
+                <w:bCs/>
+                <w:color w:val="15181D"/>
+                <w:sz w:val="18"/>
+                <w:szCs w:val="18"/>
+              </w:rPr>
+              <w:t xml:space="preserve">Adéquation au cabinet</w:t>
+            </w:r>
+          </w:p>
+        </w:tc>
+        <w:tc>
+          <w:tcPr>
+            <w:tcW w:type="dxa" w:w="5400"/>
+            <w:shd w:fill="F5F7F9" w:color="auto" w:val="clear"/>
+            <w:tcMar>
+              <w:top w:type="dxa" w:w="90"/>
+              <w:left w:type="dxa" w:w="110"/>
+              <w:bottom w:type="dxa" w:w="90"/>
+              <w:right w:type="dxa" w:w="110"/>
+            </w:tcMar>
+            <w:vAlign w:val="top"/>
+          </w:tcPr>
+          <w:p>
+            <w:pPr>
+              <w:spacing w:after="40" w:line="252"/>
+            </w:pPr>
+            <w:r>
+              <w:rPr>
+                <w:rFonts w:ascii="Calibri" w:cs="Calibri" w:eastAsia="Calibri" w:hAnsi="Calibri"/>
+                <w:b w:val="false"/>
+                <w:bCs w:val="false"/>
+                <w:color w:val="15181D"/>
+                <w:sz w:val="18"/>
+                <w:szCs w:val="18"/>
+              </w:rPr>
+              <w:t xml:space="preserve">Ce qu'elle cherche existe-t-il réellement ici</w:t>
+            </w:r>
+          </w:p>
+        </w:tc>
+        <w:tc>
+          <w:tcPr>
+            <w:tcW w:type="dxa" w:w="1238"/>
+            <w:shd w:fill="F5F7F9" w:color="auto" w:val="clear"/>
+            <w:tcMar>
+              <w:top w:type="dxa" w:w="90"/>
+              <w:left w:type="dxa" w:w="110"/>
+              <w:bottom w:type="dxa" w:w="90"/>
+              <w:right w:type="dxa" w:w="110"/>
+            </w:tcMar>
+            <w:vAlign w:val="top"/>
+          </w:tcPr>
+          <w:p>
+            <w:pPr>
+              <w:spacing w:after="40" w:line="252"/>
+              <w:jc w:val="center"/>
+            </w:pPr>
+            <w:r>
+              <w:rPr>
+                <w:rFonts w:ascii="Calibri" w:cs="Calibri" w:eastAsia="Calibri" w:hAnsi="Calibri"/>
+                <w:b w:val="false"/>
+                <w:bCs w:val="false"/>
+                <w:color w:val="15181D"/>
+                <w:sz w:val="18"/>
+                <w:szCs w:val="18"/>
+              </w:rPr>
+              <w:t xml:space="preserve"/>
+            </w:r>
+          </w:p>
+        </w:tc>
+      </w:tr>
+    </w:tbl>
+    <w:p>
+      <w:pPr>
+        <w:spacing w:after="160" w:before="0" w:line="276"/>
+      </w:pPr>
+      <w:r>
+        <w:rPr>
+          <w:rFonts w:ascii="Calibri" w:cs="Calibri" w:eastAsia="Calibri" w:hAnsi="Calibri"/>
+          <w:color w:val="15181D"/>
+          <w:sz w:val="20"/>
+          <w:szCs w:val="20"/>
+        </w:rPr>
+        <w:t xml:space="preserve"/>
+      </w:r>
+    </w:p>
+    <w:p>
+      <w:pPr>
+        <w:spacing w:after="200" w:before="0" w:line="276"/>
+      </w:pPr>
+      <w:r>
+        <w:rPr>
+          <w:rFonts w:ascii="Calibri" w:cs="Calibri" w:eastAsia="Calibri" w:hAnsi="Calibri"/>
+          <w:b/>
+          <w:bCs/>
+          <w:color w:val="15181D"/>
+          <w:sz w:val="20"/>
+          <w:szCs w:val="20"/>
+        </w:rPr>
+        <w:t xml:space="preserve">Note globale de l'étape 2 : ______ / 4</w:t>
+      </w:r>
+    </w:p>
+    <w:p>
+      <w:pPr>
+        <w:pStyle w:val="Heading3"/>
+        <w:spacing w:after="100" w:before="220"/>
+      </w:pPr>
+      <w:r>
+        <w:rPr>
+          <w:rFonts w:ascii="Calibri" w:cs="Calibri" w:eastAsia="Calibri" w:hAnsi="Calibri"/>
+          <w:b/>
+          <w:bCs/>
+          <w:color w:val="15181D"/>
+          <w:sz w:val="21"/>
+          <w:szCs w:val="21"/>
+        </w:rPr>
+        <w:t xml:space="preserve">Ce que le parcours dit des quatre valeurs du cabinet</w:t>
+      </w:r>
+    </w:p>
+    <w:p>
+      <w:pPr>
+        <w:spacing w:after="120" w:before="0" w:line="276"/>
+      </w:pPr>
+      <w:r>
+        <w:rPr>
+          <w:rFonts w:ascii="Calibri" w:cs="Calibri" w:eastAsia="Calibri" w:hAnsi="Calibri"/>
+          <w:color w:val="4B535E"/>
+          <w:sz w:val="18"/>
+          <w:szCs w:val="18"/>
+        </w:rPr>
+        <w:t xml:space="preserve">À remplir à partir de ce que le candidat a raconté, pas à partir de questions posées. Si une case reste vide, ne l'inventez pas : notez qu'elle est vide et transmettez-la à l'étape suivante.</w:t>
+      </w:r>
+    </w:p>
+    <w:tbl>
+      <w:tblPr>
+        <w:tblW w:type="dxa" w:w="9638"/>
+        <w:tblBorders>
+          <w:top w:val="single" w:color="C9CFD8" w:sz="4"/>
+          <w:left w:val="single" w:color="C9CFD8" w:sz="4"/>
+          <w:bottom w:val="single" w:color="C9CFD8" w:sz="4"/>
+          <w:right w:val="single" w:color="C9CFD8" w:sz="4"/>
+          <w:insideH w:val="single" w:color="C9CFD8" w:sz="4"/>
+          <w:insideV w:val="single" w:color="C9CFD8" w:sz="4"/>
+        </w:tblBorders>
+      </w:tblPr>
+      <w:tblGrid>
+        <w:gridCol w:w="2400"/>
+        <w:gridCol w:w="7238"/>
+      </w:tblGrid>
+      <w:tr>
+        <w:trPr>
+          <w:tblHeader/>
+        </w:trPr>
+        <w:tc>
+          <w:tcPr>
+            <w:tcW w:type="dxa" w:w="2400"/>
+            <w:shd w:fill="F5F7F9" w:color="auto" w:val="clear"/>
+            <w:tcMar>
+              <w:top w:type="dxa" w:w="90"/>
+              <w:left w:type="dxa" w:w="110"/>
+              <w:bottom w:type="dxa" w:w="90"/>
+              <w:right w:type="dxa" w:w="110"/>
+            </w:tcMar>
+            <w:vAlign w:val="top"/>
+          </w:tcPr>
+          <w:p>
+            <w:pPr>
+              <w:spacing w:after="40" w:line="252"/>
+            </w:pPr>
+            <w:r>
+              <w:rPr>
+                <w:rFonts w:ascii="Calibri" w:cs="Calibri" w:eastAsia="Calibri" w:hAnsi="Calibri"/>
+                <w:b/>
+                <w:bCs/>
+                <w:caps/>
+                <w:color w:val="6E7784"/>
+                <w:sz w:val="15"/>
+                <w:szCs w:val="15"/>
+              </w:rPr>
+              <w:t xml:space="preserve">Valeur</w:t>
+            </w:r>
+          </w:p>
+        </w:tc>
+        <w:tc>
+          <w:tcPr>
+            <w:tcW w:type="dxa" w:w="7238"/>
+            <w:shd w:fill="F5F7F9" w:color="auto" w:val="clear"/>
+            <w:tcMar>
+              <w:top w:type="dxa" w:w="90"/>
+              <w:left w:type="dxa" w:w="110"/>
+              <w:bottom w:type="dxa" w:w="90"/>
+              <w:right w:type="dxa" w:w="110"/>
+            </w:tcMar>
+            <w:vAlign w:val="top"/>
+          </w:tcPr>
+          <w:p>
+            <w:pPr>
+              <w:spacing w:after="40" w:line="252"/>
+            </w:pPr>
+            <w:r>
+              <w:rPr>
+                <w:rFonts w:ascii="Calibri" w:cs="Calibri" w:eastAsia="Calibri" w:hAnsi="Calibri"/>
+                <w:b/>
+                <w:bCs/>
+                <w:caps/>
+                <w:color w:val="6E7784"/>
+                <w:sz w:val="15"/>
+                <w:szCs w:val="15"/>
+              </w:rPr>
+              <w:t xml:space="preserve">Ce qui, dans son récit, l'éclaire</w:t>
+            </w:r>
+          </w:p>
+        </w:tc>
+      </w:tr>
+      <w:tr>
+        <w:tc>
+          <w:tcPr>
+            <w:tcW w:type="dxa" w:w="2400"/>
+            <w:tcMar>
+              <w:top w:type="dxa" w:w="90"/>
+              <w:left w:type="dxa" w:w="110"/>
+              <w:bottom w:type="dxa" w:w="90"/>
+              <w:right w:type="dxa" w:w="110"/>
+            </w:tcMar>
+            <w:vAlign w:val="top"/>
+          </w:tcPr>
+          <w:p>
+            <w:pPr>
+              <w:spacing w:after="40" w:line="252"/>
+            </w:pPr>
+            <w:r>
+              <w:rPr>
+                <w:rFonts w:ascii="Calibri" w:cs="Calibri" w:eastAsia="Calibri" w:hAnsi="Calibri"/>
+                <w:b/>
+                <w:bCs/>
+                <w:color w:val="15181D"/>
+                <w:sz w:val="18"/>
+                <w:szCs w:val="18"/>
+              </w:rPr>
+              <w:t xml:space="preserve">Expertise</w:t>
+            </w:r>
+          </w:p>
+        </w:tc>
+        <w:tc>
+          <w:tcPr>
+            <w:tcW w:type="dxa" w:w="7238"/>
+            <w:tcMar>
+              <w:top w:type="dxa" w:w="90"/>
+              <w:left w:type="dxa" w:w="110"/>
+              <w:bottom w:type="dxa" w:w="90"/>
+              <w:right w:type="dxa" w:w="110"/>
+            </w:tcMar>
+            <w:vAlign w:val="top"/>
+          </w:tcPr>
+          <w:p>
+            <w:pPr>
+              <w:spacing w:after="40" w:line="252"/>
+            </w:pPr>
+            <w:r>
+              <w:rPr>
+                <w:rFonts w:ascii="Calibri" w:cs="Calibri" w:eastAsia="Calibri" w:hAnsi="Calibri"/>
+                <w:b w:val="false"/>
+                <w:bCs w:val="false"/>
+                <w:color w:val="15181D"/>
+                <w:sz w:val="18"/>
+                <w:szCs w:val="18"/>
+              </w:rPr>
+              <w:t xml:space="preserve"/>
+            </w:r>
+          </w:p>
+        </w:tc>
+      </w:tr>
+      <w:tr>
+        <w:tc>
+          <w:tcPr>
+            <w:tcW w:type="dxa" w:w="2400"/>
+            <w:shd w:fill="F5F7F9" w:color="auto" w:val="clear"/>
+            <w:tcMar>
+              <w:top w:type="dxa" w:w="90"/>
+              <w:left w:type="dxa" w:w="110"/>
+              <w:bottom w:type="dxa" w:w="90"/>
+              <w:right w:type="dxa" w:w="110"/>
+            </w:tcMar>
+            <w:vAlign w:val="top"/>
+          </w:tcPr>
+          <w:p>
+            <w:pPr>
+              <w:spacing w:after="40" w:line="252"/>
+            </w:pPr>
+            <w:r>
+              <w:rPr>
+                <w:rFonts w:ascii="Calibri" w:cs="Calibri" w:eastAsia="Calibri" w:hAnsi="Calibri"/>
+                <w:b/>
+                <w:bCs/>
+                <w:color w:val="15181D"/>
+                <w:sz w:val="18"/>
+                <w:szCs w:val="18"/>
+              </w:rPr>
+              <w:t xml:space="preserve">Humanité</w:t>
+            </w:r>
+          </w:p>
+        </w:tc>
+        <w:tc>
+          <w:tcPr>
+            <w:tcW w:type="dxa" w:w="7238"/>
+            <w:shd w:fill="F5F7F9" w:color="auto" w:val="clear"/>
+            <w:tcMar>
+              <w:top w:type="dxa" w:w="90"/>
+              <w:left w:type="dxa" w:w="110"/>
+              <w:bottom w:type="dxa" w:w="90"/>
+              <w:right w:type="dxa" w:w="110"/>
+            </w:tcMar>
+            <w:vAlign w:val="top"/>
+          </w:tcPr>
+          <w:p>
+            <w:pPr>
+              <w:spacing w:after="40" w:line="252"/>
+            </w:pPr>
+            <w:r>
+              <w:rPr>
+                <w:rFonts w:ascii="Calibri" w:cs="Calibri" w:eastAsia="Calibri" w:hAnsi="Calibri"/>
+                <w:b w:val="false"/>
+                <w:bCs w:val="false"/>
+                <w:color w:val="15181D"/>
+                <w:sz w:val="18"/>
+                <w:szCs w:val="18"/>
+              </w:rPr>
+              <w:t xml:space="preserve"/>
+            </w:r>
+          </w:p>
+        </w:tc>
+      </w:tr>
+      <w:tr>
+        <w:tc>
+          <w:tcPr>
+            <w:tcW w:type="dxa" w:w="2400"/>
+            <w:tcMar>
+              <w:top w:type="dxa" w:w="90"/>
+              <w:left w:type="dxa" w:w="110"/>
+              <w:bottom w:type="dxa" w:w="90"/>
+              <w:right w:type="dxa" w:w="110"/>
+            </w:tcMar>
+            <w:vAlign w:val="top"/>
+          </w:tcPr>
+          <w:p>
+            <w:pPr>
+              <w:spacing w:after="40" w:line="252"/>
+            </w:pPr>
+            <w:r>
+              <w:rPr>
+                <w:rFonts w:ascii="Calibri" w:cs="Calibri" w:eastAsia="Calibri" w:hAnsi="Calibri"/>
+                <w:b/>
+                <w:bCs/>
+                <w:color w:val="15181D"/>
+                <w:sz w:val="18"/>
+                <w:szCs w:val="18"/>
+              </w:rPr>
+              <w:t xml:space="preserve">Justice</w:t>
+            </w:r>
+          </w:p>
+        </w:tc>
+        <w:tc>
+          <w:tcPr>
+            <w:tcW w:type="dxa" w:w="7238"/>
+            <w:tcMar>
+              <w:top w:type="dxa" w:w="90"/>
+              <w:left w:type="dxa" w:w="110"/>
+              <w:bottom w:type="dxa" w:w="90"/>
+              <w:right w:type="dxa" w:w="110"/>
+            </w:tcMar>
+            <w:vAlign w:val="top"/>
+          </w:tcPr>
+          <w:p>
+            <w:pPr>
+              <w:spacing w:after="40" w:line="252"/>
+            </w:pPr>
+            <w:r>
+              <w:rPr>
+                <w:rFonts w:ascii="Calibri" w:cs="Calibri" w:eastAsia="Calibri" w:hAnsi="Calibri"/>
+                <w:b w:val="false"/>
+                <w:bCs w:val="false"/>
+                <w:color w:val="15181D"/>
+                <w:sz w:val="18"/>
+                <w:szCs w:val="18"/>
+              </w:rPr>
+              <w:t xml:space="preserve"/>
+            </w:r>
+          </w:p>
+        </w:tc>
+      </w:tr>
+      <w:tr>
+        <w:tc>
+          <w:tcPr>
+            <w:tcW w:type="dxa" w:w="2400"/>
+            <w:shd w:fill="F5F7F9" w:color="auto" w:val="clear"/>
+            <w:tcMar>
+              <w:top w:type="dxa" w:w="90"/>
+              <w:left w:type="dxa" w:w="110"/>
+              <w:bottom w:type="dxa" w:w="90"/>
+              <w:right w:type="dxa" w:w="110"/>
+            </w:tcMar>
+            <w:vAlign w:val="top"/>
+          </w:tcPr>
+          <w:p>
+            <w:pPr>
+              <w:spacing w:after="40" w:line="252"/>
+            </w:pPr>
+            <w:r>
+              <w:rPr>
+                <w:rFonts w:ascii="Calibri" w:cs="Calibri" w:eastAsia="Calibri" w:hAnsi="Calibri"/>
+                <w:b/>
+                <w:bCs/>
+                <w:color w:val="15181D"/>
+                <w:sz w:val="18"/>
+                <w:szCs w:val="18"/>
+              </w:rPr>
+              <w:t xml:space="preserve">Réparation</w:t>
+            </w:r>
+          </w:p>
+        </w:tc>
+        <w:tc>
+          <w:tcPr>
+            <w:tcW w:type="dxa" w:w="7238"/>
+            <w:shd w:fill="F5F7F9" w:color="auto" w:val="clear"/>
+            <w:tcMar>
+              <w:top w:type="dxa" w:w="90"/>
+              <w:left w:type="dxa" w:w="110"/>
+              <w:bottom w:type="dxa" w:w="90"/>
+              <w:right w:type="dxa" w:w="110"/>
+            </w:tcMar>
+            <w:vAlign w:val="top"/>
+          </w:tcPr>
+          <w:p>
+            <w:pPr>
+              <w:spacing w:after="40" w:line="252"/>
+            </w:pPr>
+            <w:r>
+              <w:rPr>
+                <w:rFonts w:ascii="Calibri" w:cs="Calibri" w:eastAsia="Calibri" w:hAnsi="Calibri"/>
+                <w:b w:val="false"/>
+                <w:bCs w:val="false"/>
+                <w:color w:val="15181D"/>
+                <w:sz w:val="18"/>
+                <w:szCs w:val="18"/>
+              </w:rPr>
+              <w:t xml:space="preserve"/>
+            </w:r>
+          </w:p>
+        </w:tc>
+      </w:tr>
+    </w:tbl>
+    <w:p>
+      <w:pPr>
+        <w:spacing w:after="160" w:before="0" w:line="276"/>
+      </w:pPr>
+      <w:r>
+        <w:rPr>
+          <w:rFonts w:ascii="Calibri" w:cs="Calibri" w:eastAsia="Calibri" w:hAnsi="Calibri"/>
+          <w:color w:val="15181D"/>
+          <w:sz w:val="20"/>
+          <w:szCs w:val="20"/>
+        </w:rPr>
+        <w:t xml:space="preserve"/>
+      </w:r>
+    </w:p>
+    <w:tbl>
+      <w:tblPr>
+        <w:tblW w:type="dxa" w:w="9638"/>
+        <w:tblBorders>
+          <w:top w:val="none" w:color="FFFFFF" w:sz="0"/>
+          <w:left w:val="single" w:color="1F4B7A" w:sz="18"/>
+          <w:bottom w:val="none" w:color="FFFFFF" w:sz="0"/>
+          <w:right w:val="none" w:color="FFFFFF" w:sz="0"/>
+          <w:insideH w:val="none" w:color="FFFFFF" w:sz="0"/>
+          <w:insideV w:val="none" w:color="FFFFFF" w:sz="0"/>
+        </w:tblBorders>
+      </w:tblPr>
+      <w:tblGrid>
+        <w:gridCol w:w="9638"/>
+      </w:tblGrid>
+      <w:tr>
+        <w:tc>
+          <w:tcPr>
+            <w:tcW w:type="dxa" w:w="9638"/>
+            <w:shd w:fill="EDF2F8" w:color="auto" w:val="clear"/>
+            <w:tcMar>
+              <w:top w:type="dxa" w:w="120"/>
+              <w:left w:type="dxa" w:w="160"/>
+              <w:bottom w:type="dxa" w:w="120"/>
+              <w:right w:type="dxa" w:w="160"/>
+            </w:tcMar>
+          </w:tcPr>
+          <w:p>
+            <w:pPr>
+              <w:spacing w:after="0" w:line="264"/>
+            </w:pPr>
+            <w:r>
+              <w:rPr>
+                <w:rFonts w:ascii="Calibri" w:cs="Calibri" w:eastAsia="Calibri" w:hAnsi="Calibri"/>
+                <w:color w:val="4B535E"/>
+                <w:sz w:val="20"/>
+                <w:szCs w:val="20"/>
+              </w:rPr>
+              <w:t xml:space="preserve">Une question à se poser avant de noter : est-ce que je comprends pourquoi cette personne est assise en face de moi ?          Oui  ·  Non  ·  Pas encore</w:t>
+            </w:r>
+          </w:p>
+        </w:tc>
+      </w:tr>
+    </w:tbl>
+    <w:p>
+      <w:pPr>
+        <w:spacing w:after="160" w:before="0" w:line="276"/>
+      </w:pPr>
+      <w:r>
+        <w:rPr>
+          <w:rFonts w:ascii="Calibri" w:cs="Calibri" w:eastAsia="Calibri" w:hAnsi="Calibri"/>
+          <w:color w:val="15181D"/>
+          <w:sz w:val="20"/>
+          <w:szCs w:val="20"/>
+        </w:rPr>
+        <w:t xml:space="preserve"/>
+      </w:r>
+    </w:p>
+    <w:p>
+      <w:pPr>
+        <w:spacing w:after="80" w:before="160" w:line="276"/>
+      </w:pPr>
+      <w:r>
+        <w:rPr>
+          <w:rFonts w:ascii="Calibri" w:cs="Calibri" w:eastAsia="Calibri" w:hAnsi="Calibri"/>
+          <w:b/>
+          <w:bCs/>
+          <w:caps/>
+          <w:color w:val="6E7784"/>
+          <w:spacing w:val="20"/>
+          <w:sz w:val="15"/>
+          <w:szCs w:val="15"/>
+        </w:rPr>
+        <w:t xml:space="preserve">Points à transmettre aux étapes 3 et 4</w:t>
+      </w:r>
+    </w:p>
+    <w:p>
+      <w:pPr>
+        <w:pBdr>
+          <w:bottom w:val="single" w:color="C9CFD8" w:sz="4"/>
+        </w:pBdr>
+        <w:spacing w:after="0" w:before="180"/>
+      </w:pPr>
+      <w:r>
+        <w:rPr>
+          <w:sz w:val="20"/>
+          <w:szCs w:val="20"/>
+        </w:rPr>
+        <w:t xml:space="preserve"/>
+      </w:r>
+    </w:p>
+    <w:p>
+      <w:pPr>
+        <w:pBdr>
+          <w:bottom w:val="single" w:color="C9CFD8" w:sz="4"/>
+        </w:pBdr>
+        <w:spacing w:after="0" w:before="180"/>
+      </w:pPr>
+      <w:r>
+        <w:rPr>
+          <w:sz w:val="20"/>
+          <w:szCs w:val="20"/>
+        </w:rPr>
+        <w:t xml:space="preserve"/>
+      </w:r>
+    </w:p>
+    <w:p>
+      <w:pPr>
+        <w:pBdr>
+          <w:bottom w:val="single" w:color="C9CFD8" w:sz="4"/>
+        </w:pBdr>
+        <w:spacing w:after="0" w:before="180"/>
+      </w:pPr>
+      <w:r>
+        <w:rPr>
+          <w:sz w:val="20"/>
+          <w:szCs w:val="20"/>
+        </w:rPr>
+        <w:t xml:space="preserve"/>
+      </w:r>
+    </w:p>
     <w:p>
       <w:r>
         <w:br w:type="page"/>
@@ -10641,7 +11127,7 @@
         <w:pStyle w:val="ListParagraph"/>
         <w:numPr>
           <w:ilvl w:val="0"/>
-          <w:numId w:val="4"/>
+          <w:numId w:val="6"/>
         </w:numPr>
         <w:spacing w:after="90" w:line="264"/>
       </w:pPr>
@@ -10660,7 +11146,7 @@
         <w:pStyle w:val="ListParagraph"/>
         <w:numPr>
           <w:ilvl w:val="0"/>
-          <w:numId w:val="4"/>
+          <w:numId w:val="6"/>
         </w:numPr>
         <w:spacing w:after="90" w:line="264"/>
       </w:pPr>
@@ -10679,7 +11165,7 @@
         <w:pStyle w:val="ListParagraph"/>
         <w:numPr>
           <w:ilvl w:val="0"/>
-          <w:numId w:val="4"/>
+          <w:numId w:val="6"/>
         </w:numPr>
         <w:spacing w:after="90" w:line="264"/>
       </w:pPr>
@@ -10698,7 +11184,7 @@
         <w:pStyle w:val="ListParagraph"/>
         <w:numPr>
           <w:ilvl w:val="0"/>
-          <w:numId w:val="4"/>
+          <w:numId w:val="6"/>
         </w:numPr>
         <w:spacing w:after="90" w:line="264"/>
       </w:pPr>
@@ -11670,7 +12156,7 @@
         <w:pStyle w:val="ListParagraph"/>
         <w:numPr>
           <w:ilvl w:val="0"/>
-          <w:numId w:val="4"/>
+          <w:numId w:val="6"/>
         </w:numPr>
         <w:spacing w:after="90" w:line="264"/>
       </w:pPr>
@@ -11689,7 +12175,7 @@
         <w:pStyle w:val="ListParagraph"/>
         <w:numPr>
           <w:ilvl w:val="0"/>
-          <w:numId w:val="4"/>
+          <w:numId w:val="6"/>
         </w:numPr>
         <w:spacing w:after="90" w:line="264"/>
       </w:pPr>
@@ -11708,7 +12194,7 @@
         <w:pStyle w:val="ListParagraph"/>
         <w:numPr>
           <w:ilvl w:val="0"/>
-          <w:numId w:val="4"/>
+          <w:numId w:val="6"/>
         </w:numPr>
         <w:spacing w:after="90" w:line="264"/>
       </w:pPr>
@@ -11727,7 +12213,7 @@
         <w:pStyle w:val="ListParagraph"/>
         <w:numPr>
           <w:ilvl w:val="0"/>
-          <w:numId w:val="4"/>
+          <w:numId w:val="6"/>
         </w:numPr>
         <w:spacing w:after="90" w:line="264"/>
       </w:pPr>
@@ -12757,7 +13243,7 @@
         <w:pStyle w:val="ListParagraph"/>
         <w:numPr>
           <w:ilvl w:val="0"/>
-          <w:numId w:val="4"/>
+          <w:numId w:val="6"/>
         </w:numPr>
         <w:spacing w:after="90" w:line="264"/>
       </w:pPr>
@@ -12776,7 +13262,7 @@
         <w:pStyle w:val="ListParagraph"/>
         <w:numPr>
           <w:ilvl w:val="0"/>
-          <w:numId w:val="4"/>
+          <w:numId w:val="6"/>
         </w:numPr>
         <w:spacing w:after="90" w:line="264"/>
       </w:pPr>
@@ -12795,7 +13281,7 @@
         <w:pStyle w:val="ListParagraph"/>
         <w:numPr>
           <w:ilvl w:val="0"/>
-          <w:numId w:val="4"/>
+          <w:numId w:val="6"/>
         </w:numPr>
         <w:spacing w:after="90" w:line="264"/>
       </w:pPr>
@@ -12814,7 +13300,7 @@
         <w:pStyle w:val="ListParagraph"/>
         <w:numPr>
           <w:ilvl w:val="0"/>
-          <w:numId w:val="4"/>
+          <w:numId w:val="6"/>
         </w:numPr>
         <w:spacing w:after="90" w:line="264"/>
       </w:pPr>
@@ -13855,7 +14341,7 @@
         <w:pStyle w:val="ListParagraph"/>
         <w:numPr>
           <w:ilvl w:val="0"/>
-          <w:numId w:val="4"/>
+          <w:numId w:val="6"/>
         </w:numPr>
         <w:spacing w:after="90" w:line="264"/>
       </w:pPr>
@@ -13874,7 +14360,7 @@
         <w:pStyle w:val="ListParagraph"/>
         <w:numPr>
           <w:ilvl w:val="0"/>
-          <w:numId w:val="4"/>
+          <w:numId w:val="6"/>
         </w:numPr>
         <w:spacing w:after="90" w:line="264"/>
       </w:pPr>
@@ -13893,7 +14379,7 @@
         <w:pStyle w:val="ListParagraph"/>
         <w:numPr>
           <w:ilvl w:val="0"/>
-          <w:numId w:val="4"/>
+          <w:numId w:val="6"/>
         </w:numPr>
         <w:spacing w:after="90" w:line="264"/>
       </w:pPr>
@@ -13912,7 +14398,7 @@
         <w:pStyle w:val="ListParagraph"/>
         <w:numPr>
           <w:ilvl w:val="0"/>
-          <w:numId w:val="4"/>
+          <w:numId w:val="6"/>
         </w:numPr>
         <w:spacing w:after="90" w:line="264"/>
       </w:pPr>
@@ -14796,7 +15282,7 @@
         <w:pStyle w:val="ListParagraph"/>
         <w:numPr>
           <w:ilvl w:val="0"/>
-          <w:numId w:val="4"/>
+          <w:numId w:val="6"/>
         </w:numPr>
         <w:spacing w:after="90" w:line="264"/>
       </w:pPr>
@@ -14815,7 +15301,7 @@
         <w:pStyle w:val="ListParagraph"/>
         <w:numPr>
           <w:ilvl w:val="0"/>
-          <w:numId w:val="4"/>
+          <w:numId w:val="6"/>
         </w:numPr>
         <w:spacing w:after="90" w:line="264"/>
       </w:pPr>
@@ -14834,7 +15320,7 @@
         <w:pStyle w:val="ListParagraph"/>
         <w:numPr>
           <w:ilvl w:val="0"/>
-          <w:numId w:val="4"/>
+          <w:numId w:val="6"/>
         </w:numPr>
         <w:spacing w:after="90" w:line="264"/>
       </w:pPr>
@@ -14853,7 +15339,7 @@
         <w:pStyle w:val="ListParagraph"/>
         <w:numPr>
           <w:ilvl w:val="0"/>
-          <w:numId w:val="4"/>
+          <w:numId w:val="6"/>
         </w:numPr>
         <w:spacing w:after="90" w:line="264"/>
       </w:pPr>
@@ -15883,7 +16369,7 @@
         <w:pStyle w:val="ListParagraph"/>
         <w:numPr>
           <w:ilvl w:val="0"/>
-          <w:numId w:val="4"/>
+          <w:numId w:val="6"/>
         </w:numPr>
         <w:spacing w:after="90" w:line="264"/>
       </w:pPr>
@@ -15902,7 +16388,7 @@
         <w:pStyle w:val="ListParagraph"/>
         <w:numPr>
           <w:ilvl w:val="0"/>
-          <w:numId w:val="4"/>
+          <w:numId w:val="6"/>
         </w:numPr>
         <w:spacing w:after="90" w:line="264"/>
       </w:pPr>
@@ -15921,7 +16407,7 @@
         <w:pStyle w:val="ListParagraph"/>
         <w:numPr>
           <w:ilvl w:val="0"/>
-          <w:numId w:val="4"/>
+          <w:numId w:val="6"/>
         </w:numPr>
         <w:spacing w:after="90" w:line="264"/>
       </w:pPr>
@@ -15940,7 +16426,7 @@
         <w:pStyle w:val="ListParagraph"/>
         <w:numPr>
           <w:ilvl w:val="0"/>
-          <w:numId w:val="4"/>
+          <w:numId w:val="6"/>
         </w:numPr>
         <w:spacing w:after="90" w:line="264"/>
       </w:pPr>
@@ -16981,7 +17467,7 @@
         <w:pStyle w:val="ListParagraph"/>
         <w:numPr>
           <w:ilvl w:val="0"/>
-          <w:numId w:val="4"/>
+          <w:numId w:val="6"/>
         </w:numPr>
         <w:spacing w:after="90" w:line="264"/>
       </w:pPr>
@@ -17000,7 +17486,7 @@
         <w:pStyle w:val="ListParagraph"/>
         <w:numPr>
           <w:ilvl w:val="0"/>
-          <w:numId w:val="4"/>
+          <w:numId w:val="6"/>
         </w:numPr>
         <w:spacing w:after="90" w:line="264"/>
       </w:pPr>
@@ -17019,7 +17505,7 @@
         <w:pStyle w:val="ListParagraph"/>
         <w:numPr>
           <w:ilvl w:val="0"/>
-          <w:numId w:val="4"/>
+          <w:numId w:val="6"/>
         </w:numPr>
         <w:spacing w:after="90" w:line="264"/>
       </w:pPr>
@@ -17038,7 +17524,7 @@
         <w:pStyle w:val="ListParagraph"/>
         <w:numPr>
           <w:ilvl w:val="0"/>
-          <w:numId w:val="4"/>
+          <w:numId w:val="6"/>
         </w:numPr>
         <w:spacing w:after="90" w:line="264"/>
       </w:pPr>
@@ -18068,7 +18554,7 @@
         <w:pStyle w:val="ListParagraph"/>
         <w:numPr>
           <w:ilvl w:val="0"/>
-          <w:numId w:val="4"/>
+          <w:numId w:val="6"/>
         </w:numPr>
         <w:spacing w:after="90" w:line="264"/>
       </w:pPr>
@@ -18087,7 +18573,7 @@
         <w:pStyle w:val="ListParagraph"/>
         <w:numPr>
           <w:ilvl w:val="0"/>
-          <w:numId w:val="4"/>
+          <w:numId w:val="6"/>
         </w:numPr>
         <w:spacing w:after="90" w:line="264"/>
       </w:pPr>
@@ -18106,7 +18592,7 @@
         <w:pStyle w:val="ListParagraph"/>
         <w:numPr>
           <w:ilvl w:val="0"/>
-          <w:numId w:val="4"/>
+          <w:numId w:val="6"/>
         </w:numPr>
         <w:spacing w:after="90" w:line="264"/>
       </w:pPr>
@@ -18125,7 +18611,7 @@
         <w:pStyle w:val="ListParagraph"/>
         <w:numPr>
           <w:ilvl w:val="0"/>
-          <w:numId w:val="4"/>
+          <w:numId w:val="6"/>
         </w:numPr>
         <w:spacing w:after="90" w:line="264"/>
       </w:pPr>
@@ -18678,7 +19164,7 @@
         <w:pStyle w:val="ListParagraph"/>
         <w:numPr>
           <w:ilvl w:val="0"/>
-          <w:numId w:val="5"/>
+          <w:numId w:val="4"/>
         </w:numPr>
         <w:spacing w:after="90" w:line="264"/>
       </w:pPr>
@@ -18697,7 +19183,7 @@
         <w:pStyle w:val="ListParagraph"/>
         <w:numPr>
           <w:ilvl w:val="0"/>
-          <w:numId w:val="5"/>
+          <w:numId w:val="4"/>
         </w:numPr>
         <w:spacing w:after="90" w:line="264"/>
       </w:pPr>
@@ -18716,7 +19202,7 @@
         <w:pStyle w:val="ListParagraph"/>
         <w:numPr>
           <w:ilvl w:val="0"/>
-          <w:numId w:val="5"/>
+          <w:numId w:val="4"/>
         </w:numPr>
         <w:spacing w:after="90" w:line="264"/>
       </w:pPr>
@@ -18735,7 +19221,7 @@
         <w:pStyle w:val="ListParagraph"/>
         <w:numPr>
           <w:ilvl w:val="0"/>
-          <w:numId w:val="5"/>
+          <w:numId w:val="4"/>
         </w:numPr>
         <w:spacing w:after="90" w:line="264"/>
       </w:pPr>
@@ -18754,7 +19240,7 @@
         <w:pStyle w:val="ListParagraph"/>
         <w:numPr>
           <w:ilvl w:val="0"/>
-          <w:numId w:val="5"/>
+          <w:numId w:val="4"/>
         </w:numPr>
         <w:spacing w:after="90" w:line="264"/>
       </w:pPr>
@@ -18773,7 +19259,7 @@
         <w:pStyle w:val="ListParagraph"/>
         <w:numPr>
           <w:ilvl w:val="0"/>
-          <w:numId w:val="5"/>
+          <w:numId w:val="4"/>
         </w:numPr>
         <w:spacing w:after="90" w:line="264"/>
       </w:pPr>
@@ -19066,7 +19552,7 @@
         <w:pStyle w:val="ListParagraph"/>
         <w:numPr>
           <w:ilvl w:val="0"/>
-          <w:numId w:val="6"/>
+          <w:numId w:val="5"/>
         </w:numPr>
         <w:spacing w:after="90" w:line="264"/>
       </w:pPr>
@@ -19085,7 +19571,7 @@
         <w:pStyle w:val="ListParagraph"/>
         <w:numPr>
           <w:ilvl w:val="0"/>
-          <w:numId w:val="6"/>
+          <w:numId w:val="5"/>
         </w:numPr>
         <w:spacing w:after="90" w:line="264"/>
       </w:pPr>
@@ -19104,7 +19590,7 @@
         <w:pStyle w:val="ListParagraph"/>
         <w:numPr>
           <w:ilvl w:val="0"/>
-          <w:numId w:val="6"/>
+          <w:numId w:val="5"/>
         </w:numPr>
         <w:spacing w:after="90" w:line="264"/>
       </w:pPr>
@@ -19123,7 +19609,7 @@
         <w:pStyle w:val="ListParagraph"/>
         <w:numPr>
           <w:ilvl w:val="0"/>
-          <w:numId w:val="6"/>
+          <w:numId w:val="5"/>
         </w:numPr>
         <w:spacing w:after="90" w:line="264"/>
       </w:pPr>
@@ -19142,7 +19628,7 @@
         <w:pStyle w:val="ListParagraph"/>
         <w:numPr>
           <w:ilvl w:val="0"/>
-          <w:numId w:val="6"/>
+          <w:numId w:val="5"/>
         </w:numPr>
         <w:spacing w:after="90" w:line="264"/>
       </w:pPr>
@@ -19161,7 +19647,7 @@
         <w:pStyle w:val="ListParagraph"/>
         <w:numPr>
           <w:ilvl w:val="0"/>
-          <w:numId w:val="6"/>
+          <w:numId w:val="5"/>
         </w:numPr>
         <w:spacing w:after="90" w:line="264"/>
       </w:pPr>
@@ -19180,7 +19666,7 @@
         <w:pStyle w:val="ListParagraph"/>
         <w:numPr>
           <w:ilvl w:val="0"/>
-          <w:numId w:val="6"/>
+          <w:numId w:val="5"/>
         </w:numPr>
         <w:spacing w:after="90" w:line="264"/>
       </w:pPr>
@@ -20356,19 +20842,19 @@
     </w:lvlOverride>
   </w:num>
   <w:num w:numId="4">
-    <w:abstractNumId w:val="3"/>
+    <w:abstractNumId w:val="5"/>
     <w:lvlOverride w:ilvl="0">
       <w:startOverride w:val="1"/>
     </w:lvlOverride>
   </w:num>
   <w:num w:numId="5">
-    <w:abstractNumId w:val="5"/>
+    <w:abstractNumId w:val="6"/>
     <w:lvlOverride w:ilvl="0">
       <w:startOverride w:val="1"/>
     </w:lvlOverride>
   </w:num>
   <w:num w:numId="6">
-    <w:abstractNumId w:val="6"/>
+    <w:abstractNumId w:val="3"/>
     <w:lvlOverride w:ilvl="0">
       <w:startOverride w:val="1"/>
     </w:lvlOverride>

--- a/Guide-entretiens.docx
+++ b/Guide-entretiens.docx
@@ -527,7 +527,7 @@
                 <w:sz w:val="18"/>
                 <w:szCs w:val="18"/>
               </w:rPr>
-              <w:t xml:space="preserve">2 · parcours et motivation</w:t>
+              <w:t xml:space="preserve">2 · valeurs</w:t>
             </w:r>
           </w:p>
         </w:tc>
@@ -615,7 +615,7 @@
                 <w:sz w:val="18"/>
                 <w:szCs w:val="18"/>
               </w:rPr>
-              <w:t xml:space="preserve">Cohérence du parcours, connaissance de soi, moteur, adéquation</w:t>
+              <w:t xml:space="preserve">Expertise, humanité, justice, réparation</w:t>
             </w:r>
           </w:p>
         </w:tc>
@@ -1859,7 +1859,7 @@
                 <w:sz w:val="15"/>
                 <w:szCs w:val="15"/>
               </w:rPr>
-              <w:t xml:space="preserve">E2 parcours</w:t>
+              <w:t xml:space="preserve">E2 valeurs</w:t>
             </w:r>
           </w:p>
           <w:p>
@@ -2280,7 +2280,7 @@
                 <w:sz w:val="18"/>
                 <w:szCs w:val="18"/>
               </w:rPr>
-              <w:t xml:space="preserve">Parcours, motivation et adéquation</w:t>
+              <w:t xml:space="preserve">Adéquation aux valeurs du cabinet</w:t>
             </w:r>
           </w:p>
         </w:tc>
@@ -4571,7 +4571,7 @@
                 <w:sz w:val="18"/>
                 <w:szCs w:val="18"/>
               </w:rPr>
-              <w:t xml:space="preserve">Parcours et motivation</w:t>
+              <w:t xml:space="preserve">Adéquation aux valeurs</w:t>
             </w:r>
           </w:p>
         </w:tc>
@@ -8290,7 +8290,7 @@
           <w:sz w:val="32"/>
           <w:szCs w:val="32"/>
         </w:rPr>
-        <w:t xml:space="preserve">Étape 2 · parcours et motivation</w:t>
+        <w:t xml:space="preserve">Étape 2 · entretien valeurs</w:t>
       </w:r>
     </w:p>
     <w:p>
@@ -8320,7 +8320,7 @@
           <w:sz w:val="20"/>
           <w:szCs w:val="20"/>
         </w:rPr>
-        <w:t xml:space="preserve">Les trois autres étapes demandent au candidat ce qu'il a fait professionnellement. Aucune ne demande qui il est et pourquoi il est là.</w:t>
+        <w:t xml:space="preserve">Quatre valeurs, quatre séquences de douze minutes. Aucune question ne suppose de connaître le droit du dommage corporel, ni de la part du candidat, ni de la vôtre. Vous cherchez la disposition de la personne, pas sa technique : celle-ci est évaluée aux étapes 3 et 4.</w:t>
       </w:r>
     </w:p>
     <w:tbl>
@@ -8363,7 +8363,7 @@
                 <w:sz w:val="20"/>
                 <w:szCs w:val="20"/>
               </w:rPr>
-              <w:t xml:space="preserve">Pourquoi cet entretien existe. </w:t>
+              <w:t xml:space="preserve">Ne demandez jamais ce qu'une valeur signifie pour le candidat. </w:t>
             </w:r>
             <w:r>
               <w:rPr>
@@ -8372,7 +8372,7 @@
                 <w:sz w:val="20"/>
                 <w:szCs w:val="20"/>
               </w:rPr>
-              <w:t xml:space="preserve">Vous ne recrutez pas une compétence, vous engagez une relation de vingt ans avec une personne qui reprendra le cabinet. C'est le seul entretien du dispositif qui regarde la personne plutôt que le praticien. Il ne suppose aucune connaissance du dommage corporel, ni de la part du candidat, ni de la vôtre.</w:t>
+              <w:t xml:space="preserve">Il a lu votre site. Il dira ce qu'il faut dire, et il le pensera sans doute. Vous n'aurez aucun signal. Une valeur ne se révèle que dans ce qu'elle a coûté.</w:t>
             </w:r>
           </w:p>
         </w:tc>
@@ -8432,7 +8432,7 @@
                 <w:sz w:val="20"/>
                 <w:szCs w:val="20"/>
               </w:rPr>
-              <w:t xml:space="preserve">Une règle pour les trois séquences. </w:t>
+              <w:t xml:space="preserve">Cherchez le fait, pas l'opinion. </w:t>
             </w:r>
             <w:r>
               <w:rPr>
@@ -8441,7 +8441,7 @@
                 <w:sz w:val="20"/>
                 <w:szCs w:val="20"/>
               </w:rPr>
-              <w:t xml:space="preserve">Quand le candidat répond en général, ramenez-le à un fait. « En général je privilégie » n'est pas une réponse. « La dernière fois, voilà ce que j'ai fait » en est une.</w:t>
+              <w:t xml:space="preserve">Quand le candidat répond « en général, je », ramenez-le : « la dernière fois, qu'avez-vous fait ? ».</w:t>
             </w:r>
           </w:p>
         </w:tc>
@@ -8449,1916 +8449,7 @@
     </w:tbl>
     <w:p>
       <w:pPr>
-        <w:pStyle w:val="Heading2"/>
-        <w:spacing w:after="140" w:before="300"/>
-      </w:pPr>
-      <w:r>
-        <w:rPr>
-          <w:rFonts w:ascii="Cambria" w:cs="Cambria" w:eastAsia="Cambria" w:hAnsi="Cambria"/>
-          <w:b/>
-          <w:bCs/>
-          <w:color w:val="1F4B7A"/>
-          <w:sz w:val="26"/>
-          <w:szCs w:val="26"/>
-        </w:rPr>
-        <w:t xml:space="preserve">Séquence 1 · le parcours</w:t>
-      </w:r>
-    </w:p>
-    <w:p>
-      <w:pPr>
-        <w:spacing w:after="120" w:before="0" w:line="276"/>
-      </w:pPr>
-      <w:r>
-        <w:rPr>
-          <w:rFonts w:ascii="Calibri" w:cs="Calibri" w:eastAsia="Calibri" w:hAnsi="Calibri"/>
-          <w:color w:val="15181D"/>
-          <w:sz w:val="20"/>
-          <w:szCs w:val="20"/>
-        </w:rPr>
-        <w:t xml:space="preserve">20 minutes. Ce n'est pas « parlez-moi de vous ». C'est une remontée chronologique disciplinée, où vous posez les mêmes quatre questions à chaque étape du parcours.</w:t>
-      </w:r>
-    </w:p>
-    <w:p>
-      <w:pPr>
-        <w:pStyle w:val="Heading3"/>
-        <w:spacing w:after="100" w:before="220"/>
-      </w:pPr>
-      <w:r>
-        <w:rPr>
-          <w:rFonts w:ascii="Calibri" w:cs="Calibri" w:eastAsia="Calibri" w:hAnsi="Calibri"/>
-          <w:b/>
-          <w:bCs/>
-          <w:color w:val="15181D"/>
-          <w:sz w:val="21"/>
-          <w:szCs w:val="21"/>
-        </w:rPr>
-        <w:t xml:space="preserve">Commencez avant le CAPA</w:t>
-      </w:r>
-    </w:p>
-    <w:p>
-      <w:pPr>
-        <w:spacing w:after="120" w:before="0" w:line="276"/>
-      </w:pPr>
-      <w:r>
-        <w:rPr>
-          <w:rFonts w:ascii="Calibri" w:cs="Calibri" w:eastAsia="Calibri" w:hAnsi="Calibri"/>
-          <w:color w:val="15181D"/>
-          <w:sz w:val="20"/>
-          <w:szCs w:val="20"/>
-        </w:rPr>
-        <w:t xml:space="preserve">Pourquoi le droit ? La raison pour laquelle quelqu'un est devenu avocat est plus instructive que sa première collaboration.</w:t>
-      </w:r>
-    </w:p>
-    <w:p>
-      <w:pPr>
-        <w:spacing w:after="80" w:before="160" w:line="276"/>
-      </w:pPr>
-      <w:r>
-        <w:rPr>
-          <w:rFonts w:ascii="Calibri" w:cs="Calibri" w:eastAsia="Calibri" w:hAnsi="Calibri"/>
-          <w:b/>
-          <w:bCs/>
-          <w:caps/>
-          <w:color w:val="6E7784"/>
-          <w:spacing w:val="20"/>
-          <w:sz w:val="15"/>
-          <w:szCs w:val="15"/>
-        </w:rPr>
-        <w:t xml:space="preserve">Puis, à chaque poste</w:t>
-      </w:r>
-    </w:p>
-    <w:p>
-      <w:pPr>
-        <w:pStyle w:val="ListParagraph"/>
-        <w:numPr>
-          <w:ilvl w:val="0"/>
-          <w:numId w:val="4"/>
-        </w:numPr>
-        <w:spacing w:after="90" w:line="264"/>
-      </w:pPr>
-      <w:r>
-        <w:rPr>
-          <w:rFonts w:ascii="Calibri" w:cs="Calibri" w:eastAsia="Calibri" w:hAnsi="Calibri"/>
-          <w:color w:val="15181D"/>
-          <w:sz w:val="20"/>
-          <w:szCs w:val="20"/>
-        </w:rPr>
-        <w:t xml:space="preserve">Pourquoi êtes-vous allé là ?</w:t>
-      </w:r>
-    </w:p>
-    <w:p>
-      <w:pPr>
-        <w:pStyle w:val="ListParagraph"/>
-        <w:numPr>
-          <w:ilvl w:val="0"/>
-          <w:numId w:val="4"/>
-        </w:numPr>
-        <w:spacing w:after="90" w:line="264"/>
-      </w:pPr>
-      <w:r>
-        <w:rPr>
-          <w:rFonts w:ascii="Calibri" w:cs="Calibri" w:eastAsia="Calibri" w:hAnsi="Calibri"/>
-          <w:color w:val="15181D"/>
-          <w:sz w:val="20"/>
-          <w:szCs w:val="20"/>
-        </w:rPr>
-        <w:t xml:space="preserve">Qu'est-ce qui vous a fait rester ?</w:t>
-      </w:r>
-    </w:p>
-    <w:p>
-      <w:pPr>
-        <w:pStyle w:val="ListParagraph"/>
-        <w:numPr>
-          <w:ilvl w:val="0"/>
-          <w:numId w:val="4"/>
-        </w:numPr>
-        <w:spacing w:after="90" w:line="264"/>
-      </w:pPr>
-      <w:r>
-        <w:rPr>
-          <w:rFonts w:ascii="Calibri" w:cs="Calibri" w:eastAsia="Calibri" w:hAnsi="Calibri"/>
-          <w:color w:val="15181D"/>
-          <w:sz w:val="20"/>
-          <w:szCs w:val="20"/>
-        </w:rPr>
-        <w:t xml:space="preserve">Qu'est-ce qui vous a fait partir ?</w:t>
-      </w:r>
-    </w:p>
-    <w:p>
-      <w:pPr>
-        <w:pStyle w:val="ListParagraph"/>
-        <w:numPr>
-          <w:ilvl w:val="0"/>
-          <w:numId w:val="4"/>
-        </w:numPr>
-        <w:spacing w:after="90" w:line="264"/>
-      </w:pPr>
-      <w:r>
-        <w:rPr>
-          <w:rFonts w:ascii="Calibri" w:cs="Calibri" w:eastAsia="Calibri" w:hAnsi="Calibri"/>
-          <w:color w:val="15181D"/>
-          <w:sz w:val="20"/>
-          <w:szCs w:val="20"/>
-        </w:rPr>
-        <w:t xml:space="preserve">Qu'en avez-vous retiré que vous n'aviez pas avant ?</w:t>
-      </w:r>
-    </w:p>
-    <w:p>
-      <w:pPr>
-        <w:spacing w:after="80" w:before="160" w:line="276"/>
-      </w:pPr>
-      <w:r>
-        <w:rPr>
-          <w:rFonts w:ascii="Calibri" w:cs="Calibri" w:eastAsia="Calibri" w:hAnsi="Calibri"/>
-          <w:b/>
-          <w:bCs/>
-          <w:caps/>
-          <w:color w:val="6E7784"/>
-          <w:spacing w:val="20"/>
-          <w:sz w:val="15"/>
-          <w:szCs w:val="15"/>
-        </w:rPr>
-        <w:t xml:space="preserve">Ce que vous observez</w:t>
-      </w:r>
-    </w:p>
-    <w:p>
-      <w:pPr>
-        <w:pStyle w:val="ListParagraph"/>
-        <w:numPr>
-          <w:ilvl w:val="0"/>
-          <w:numId w:val="2"/>
-        </w:numPr>
-        <w:spacing w:after="70" w:line="264"/>
-      </w:pPr>
-      <w:r>
-        <w:rPr>
-          <w:rFonts w:ascii="Calibri" w:cs="Calibri" w:eastAsia="Calibri" w:hAnsi="Calibri"/>
-          <w:color w:val="15181D"/>
-          <w:sz w:val="20"/>
-          <w:szCs w:val="20"/>
-        </w:rPr>
-        <w:t xml:space="preserve">Les décisions sont-elles choisies ou subies ? Un parcours fait d'occasions saisies ne se lit pas comme un parcours fait de situations endurées.</w:t>
-      </w:r>
-    </w:p>
-    <w:p>
-      <w:pPr>
-        <w:pStyle w:val="ListParagraph"/>
-        <w:numPr>
-          <w:ilvl w:val="0"/>
-          <w:numId w:val="2"/>
-        </w:numPr>
-        <w:spacing w:after="70" w:line="264"/>
-      </w:pPr>
-      <w:r>
-        <w:rPr>
-          <w:rFonts w:ascii="Calibri" w:cs="Calibri" w:eastAsia="Calibri" w:hAnsi="Calibri"/>
-          <w:color w:val="15181D"/>
-          <w:sz w:val="20"/>
-          <w:szCs w:val="20"/>
-        </w:rPr>
-        <w:t xml:space="preserve">Y a-t-il une ligne, ou une suite d'accidents ? Les deux sont recevables, mais seule la première se projette dans un cabinet à reprendre.</w:t>
-      </w:r>
-    </w:p>
-    <w:p>
-      <w:pPr>
-        <w:pStyle w:val="ListParagraph"/>
-        <w:numPr>
-          <w:ilvl w:val="0"/>
-          <w:numId w:val="2"/>
-        </w:numPr>
-        <w:spacing w:after="70" w:line="264"/>
-      </w:pPr>
-      <w:r>
-        <w:rPr>
-          <w:rFonts w:ascii="Calibri" w:cs="Calibri" w:eastAsia="Calibri" w:hAnsi="Calibri"/>
-          <w:color w:val="15181D"/>
-          <w:sz w:val="20"/>
-          <w:szCs w:val="20"/>
-        </w:rPr>
-        <w:t xml:space="preserve">Que dit la personne de ceux qu'elle a quittés ? Un candidat dont tous les anciens employeurs étaient mauvais parle de lui, pas d'eux.</w:t>
-      </w:r>
-    </w:p>
-    <w:p>
-      <w:pPr>
-        <w:pStyle w:val="ListParagraph"/>
-        <w:numPr>
-          <w:ilvl w:val="0"/>
-          <w:numId w:val="2"/>
-        </w:numPr>
-        <w:spacing w:after="70" w:line="264"/>
-      </w:pPr>
-      <w:r>
-        <w:rPr>
-          <w:rFonts w:ascii="Calibri" w:cs="Calibri" w:eastAsia="Calibri" w:hAnsi="Calibri"/>
-          <w:color w:val="15181D"/>
-          <w:sz w:val="20"/>
-          <w:szCs w:val="20"/>
-        </w:rPr>
-        <w:t xml:space="preserve">Reconnaît-elle une erreur de parcours, et laquelle ?</w:t>
-      </w:r>
-    </w:p>
-    <w:p>
-      <w:pPr>
-        <w:pStyle w:val="ListParagraph"/>
-        <w:numPr>
-          <w:ilvl w:val="0"/>
-          <w:numId w:val="2"/>
-        </w:numPr>
-        <w:spacing w:after="70" w:line="264"/>
-      </w:pPr>
-      <w:r>
-        <w:rPr>
-          <w:rFonts w:ascii="Calibri" w:cs="Calibri" w:eastAsia="Calibri" w:hAnsi="Calibri"/>
-          <w:color w:val="15181D"/>
-          <w:sz w:val="20"/>
-          <w:szCs w:val="20"/>
-        </w:rPr>
-        <w:t xml:space="preserve">Le récit tient-il debout sans vous ? Si vous devez reconstituer la chronologie à sa place, c'est une information.</w:t>
-      </w:r>
-    </w:p>
-    <w:p>
-      <w:pPr>
-        <w:spacing w:after="80" w:before="160" w:line="276"/>
-      </w:pPr>
-      <w:r>
-        <w:rPr>
-          <w:rFonts w:ascii="Calibri" w:cs="Calibri" w:eastAsia="Calibri" w:hAnsi="Calibri"/>
-          <w:b/>
-          <w:bCs/>
-          <w:caps/>
-          <w:color w:val="6E7784"/>
-          <w:spacing w:val="20"/>
-          <w:sz w:val="15"/>
-          <w:szCs w:val="15"/>
-        </w:rPr>
-        <w:t xml:space="preserve">Notes</w:t>
-      </w:r>
-    </w:p>
-    <w:p>
-      <w:pPr>
-        <w:pBdr>
-          <w:bottom w:val="single" w:color="C9CFD8" w:sz="4"/>
-        </w:pBdr>
-        <w:spacing w:after="0" w:before="180"/>
-      </w:pPr>
-      <w:r>
-        <w:rPr>
-          <w:sz w:val="20"/>
-          <w:szCs w:val="20"/>
-        </w:rPr>
-        <w:t xml:space="preserve"/>
-      </w:r>
-    </w:p>
-    <w:p>
-      <w:pPr>
-        <w:pBdr>
-          <w:bottom w:val="single" w:color="C9CFD8" w:sz="4"/>
-        </w:pBdr>
-        <w:spacing w:after="0" w:before="180"/>
-      </w:pPr>
-      <w:r>
-        <w:rPr>
-          <w:sz w:val="20"/>
-          <w:szCs w:val="20"/>
-        </w:rPr>
-        <w:t xml:space="preserve"/>
-      </w:r>
-    </w:p>
-    <w:p>
-      <w:pPr>
-        <w:pBdr>
-          <w:bottom w:val="single" w:color="C9CFD8" w:sz="4"/>
-        </w:pBdr>
-        <w:spacing w:after="0" w:before="180"/>
-      </w:pPr>
-      <w:r>
-        <w:rPr>
-          <w:sz w:val="20"/>
-          <w:szCs w:val="20"/>
-        </w:rPr>
-        <w:t xml:space="preserve"/>
-      </w:r>
-    </w:p>
-    <w:p>
-      <w:pPr>
-        <w:pBdr>
-          <w:bottom w:val="single" w:color="C9CFD8" w:sz="4"/>
-        </w:pBdr>
-        <w:spacing w:after="0" w:before="180"/>
-      </w:pPr>
-      <w:r>
-        <w:rPr>
-          <w:sz w:val="20"/>
-          <w:szCs w:val="20"/>
-        </w:rPr>
-        <w:t xml:space="preserve"/>
-      </w:r>
-    </w:p>
-    <w:p>
-      <w:pPr>
-        <w:pBdr>
-          <w:bottom w:val="single" w:color="C9CFD8" w:sz="4"/>
-        </w:pBdr>
-        <w:spacing w:after="0" w:before="180"/>
-      </w:pPr>
-      <w:r>
-        <w:rPr>
-          <w:sz w:val="20"/>
-          <w:szCs w:val="20"/>
-        </w:rPr>
-        <w:t xml:space="preserve"/>
-      </w:r>
-    </w:p>
-    <w:p>
-      <w:r>
-        <w:br w:type="page"/>
-      </w:r>
-    </w:p>
-    <w:p>
-      <w:pPr>
-        <w:pStyle w:val="Heading2"/>
-        <w:spacing w:after="140" w:before="300"/>
-      </w:pPr>
-      <w:r>
-        <w:rPr>
-          <w:rFonts w:ascii="Cambria" w:cs="Cambria" w:eastAsia="Cambria" w:hAnsi="Cambria"/>
-          <w:b/>
-          <w:bCs/>
-          <w:color w:val="1F4B7A"/>
-          <w:sz w:val="26"/>
-          <w:szCs w:val="26"/>
-        </w:rPr>
-        <w:t xml:space="preserve">Séquence 2 · ce qui vous fait avancer</w:t>
-      </w:r>
-    </w:p>
-    <w:p>
-      <w:pPr>
-        <w:spacing w:after="120" w:before="0" w:line="276"/>
-      </w:pPr>
-      <w:r>
-        <w:rPr>
-          <w:rFonts w:ascii="Calibri" w:cs="Calibri" w:eastAsia="Calibri" w:hAnsi="Calibri"/>
-          <w:color w:val="15181D"/>
-          <w:sz w:val="20"/>
-          <w:szCs w:val="20"/>
-        </w:rPr>
-        <w:t xml:space="preserve">20 minutes. Six questions, aucune ne suppose de connaître le métier.</w:t>
-      </w:r>
-    </w:p>
-    <w:p>
-      <w:pPr>
-        <w:pStyle w:val="ListParagraph"/>
-        <w:numPr>
-          <w:ilvl w:val="0"/>
-          <w:numId w:val="5"/>
-        </w:numPr>
-        <w:spacing w:after="90" w:line="264"/>
-      </w:pPr>
-      <w:r>
-        <w:rPr>
-          <w:rFonts w:ascii="Calibri" w:cs="Calibri" w:eastAsia="Calibri" w:hAnsi="Calibri"/>
-          <w:color w:val="15181D"/>
-          <w:sz w:val="20"/>
-          <w:szCs w:val="20"/>
-        </w:rPr>
-        <w:t xml:space="preserve">De quoi êtes-vous le plus fier dans votre vie professionnelle, et pourquoi celle-là plutôt qu'une autre ?</w:t>
-      </w:r>
-    </w:p>
-    <w:p>
-      <w:pPr>
-        <w:pStyle w:val="ListParagraph"/>
-        <w:numPr>
-          <w:ilvl w:val="0"/>
-          <w:numId w:val="5"/>
-        </w:numPr>
-        <w:spacing w:after="90" w:line="264"/>
-      </w:pPr>
-      <w:r>
-        <w:rPr>
-          <w:rFonts w:ascii="Calibri" w:cs="Calibri" w:eastAsia="Calibri" w:hAnsi="Calibri"/>
-          <w:color w:val="15181D"/>
-          <w:sz w:val="20"/>
-          <w:szCs w:val="20"/>
-        </w:rPr>
-        <w:t xml:space="preserve">Qu'est-ce que vous refusez de faire ?</w:t>
-      </w:r>
-    </w:p>
-    <w:p>
-      <w:pPr>
-        <w:pStyle w:val="ListParagraph"/>
-        <w:numPr>
-          <w:ilvl w:val="0"/>
-          <w:numId w:val="5"/>
-        </w:numPr>
-        <w:spacing w:after="90" w:line="264"/>
-      </w:pPr>
-      <w:r>
-        <w:rPr>
-          <w:rFonts w:ascii="Calibri" w:cs="Calibri" w:eastAsia="Calibri" w:hAnsi="Calibri"/>
-          <w:color w:val="15181D"/>
-          <w:sz w:val="20"/>
-          <w:szCs w:val="20"/>
-        </w:rPr>
-        <w:t xml:space="preserve">Quelle est la dernière fois où vous avez changé d'avis sur quelque chose d'important ?</w:t>
-      </w:r>
-    </w:p>
-    <w:p>
-      <w:pPr>
-        <w:pStyle w:val="ListParagraph"/>
-        <w:numPr>
-          <w:ilvl w:val="0"/>
-          <w:numId w:val="5"/>
-        </w:numPr>
-        <w:spacing w:after="90" w:line="264"/>
-      </w:pPr>
-      <w:r>
-        <w:rPr>
-          <w:rFonts w:ascii="Calibri" w:cs="Calibri" w:eastAsia="Calibri" w:hAnsi="Calibri"/>
-          <w:color w:val="15181D"/>
-          <w:sz w:val="20"/>
-          <w:szCs w:val="20"/>
-        </w:rPr>
-        <w:t xml:space="preserve">Qu'est-ce que vos proches diraient de vous que vos collègues ne diraient pas ?</w:t>
-      </w:r>
-    </w:p>
-    <w:p>
-      <w:pPr>
-        <w:pStyle w:val="ListParagraph"/>
-        <w:numPr>
-          <w:ilvl w:val="0"/>
-          <w:numId w:val="5"/>
-        </w:numPr>
-        <w:spacing w:after="90" w:line="264"/>
-      </w:pPr>
-      <w:r>
-        <w:rPr>
-          <w:rFonts w:ascii="Calibri" w:cs="Calibri" w:eastAsia="Calibri" w:hAnsi="Calibri"/>
-          <w:color w:val="15181D"/>
-          <w:sz w:val="20"/>
-          <w:szCs w:val="20"/>
-        </w:rPr>
-        <w:t xml:space="preserve">Qu'est-ce qui vous fatigue ?</w:t>
-      </w:r>
-    </w:p>
-    <w:p>
-      <w:pPr>
-        <w:pStyle w:val="ListParagraph"/>
-        <w:numPr>
-          <w:ilvl w:val="0"/>
-          <w:numId w:val="5"/>
-        </w:numPr>
-        <w:spacing w:after="90" w:line="264"/>
-      </w:pPr>
-      <w:r>
-        <w:rPr>
-          <w:rFonts w:ascii="Calibri" w:cs="Calibri" w:eastAsia="Calibri" w:hAnsi="Calibri"/>
-          <w:color w:val="15181D"/>
-          <w:sz w:val="20"/>
-          <w:szCs w:val="20"/>
-        </w:rPr>
-        <w:t xml:space="preserve">Dans dix ans, à quoi ressemble une journée réussie ?</w:t>
-      </w:r>
-    </w:p>
-    <w:p>
-      <w:pPr>
-        <w:spacing w:after="80" w:before="160" w:line="276"/>
-      </w:pPr>
-      <w:r>
-        <w:rPr>
-          <w:rFonts w:ascii="Calibri" w:cs="Calibri" w:eastAsia="Calibri" w:hAnsi="Calibri"/>
-          <w:b/>
-          <w:bCs/>
-          <w:caps/>
-          <w:color w:val="6E7784"/>
-          <w:spacing w:val="20"/>
-          <w:sz w:val="15"/>
-          <w:szCs w:val="15"/>
-        </w:rPr>
-        <w:t xml:space="preserve">Ce que vous observez</w:t>
-      </w:r>
-    </w:p>
-    <w:p>
-      <w:pPr>
-        <w:pStyle w:val="ListParagraph"/>
-        <w:numPr>
-          <w:ilvl w:val="0"/>
-          <w:numId w:val="2"/>
-        </w:numPr>
-        <w:spacing w:after="70" w:line="264"/>
-      </w:pPr>
-      <w:r>
-        <w:rPr>
-          <w:rFonts w:ascii="Calibri" w:cs="Calibri" w:eastAsia="Calibri" w:hAnsi="Calibri"/>
-          <w:color w:val="15181D"/>
-          <w:sz w:val="20"/>
-          <w:szCs w:val="20"/>
-        </w:rPr>
-        <w:t xml:space="preserve">Question 1. La fierté révèle le critère. Quelqu'un qui est fier d'un résultat, d'une relation ou d'une transmission ne place pas la barre au même endroit. Demandez pourquoi cet épisode et pas un autre : c'est la relance qui porte l'information.</w:t>
-      </w:r>
-    </w:p>
-    <w:p>
-      <w:pPr>
-        <w:pStyle w:val="ListParagraph"/>
-        <w:numPr>
-          <w:ilvl w:val="0"/>
-          <w:numId w:val="2"/>
-        </w:numPr>
-        <w:spacing w:after="70" w:line="264"/>
-      </w:pPr>
-      <w:r>
-        <w:rPr>
-          <w:rFonts w:ascii="Calibri" w:cs="Calibri" w:eastAsia="Calibri" w:hAnsi="Calibri"/>
-          <w:color w:val="15181D"/>
-          <w:sz w:val="20"/>
-          <w:szCs w:val="20"/>
-        </w:rPr>
-        <w:t xml:space="preserve">Question 2. La meilleure question de l'entretien sur les valeurs, et elle n'en a pas l'air. Ce qu'une personne refuse de faire en dit plus que ce qu'elle déclare valoriser. Une réponse vide, ou qui ne coûte rien, est elle-même une réponse.</w:t>
-      </w:r>
-    </w:p>
-    <w:p>
-      <w:pPr>
-        <w:pStyle w:val="ListParagraph"/>
-        <w:numPr>
-          <w:ilvl w:val="0"/>
-          <w:numId w:val="2"/>
-        </w:numPr>
-        <w:spacing w:after="70" w:line="264"/>
-      </w:pPr>
-      <w:r>
-        <w:rPr>
-          <w:rFonts w:ascii="Calibri" w:cs="Calibri" w:eastAsia="Calibri" w:hAnsi="Calibri"/>
-          <w:color w:val="15181D"/>
-          <w:sz w:val="20"/>
-          <w:szCs w:val="20"/>
-        </w:rPr>
-        <w:t xml:space="preserve">Question 3. Elle mesure la capacité à se laisser déplacer. Un candidat qui n'a changé d'avis sur rien depuis dix ans ne changera pas d'avis pour vous non plus.</w:t>
-      </w:r>
-    </w:p>
-    <w:p>
-      <w:pPr>
-        <w:pStyle w:val="ListParagraph"/>
-        <w:numPr>
-          <w:ilvl w:val="0"/>
-          <w:numId w:val="2"/>
-        </w:numPr>
-        <w:spacing w:after="70" w:line="264"/>
-      </w:pPr>
-      <w:r>
-        <w:rPr>
-          <w:rFonts w:ascii="Calibri" w:cs="Calibri" w:eastAsia="Calibri" w:hAnsi="Calibri"/>
-          <w:color w:val="15181D"/>
-          <w:sz w:val="20"/>
-          <w:szCs w:val="20"/>
-        </w:rPr>
-        <w:t xml:space="preserve">Question 4. Elle teste la conscience de soi sans passer par le vocabulaire du développement personnel. Une personne qui n'a rien à dire ici se connaît mal, ou ne veut pas se livrer. Les deux se notent.</w:t>
-      </w:r>
-    </w:p>
-    <w:p>
-      <w:pPr>
-        <w:pStyle w:val="ListParagraph"/>
-        <w:numPr>
-          <w:ilvl w:val="0"/>
-          <w:numId w:val="2"/>
-        </w:numPr>
-        <w:spacing w:after="70" w:line="264"/>
-      </w:pPr>
-      <w:r>
-        <w:rPr>
-          <w:rFonts w:ascii="Calibri" w:cs="Calibri" w:eastAsia="Calibri" w:hAnsi="Calibri"/>
-          <w:color w:val="15181D"/>
-          <w:sz w:val="20"/>
-          <w:szCs w:val="20"/>
-        </w:rPr>
-        <w:t xml:space="preserve">Question 5. Sous-estimée. Elle dit dans quelles conditions la personne se dégrade. Sur un engagement de vingt ans dans une matière lourde, c'est une information de premier ordre.</w:t>
-      </w:r>
-    </w:p>
-    <w:p>
-      <w:pPr>
-        <w:pStyle w:val="ListParagraph"/>
-        <w:numPr>
-          <w:ilvl w:val="0"/>
-          <w:numId w:val="2"/>
-        </w:numPr>
-        <w:spacing w:after="70" w:line="264"/>
-      </w:pPr>
-      <w:r>
-        <w:rPr>
-          <w:rFonts w:ascii="Calibri" w:cs="Calibri" w:eastAsia="Calibri" w:hAnsi="Calibri"/>
-          <w:color w:val="15181D"/>
-          <w:sz w:val="20"/>
-          <w:szCs w:val="20"/>
-        </w:rPr>
-        <w:t xml:space="preserve">Question 6. Elle dit si la personne se projette, et vers quoi. Une réponse qui ne parle que de dossiers décrit un praticien. Une réponse qui parle de gens, d'organisation ou de cabinet décrit un dirigeant.</w:t>
-      </w:r>
-    </w:p>
-    <w:p>
-      <w:pPr>
-        <w:spacing w:after="80" w:before="160" w:line="276"/>
-      </w:pPr>
-      <w:r>
-        <w:rPr>
-          <w:rFonts w:ascii="Calibri" w:cs="Calibri" w:eastAsia="Calibri" w:hAnsi="Calibri"/>
-          <w:b/>
-          <w:bCs/>
-          <w:caps/>
-          <w:color w:val="6E7784"/>
-          <w:spacing w:val="20"/>
-          <w:sz w:val="15"/>
-          <w:szCs w:val="15"/>
-        </w:rPr>
-        <w:t xml:space="preserve">Notes</w:t>
-      </w:r>
-    </w:p>
-    <w:p>
-      <w:pPr>
-        <w:pBdr>
-          <w:bottom w:val="single" w:color="C9CFD8" w:sz="4"/>
-        </w:pBdr>
-        <w:spacing w:after="0" w:before="180"/>
-      </w:pPr>
-      <w:r>
-        <w:rPr>
-          <w:sz w:val="20"/>
-          <w:szCs w:val="20"/>
-        </w:rPr>
-        <w:t xml:space="preserve"/>
-      </w:r>
-    </w:p>
-    <w:p>
-      <w:pPr>
-        <w:pBdr>
-          <w:bottom w:val="single" w:color="C9CFD8" w:sz="4"/>
-        </w:pBdr>
-        <w:spacing w:after="0" w:before="180"/>
-      </w:pPr>
-      <w:r>
-        <w:rPr>
-          <w:sz w:val="20"/>
-          <w:szCs w:val="20"/>
-        </w:rPr>
-        <w:t xml:space="preserve"/>
-      </w:r>
-    </w:p>
-    <w:p>
-      <w:pPr>
-        <w:pBdr>
-          <w:bottom w:val="single" w:color="C9CFD8" w:sz="4"/>
-        </w:pBdr>
-        <w:spacing w:after="0" w:before="180"/>
-      </w:pPr>
-      <w:r>
-        <w:rPr>
-          <w:sz w:val="20"/>
-          <w:szCs w:val="20"/>
-        </w:rPr>
-        <w:t xml:space="preserve"/>
-      </w:r>
-    </w:p>
-    <w:p>
-      <w:pPr>
-        <w:pBdr>
-          <w:bottom w:val="single" w:color="C9CFD8" w:sz="4"/>
-        </w:pBdr>
-        <w:spacing w:after="0" w:before="180"/>
-      </w:pPr>
-      <w:r>
-        <w:rPr>
-          <w:sz w:val="20"/>
-          <w:szCs w:val="20"/>
-        </w:rPr>
-        <w:t xml:space="preserve"/>
-      </w:r>
-    </w:p>
-    <w:p>
-      <w:pPr>
-        <w:pBdr>
-          <w:bottom w:val="single" w:color="C9CFD8" w:sz="4"/>
-        </w:pBdr>
-        <w:spacing w:after="0" w:before="180"/>
-      </w:pPr>
-      <w:r>
-        <w:rPr>
-          <w:sz w:val="20"/>
-          <w:szCs w:val="20"/>
-        </w:rPr>
-        <w:t xml:space="preserve"/>
-      </w:r>
-    </w:p>
-    <w:p>
-      <w:r>
-        <w:br w:type="page"/>
-      </w:r>
-    </w:p>
-    <w:p>
-      <w:pPr>
-        <w:pStyle w:val="Heading2"/>
-        <w:spacing w:after="140" w:before="300"/>
-      </w:pPr>
-      <w:r>
-        <w:rPr>
-          <w:rFonts w:ascii="Cambria" w:cs="Cambria" w:eastAsia="Cambria" w:hAnsi="Cambria"/>
-          <w:b/>
-          <w:bCs/>
-          <w:color w:val="1F4B7A"/>
-          <w:sz w:val="26"/>
-          <w:szCs w:val="26"/>
-        </w:rPr>
-        <w:t xml:space="preserve">Séquence 3 · pourquoi ici</w:t>
-      </w:r>
-    </w:p>
-    <w:p>
-      <w:pPr>
-        <w:spacing w:after="120" w:before="0" w:line="276"/>
-      </w:pPr>
-      <w:r>
-        <w:rPr>
-          <w:rFonts w:ascii="Calibri" w:cs="Calibri" w:eastAsia="Calibri" w:hAnsi="Calibri"/>
-          <w:color w:val="15181D"/>
-          <w:sz w:val="20"/>
-          <w:szCs w:val="20"/>
-        </w:rPr>
-        <w:t xml:space="preserve">15 minutes.</w:t>
-      </w:r>
-    </w:p>
-    <w:p>
-      <w:pPr>
-        <w:pStyle w:val="ListParagraph"/>
-        <w:numPr>
-          <w:ilvl w:val="0"/>
-          <w:numId w:val="3"/>
-        </w:numPr>
-        <w:spacing w:after="90" w:line="264"/>
-      </w:pPr>
-      <w:r>
-        <w:rPr>
-          <w:rFonts w:ascii="Calibri" w:cs="Calibri" w:eastAsia="Calibri" w:hAnsi="Calibri"/>
-          <w:color w:val="15181D"/>
-          <w:sz w:val="20"/>
-          <w:szCs w:val="20"/>
-        </w:rPr>
-        <w:t xml:space="preserve">Qu'avez-vous compris de ce cabinet avant de venir ? Comment vous êtes-vous renseigné ?</w:t>
-      </w:r>
-    </w:p>
-    <w:p>
-      <w:pPr>
-        <w:pStyle w:val="ListParagraph"/>
-        <w:numPr>
-          <w:ilvl w:val="0"/>
-          <w:numId w:val="3"/>
-        </w:numPr>
-        <w:spacing w:after="90" w:line="264"/>
-      </w:pPr>
-      <w:r>
-        <w:rPr>
-          <w:rFonts w:ascii="Calibri" w:cs="Calibri" w:eastAsia="Calibri" w:hAnsi="Calibri"/>
-          <w:color w:val="15181D"/>
-          <w:sz w:val="20"/>
-          <w:szCs w:val="20"/>
-        </w:rPr>
-        <w:t xml:space="preserve">Qu'est-ce qui vous attire, et qu'est-ce qui vous inquiète ?</w:t>
-      </w:r>
-    </w:p>
-    <w:p>
-      <w:pPr>
-        <w:pStyle w:val="ListParagraph"/>
-        <w:numPr>
-          <w:ilvl w:val="0"/>
-          <w:numId w:val="3"/>
-        </w:numPr>
-        <w:spacing w:after="90" w:line="264"/>
-      </w:pPr>
-      <w:r>
-        <w:rPr>
-          <w:rFonts w:ascii="Calibri" w:cs="Calibri" w:eastAsia="Calibri" w:hAnsi="Calibri"/>
-          <w:color w:val="15181D"/>
-          <w:sz w:val="20"/>
-          <w:szCs w:val="20"/>
-        </w:rPr>
-        <w:t xml:space="preserve">Qu'est-ce qui vous ferait dire non à ce poste ?</w:t>
-      </w:r>
-    </w:p>
-    <w:p>
-      <w:pPr>
-        <w:pStyle w:val="ListParagraph"/>
-        <w:numPr>
-          <w:ilvl w:val="0"/>
-          <w:numId w:val="3"/>
-        </w:numPr>
-        <w:spacing w:after="90" w:line="264"/>
-      </w:pPr>
-      <w:r>
-        <w:rPr>
-          <w:rFonts w:ascii="Calibri" w:cs="Calibri" w:eastAsia="Calibri" w:hAnsi="Calibri"/>
-          <w:color w:val="15181D"/>
-          <w:sz w:val="20"/>
-          <w:szCs w:val="20"/>
-        </w:rPr>
-        <w:t xml:space="preserve">Qu'attendez-vous d'un cabinet, concrètement, au quotidien ?</w:t>
-      </w:r>
-    </w:p>
-    <w:p>
-      <w:pPr>
-        <w:pStyle w:val="ListParagraph"/>
-        <w:numPr>
-          <w:ilvl w:val="0"/>
-          <w:numId w:val="3"/>
-        </w:numPr>
-        <w:spacing w:after="90" w:line="264"/>
-      </w:pPr>
-      <w:r>
-        <w:rPr>
-          <w:rFonts w:ascii="Calibri" w:cs="Calibri" w:eastAsia="Calibri" w:hAnsi="Calibri"/>
-          <w:color w:val="15181D"/>
-          <w:sz w:val="20"/>
-          <w:szCs w:val="20"/>
-        </w:rPr>
-        <w:t xml:space="preserve">Quelles sont vos questions ?</w:t>
-      </w:r>
-    </w:p>
-    <w:p>
-      <w:pPr>
-        <w:spacing w:after="80" w:before="160" w:line="276"/>
-      </w:pPr>
-      <w:r>
-        <w:rPr>
-          <w:rFonts w:ascii="Calibri" w:cs="Calibri" w:eastAsia="Calibri" w:hAnsi="Calibri"/>
-          <w:b/>
-          <w:bCs/>
-          <w:caps/>
-          <w:color w:val="6E7784"/>
-          <w:spacing w:val="20"/>
-          <w:sz w:val="15"/>
-          <w:szCs w:val="15"/>
-        </w:rPr>
-        <w:t xml:space="preserve">Ce que vous observez</w:t>
-      </w:r>
-    </w:p>
-    <w:p>
-      <w:pPr>
-        <w:pStyle w:val="ListParagraph"/>
-        <w:numPr>
-          <w:ilvl w:val="0"/>
-          <w:numId w:val="2"/>
-        </w:numPr>
-        <w:spacing w:after="70" w:line="264"/>
-      </w:pPr>
-      <w:r>
-        <w:rPr>
-          <w:rFonts w:ascii="Calibri" w:cs="Calibri" w:eastAsia="Calibri" w:hAnsi="Calibri"/>
-          <w:color w:val="15181D"/>
-          <w:sz w:val="20"/>
-          <w:szCs w:val="20"/>
-        </w:rPr>
-        <w:t xml:space="preserve">La préparation est le signal le plus fiable de tout le processus. Un candidat qui a lu des décisions du cabinet, ou qui cite un dossier, a déjà décidé qu'il voulait venir. Un candidat qui a lu la page d'accueil a répondu à une annonce.</w:t>
-      </w:r>
-    </w:p>
-    <w:p>
-      <w:pPr>
-        <w:pStyle w:val="ListParagraph"/>
-        <w:numPr>
-          <w:ilvl w:val="0"/>
-          <w:numId w:val="2"/>
-        </w:numPr>
-        <w:spacing w:after="70" w:line="264"/>
-      </w:pPr>
-      <w:r>
-        <w:rPr>
-          <w:rFonts w:ascii="Calibri" w:cs="Calibri" w:eastAsia="Calibri" w:hAnsi="Calibri"/>
-          <w:color w:val="15181D"/>
-          <w:sz w:val="20"/>
-          <w:szCs w:val="20"/>
-        </w:rPr>
-        <w:t xml:space="preserve">La question 2 ne fonctionne que si vous obtenez les deux moitiés. Un candidat sans aucune inquiétude n'a pas réfléchi, ou ne dit pas ce qu'il pense. Relancez une fois.</w:t>
-      </w:r>
-    </w:p>
-    <w:p>
-      <w:pPr>
-        <w:pStyle w:val="ListParagraph"/>
-        <w:numPr>
-          <w:ilvl w:val="0"/>
-          <w:numId w:val="2"/>
-        </w:numPr>
-        <w:spacing w:after="70" w:line="264"/>
-      </w:pPr>
-      <w:r>
-        <w:rPr>
-          <w:rFonts w:ascii="Calibri" w:cs="Calibri" w:eastAsia="Calibri" w:hAnsi="Calibri"/>
-          <w:color w:val="15181D"/>
-          <w:sz w:val="20"/>
-          <w:szCs w:val="20"/>
-        </w:rPr>
-        <w:t xml:space="preserve">La question 3 vous donne ses lignes rouges. Notez-les mot à mot : ce sont elles que vous aurez à tenir si vous le recrutez.</w:t>
-      </w:r>
-    </w:p>
-    <w:p>
-      <w:pPr>
-        <w:pStyle w:val="ListParagraph"/>
-        <w:numPr>
-          <w:ilvl w:val="0"/>
-          <w:numId w:val="2"/>
-        </w:numPr>
-        <w:spacing w:after="70" w:line="264"/>
-      </w:pPr>
-      <w:r>
-        <w:rPr>
-          <w:rFonts w:ascii="Calibri" w:cs="Calibri" w:eastAsia="Calibri" w:hAnsi="Calibri"/>
-          <w:color w:val="15181D"/>
-          <w:sz w:val="20"/>
-          <w:szCs w:val="20"/>
-        </w:rPr>
-        <w:t xml:space="preserve">La question 5 est un test à elle seule. Ce qu'un candidat demande, et l'ordre dans lequel il le demande, dit ce qui compte pour lui.</w:t>
-      </w:r>
-    </w:p>
-    <w:p>
-      <w:pPr>
-        <w:spacing w:after="80" w:before="160" w:line="276"/>
-      </w:pPr>
-      <w:r>
-        <w:rPr>
-          <w:rFonts w:ascii="Calibri" w:cs="Calibri" w:eastAsia="Calibri" w:hAnsi="Calibri"/>
-          <w:b/>
-          <w:bCs/>
-          <w:caps/>
-          <w:color w:val="6E7784"/>
-          <w:spacing w:val="20"/>
-          <w:sz w:val="15"/>
-          <w:szCs w:val="15"/>
-        </w:rPr>
-        <w:t xml:space="preserve">Questions posées par le candidat, dans l'ordre</w:t>
-      </w:r>
-    </w:p>
-    <w:p>
-      <w:pPr>
-        <w:pBdr>
-          <w:bottom w:val="single" w:color="C9CFD8" w:sz="4"/>
-        </w:pBdr>
-        <w:spacing w:after="0" w:before="180"/>
-      </w:pPr>
-      <w:r>
-        <w:rPr>
-          <w:sz w:val="20"/>
-          <w:szCs w:val="20"/>
-        </w:rPr>
-        <w:t xml:space="preserve"/>
-      </w:r>
-    </w:p>
-    <w:p>
-      <w:pPr>
-        <w:pBdr>
-          <w:bottom w:val="single" w:color="C9CFD8" w:sz="4"/>
-        </w:pBdr>
-        <w:spacing w:after="0" w:before="180"/>
-      </w:pPr>
-      <w:r>
-        <w:rPr>
-          <w:sz w:val="20"/>
-          <w:szCs w:val="20"/>
-        </w:rPr>
-        <w:t xml:space="preserve"/>
-      </w:r>
-    </w:p>
-    <w:p>
-      <w:pPr>
-        <w:pBdr>
-          <w:bottom w:val="single" w:color="C9CFD8" w:sz="4"/>
-        </w:pBdr>
-        <w:spacing w:after="0" w:before="180"/>
-      </w:pPr>
-      <w:r>
-        <w:rPr>
-          <w:sz w:val="20"/>
-          <w:szCs w:val="20"/>
-        </w:rPr>
-        <w:t xml:space="preserve"/>
-      </w:r>
-    </w:p>
-    <w:p>
-      <w:pPr>
-        <w:pBdr>
-          <w:bottom w:val="single" w:color="C9CFD8" w:sz="4"/>
-        </w:pBdr>
-        <w:spacing w:after="0" w:before="180"/>
-      </w:pPr>
-      <w:r>
-        <w:rPr>
-          <w:sz w:val="20"/>
-          <w:szCs w:val="20"/>
-        </w:rPr>
-        <w:t xml:space="preserve"/>
-      </w:r>
-    </w:p>
-    <w:p>
-      <w:r>
-        <w:br w:type="page"/>
-      </w:r>
-    </w:p>
-    <w:p>
-      <w:pPr>
-        <w:pStyle w:val="Heading2"/>
-        <w:spacing w:after="140" w:before="300"/>
-      </w:pPr>
-      <w:r>
-        <w:rPr>
-          <w:rFonts w:ascii="Cambria" w:cs="Cambria" w:eastAsia="Cambria" w:hAnsi="Cambria"/>
-          <w:b/>
-          <w:bCs/>
-          <w:color w:val="1F4B7A"/>
-          <w:sz w:val="26"/>
-          <w:szCs w:val="26"/>
-        </w:rPr>
-        <w:t xml:space="preserve">Notation de l'étape 2</w:t>
-      </w:r>
-    </w:p>
-    <w:tbl>
-      <w:tblPr>
-        <w:tblW w:type="dxa" w:w="9638"/>
-        <w:tblBorders>
-          <w:top w:val="single" w:color="C9CFD8" w:sz="4"/>
-          <w:left w:val="single" w:color="C9CFD8" w:sz="4"/>
-          <w:bottom w:val="single" w:color="C9CFD8" w:sz="4"/>
-          <w:right w:val="single" w:color="C9CFD8" w:sz="4"/>
-          <w:insideH w:val="single" w:color="C9CFD8" w:sz="4"/>
-          <w:insideV w:val="single" w:color="C9CFD8" w:sz="4"/>
-        </w:tblBorders>
-      </w:tblPr>
-      <w:tblGrid>
-        <w:gridCol w:w="3000"/>
-        <w:gridCol w:w="5400"/>
-        <w:gridCol w:w="1238"/>
-      </w:tblGrid>
-      <w:tr>
-        <w:trPr>
-          <w:tblHeader/>
-        </w:trPr>
-        <w:tc>
-          <w:tcPr>
-            <w:tcW w:type="dxa" w:w="3000"/>
-            <w:shd w:fill="F5F7F9" w:color="auto" w:val="clear"/>
-            <w:tcMar>
-              <w:top w:type="dxa" w:w="90"/>
-              <w:left w:type="dxa" w:w="110"/>
-              <w:bottom w:type="dxa" w:w="90"/>
-              <w:right w:type="dxa" w:w="110"/>
-            </w:tcMar>
-            <w:vAlign w:val="top"/>
-          </w:tcPr>
-          <w:p>
-            <w:pPr>
-              <w:spacing w:after="40" w:line="252"/>
-            </w:pPr>
-            <w:r>
-              <w:rPr>
-                <w:rFonts w:ascii="Calibri" w:cs="Calibri" w:eastAsia="Calibri" w:hAnsi="Calibri"/>
-                <w:b/>
-                <w:bCs/>
-                <w:caps/>
-                <w:color w:val="6E7784"/>
-                <w:sz w:val="15"/>
-                <w:szCs w:val="15"/>
-              </w:rPr>
-              <w:t xml:space="preserve">Axe</w:t>
-            </w:r>
-          </w:p>
-        </w:tc>
-        <w:tc>
-          <w:tcPr>
-            <w:tcW w:type="dxa" w:w="5400"/>
-            <w:shd w:fill="F5F7F9" w:color="auto" w:val="clear"/>
-            <w:tcMar>
-              <w:top w:type="dxa" w:w="90"/>
-              <w:left w:type="dxa" w:w="110"/>
-              <w:bottom w:type="dxa" w:w="90"/>
-              <w:right w:type="dxa" w:w="110"/>
-            </w:tcMar>
-            <w:vAlign w:val="top"/>
-          </w:tcPr>
-          <w:p>
-            <w:pPr>
-              <w:spacing w:after="40" w:line="252"/>
-            </w:pPr>
-            <w:r>
-              <w:rPr>
-                <w:rFonts w:ascii="Calibri" w:cs="Calibri" w:eastAsia="Calibri" w:hAnsi="Calibri"/>
-                <w:b/>
-                <w:bCs/>
-                <w:caps/>
-                <w:color w:val="6E7784"/>
-                <w:sz w:val="15"/>
-                <w:szCs w:val="15"/>
-              </w:rPr>
-              <w:t xml:space="preserve">Ce que vous jugez</w:t>
-            </w:r>
-          </w:p>
-        </w:tc>
-        <w:tc>
-          <w:tcPr>
-            <w:tcW w:type="dxa" w:w="1238"/>
-            <w:shd w:fill="F5F7F9" w:color="auto" w:val="clear"/>
-            <w:tcMar>
-              <w:top w:type="dxa" w:w="90"/>
-              <w:left w:type="dxa" w:w="110"/>
-              <w:bottom w:type="dxa" w:w="90"/>
-              <w:right w:type="dxa" w:w="110"/>
-            </w:tcMar>
-            <w:vAlign w:val="top"/>
-          </w:tcPr>
-          <w:p>
-            <w:pPr>
-              <w:spacing w:after="40" w:line="252"/>
-              <w:jc w:val="center"/>
-            </w:pPr>
-            <w:r>
-              <w:rPr>
-                <w:rFonts w:ascii="Calibri" w:cs="Calibri" w:eastAsia="Calibri" w:hAnsi="Calibri"/>
-                <w:b/>
-                <w:bCs/>
-                <w:caps/>
-                <w:color w:val="6E7784"/>
-                <w:sz w:val="15"/>
-                <w:szCs w:val="15"/>
-              </w:rPr>
-              <w:t xml:space="preserve">1 à 4</w:t>
-            </w:r>
-          </w:p>
-        </w:tc>
-      </w:tr>
-      <w:tr>
-        <w:tc>
-          <w:tcPr>
-            <w:tcW w:type="dxa" w:w="3000"/>
-            <w:tcMar>
-              <w:top w:type="dxa" w:w="90"/>
-              <w:left w:type="dxa" w:w="110"/>
-              <w:bottom w:type="dxa" w:w="90"/>
-              <w:right w:type="dxa" w:w="110"/>
-            </w:tcMar>
-            <w:vAlign w:val="top"/>
-          </w:tcPr>
-          <w:p>
-            <w:pPr>
-              <w:spacing w:after="40" w:line="252"/>
-            </w:pPr>
-            <w:r>
-              <w:rPr>
-                <w:rFonts w:ascii="Calibri" w:cs="Calibri" w:eastAsia="Calibri" w:hAnsi="Calibri"/>
-                <w:b/>
-                <w:bCs/>
-                <w:color w:val="15181D"/>
-                <w:sz w:val="18"/>
-                <w:szCs w:val="18"/>
-              </w:rPr>
-              <w:t xml:space="preserve">Cohérence du parcours</w:t>
-            </w:r>
-          </w:p>
-        </w:tc>
-        <w:tc>
-          <w:tcPr>
-            <w:tcW w:type="dxa" w:w="5400"/>
-            <w:tcMar>
-              <w:top w:type="dxa" w:w="90"/>
-              <w:left w:type="dxa" w:w="110"/>
-              <w:bottom w:type="dxa" w:w="90"/>
-              <w:right w:type="dxa" w:w="110"/>
-            </w:tcMar>
-            <w:vAlign w:val="top"/>
-          </w:tcPr>
-          <w:p>
-            <w:pPr>
-              <w:spacing w:after="40" w:line="252"/>
-            </w:pPr>
-            <w:r>
-              <w:rPr>
-                <w:rFonts w:ascii="Calibri" w:cs="Calibri" w:eastAsia="Calibri" w:hAnsi="Calibri"/>
-                <w:b w:val="false"/>
-                <w:bCs w:val="false"/>
-                <w:color w:val="15181D"/>
-                <w:sz w:val="18"/>
-                <w:szCs w:val="18"/>
-              </w:rPr>
-              <w:t xml:space="preserve">Les décisions se tiennent-elles, et la personne sait-elle dire pourquoi</w:t>
-            </w:r>
-          </w:p>
-        </w:tc>
-        <w:tc>
-          <w:tcPr>
-            <w:tcW w:type="dxa" w:w="1238"/>
-            <w:tcMar>
-              <w:top w:type="dxa" w:w="90"/>
-              <w:left w:type="dxa" w:w="110"/>
-              <w:bottom w:type="dxa" w:w="90"/>
-              <w:right w:type="dxa" w:w="110"/>
-            </w:tcMar>
-            <w:vAlign w:val="top"/>
-          </w:tcPr>
-          <w:p>
-            <w:pPr>
-              <w:spacing w:after="40" w:line="252"/>
-              <w:jc w:val="center"/>
-            </w:pPr>
-            <w:r>
-              <w:rPr>
-                <w:rFonts w:ascii="Calibri" w:cs="Calibri" w:eastAsia="Calibri" w:hAnsi="Calibri"/>
-                <w:b w:val="false"/>
-                <w:bCs w:val="false"/>
-                <w:color w:val="15181D"/>
-                <w:sz w:val="18"/>
-                <w:szCs w:val="18"/>
-              </w:rPr>
-              <w:t xml:space="preserve"/>
-            </w:r>
-          </w:p>
-        </w:tc>
-      </w:tr>
-      <w:tr>
-        <w:tc>
-          <w:tcPr>
-            <w:tcW w:type="dxa" w:w="3000"/>
-            <w:shd w:fill="F5F7F9" w:color="auto" w:val="clear"/>
-            <w:tcMar>
-              <w:top w:type="dxa" w:w="90"/>
-              <w:left w:type="dxa" w:w="110"/>
-              <w:bottom w:type="dxa" w:w="90"/>
-              <w:right w:type="dxa" w:w="110"/>
-            </w:tcMar>
-            <w:vAlign w:val="top"/>
-          </w:tcPr>
-          <w:p>
-            <w:pPr>
-              <w:spacing w:after="40" w:line="252"/>
-            </w:pPr>
-            <w:r>
-              <w:rPr>
-                <w:rFonts w:ascii="Calibri" w:cs="Calibri" w:eastAsia="Calibri" w:hAnsi="Calibri"/>
-                <w:b/>
-                <w:bCs/>
-                <w:color w:val="15181D"/>
-                <w:sz w:val="18"/>
-                <w:szCs w:val="18"/>
-              </w:rPr>
-              <w:t xml:space="preserve">Connaissance de soi</w:t>
-            </w:r>
-          </w:p>
-        </w:tc>
-        <w:tc>
-          <w:tcPr>
-            <w:tcW w:type="dxa" w:w="5400"/>
-            <w:shd w:fill="F5F7F9" w:color="auto" w:val="clear"/>
-            <w:tcMar>
-              <w:top w:type="dxa" w:w="90"/>
-              <w:left w:type="dxa" w:w="110"/>
-              <w:bottom w:type="dxa" w:w="90"/>
-              <w:right w:type="dxa" w:w="110"/>
-            </w:tcMar>
-            <w:vAlign w:val="top"/>
-          </w:tcPr>
-          <w:p>
-            <w:pPr>
-              <w:spacing w:after="40" w:line="252"/>
-            </w:pPr>
-            <w:r>
-              <w:rPr>
-                <w:rFonts w:ascii="Calibri" w:cs="Calibri" w:eastAsia="Calibri" w:hAnsi="Calibri"/>
-                <w:b w:val="false"/>
-                <w:bCs w:val="false"/>
-                <w:color w:val="15181D"/>
-                <w:sz w:val="18"/>
-                <w:szCs w:val="18"/>
-              </w:rPr>
-              <w:t xml:space="preserve">Sait-elle ce qu'elle vaut, ce qui lui manque et ce qui la met en difficulté</w:t>
-            </w:r>
-          </w:p>
-        </w:tc>
-        <w:tc>
-          <w:tcPr>
-            <w:tcW w:type="dxa" w:w="1238"/>
-            <w:shd w:fill="F5F7F9" w:color="auto" w:val="clear"/>
-            <w:tcMar>
-              <w:top w:type="dxa" w:w="90"/>
-              <w:left w:type="dxa" w:w="110"/>
-              <w:bottom w:type="dxa" w:w="90"/>
-              <w:right w:type="dxa" w:w="110"/>
-            </w:tcMar>
-            <w:vAlign w:val="top"/>
-          </w:tcPr>
-          <w:p>
-            <w:pPr>
-              <w:spacing w:after="40" w:line="252"/>
-              <w:jc w:val="center"/>
-            </w:pPr>
-            <w:r>
-              <w:rPr>
-                <w:rFonts w:ascii="Calibri" w:cs="Calibri" w:eastAsia="Calibri" w:hAnsi="Calibri"/>
-                <w:b w:val="false"/>
-                <w:bCs w:val="false"/>
-                <w:color w:val="15181D"/>
-                <w:sz w:val="18"/>
-                <w:szCs w:val="18"/>
-              </w:rPr>
-              <w:t xml:space="preserve"/>
-            </w:r>
-          </w:p>
-        </w:tc>
-      </w:tr>
-      <w:tr>
-        <w:tc>
-          <w:tcPr>
-            <w:tcW w:type="dxa" w:w="3000"/>
-            <w:tcMar>
-              <w:top w:type="dxa" w:w="90"/>
-              <w:left w:type="dxa" w:w="110"/>
-              <w:bottom w:type="dxa" w:w="90"/>
-              <w:right w:type="dxa" w:w="110"/>
-            </w:tcMar>
-            <w:vAlign w:val="top"/>
-          </w:tcPr>
-          <w:p>
-            <w:pPr>
-              <w:spacing w:after="40" w:line="252"/>
-            </w:pPr>
-            <w:r>
-              <w:rPr>
-                <w:rFonts w:ascii="Calibri" w:cs="Calibri" w:eastAsia="Calibri" w:hAnsi="Calibri"/>
-                <w:b/>
-                <w:bCs/>
-                <w:color w:val="15181D"/>
-                <w:sz w:val="18"/>
-                <w:szCs w:val="18"/>
-              </w:rPr>
-              <w:t xml:space="preserve">Moteur et exigence</w:t>
-            </w:r>
-          </w:p>
-        </w:tc>
-        <w:tc>
-          <w:tcPr>
-            <w:tcW w:type="dxa" w:w="5400"/>
-            <w:tcMar>
-              <w:top w:type="dxa" w:w="90"/>
-              <w:left w:type="dxa" w:w="110"/>
-              <w:bottom w:type="dxa" w:w="90"/>
-              <w:right w:type="dxa" w:w="110"/>
-            </w:tcMar>
-            <w:vAlign w:val="top"/>
-          </w:tcPr>
-          <w:p>
-            <w:pPr>
-              <w:spacing w:after="40" w:line="252"/>
-            </w:pPr>
-            <w:r>
-              <w:rPr>
-                <w:rFonts w:ascii="Calibri" w:cs="Calibri" w:eastAsia="Calibri" w:hAnsi="Calibri"/>
-                <w:b w:val="false"/>
-                <w:bCs w:val="false"/>
-                <w:color w:val="15181D"/>
-                <w:sz w:val="18"/>
-                <w:szCs w:val="18"/>
-              </w:rPr>
-              <w:t xml:space="preserve">Qu'est-ce qui la met en mouvement, et où place-t-elle la barre</w:t>
-            </w:r>
-          </w:p>
-        </w:tc>
-        <w:tc>
-          <w:tcPr>
-            <w:tcW w:type="dxa" w:w="1238"/>
-            <w:tcMar>
-              <w:top w:type="dxa" w:w="90"/>
-              <w:left w:type="dxa" w:w="110"/>
-              <w:bottom w:type="dxa" w:w="90"/>
-              <w:right w:type="dxa" w:w="110"/>
-            </w:tcMar>
-            <w:vAlign w:val="top"/>
-          </w:tcPr>
-          <w:p>
-            <w:pPr>
-              <w:spacing w:after="40" w:line="252"/>
-              <w:jc w:val="center"/>
-            </w:pPr>
-            <w:r>
-              <w:rPr>
-                <w:rFonts w:ascii="Calibri" w:cs="Calibri" w:eastAsia="Calibri" w:hAnsi="Calibri"/>
-                <w:b w:val="false"/>
-                <w:bCs w:val="false"/>
-                <w:color w:val="15181D"/>
-                <w:sz w:val="18"/>
-                <w:szCs w:val="18"/>
-              </w:rPr>
-              <w:t xml:space="preserve"/>
-            </w:r>
-          </w:p>
-        </w:tc>
-      </w:tr>
-      <w:tr>
-        <w:tc>
-          <w:tcPr>
-            <w:tcW w:type="dxa" w:w="3000"/>
-            <w:shd w:fill="F5F7F9" w:color="auto" w:val="clear"/>
-            <w:tcMar>
-              <w:top w:type="dxa" w:w="90"/>
-              <w:left w:type="dxa" w:w="110"/>
-              <w:bottom w:type="dxa" w:w="90"/>
-              <w:right w:type="dxa" w:w="110"/>
-            </w:tcMar>
-            <w:vAlign w:val="top"/>
-          </w:tcPr>
-          <w:p>
-            <w:pPr>
-              <w:spacing w:after="40" w:line="252"/>
-            </w:pPr>
-            <w:r>
-              <w:rPr>
-                <w:rFonts w:ascii="Calibri" w:cs="Calibri" w:eastAsia="Calibri" w:hAnsi="Calibri"/>
-                <w:b/>
-                <w:bCs/>
-                <w:color w:val="15181D"/>
-                <w:sz w:val="18"/>
-                <w:szCs w:val="18"/>
-              </w:rPr>
-              <w:t xml:space="preserve">Adéquation au cabinet</w:t>
-            </w:r>
-          </w:p>
-        </w:tc>
-        <w:tc>
-          <w:tcPr>
-            <w:tcW w:type="dxa" w:w="5400"/>
-            <w:shd w:fill="F5F7F9" w:color="auto" w:val="clear"/>
-            <w:tcMar>
-              <w:top w:type="dxa" w:w="90"/>
-              <w:left w:type="dxa" w:w="110"/>
-              <w:bottom w:type="dxa" w:w="90"/>
-              <w:right w:type="dxa" w:w="110"/>
-            </w:tcMar>
-            <w:vAlign w:val="top"/>
-          </w:tcPr>
-          <w:p>
-            <w:pPr>
-              <w:spacing w:after="40" w:line="252"/>
-            </w:pPr>
-            <w:r>
-              <w:rPr>
-                <w:rFonts w:ascii="Calibri" w:cs="Calibri" w:eastAsia="Calibri" w:hAnsi="Calibri"/>
-                <w:b w:val="false"/>
-                <w:bCs w:val="false"/>
-                <w:color w:val="15181D"/>
-                <w:sz w:val="18"/>
-                <w:szCs w:val="18"/>
-              </w:rPr>
-              <w:t xml:space="preserve">Ce qu'elle cherche existe-t-il réellement ici</w:t>
-            </w:r>
-          </w:p>
-        </w:tc>
-        <w:tc>
-          <w:tcPr>
-            <w:tcW w:type="dxa" w:w="1238"/>
-            <w:shd w:fill="F5F7F9" w:color="auto" w:val="clear"/>
-            <w:tcMar>
-              <w:top w:type="dxa" w:w="90"/>
-              <w:left w:type="dxa" w:w="110"/>
-              <w:bottom w:type="dxa" w:w="90"/>
-              <w:right w:type="dxa" w:w="110"/>
-            </w:tcMar>
-            <w:vAlign w:val="top"/>
-          </w:tcPr>
-          <w:p>
-            <w:pPr>
-              <w:spacing w:after="40" w:line="252"/>
-              <w:jc w:val="center"/>
-            </w:pPr>
-            <w:r>
-              <w:rPr>
-                <w:rFonts w:ascii="Calibri" w:cs="Calibri" w:eastAsia="Calibri" w:hAnsi="Calibri"/>
-                <w:b w:val="false"/>
-                <w:bCs w:val="false"/>
-                <w:color w:val="15181D"/>
-                <w:sz w:val="18"/>
-                <w:szCs w:val="18"/>
-              </w:rPr>
-              <w:t xml:space="preserve"/>
-            </w:r>
-          </w:p>
-        </w:tc>
-      </w:tr>
-    </w:tbl>
-    <w:p>
-      <w:pPr>
-        <w:spacing w:after="160" w:before="0" w:line="276"/>
-      </w:pPr>
-      <w:r>
-        <w:rPr>
-          <w:rFonts w:ascii="Calibri" w:cs="Calibri" w:eastAsia="Calibri" w:hAnsi="Calibri"/>
-          <w:color w:val="15181D"/>
-          <w:sz w:val="20"/>
-          <w:szCs w:val="20"/>
-        </w:rPr>
-        <w:t xml:space="preserve"/>
-      </w:r>
-    </w:p>
-    <w:p>
-      <w:pPr>
-        <w:spacing w:after="200" w:before="0" w:line="276"/>
-      </w:pPr>
-      <w:r>
-        <w:rPr>
-          <w:rFonts w:ascii="Calibri" w:cs="Calibri" w:eastAsia="Calibri" w:hAnsi="Calibri"/>
-          <w:b/>
-          <w:bCs/>
-          <w:color w:val="15181D"/>
-          <w:sz w:val="20"/>
-          <w:szCs w:val="20"/>
-        </w:rPr>
-        <w:t xml:space="preserve">Note globale de l'étape 2 : ______ / 4</w:t>
-      </w:r>
-    </w:p>
-    <w:p>
-      <w:pPr>
-        <w:pStyle w:val="Heading3"/>
-        <w:spacing w:after="100" w:before="220"/>
-      </w:pPr>
-      <w:r>
-        <w:rPr>
-          <w:rFonts w:ascii="Calibri" w:cs="Calibri" w:eastAsia="Calibri" w:hAnsi="Calibri"/>
-          <w:b/>
-          <w:bCs/>
-          <w:color w:val="15181D"/>
-          <w:sz w:val="21"/>
-          <w:szCs w:val="21"/>
-        </w:rPr>
-        <w:t xml:space="preserve">Ce que le parcours dit des quatre valeurs du cabinet</w:t>
-      </w:r>
-    </w:p>
-    <w:p>
-      <w:pPr>
-        <w:spacing w:after="120" w:before="0" w:line="276"/>
-      </w:pPr>
-      <w:r>
-        <w:rPr>
-          <w:rFonts w:ascii="Calibri" w:cs="Calibri" w:eastAsia="Calibri" w:hAnsi="Calibri"/>
-          <w:color w:val="4B535E"/>
-          <w:sz w:val="18"/>
-          <w:szCs w:val="18"/>
-        </w:rPr>
-        <w:t xml:space="preserve">À remplir à partir de ce que le candidat a raconté, pas à partir de questions posées. Si une case reste vide, ne l'inventez pas : notez qu'elle est vide et transmettez-la à l'étape suivante.</w:t>
-      </w:r>
-    </w:p>
-    <w:tbl>
-      <w:tblPr>
-        <w:tblW w:type="dxa" w:w="9638"/>
-        <w:tblBorders>
-          <w:top w:val="single" w:color="C9CFD8" w:sz="4"/>
-          <w:left w:val="single" w:color="C9CFD8" w:sz="4"/>
-          <w:bottom w:val="single" w:color="C9CFD8" w:sz="4"/>
-          <w:right w:val="single" w:color="C9CFD8" w:sz="4"/>
-          <w:insideH w:val="single" w:color="C9CFD8" w:sz="4"/>
-          <w:insideV w:val="single" w:color="C9CFD8" w:sz="4"/>
-        </w:tblBorders>
-      </w:tblPr>
-      <w:tblGrid>
-        <w:gridCol w:w="2400"/>
-        <w:gridCol w:w="7238"/>
-      </w:tblGrid>
-      <w:tr>
-        <w:trPr>
-          <w:tblHeader/>
-        </w:trPr>
-        <w:tc>
-          <w:tcPr>
-            <w:tcW w:type="dxa" w:w="2400"/>
-            <w:shd w:fill="F5F7F9" w:color="auto" w:val="clear"/>
-            <w:tcMar>
-              <w:top w:type="dxa" w:w="90"/>
-              <w:left w:type="dxa" w:w="110"/>
-              <w:bottom w:type="dxa" w:w="90"/>
-              <w:right w:type="dxa" w:w="110"/>
-            </w:tcMar>
-            <w:vAlign w:val="top"/>
-          </w:tcPr>
-          <w:p>
-            <w:pPr>
-              <w:spacing w:after="40" w:line="252"/>
-            </w:pPr>
-            <w:r>
-              <w:rPr>
-                <w:rFonts w:ascii="Calibri" w:cs="Calibri" w:eastAsia="Calibri" w:hAnsi="Calibri"/>
-                <w:b/>
-                <w:bCs/>
-                <w:caps/>
-                <w:color w:val="6E7784"/>
-                <w:sz w:val="15"/>
-                <w:szCs w:val="15"/>
-              </w:rPr>
-              <w:t xml:space="preserve">Valeur</w:t>
-            </w:r>
-          </w:p>
-        </w:tc>
-        <w:tc>
-          <w:tcPr>
-            <w:tcW w:type="dxa" w:w="7238"/>
-            <w:shd w:fill="F5F7F9" w:color="auto" w:val="clear"/>
-            <w:tcMar>
-              <w:top w:type="dxa" w:w="90"/>
-              <w:left w:type="dxa" w:w="110"/>
-              <w:bottom w:type="dxa" w:w="90"/>
-              <w:right w:type="dxa" w:w="110"/>
-            </w:tcMar>
-            <w:vAlign w:val="top"/>
-          </w:tcPr>
-          <w:p>
-            <w:pPr>
-              <w:spacing w:after="40" w:line="252"/>
-            </w:pPr>
-            <w:r>
-              <w:rPr>
-                <w:rFonts w:ascii="Calibri" w:cs="Calibri" w:eastAsia="Calibri" w:hAnsi="Calibri"/>
-                <w:b/>
-                <w:bCs/>
-                <w:caps/>
-                <w:color w:val="6E7784"/>
-                <w:sz w:val="15"/>
-                <w:szCs w:val="15"/>
-              </w:rPr>
-              <w:t xml:space="preserve">Ce qui, dans son récit, l'éclaire</w:t>
-            </w:r>
-          </w:p>
-        </w:tc>
-      </w:tr>
-      <w:tr>
-        <w:tc>
-          <w:tcPr>
-            <w:tcW w:type="dxa" w:w="2400"/>
-            <w:tcMar>
-              <w:top w:type="dxa" w:w="90"/>
-              <w:left w:type="dxa" w:w="110"/>
-              <w:bottom w:type="dxa" w:w="90"/>
-              <w:right w:type="dxa" w:w="110"/>
-            </w:tcMar>
-            <w:vAlign w:val="top"/>
-          </w:tcPr>
-          <w:p>
-            <w:pPr>
-              <w:spacing w:after="40" w:line="252"/>
-            </w:pPr>
-            <w:r>
-              <w:rPr>
-                <w:rFonts w:ascii="Calibri" w:cs="Calibri" w:eastAsia="Calibri" w:hAnsi="Calibri"/>
-                <w:b/>
-                <w:bCs/>
-                <w:color w:val="15181D"/>
-                <w:sz w:val="18"/>
-                <w:szCs w:val="18"/>
-              </w:rPr>
-              <w:t xml:space="preserve">Expertise</w:t>
-            </w:r>
-          </w:p>
-        </w:tc>
-        <w:tc>
-          <w:tcPr>
-            <w:tcW w:type="dxa" w:w="7238"/>
-            <w:tcMar>
-              <w:top w:type="dxa" w:w="90"/>
-              <w:left w:type="dxa" w:w="110"/>
-              <w:bottom w:type="dxa" w:w="90"/>
-              <w:right w:type="dxa" w:w="110"/>
-            </w:tcMar>
-            <w:vAlign w:val="top"/>
-          </w:tcPr>
-          <w:p>
-            <w:pPr>
-              <w:spacing w:after="40" w:line="252"/>
-            </w:pPr>
-            <w:r>
-              <w:rPr>
-                <w:rFonts w:ascii="Calibri" w:cs="Calibri" w:eastAsia="Calibri" w:hAnsi="Calibri"/>
-                <w:b w:val="false"/>
-                <w:bCs w:val="false"/>
-                <w:color w:val="15181D"/>
-                <w:sz w:val="18"/>
-                <w:szCs w:val="18"/>
-              </w:rPr>
-              <w:t xml:space="preserve"/>
-            </w:r>
-          </w:p>
-        </w:tc>
-      </w:tr>
-      <w:tr>
-        <w:tc>
-          <w:tcPr>
-            <w:tcW w:type="dxa" w:w="2400"/>
-            <w:shd w:fill="F5F7F9" w:color="auto" w:val="clear"/>
-            <w:tcMar>
-              <w:top w:type="dxa" w:w="90"/>
-              <w:left w:type="dxa" w:w="110"/>
-              <w:bottom w:type="dxa" w:w="90"/>
-              <w:right w:type="dxa" w:w="110"/>
-            </w:tcMar>
-            <w:vAlign w:val="top"/>
-          </w:tcPr>
-          <w:p>
-            <w:pPr>
-              <w:spacing w:after="40" w:line="252"/>
-            </w:pPr>
-            <w:r>
-              <w:rPr>
-                <w:rFonts w:ascii="Calibri" w:cs="Calibri" w:eastAsia="Calibri" w:hAnsi="Calibri"/>
-                <w:b/>
-                <w:bCs/>
-                <w:color w:val="15181D"/>
-                <w:sz w:val="18"/>
-                <w:szCs w:val="18"/>
-              </w:rPr>
-              <w:t xml:space="preserve">Humanité</w:t>
-            </w:r>
-          </w:p>
-        </w:tc>
-        <w:tc>
-          <w:tcPr>
-            <w:tcW w:type="dxa" w:w="7238"/>
-            <w:shd w:fill="F5F7F9" w:color="auto" w:val="clear"/>
-            <w:tcMar>
-              <w:top w:type="dxa" w:w="90"/>
-              <w:left w:type="dxa" w:w="110"/>
-              <w:bottom w:type="dxa" w:w="90"/>
-              <w:right w:type="dxa" w:w="110"/>
-            </w:tcMar>
-            <w:vAlign w:val="top"/>
-          </w:tcPr>
-          <w:p>
-            <w:pPr>
-              <w:spacing w:after="40" w:line="252"/>
-            </w:pPr>
-            <w:r>
-              <w:rPr>
-                <w:rFonts w:ascii="Calibri" w:cs="Calibri" w:eastAsia="Calibri" w:hAnsi="Calibri"/>
-                <w:b w:val="false"/>
-                <w:bCs w:val="false"/>
-                <w:color w:val="15181D"/>
-                <w:sz w:val="18"/>
-                <w:szCs w:val="18"/>
-              </w:rPr>
-              <w:t xml:space="preserve"/>
-            </w:r>
-          </w:p>
-        </w:tc>
-      </w:tr>
-      <w:tr>
-        <w:tc>
-          <w:tcPr>
-            <w:tcW w:type="dxa" w:w="2400"/>
-            <w:tcMar>
-              <w:top w:type="dxa" w:w="90"/>
-              <w:left w:type="dxa" w:w="110"/>
-              <w:bottom w:type="dxa" w:w="90"/>
-              <w:right w:type="dxa" w:w="110"/>
-            </w:tcMar>
-            <w:vAlign w:val="top"/>
-          </w:tcPr>
-          <w:p>
-            <w:pPr>
-              <w:spacing w:after="40" w:line="252"/>
-            </w:pPr>
-            <w:r>
-              <w:rPr>
-                <w:rFonts w:ascii="Calibri" w:cs="Calibri" w:eastAsia="Calibri" w:hAnsi="Calibri"/>
-                <w:b/>
-                <w:bCs/>
-                <w:color w:val="15181D"/>
-                <w:sz w:val="18"/>
-                <w:szCs w:val="18"/>
-              </w:rPr>
-              <w:t xml:space="preserve">Justice</w:t>
-            </w:r>
-          </w:p>
-        </w:tc>
-        <w:tc>
-          <w:tcPr>
-            <w:tcW w:type="dxa" w:w="7238"/>
-            <w:tcMar>
-              <w:top w:type="dxa" w:w="90"/>
-              <w:left w:type="dxa" w:w="110"/>
-              <w:bottom w:type="dxa" w:w="90"/>
-              <w:right w:type="dxa" w:w="110"/>
-            </w:tcMar>
-            <w:vAlign w:val="top"/>
-          </w:tcPr>
-          <w:p>
-            <w:pPr>
-              <w:spacing w:after="40" w:line="252"/>
-            </w:pPr>
-            <w:r>
-              <w:rPr>
-                <w:rFonts w:ascii="Calibri" w:cs="Calibri" w:eastAsia="Calibri" w:hAnsi="Calibri"/>
-                <w:b w:val="false"/>
-                <w:bCs w:val="false"/>
-                <w:color w:val="15181D"/>
-                <w:sz w:val="18"/>
-                <w:szCs w:val="18"/>
-              </w:rPr>
-              <w:t xml:space="preserve"/>
-            </w:r>
-          </w:p>
-        </w:tc>
-      </w:tr>
-      <w:tr>
-        <w:tc>
-          <w:tcPr>
-            <w:tcW w:type="dxa" w:w="2400"/>
-            <w:shd w:fill="F5F7F9" w:color="auto" w:val="clear"/>
-            <w:tcMar>
-              <w:top w:type="dxa" w:w="90"/>
-              <w:left w:type="dxa" w:w="110"/>
-              <w:bottom w:type="dxa" w:w="90"/>
-              <w:right w:type="dxa" w:w="110"/>
-            </w:tcMar>
-            <w:vAlign w:val="top"/>
-          </w:tcPr>
-          <w:p>
-            <w:pPr>
-              <w:spacing w:after="40" w:line="252"/>
-            </w:pPr>
-            <w:r>
-              <w:rPr>
-                <w:rFonts w:ascii="Calibri" w:cs="Calibri" w:eastAsia="Calibri" w:hAnsi="Calibri"/>
-                <w:b/>
-                <w:bCs/>
-                <w:color w:val="15181D"/>
-                <w:sz w:val="18"/>
-                <w:szCs w:val="18"/>
-              </w:rPr>
-              <w:t xml:space="preserve">Réparation</w:t>
-            </w:r>
-          </w:p>
-        </w:tc>
-        <w:tc>
-          <w:tcPr>
-            <w:tcW w:type="dxa" w:w="7238"/>
-            <w:shd w:fill="F5F7F9" w:color="auto" w:val="clear"/>
-            <w:tcMar>
-              <w:top w:type="dxa" w:w="90"/>
-              <w:left w:type="dxa" w:w="110"/>
-              <w:bottom w:type="dxa" w:w="90"/>
-              <w:right w:type="dxa" w:w="110"/>
-            </w:tcMar>
-            <w:vAlign w:val="top"/>
-          </w:tcPr>
-          <w:p>
-            <w:pPr>
-              <w:spacing w:after="40" w:line="252"/>
-            </w:pPr>
-            <w:r>
-              <w:rPr>
-                <w:rFonts w:ascii="Calibri" w:cs="Calibri" w:eastAsia="Calibri" w:hAnsi="Calibri"/>
-                <w:b w:val="false"/>
-                <w:bCs w:val="false"/>
-                <w:color w:val="15181D"/>
-                <w:sz w:val="18"/>
-                <w:szCs w:val="18"/>
-              </w:rPr>
-              <w:t xml:space="preserve"/>
-            </w:r>
-          </w:p>
-        </w:tc>
-      </w:tr>
-    </w:tbl>
-    <w:p>
-      <w:pPr>
-        <w:spacing w:after="160" w:before="0" w:line="276"/>
+        <w:spacing w:after="140" w:before="0" w:line="276"/>
       </w:pPr>
       <w:r>
         <w:rPr>
@@ -10404,11 +8495,2017 @@
             <w:r>
               <w:rPr>
                 <w:rFonts w:ascii="Calibri" w:cs="Calibri" w:eastAsia="Calibri" w:hAnsi="Calibri"/>
+                <w:b/>
+                <w:bCs/>
+                <w:color w:val="15181D"/>
+                <w:sz w:val="20"/>
+                <w:szCs w:val="20"/>
+              </w:rPr>
+              <w:t xml:space="preserve">Par valeur, deux questions puis la mise en situation. </w:t>
+            </w:r>
+            <w:r>
+              <w:rPr>
+                <w:rFonts w:ascii="Calibri" w:cs="Calibri" w:eastAsia="Calibri" w:hAnsi="Calibri"/>
                 <w:color w:val="4B535E"/>
                 <w:sz w:val="20"/>
                 <w:szCs w:val="20"/>
               </w:rPr>
-              <w:t xml:space="preserve">Une question à se poser avant de noter : est-ce que je comprends pourquoi cette personne est assise en face de moi ?          Oui  ·  Non  ·  Pas encore</w:t>
+              <w:t xml:space="preserve">Vous n'aurez pas le temps de tout poser, et ce n'est pas le but. Mieux vaut approfondir deux réponses que survoler cinq.</w:t>
+            </w:r>
+          </w:p>
+        </w:tc>
+      </w:tr>
+    </w:tbl>
+    <w:p>
+      <w:r>
+        <w:br w:type="page"/>
+      </w:r>
+    </w:p>
+    <w:p>
+      <w:pPr>
+        <w:pStyle w:val="Heading2"/>
+        <w:spacing w:after="140" w:before="300"/>
+      </w:pPr>
+      <w:r>
+        <w:rPr>
+          <w:rFonts w:ascii="Cambria" w:cs="Cambria" w:eastAsia="Cambria" w:hAnsi="Cambria"/>
+          <w:b/>
+          <w:bCs/>
+          <w:color w:val="1F4B7A"/>
+          <w:sz w:val="26"/>
+          <w:szCs w:val="26"/>
+        </w:rPr>
+        <w:t xml:space="preserve">Valeur 1 · l'expertise</w:t>
+      </w:r>
+    </w:p>
+    <w:p>
+      <w:pPr>
+        <w:spacing w:after="120" w:before="0" w:line="276"/>
+      </w:pPr>
+      <w:r>
+        <w:rPr>
+          <w:rFonts w:ascii="Calibri" w:cs="Calibri" w:eastAsia="Calibri" w:hAnsi="Calibri"/>
+          <w:i/>
+          <w:iCs/>
+          <w:color w:val="4B535E"/>
+          <w:sz w:val="20"/>
+          <w:szCs w:val="20"/>
+        </w:rPr>
+        <w:t xml:space="preserve">Ce qu'elle veut dire ici : Le refus de l'à-peu-près. Maîtriser son sujet, et savoir où s'arrête sa compétence.</w:t>
+      </w:r>
+    </w:p>
+    <w:p>
+      <w:pPr>
+        <w:spacing w:after="80" w:before="160" w:line="276"/>
+      </w:pPr>
+      <w:r>
+        <w:rPr>
+          <w:rFonts w:ascii="Calibri" w:cs="Calibri" w:eastAsia="Calibri" w:hAnsi="Calibri"/>
+          <w:b/>
+          <w:bCs/>
+          <w:caps/>
+          <w:color w:val="6E7784"/>
+          <w:spacing w:val="20"/>
+          <w:sz w:val="15"/>
+          <w:szCs w:val="15"/>
+        </w:rPr>
+        <w:t xml:space="preserve">Questions, choisissez-en deux</w:t>
+      </w:r>
+    </w:p>
+    <w:p>
+      <w:pPr>
+        <w:pStyle w:val="ListParagraph"/>
+        <w:numPr>
+          <w:ilvl w:val="0"/>
+          <w:numId w:val="4"/>
+        </w:numPr>
+        <w:spacing w:after="90" w:line="264"/>
+      </w:pPr>
+      <w:r>
+        <w:rPr>
+          <w:rFonts w:ascii="Calibri" w:cs="Calibri" w:eastAsia="Calibri" w:hAnsi="Calibri"/>
+          <w:color w:val="15181D"/>
+          <w:sz w:val="20"/>
+          <w:szCs w:val="20"/>
+        </w:rPr>
+        <w:t xml:space="preserve">Racontez-moi une fois où vous avez dû dire « je ne sais pas ». À qui, et qu'avez-vous fait ensuite ?</w:t>
+      </w:r>
+    </w:p>
+    <w:p>
+      <w:pPr>
+        <w:pStyle w:val="ListParagraph"/>
+        <w:numPr>
+          <w:ilvl w:val="0"/>
+          <w:numId w:val="4"/>
+        </w:numPr>
+        <w:spacing w:after="90" w:line="264"/>
+      </w:pPr>
+      <w:r>
+        <w:rPr>
+          <w:rFonts w:ascii="Calibri" w:cs="Calibri" w:eastAsia="Calibri" w:hAnsi="Calibri"/>
+          <w:color w:val="15181D"/>
+          <w:sz w:val="20"/>
+          <w:szCs w:val="20"/>
+        </w:rPr>
+        <w:t xml:space="preserve">Qu'est-ce que vous avez appris le plus difficilement dans votre métier ?</w:t>
+      </w:r>
+    </w:p>
+    <w:p>
+      <w:pPr>
+        <w:pStyle w:val="ListParagraph"/>
+        <w:numPr>
+          <w:ilvl w:val="0"/>
+          <w:numId w:val="4"/>
+        </w:numPr>
+        <w:spacing w:after="90" w:line="264"/>
+      </w:pPr>
+      <w:r>
+        <w:rPr>
+          <w:rFonts w:ascii="Calibri" w:cs="Calibri" w:eastAsia="Calibri" w:hAnsi="Calibri"/>
+          <w:color w:val="15181D"/>
+          <w:sz w:val="20"/>
+          <w:szCs w:val="20"/>
+        </w:rPr>
+        <w:t xml:space="preserve">Comment savez-vous que vous êtes bon dans ce que vous faites ?</w:t>
+      </w:r>
+    </w:p>
+    <w:p>
+      <w:pPr>
+        <w:pStyle w:val="ListParagraph"/>
+        <w:numPr>
+          <w:ilvl w:val="0"/>
+          <w:numId w:val="4"/>
+        </w:numPr>
+        <w:spacing w:after="90" w:line="264"/>
+      </w:pPr>
+      <w:r>
+        <w:rPr>
+          <w:rFonts w:ascii="Calibri" w:cs="Calibri" w:eastAsia="Calibri" w:hAnsi="Calibri"/>
+          <w:color w:val="15181D"/>
+          <w:sz w:val="20"/>
+          <w:szCs w:val="20"/>
+        </w:rPr>
+        <w:t xml:space="preserve">Parlez-moi d'un travail que vous avez rendu et dont vous n'étiez pas satisfait. Pourquoi, et qu'en avez-vous fait ?</w:t>
+      </w:r>
+    </w:p>
+    <w:p>
+      <w:pPr>
+        <w:spacing w:after="80" w:before="160" w:line="276"/>
+      </w:pPr>
+      <w:r>
+        <w:rPr>
+          <w:rFonts w:ascii="Calibri" w:cs="Calibri" w:eastAsia="Calibri" w:hAnsi="Calibri"/>
+          <w:b/>
+          <w:bCs/>
+          <w:caps/>
+          <w:color w:val="6E7784"/>
+          <w:spacing w:val="20"/>
+          <w:sz w:val="15"/>
+          <w:szCs w:val="15"/>
+        </w:rPr>
+        <w:t xml:space="preserve">Mise en situation</w:t>
+      </w:r>
+    </w:p>
+    <w:p>
+      <w:pPr>
+        <w:spacing w:after="120" w:before="0" w:line="276"/>
+      </w:pPr>
+      <w:r>
+        <w:rPr>
+          <w:rFonts w:ascii="Calibri" w:cs="Calibri" w:eastAsia="Calibri" w:hAnsi="Calibri"/>
+          <w:color w:val="15181D"/>
+          <w:sz w:val="20"/>
+          <w:szCs w:val="20"/>
+        </w:rPr>
+        <w:t xml:space="preserve">« On vous demande un travail pour demain matin. Vous savez que pour le faire correctement, il vous faut trois jours. Que faites-vous ? »</w:t>
+      </w:r>
+    </w:p>
+    <w:p>
+      <w:pPr>
+        <w:spacing w:after="80" w:before="160" w:line="276"/>
+      </w:pPr>
+      <w:r>
+        <w:rPr>
+          <w:rFonts w:ascii="Calibri" w:cs="Calibri" w:eastAsia="Calibri" w:hAnsi="Calibri"/>
+          <w:b/>
+          <w:bCs/>
+          <w:caps/>
+          <w:color w:val="6E7784"/>
+          <w:spacing w:val="20"/>
+          <w:sz w:val="15"/>
+          <w:szCs w:val="15"/>
+        </w:rPr>
+        <w:t xml:space="preserve">Ce que vous observez</w:t>
+      </w:r>
+    </w:p>
+    <w:p>
+      <w:pPr>
+        <w:pStyle w:val="ListParagraph"/>
+        <w:numPr>
+          <w:ilvl w:val="0"/>
+          <w:numId w:val="2"/>
+        </w:numPr>
+        <w:spacing w:after="70" w:line="264"/>
+      </w:pPr>
+      <w:r>
+        <w:rPr>
+          <w:rFonts w:ascii="Calibri" w:cs="Calibri" w:eastAsia="Calibri" w:hAnsi="Calibri"/>
+          <w:color w:val="15181D"/>
+          <w:sz w:val="20"/>
+          <w:szCs w:val="20"/>
+        </w:rPr>
+        <w:t xml:space="preserve">L'expertise se revendique-t-elle, ou se démontre-t-elle par des exemples ?</w:t>
+      </w:r>
+    </w:p>
+    <w:p>
+      <w:pPr>
+        <w:pStyle w:val="ListParagraph"/>
+        <w:numPr>
+          <w:ilvl w:val="0"/>
+          <w:numId w:val="2"/>
+        </w:numPr>
+        <w:spacing w:after="70" w:line="264"/>
+      </w:pPr>
+      <w:r>
+        <w:rPr>
+          <w:rFonts w:ascii="Calibri" w:cs="Calibri" w:eastAsia="Calibri" w:hAnsi="Calibri"/>
+          <w:color w:val="15181D"/>
+          <w:sz w:val="20"/>
+          <w:szCs w:val="20"/>
+        </w:rPr>
+        <w:t xml:space="preserve">Sait-il nommer la limite de sa compétence sans qu'on le lui demande ?</w:t>
+      </w:r>
+    </w:p>
+    <w:p>
+      <w:pPr>
+        <w:pStyle w:val="ListParagraph"/>
+        <w:numPr>
+          <w:ilvl w:val="0"/>
+          <w:numId w:val="2"/>
+        </w:numPr>
+        <w:spacing w:after="70" w:line="264"/>
+      </w:pPr>
+      <w:r>
+        <w:rPr>
+          <w:rFonts w:ascii="Calibri" w:cs="Calibri" w:eastAsia="Calibri" w:hAnsi="Calibri"/>
+          <w:color w:val="15181D"/>
+          <w:sz w:val="20"/>
+          <w:szCs w:val="20"/>
+        </w:rPr>
+        <w:t xml:space="preserve">Son critère de qualité est-il externe, le client est content, ou interne, je sais que c'est juste ?</w:t>
+      </w:r>
+    </w:p>
+    <w:p>
+      <w:pPr>
+        <w:pStyle w:val="ListParagraph"/>
+        <w:numPr>
+          <w:ilvl w:val="0"/>
+          <w:numId w:val="2"/>
+        </w:numPr>
+        <w:spacing w:after="70" w:line="264"/>
+      </w:pPr>
+      <w:r>
+        <w:rPr>
+          <w:rFonts w:ascii="Calibri" w:cs="Calibri" w:eastAsia="Calibri" w:hAnsi="Calibri"/>
+          <w:color w:val="15181D"/>
+          <w:sz w:val="20"/>
+          <w:szCs w:val="20"/>
+        </w:rPr>
+        <w:t xml:space="preserve">Sur la mise en situation : négocie-t-il le délai, livre-t-il dégradé en le disant, livre-t-il dégradé en se taisant, ou refuse-t-il ? Distingue-t-il les cas où chaque réponse s'impose ?</w:t>
+      </w:r>
+    </w:p>
+    <w:p>
+      <w:pPr>
+        <w:pStyle w:val="ListParagraph"/>
+        <w:numPr>
+          <w:ilvl w:val="0"/>
+          <w:numId w:val="2"/>
+        </w:numPr>
+        <w:spacing w:after="70" w:line="264"/>
+      </w:pPr>
+      <w:r>
+        <w:rPr>
+          <w:rFonts w:ascii="Calibri" w:cs="Calibri" w:eastAsia="Calibri" w:hAnsi="Calibri"/>
+          <w:color w:val="15181D"/>
+          <w:sz w:val="20"/>
+          <w:szCs w:val="20"/>
+        </w:rPr>
+        <w:t xml:space="preserve">Confond-il l'expérience et l'expertise ? Dix ans de pratique ne sont pas dix ans d'apprentissage.</w:t>
+      </w:r>
+    </w:p>
+    <w:p>
+      <w:pPr>
+        <w:spacing w:after="80" w:before="160" w:line="276"/>
+      </w:pPr>
+      <w:r>
+        <w:rPr>
+          <w:rFonts w:ascii="Calibri" w:cs="Calibri" w:eastAsia="Calibri" w:hAnsi="Calibri"/>
+          <w:b/>
+          <w:bCs/>
+          <w:caps/>
+          <w:color w:val="6E7784"/>
+          <w:spacing w:val="20"/>
+          <w:sz w:val="15"/>
+          <w:szCs w:val="15"/>
+        </w:rPr>
+        <w:t xml:space="preserve">Notes</w:t>
+      </w:r>
+    </w:p>
+    <w:p>
+      <w:pPr>
+        <w:pBdr>
+          <w:bottom w:val="single" w:color="C9CFD8" w:sz="4"/>
+        </w:pBdr>
+        <w:spacing w:after="0" w:before="180"/>
+      </w:pPr>
+      <w:r>
+        <w:rPr>
+          <w:sz w:val="20"/>
+          <w:szCs w:val="20"/>
+        </w:rPr>
+        <w:t xml:space="preserve"/>
+      </w:r>
+    </w:p>
+    <w:p>
+      <w:pPr>
+        <w:pBdr>
+          <w:bottom w:val="single" w:color="C9CFD8" w:sz="4"/>
+        </w:pBdr>
+        <w:spacing w:after="0" w:before="180"/>
+      </w:pPr>
+      <w:r>
+        <w:rPr>
+          <w:sz w:val="20"/>
+          <w:szCs w:val="20"/>
+        </w:rPr>
+        <w:t xml:space="preserve"/>
+      </w:r>
+    </w:p>
+    <w:p>
+      <w:pPr>
+        <w:pBdr>
+          <w:bottom w:val="single" w:color="C9CFD8" w:sz="4"/>
+        </w:pBdr>
+        <w:spacing w:after="0" w:before="180"/>
+      </w:pPr>
+      <w:r>
+        <w:rPr>
+          <w:sz w:val="20"/>
+          <w:szCs w:val="20"/>
+        </w:rPr>
+        <w:t xml:space="preserve"/>
+      </w:r>
+    </w:p>
+    <w:p>
+      <w:pPr>
+        <w:pBdr>
+          <w:bottom w:val="single" w:color="C9CFD8" w:sz="4"/>
+        </w:pBdr>
+        <w:spacing w:after="0" w:before="180"/>
+      </w:pPr>
+      <w:r>
+        <w:rPr>
+          <w:sz w:val="20"/>
+          <w:szCs w:val="20"/>
+        </w:rPr>
+        <w:t xml:space="preserve"/>
+      </w:r>
+    </w:p>
+    <w:p>
+      <w:r>
+        <w:br w:type="page"/>
+      </w:r>
+    </w:p>
+    <w:p>
+      <w:pPr>
+        <w:pStyle w:val="Heading2"/>
+        <w:spacing w:after="140" w:before="300"/>
+      </w:pPr>
+      <w:r>
+        <w:rPr>
+          <w:rFonts w:ascii="Cambria" w:cs="Cambria" w:eastAsia="Cambria" w:hAnsi="Cambria"/>
+          <w:b/>
+          <w:bCs/>
+          <w:color w:val="1F4B7A"/>
+          <w:sz w:val="26"/>
+          <w:szCs w:val="26"/>
+        </w:rPr>
+        <w:t xml:space="preserve">Valeur 2 · l'humanité</w:t>
+      </w:r>
+    </w:p>
+    <w:p>
+      <w:pPr>
+        <w:spacing w:after="120" w:before="0" w:line="276"/>
+      </w:pPr>
+      <w:r>
+        <w:rPr>
+          <w:rFonts w:ascii="Calibri" w:cs="Calibri" w:eastAsia="Calibri" w:hAnsi="Calibri"/>
+          <w:i/>
+          <w:iCs/>
+          <w:color w:val="4B535E"/>
+          <w:sz w:val="20"/>
+          <w:szCs w:val="20"/>
+        </w:rPr>
+        <w:t xml:space="preserve">Ce qu'elle veut dire ici : La personne en face n'est pas un dossier.</w:t>
+      </w:r>
+    </w:p>
+    <w:p>
+      <w:pPr>
+        <w:spacing w:after="80" w:before="160" w:line="276"/>
+      </w:pPr>
+      <w:r>
+        <w:rPr>
+          <w:rFonts w:ascii="Calibri" w:cs="Calibri" w:eastAsia="Calibri" w:hAnsi="Calibri"/>
+          <w:b/>
+          <w:bCs/>
+          <w:caps/>
+          <w:color w:val="6E7784"/>
+          <w:spacing w:val="20"/>
+          <w:sz w:val="15"/>
+          <w:szCs w:val="15"/>
+        </w:rPr>
+        <w:t xml:space="preserve">Questions, choisissez-en deux</w:t>
+      </w:r>
+    </w:p>
+    <w:p>
+      <w:pPr>
+        <w:pStyle w:val="ListParagraph"/>
+        <w:numPr>
+          <w:ilvl w:val="0"/>
+          <w:numId w:val="4"/>
+        </w:numPr>
+        <w:spacing w:after="90" w:line="264"/>
+      </w:pPr>
+      <w:r>
+        <w:rPr>
+          <w:rFonts w:ascii="Calibri" w:cs="Calibri" w:eastAsia="Calibri" w:hAnsi="Calibri"/>
+          <w:color w:val="15181D"/>
+          <w:sz w:val="20"/>
+          <w:szCs w:val="20"/>
+        </w:rPr>
+        <w:t xml:space="preserve">Parlez-moi de quelqu'un que vous avez aidé alors que ce n'était pas votre rôle.</w:t>
+      </w:r>
+    </w:p>
+    <w:p>
+      <w:pPr>
+        <w:pStyle w:val="ListParagraph"/>
+        <w:numPr>
+          <w:ilvl w:val="0"/>
+          <w:numId w:val="4"/>
+        </w:numPr>
+        <w:spacing w:after="90" w:line="264"/>
+      </w:pPr>
+      <w:r>
+        <w:rPr>
+          <w:rFonts w:ascii="Calibri" w:cs="Calibri" w:eastAsia="Calibri" w:hAnsi="Calibri"/>
+          <w:color w:val="15181D"/>
+          <w:sz w:val="20"/>
+          <w:szCs w:val="20"/>
+        </w:rPr>
+        <w:t xml:space="preserve">Racontez-moi une fois où vous avez eu à annoncer une mauvaise nouvelle. Comment vous y êtes-vous pris ?</w:t>
+      </w:r>
+    </w:p>
+    <w:p>
+      <w:pPr>
+        <w:pStyle w:val="ListParagraph"/>
+        <w:numPr>
+          <w:ilvl w:val="0"/>
+          <w:numId w:val="4"/>
+        </w:numPr>
+        <w:spacing w:after="90" w:line="264"/>
+      </w:pPr>
+      <w:r>
+        <w:rPr>
+          <w:rFonts w:ascii="Calibri" w:cs="Calibri" w:eastAsia="Calibri" w:hAnsi="Calibri"/>
+          <w:color w:val="15181D"/>
+          <w:sz w:val="20"/>
+          <w:szCs w:val="20"/>
+        </w:rPr>
+        <w:t xml:space="preserve">Qu'est-ce qui vous a le plus touché dans votre vie professionnelle ?</w:t>
+      </w:r>
+    </w:p>
+    <w:p>
+      <w:pPr>
+        <w:pStyle w:val="ListParagraph"/>
+        <w:numPr>
+          <w:ilvl w:val="0"/>
+          <w:numId w:val="4"/>
+        </w:numPr>
+        <w:spacing w:after="90" w:line="264"/>
+      </w:pPr>
+      <w:r>
+        <w:rPr>
+          <w:rFonts w:ascii="Calibri" w:cs="Calibri" w:eastAsia="Calibri" w:hAnsi="Calibri"/>
+          <w:color w:val="15181D"/>
+          <w:sz w:val="20"/>
+          <w:szCs w:val="20"/>
+        </w:rPr>
+        <w:t xml:space="preserve">Comment faites-vous quand quelqu'un s'effondre devant vous ?</w:t>
+      </w:r>
+    </w:p>
+    <w:p>
+      <w:pPr>
+        <w:spacing w:after="80" w:before="160" w:line="276"/>
+      </w:pPr>
+      <w:r>
+        <w:rPr>
+          <w:rFonts w:ascii="Calibri" w:cs="Calibri" w:eastAsia="Calibri" w:hAnsi="Calibri"/>
+          <w:b/>
+          <w:bCs/>
+          <w:caps/>
+          <w:color w:val="6E7784"/>
+          <w:spacing w:val="20"/>
+          <w:sz w:val="15"/>
+          <w:szCs w:val="15"/>
+        </w:rPr>
+        <w:t xml:space="preserve">Mise en situation</w:t>
+      </w:r>
+    </w:p>
+    <w:p>
+      <w:pPr>
+        <w:spacing w:after="120" w:before="0" w:line="276"/>
+      </w:pPr>
+      <w:r>
+        <w:rPr>
+          <w:rFonts w:ascii="Calibri" w:cs="Calibri" w:eastAsia="Calibri" w:hAnsi="Calibri"/>
+          <w:color w:val="15181D"/>
+          <w:sz w:val="20"/>
+          <w:szCs w:val="20"/>
+        </w:rPr>
+        <w:t xml:space="preserve">« Quelqu'un vous appelle un dimanche soir. Objectivement ce n'est pas urgent, mais la personne va mal. Que faites-vous ? Et si cela se reproduit tous les dimanches pendant trois mois ? »</w:t>
+      </w:r>
+    </w:p>
+    <w:p>
+      <w:pPr>
+        <w:spacing w:after="80" w:before="160" w:line="276"/>
+      </w:pPr>
+      <w:r>
+        <w:rPr>
+          <w:rFonts w:ascii="Calibri" w:cs="Calibri" w:eastAsia="Calibri" w:hAnsi="Calibri"/>
+          <w:b/>
+          <w:bCs/>
+          <w:caps/>
+          <w:color w:val="6E7784"/>
+          <w:spacing w:val="20"/>
+          <w:sz w:val="15"/>
+          <w:szCs w:val="15"/>
+        </w:rPr>
+        <w:t xml:space="preserve">Ce que vous observez</w:t>
+      </w:r>
+    </w:p>
+    <w:p>
+      <w:pPr>
+        <w:pStyle w:val="ListParagraph"/>
+        <w:numPr>
+          <w:ilvl w:val="0"/>
+          <w:numId w:val="2"/>
+        </w:numPr>
+        <w:spacing w:after="70" w:line="264"/>
+      </w:pPr>
+      <w:r>
+        <w:rPr>
+          <w:rFonts w:ascii="Calibri" w:cs="Calibri" w:eastAsia="Calibri" w:hAnsi="Calibri"/>
+          <w:color w:val="15181D"/>
+          <w:sz w:val="20"/>
+          <w:szCs w:val="20"/>
+        </w:rPr>
+        <w:t xml:space="preserve">Parle-t-il des gens, ou des dossiers ? Écoutez le vocabulaire, il est plus fiable que les déclarations.</w:t>
+      </w:r>
+    </w:p>
+    <w:p>
+      <w:pPr>
+        <w:pStyle w:val="ListParagraph"/>
+        <w:numPr>
+          <w:ilvl w:val="0"/>
+          <w:numId w:val="2"/>
+        </w:numPr>
+        <w:spacing w:after="70" w:line="264"/>
+      </w:pPr>
+      <w:r>
+        <w:rPr>
+          <w:rFonts w:ascii="Calibri" w:cs="Calibri" w:eastAsia="Calibri" w:hAnsi="Calibri"/>
+          <w:color w:val="15181D"/>
+          <w:sz w:val="20"/>
+          <w:szCs w:val="20"/>
+        </w:rPr>
+        <w:t xml:space="preserve">L'empathie est-elle une posture ou une pratique construite ? Une pratique a des règles, une posture n'en a pas.</w:t>
+      </w:r>
+    </w:p>
+    <w:p>
+      <w:pPr>
+        <w:pStyle w:val="ListParagraph"/>
+        <w:numPr>
+          <w:ilvl w:val="0"/>
+          <w:numId w:val="2"/>
+        </w:numPr>
+        <w:spacing w:after="70" w:line="264"/>
+      </w:pPr>
+      <w:r>
+        <w:rPr>
+          <w:rFonts w:ascii="Calibri" w:cs="Calibri" w:eastAsia="Calibri" w:hAnsi="Calibri"/>
+          <w:color w:val="15181D"/>
+          <w:sz w:val="20"/>
+          <w:szCs w:val="20"/>
+        </w:rPr>
+        <w:t xml:space="preserve">Sur la mise en situation : pose-t-il un cadre, et le pose-t-il tôt ou seulement quand il craque ?</w:t>
+      </w:r>
+    </w:p>
+    <w:p>
+      <w:pPr>
+        <w:pStyle w:val="ListParagraph"/>
+        <w:numPr>
+          <w:ilvl w:val="0"/>
+          <w:numId w:val="2"/>
+        </w:numPr>
+        <w:spacing w:after="70" w:line="264"/>
+      </w:pPr>
+      <w:r>
+        <w:rPr>
+          <w:rFonts w:ascii="Calibri" w:cs="Calibri" w:eastAsia="Calibri" w:hAnsi="Calibri"/>
+          <w:color w:val="15181D"/>
+          <w:sz w:val="20"/>
+          <w:szCs w:val="20"/>
+        </w:rPr>
+        <w:t xml:space="preserve">Confond-il la disponibilité et la qualité de l'accompagnement ?</w:t>
+      </w:r>
+    </w:p>
+    <w:p>
+      <w:pPr>
+        <w:pStyle w:val="ListParagraph"/>
+        <w:numPr>
+          <w:ilvl w:val="0"/>
+          <w:numId w:val="2"/>
+        </w:numPr>
+        <w:spacing w:after="70" w:line="264"/>
+      </w:pPr>
+      <w:r>
+        <w:rPr>
+          <w:rFonts w:ascii="Calibri" w:cs="Calibri" w:eastAsia="Calibri" w:hAnsi="Calibri"/>
+          <w:color w:val="15181D"/>
+          <w:sz w:val="20"/>
+          <w:szCs w:val="20"/>
+        </w:rPr>
+        <w:t xml:space="preserve">Distingue-t-il compatir et aider ? Ce ne sont pas les mêmes gestes.</w:t>
+      </w:r>
+    </w:p>
+    <w:p>
+      <w:pPr>
+        <w:spacing w:after="80" w:before="160" w:line="276"/>
+      </w:pPr>
+      <w:r>
+        <w:rPr>
+          <w:rFonts w:ascii="Calibri" w:cs="Calibri" w:eastAsia="Calibri" w:hAnsi="Calibri"/>
+          <w:b/>
+          <w:bCs/>
+          <w:caps/>
+          <w:color w:val="6E7784"/>
+          <w:spacing w:val="20"/>
+          <w:sz w:val="15"/>
+          <w:szCs w:val="15"/>
+        </w:rPr>
+        <w:t xml:space="preserve">Notes</w:t>
+      </w:r>
+    </w:p>
+    <w:p>
+      <w:pPr>
+        <w:pBdr>
+          <w:bottom w:val="single" w:color="C9CFD8" w:sz="4"/>
+        </w:pBdr>
+        <w:spacing w:after="0" w:before="180"/>
+      </w:pPr>
+      <w:r>
+        <w:rPr>
+          <w:sz w:val="20"/>
+          <w:szCs w:val="20"/>
+        </w:rPr>
+        <w:t xml:space="preserve"/>
+      </w:r>
+    </w:p>
+    <w:p>
+      <w:pPr>
+        <w:pBdr>
+          <w:bottom w:val="single" w:color="C9CFD8" w:sz="4"/>
+        </w:pBdr>
+        <w:spacing w:after="0" w:before="180"/>
+      </w:pPr>
+      <w:r>
+        <w:rPr>
+          <w:sz w:val="20"/>
+          <w:szCs w:val="20"/>
+        </w:rPr>
+        <w:t xml:space="preserve"/>
+      </w:r>
+    </w:p>
+    <w:p>
+      <w:pPr>
+        <w:pBdr>
+          <w:bottom w:val="single" w:color="C9CFD8" w:sz="4"/>
+        </w:pBdr>
+        <w:spacing w:after="0" w:before="180"/>
+      </w:pPr>
+      <w:r>
+        <w:rPr>
+          <w:sz w:val="20"/>
+          <w:szCs w:val="20"/>
+        </w:rPr>
+        <w:t xml:space="preserve"/>
+      </w:r>
+    </w:p>
+    <w:p>
+      <w:pPr>
+        <w:pBdr>
+          <w:bottom w:val="single" w:color="C9CFD8" w:sz="4"/>
+        </w:pBdr>
+        <w:spacing w:after="0" w:before="180"/>
+      </w:pPr>
+      <w:r>
+        <w:rPr>
+          <w:sz w:val="20"/>
+          <w:szCs w:val="20"/>
+        </w:rPr>
+        <w:t xml:space="preserve"/>
+      </w:r>
+    </w:p>
+    <w:p>
+      <w:r>
+        <w:br w:type="page"/>
+      </w:r>
+    </w:p>
+    <w:p>
+      <w:pPr>
+        <w:pStyle w:val="Heading2"/>
+        <w:spacing w:after="140" w:before="300"/>
+      </w:pPr>
+      <w:r>
+        <w:rPr>
+          <w:rFonts w:ascii="Cambria" w:cs="Cambria" w:eastAsia="Cambria" w:hAnsi="Cambria"/>
+          <w:b/>
+          <w:bCs/>
+          <w:color w:val="1F4B7A"/>
+          <w:sz w:val="26"/>
+          <w:szCs w:val="26"/>
+        </w:rPr>
+        <w:t xml:space="preserve">Valeur 3 · la justice</w:t>
+      </w:r>
+    </w:p>
+    <w:p>
+      <w:pPr>
+        <w:spacing w:after="120" w:before="0" w:line="276"/>
+      </w:pPr>
+      <w:r>
+        <w:rPr>
+          <w:rFonts w:ascii="Calibri" w:cs="Calibri" w:eastAsia="Calibri" w:hAnsi="Calibri"/>
+          <w:i/>
+          <w:iCs/>
+          <w:color w:val="4B535E"/>
+          <w:sz w:val="20"/>
+          <w:szCs w:val="20"/>
+        </w:rPr>
+        <w:t xml:space="preserve">Ce qu'elle veut dire ici : Choisir un camp et s'y tenir, y compris quand cela coûte.</w:t>
+      </w:r>
+    </w:p>
+    <w:p>
+      <w:pPr>
+        <w:spacing w:after="80" w:before="160" w:line="276"/>
+      </w:pPr>
+      <w:r>
+        <w:rPr>
+          <w:rFonts w:ascii="Calibri" w:cs="Calibri" w:eastAsia="Calibri" w:hAnsi="Calibri"/>
+          <w:b/>
+          <w:bCs/>
+          <w:caps/>
+          <w:color w:val="6E7784"/>
+          <w:spacing w:val="20"/>
+          <w:sz w:val="15"/>
+          <w:szCs w:val="15"/>
+        </w:rPr>
+        <w:t xml:space="preserve">Questions, choisissez-en deux</w:t>
+      </w:r>
+    </w:p>
+    <w:p>
+      <w:pPr>
+        <w:pStyle w:val="ListParagraph"/>
+        <w:numPr>
+          <w:ilvl w:val="0"/>
+          <w:numId w:val="4"/>
+        </w:numPr>
+        <w:spacing w:after="90" w:line="264"/>
+      </w:pPr>
+      <w:r>
+        <w:rPr>
+          <w:rFonts w:ascii="Calibri" w:cs="Calibri" w:eastAsia="Calibri" w:hAnsi="Calibri"/>
+          <w:color w:val="15181D"/>
+          <w:sz w:val="20"/>
+          <w:szCs w:val="20"/>
+        </w:rPr>
+        <w:t xml:space="preserve">Racontez-moi une fois où vous avez pris parti pour quelqu'un contre l'avis majoritaire.</w:t>
+      </w:r>
+    </w:p>
+    <w:p>
+      <w:pPr>
+        <w:pStyle w:val="ListParagraph"/>
+        <w:numPr>
+          <w:ilvl w:val="0"/>
+          <w:numId w:val="4"/>
+        </w:numPr>
+        <w:spacing w:after="90" w:line="264"/>
+      </w:pPr>
+      <w:r>
+        <w:rPr>
+          <w:rFonts w:ascii="Calibri" w:cs="Calibri" w:eastAsia="Calibri" w:hAnsi="Calibri"/>
+          <w:color w:val="15181D"/>
+          <w:sz w:val="20"/>
+          <w:szCs w:val="20"/>
+        </w:rPr>
+        <w:t xml:space="preserve">Parlez-moi d'une situation où vous avez trouvé qu'on traitait quelqu'un injustement. Qu'avez-vous fait ?</w:t>
+      </w:r>
+    </w:p>
+    <w:p>
+      <w:pPr>
+        <w:pStyle w:val="ListParagraph"/>
+        <w:numPr>
+          <w:ilvl w:val="0"/>
+          <w:numId w:val="4"/>
+        </w:numPr>
+        <w:spacing w:after="90" w:line="264"/>
+      </w:pPr>
+      <w:r>
+        <w:rPr>
+          <w:rFonts w:ascii="Calibri" w:cs="Calibri" w:eastAsia="Calibri" w:hAnsi="Calibri"/>
+          <w:color w:val="15181D"/>
+          <w:sz w:val="20"/>
+          <w:szCs w:val="20"/>
+        </w:rPr>
+        <w:t xml:space="preserve">Y a-t-il quelqu'un que vous avez refusé de défendre, de représenter ou d'aider ? Pourquoi ?</w:t>
+      </w:r>
+    </w:p>
+    <w:p>
+      <w:pPr>
+        <w:pStyle w:val="ListParagraph"/>
+        <w:numPr>
+          <w:ilvl w:val="0"/>
+          <w:numId w:val="4"/>
+        </w:numPr>
+        <w:spacing w:after="90" w:line="264"/>
+      </w:pPr>
+      <w:r>
+        <w:rPr>
+          <w:rFonts w:ascii="Calibri" w:cs="Calibri" w:eastAsia="Calibri" w:hAnsi="Calibri"/>
+          <w:color w:val="15181D"/>
+          <w:sz w:val="20"/>
+          <w:szCs w:val="20"/>
+        </w:rPr>
+        <w:t xml:space="preserve">Qu'est-ce qui vous met en colère ?</w:t>
+      </w:r>
+    </w:p>
+    <w:p>
+      <w:pPr>
+        <w:spacing w:after="80" w:before="160" w:line="276"/>
+      </w:pPr>
+      <w:r>
+        <w:rPr>
+          <w:rFonts w:ascii="Calibri" w:cs="Calibri" w:eastAsia="Calibri" w:hAnsi="Calibri"/>
+          <w:b/>
+          <w:bCs/>
+          <w:caps/>
+          <w:color w:val="6E7784"/>
+          <w:spacing w:val="20"/>
+          <w:sz w:val="15"/>
+          <w:szCs w:val="15"/>
+        </w:rPr>
+        <w:t xml:space="preserve">Mise en situation</w:t>
+      </w:r>
+    </w:p>
+    <w:p>
+      <w:pPr>
+        <w:spacing w:after="120" w:before="0" w:line="276"/>
+      </w:pPr>
+      <w:r>
+        <w:rPr>
+          <w:rFonts w:ascii="Calibri" w:cs="Calibri" w:eastAsia="Calibri" w:hAnsi="Calibri"/>
+          <w:color w:val="15181D"/>
+          <w:sz w:val="20"/>
+          <w:szCs w:val="20"/>
+        </w:rPr>
+        <w:t xml:space="preserve">« Vous vous engagez pour quelqu'un. En cours de route, vous découvrez qu'il vous a menti sur un point important, sans que cela change le fond de ce qu'il demande. Que faites-vous ? »</w:t>
+      </w:r>
+    </w:p>
+    <w:p>
+      <w:pPr>
+        <w:spacing w:after="80" w:before="160" w:line="276"/>
+      </w:pPr>
+      <w:r>
+        <w:rPr>
+          <w:rFonts w:ascii="Calibri" w:cs="Calibri" w:eastAsia="Calibri" w:hAnsi="Calibri"/>
+          <w:b/>
+          <w:bCs/>
+          <w:caps/>
+          <w:color w:val="6E7784"/>
+          <w:spacing w:val="20"/>
+          <w:sz w:val="15"/>
+          <w:szCs w:val="15"/>
+        </w:rPr>
+        <w:t xml:space="preserve">Ce que vous observez</w:t>
+      </w:r>
+    </w:p>
+    <w:p>
+      <w:pPr>
+        <w:pStyle w:val="ListParagraph"/>
+        <w:numPr>
+          <w:ilvl w:val="0"/>
+          <w:numId w:val="2"/>
+        </w:numPr>
+        <w:spacing w:after="70" w:line="264"/>
+      </w:pPr>
+      <w:r>
+        <w:rPr>
+          <w:rFonts w:ascii="Calibri" w:cs="Calibri" w:eastAsia="Calibri" w:hAnsi="Calibri"/>
+          <w:color w:val="15181D"/>
+          <w:sz w:val="20"/>
+          <w:szCs w:val="20"/>
+        </w:rPr>
+        <w:t xml:space="preserve">La justice est-elle un principe énoncé ou une position déjà payée ? Demandez toujours ce que l'épisode lui a coûté.</w:t>
+      </w:r>
+    </w:p>
+    <w:p>
+      <w:pPr>
+        <w:pStyle w:val="ListParagraph"/>
+        <w:numPr>
+          <w:ilvl w:val="0"/>
+          <w:numId w:val="2"/>
+        </w:numPr>
+        <w:spacing w:after="70" w:line="264"/>
+      </w:pPr>
+      <w:r>
+        <w:rPr>
+          <w:rFonts w:ascii="Calibri" w:cs="Calibri" w:eastAsia="Calibri" w:hAnsi="Calibri"/>
+          <w:color w:val="15181D"/>
+          <w:sz w:val="20"/>
+          <w:szCs w:val="20"/>
+        </w:rPr>
+        <w:t xml:space="preserve">A-t-il déjà tenu seul contre un groupe, et comment l'a-t-il vécu ?</w:t>
+      </w:r>
+    </w:p>
+    <w:p>
+      <w:pPr>
+        <w:pStyle w:val="ListParagraph"/>
+        <w:numPr>
+          <w:ilvl w:val="0"/>
+          <w:numId w:val="2"/>
+        </w:numPr>
+        <w:spacing w:after="70" w:line="264"/>
+      </w:pPr>
+      <w:r>
+        <w:rPr>
+          <w:rFonts w:ascii="Calibri" w:cs="Calibri" w:eastAsia="Calibri" w:hAnsi="Calibri"/>
+          <w:color w:val="15181D"/>
+          <w:sz w:val="20"/>
+          <w:szCs w:val="20"/>
+        </w:rPr>
+        <w:t xml:space="preserve">Distingue-t-il ce qui est juste de ce qui est légal, et sait-il dire quand les deux divergent ?</w:t>
+      </w:r>
+    </w:p>
+    <w:p>
+      <w:pPr>
+        <w:pStyle w:val="ListParagraph"/>
+        <w:numPr>
+          <w:ilvl w:val="0"/>
+          <w:numId w:val="2"/>
+        </w:numPr>
+        <w:spacing w:after="70" w:line="264"/>
+      </w:pPr>
+      <w:r>
+        <w:rPr>
+          <w:rFonts w:ascii="Calibri" w:cs="Calibri" w:eastAsia="Calibri" w:hAnsi="Calibri"/>
+          <w:color w:val="15181D"/>
+          <w:sz w:val="20"/>
+          <w:szCs w:val="20"/>
+        </w:rPr>
+        <w:t xml:space="preserve">Sur la mise en situation : le mensonge le fait-il changer de camp, ou change-t-il seulement la relation ? Les deux réponses se défendent, l'absence de réponse non.</w:t>
+      </w:r>
+    </w:p>
+    <w:p>
+      <w:pPr>
+        <w:pStyle w:val="ListParagraph"/>
+        <w:numPr>
+          <w:ilvl w:val="0"/>
+          <w:numId w:val="2"/>
+        </w:numPr>
+        <w:spacing w:after="70" w:line="264"/>
+      </w:pPr>
+      <w:r>
+        <w:rPr>
+          <w:rFonts w:ascii="Calibri" w:cs="Calibri" w:eastAsia="Calibri" w:hAnsi="Calibri"/>
+          <w:color w:val="15181D"/>
+          <w:sz w:val="20"/>
+          <w:szCs w:val="20"/>
+        </w:rPr>
+        <w:t xml:space="preserve">La question 4 est la plus révélatrice de la séquence. Ce qui met quelqu'un en colère dit ce qu'il défend réellement, bien mieux que ce qu'il déclare défendre.</w:t>
+      </w:r>
+    </w:p>
+    <w:p>
+      <w:pPr>
+        <w:spacing w:after="80" w:before="160" w:line="276"/>
+      </w:pPr>
+      <w:r>
+        <w:rPr>
+          <w:rFonts w:ascii="Calibri" w:cs="Calibri" w:eastAsia="Calibri" w:hAnsi="Calibri"/>
+          <w:b/>
+          <w:bCs/>
+          <w:caps/>
+          <w:color w:val="6E7784"/>
+          <w:spacing w:val="20"/>
+          <w:sz w:val="15"/>
+          <w:szCs w:val="15"/>
+        </w:rPr>
+        <w:t xml:space="preserve">Notes</w:t>
+      </w:r>
+    </w:p>
+    <w:p>
+      <w:pPr>
+        <w:pBdr>
+          <w:bottom w:val="single" w:color="C9CFD8" w:sz="4"/>
+        </w:pBdr>
+        <w:spacing w:after="0" w:before="180"/>
+      </w:pPr>
+      <w:r>
+        <w:rPr>
+          <w:sz w:val="20"/>
+          <w:szCs w:val="20"/>
+        </w:rPr>
+        <w:t xml:space="preserve"/>
+      </w:r>
+    </w:p>
+    <w:p>
+      <w:pPr>
+        <w:pBdr>
+          <w:bottom w:val="single" w:color="C9CFD8" w:sz="4"/>
+        </w:pBdr>
+        <w:spacing w:after="0" w:before="180"/>
+      </w:pPr>
+      <w:r>
+        <w:rPr>
+          <w:sz w:val="20"/>
+          <w:szCs w:val="20"/>
+        </w:rPr>
+        <w:t xml:space="preserve"/>
+      </w:r>
+    </w:p>
+    <w:p>
+      <w:pPr>
+        <w:pBdr>
+          <w:bottom w:val="single" w:color="C9CFD8" w:sz="4"/>
+        </w:pBdr>
+        <w:spacing w:after="0" w:before="180"/>
+      </w:pPr>
+      <w:r>
+        <w:rPr>
+          <w:sz w:val="20"/>
+          <w:szCs w:val="20"/>
+        </w:rPr>
+        <w:t xml:space="preserve"/>
+      </w:r>
+    </w:p>
+    <w:p>
+      <w:pPr>
+        <w:pBdr>
+          <w:bottom w:val="single" w:color="C9CFD8" w:sz="4"/>
+        </w:pBdr>
+        <w:spacing w:after="0" w:before="180"/>
+      </w:pPr>
+      <w:r>
+        <w:rPr>
+          <w:sz w:val="20"/>
+          <w:szCs w:val="20"/>
+        </w:rPr>
+        <w:t xml:space="preserve"/>
+      </w:r>
+    </w:p>
+    <w:p>
+      <w:r>
+        <w:br w:type="page"/>
+      </w:r>
+    </w:p>
+    <w:p>
+      <w:pPr>
+        <w:pStyle w:val="Heading2"/>
+        <w:spacing w:after="140" w:before="300"/>
+      </w:pPr>
+      <w:r>
+        <w:rPr>
+          <w:rFonts w:ascii="Cambria" w:cs="Cambria" w:eastAsia="Cambria" w:hAnsi="Cambria"/>
+          <w:b/>
+          <w:bCs/>
+          <w:color w:val="1F4B7A"/>
+          <w:sz w:val="26"/>
+          <w:szCs w:val="26"/>
+        </w:rPr>
+        <w:t xml:space="preserve">Valeur 4 · la réparation</w:t>
+      </w:r>
+    </w:p>
+    <w:p>
+      <w:pPr>
+        <w:spacing w:after="120" w:before="0" w:line="276"/>
+      </w:pPr>
+      <w:r>
+        <w:rPr>
+          <w:rFonts w:ascii="Calibri" w:cs="Calibri" w:eastAsia="Calibri" w:hAnsi="Calibri"/>
+          <w:i/>
+          <w:iCs/>
+          <w:color w:val="4B535E"/>
+          <w:sz w:val="20"/>
+          <w:szCs w:val="20"/>
+        </w:rPr>
+        <w:t xml:space="preserve">Ce qu'elle veut dire ici : Le travail ne s'arrête pas quand on a gagné. Il s'arrête quand la personne s'est reconstruite autant qu'elle le pouvait.</w:t>
+      </w:r>
+    </w:p>
+    <w:p>
+      <w:pPr>
+        <w:spacing w:after="80" w:before="160" w:line="276"/>
+      </w:pPr>
+      <w:r>
+        <w:rPr>
+          <w:rFonts w:ascii="Calibri" w:cs="Calibri" w:eastAsia="Calibri" w:hAnsi="Calibri"/>
+          <w:b/>
+          <w:bCs/>
+          <w:caps/>
+          <w:color w:val="6E7784"/>
+          <w:spacing w:val="20"/>
+          <w:sz w:val="15"/>
+          <w:szCs w:val="15"/>
+        </w:rPr>
+        <w:t xml:space="preserve">Questions, choisissez-en deux</w:t>
+      </w:r>
+    </w:p>
+    <w:p>
+      <w:pPr>
+        <w:pStyle w:val="ListParagraph"/>
+        <w:numPr>
+          <w:ilvl w:val="0"/>
+          <w:numId w:val="4"/>
+        </w:numPr>
+        <w:spacing w:after="90" w:line="264"/>
+      </w:pPr>
+      <w:r>
+        <w:rPr>
+          <w:rFonts w:ascii="Calibri" w:cs="Calibri" w:eastAsia="Calibri" w:hAnsi="Calibri"/>
+          <w:color w:val="15181D"/>
+          <w:sz w:val="20"/>
+          <w:szCs w:val="20"/>
+        </w:rPr>
+        <w:t xml:space="preserve">Racontez-moi une fois où vous avez réparé quelque chose que vous aviez abîmé. Une relation, un travail, une situation.</w:t>
+      </w:r>
+    </w:p>
+    <w:p>
+      <w:pPr>
+        <w:pStyle w:val="ListParagraph"/>
+        <w:numPr>
+          <w:ilvl w:val="0"/>
+          <w:numId w:val="4"/>
+        </w:numPr>
+        <w:spacing w:after="90" w:line="264"/>
+      </w:pPr>
+      <w:r>
+        <w:rPr>
+          <w:rFonts w:ascii="Calibri" w:cs="Calibri" w:eastAsia="Calibri" w:hAnsi="Calibri"/>
+          <w:color w:val="15181D"/>
+          <w:sz w:val="20"/>
+          <w:szCs w:val="20"/>
+        </w:rPr>
+        <w:t xml:space="preserve">Parlez-moi d'un dossier qui s'est bien terminé mais dont vous n'êtes pas fier. Puis d'un échec dont vous êtes fier.</w:t>
+      </w:r>
+    </w:p>
+    <w:p>
+      <w:pPr>
+        <w:pStyle w:val="ListParagraph"/>
+        <w:numPr>
+          <w:ilvl w:val="0"/>
+          <w:numId w:val="4"/>
+        </w:numPr>
+        <w:spacing w:after="90" w:line="264"/>
+      </w:pPr>
+      <w:r>
+        <w:rPr>
+          <w:rFonts w:ascii="Calibri" w:cs="Calibri" w:eastAsia="Calibri" w:hAnsi="Calibri"/>
+          <w:color w:val="15181D"/>
+          <w:sz w:val="20"/>
+          <w:szCs w:val="20"/>
+        </w:rPr>
+        <w:t xml:space="preserve">Qu'est-ce qui fait, pour vous, qu'un travail est vraiment terminé ?</w:t>
+      </w:r>
+    </w:p>
+    <w:p>
+      <w:pPr>
+        <w:pStyle w:val="ListParagraph"/>
+        <w:numPr>
+          <w:ilvl w:val="0"/>
+          <w:numId w:val="4"/>
+        </w:numPr>
+        <w:spacing w:after="90" w:line="264"/>
+      </w:pPr>
+      <w:r>
+        <w:rPr>
+          <w:rFonts w:ascii="Calibri" w:cs="Calibri" w:eastAsia="Calibri" w:hAnsi="Calibri"/>
+          <w:color w:val="15181D"/>
+          <w:sz w:val="20"/>
+          <w:szCs w:val="20"/>
+        </w:rPr>
+        <w:t xml:space="preserve">Avez-vous déjà accompagné quelqu'un sur plusieurs années ? Qu'est-ce que cela change ?</w:t>
+      </w:r>
+    </w:p>
+    <w:p>
+      <w:pPr>
+        <w:spacing w:after="80" w:before="160" w:line="276"/>
+      </w:pPr>
+      <w:r>
+        <w:rPr>
+          <w:rFonts w:ascii="Calibri" w:cs="Calibri" w:eastAsia="Calibri" w:hAnsi="Calibri"/>
+          <w:b/>
+          <w:bCs/>
+          <w:caps/>
+          <w:color w:val="6E7784"/>
+          <w:spacing w:val="20"/>
+          <w:sz w:val="15"/>
+          <w:szCs w:val="15"/>
+        </w:rPr>
+        <w:t xml:space="preserve">Mise en situation</w:t>
+      </w:r>
+    </w:p>
+    <w:p>
+      <w:pPr>
+        <w:spacing w:after="120" w:before="0" w:line="276"/>
+      </w:pPr>
+      <w:r>
+        <w:rPr>
+          <w:rFonts w:ascii="Calibri" w:cs="Calibri" w:eastAsia="Calibri" w:hAnsi="Calibri"/>
+          <w:color w:val="15181D"/>
+          <w:sz w:val="20"/>
+          <w:szCs w:val="20"/>
+        </w:rPr>
+        <w:t xml:space="preserve">« Vous obtenez exactement ce que la personne vous demandait. Elle repart mécontente. Que s'est-il passé, selon vous, et qu'auriez-vous fait autrement ? »</w:t>
+      </w:r>
+    </w:p>
+    <w:p>
+      <w:pPr>
+        <w:spacing w:after="80" w:before="160" w:line="276"/>
+      </w:pPr>
+      <w:r>
+        <w:rPr>
+          <w:rFonts w:ascii="Calibri" w:cs="Calibri" w:eastAsia="Calibri" w:hAnsi="Calibri"/>
+          <w:b/>
+          <w:bCs/>
+          <w:caps/>
+          <w:color w:val="6E7784"/>
+          <w:spacing w:val="20"/>
+          <w:sz w:val="15"/>
+          <w:szCs w:val="15"/>
+        </w:rPr>
+        <w:t xml:space="preserve">Ce que vous observez</w:t>
+      </w:r>
+    </w:p>
+    <w:p>
+      <w:pPr>
+        <w:pStyle w:val="ListParagraph"/>
+        <w:numPr>
+          <w:ilvl w:val="0"/>
+          <w:numId w:val="2"/>
+        </w:numPr>
+        <w:spacing w:after="70" w:line="264"/>
+      </w:pPr>
+      <w:r>
+        <w:rPr>
+          <w:rFonts w:ascii="Calibri" w:cs="Calibri" w:eastAsia="Calibri" w:hAnsi="Calibri"/>
+          <w:color w:val="15181D"/>
+          <w:sz w:val="20"/>
+          <w:szCs w:val="20"/>
+        </w:rPr>
+        <w:t xml:space="preserve">Sa définition de la réussite s'arrête-t-elle au résultat obtenu ?</w:t>
+      </w:r>
+    </w:p>
+    <w:p>
+      <w:pPr>
+        <w:pStyle w:val="ListParagraph"/>
+        <w:numPr>
+          <w:ilvl w:val="0"/>
+          <w:numId w:val="2"/>
+        </w:numPr>
+        <w:spacing w:after="70" w:line="264"/>
+      </w:pPr>
+      <w:r>
+        <w:rPr>
+          <w:rFonts w:ascii="Calibri" w:cs="Calibri" w:eastAsia="Calibri" w:hAnsi="Calibri"/>
+          <w:color w:val="15181D"/>
+          <w:sz w:val="20"/>
+          <w:szCs w:val="20"/>
+        </w:rPr>
+        <w:t xml:space="preserve">Pense-t-il en durée ou en dossier ? Un cabinet de victimes accompagne des gens pendant cinq à dix ans.</w:t>
+      </w:r>
+    </w:p>
+    <w:p>
+      <w:pPr>
+        <w:pStyle w:val="ListParagraph"/>
+        <w:numPr>
+          <w:ilvl w:val="0"/>
+          <w:numId w:val="2"/>
+        </w:numPr>
+        <w:spacing w:after="70" w:line="264"/>
+      </w:pPr>
+      <w:r>
+        <w:rPr>
+          <w:rFonts w:ascii="Calibri" w:cs="Calibri" w:eastAsia="Calibri" w:hAnsi="Calibri"/>
+          <w:color w:val="15181D"/>
+          <w:sz w:val="20"/>
+          <w:szCs w:val="20"/>
+        </w:rPr>
+        <w:t xml:space="preserve">La question 3 est la plus discriminante de l'entretien. Elle sépare celui qui livre de celui qui accompagne.</w:t>
+      </w:r>
+    </w:p>
+    <w:p>
+      <w:pPr>
+        <w:pStyle w:val="ListParagraph"/>
+        <w:numPr>
+          <w:ilvl w:val="0"/>
+          <w:numId w:val="2"/>
+        </w:numPr>
+        <w:spacing w:after="70" w:line="264"/>
+      </w:pPr>
+      <w:r>
+        <w:rPr>
+          <w:rFonts w:ascii="Calibri" w:cs="Calibri" w:eastAsia="Calibri" w:hAnsi="Calibri"/>
+          <w:color w:val="15181D"/>
+          <w:sz w:val="20"/>
+          <w:szCs w:val="20"/>
+        </w:rPr>
+        <w:t xml:space="preserve">Sur la mise en situation : situe-t-il la cause à l'extérieur, le client était impossible, ou accepte-t-il d'y avoir une part ?</w:t>
+      </w:r>
+    </w:p>
+    <w:p>
+      <w:pPr>
+        <w:pStyle w:val="ListParagraph"/>
+        <w:numPr>
+          <w:ilvl w:val="0"/>
+          <w:numId w:val="2"/>
+        </w:numPr>
+        <w:spacing w:after="70" w:line="264"/>
+      </w:pPr>
+      <w:r>
+        <w:rPr>
+          <w:rFonts w:ascii="Calibri" w:cs="Calibri" w:eastAsia="Calibri" w:hAnsi="Calibri"/>
+          <w:color w:val="15181D"/>
+          <w:sz w:val="20"/>
+          <w:szCs w:val="20"/>
+        </w:rPr>
+        <w:t xml:space="preserve">La question 2 est un test de lucidité. Un candidat incapable de nommer une réussite dont il n'est pas fier n'a pas de critère propre.</w:t>
+      </w:r>
+    </w:p>
+    <w:p>
+      <w:pPr>
+        <w:spacing w:after="80" w:before="160" w:line="276"/>
+      </w:pPr>
+      <w:r>
+        <w:rPr>
+          <w:rFonts w:ascii="Calibri" w:cs="Calibri" w:eastAsia="Calibri" w:hAnsi="Calibri"/>
+          <w:b/>
+          <w:bCs/>
+          <w:caps/>
+          <w:color w:val="6E7784"/>
+          <w:spacing w:val="20"/>
+          <w:sz w:val="15"/>
+          <w:szCs w:val="15"/>
+        </w:rPr>
+        <w:t xml:space="preserve">Notes</w:t>
+      </w:r>
+    </w:p>
+    <w:p>
+      <w:pPr>
+        <w:pBdr>
+          <w:bottom w:val="single" w:color="C9CFD8" w:sz="4"/>
+        </w:pBdr>
+        <w:spacing w:after="0" w:before="180"/>
+      </w:pPr>
+      <w:r>
+        <w:rPr>
+          <w:sz w:val="20"/>
+          <w:szCs w:val="20"/>
+        </w:rPr>
+        <w:t xml:space="preserve"/>
+      </w:r>
+    </w:p>
+    <w:p>
+      <w:pPr>
+        <w:pBdr>
+          <w:bottom w:val="single" w:color="C9CFD8" w:sz="4"/>
+        </w:pBdr>
+        <w:spacing w:after="0" w:before="180"/>
+      </w:pPr>
+      <w:r>
+        <w:rPr>
+          <w:sz w:val="20"/>
+          <w:szCs w:val="20"/>
+        </w:rPr>
+        <w:t xml:space="preserve"/>
+      </w:r>
+    </w:p>
+    <w:p>
+      <w:pPr>
+        <w:pBdr>
+          <w:bottom w:val="single" w:color="C9CFD8" w:sz="4"/>
+        </w:pBdr>
+        <w:spacing w:after="0" w:before="180"/>
+      </w:pPr>
+      <w:r>
+        <w:rPr>
+          <w:sz w:val="20"/>
+          <w:szCs w:val="20"/>
+        </w:rPr>
+        <w:t xml:space="preserve"/>
+      </w:r>
+    </w:p>
+    <w:p>
+      <w:pPr>
+        <w:pBdr>
+          <w:bottom w:val="single" w:color="C9CFD8" w:sz="4"/>
+        </w:pBdr>
+        <w:spacing w:after="0" w:before="180"/>
+      </w:pPr>
+      <w:r>
+        <w:rPr>
+          <w:sz w:val="20"/>
+          <w:szCs w:val="20"/>
+        </w:rPr>
+        <w:t xml:space="preserve"/>
+      </w:r>
+    </w:p>
+    <w:p>
+      <w:r>
+        <w:br w:type="page"/>
+      </w:r>
+    </w:p>
+    <w:p>
+      <w:pPr>
+        <w:pStyle w:val="Heading2"/>
+        <w:spacing w:after="140" w:before="300"/>
+      </w:pPr>
+      <w:r>
+        <w:rPr>
+          <w:rFonts w:ascii="Cambria" w:cs="Cambria" w:eastAsia="Cambria" w:hAnsi="Cambria"/>
+          <w:b/>
+          <w:bCs/>
+          <w:color w:val="1F4B7A"/>
+          <w:sz w:val="26"/>
+          <w:szCs w:val="26"/>
+        </w:rPr>
+        <w:t xml:space="preserve">Notation de l'étape 2</w:t>
+      </w:r>
+    </w:p>
+    <w:tbl>
+      <w:tblPr>
+        <w:tblW w:type="dxa" w:w="9638"/>
+        <w:tblBorders>
+          <w:top w:val="single" w:color="C9CFD8" w:sz="4"/>
+          <w:left w:val="single" w:color="C9CFD8" w:sz="4"/>
+          <w:bottom w:val="single" w:color="C9CFD8" w:sz="4"/>
+          <w:right w:val="single" w:color="C9CFD8" w:sz="4"/>
+          <w:insideH w:val="single" w:color="C9CFD8" w:sz="4"/>
+          <w:insideV w:val="single" w:color="C9CFD8" w:sz="4"/>
+        </w:tblBorders>
+      </w:tblPr>
+      <w:tblGrid>
+        <w:gridCol w:w="2400"/>
+        <w:gridCol w:w="5900"/>
+        <w:gridCol w:w="1338"/>
+      </w:tblGrid>
+      <w:tr>
+        <w:trPr>
+          <w:tblHeader/>
+        </w:trPr>
+        <w:tc>
+          <w:tcPr>
+            <w:tcW w:type="dxa" w:w="2400"/>
+            <w:shd w:fill="F5F7F9" w:color="auto" w:val="clear"/>
+            <w:tcMar>
+              <w:top w:type="dxa" w:w="90"/>
+              <w:left w:type="dxa" w:w="110"/>
+              <w:bottom w:type="dxa" w:w="90"/>
+              <w:right w:type="dxa" w:w="110"/>
+            </w:tcMar>
+            <w:vAlign w:val="top"/>
+          </w:tcPr>
+          <w:p>
+            <w:pPr>
+              <w:spacing w:after="40" w:line="252"/>
+            </w:pPr>
+            <w:r>
+              <w:rPr>
+                <w:rFonts w:ascii="Calibri" w:cs="Calibri" w:eastAsia="Calibri" w:hAnsi="Calibri"/>
+                <w:b/>
+                <w:bCs/>
+                <w:caps/>
+                <w:color w:val="6E7784"/>
+                <w:sz w:val="15"/>
+                <w:szCs w:val="15"/>
+              </w:rPr>
+              <w:t xml:space="preserve">Valeur</w:t>
+            </w:r>
+          </w:p>
+        </w:tc>
+        <w:tc>
+          <w:tcPr>
+            <w:tcW w:type="dxa" w:w="5900"/>
+            <w:shd w:fill="F5F7F9" w:color="auto" w:val="clear"/>
+            <w:tcMar>
+              <w:top w:type="dxa" w:w="90"/>
+              <w:left w:type="dxa" w:w="110"/>
+              <w:bottom w:type="dxa" w:w="90"/>
+              <w:right w:type="dxa" w:w="110"/>
+            </w:tcMar>
+            <w:vAlign w:val="top"/>
+          </w:tcPr>
+          <w:p>
+            <w:pPr>
+              <w:spacing w:after="40" w:line="252"/>
+            </w:pPr>
+            <w:r>
+              <w:rPr>
+                <w:rFonts w:ascii="Calibri" w:cs="Calibri" w:eastAsia="Calibri" w:hAnsi="Calibri"/>
+                <w:b/>
+                <w:bCs/>
+                <w:caps/>
+                <w:color w:val="6E7784"/>
+                <w:sz w:val="15"/>
+                <w:szCs w:val="15"/>
+              </w:rPr>
+              <w:t xml:space="preserve">Ce qui a été observé</w:t>
+            </w:r>
+          </w:p>
+        </w:tc>
+        <w:tc>
+          <w:tcPr>
+            <w:tcW w:type="dxa" w:w="1338"/>
+            <w:shd w:fill="F5F7F9" w:color="auto" w:val="clear"/>
+            <w:tcMar>
+              <w:top w:type="dxa" w:w="90"/>
+              <w:left w:type="dxa" w:w="110"/>
+              <w:bottom w:type="dxa" w:w="90"/>
+              <w:right w:type="dxa" w:w="110"/>
+            </w:tcMar>
+            <w:vAlign w:val="top"/>
+          </w:tcPr>
+          <w:p>
+            <w:pPr>
+              <w:spacing w:after="40" w:line="252"/>
+              <w:jc w:val="center"/>
+            </w:pPr>
+            <w:r>
+              <w:rPr>
+                <w:rFonts w:ascii="Calibri" w:cs="Calibri" w:eastAsia="Calibri" w:hAnsi="Calibri"/>
+                <w:b/>
+                <w:bCs/>
+                <w:caps/>
+                <w:color w:val="6E7784"/>
+                <w:sz w:val="15"/>
+                <w:szCs w:val="15"/>
+              </w:rPr>
+              <w:t xml:space="preserve">1 à 4</w:t>
+            </w:r>
+          </w:p>
+        </w:tc>
+      </w:tr>
+      <w:tr>
+        <w:tc>
+          <w:tcPr>
+            <w:tcW w:type="dxa" w:w="2400"/>
+            <w:tcMar>
+              <w:top w:type="dxa" w:w="90"/>
+              <w:left w:type="dxa" w:w="110"/>
+              <w:bottom w:type="dxa" w:w="90"/>
+              <w:right w:type="dxa" w:w="110"/>
+            </w:tcMar>
+            <w:vAlign w:val="top"/>
+          </w:tcPr>
+          <w:p>
+            <w:pPr>
+              <w:spacing w:after="40" w:line="252"/>
+            </w:pPr>
+            <w:r>
+              <w:rPr>
+                <w:rFonts w:ascii="Calibri" w:cs="Calibri" w:eastAsia="Calibri" w:hAnsi="Calibri"/>
+                <w:b/>
+                <w:bCs/>
+                <w:color w:val="15181D"/>
+                <w:sz w:val="18"/>
+                <w:szCs w:val="18"/>
+              </w:rPr>
+              <w:t xml:space="preserve">Expertise</w:t>
+            </w:r>
+          </w:p>
+        </w:tc>
+        <w:tc>
+          <w:tcPr>
+            <w:tcW w:type="dxa" w:w="5900"/>
+            <w:tcMar>
+              <w:top w:type="dxa" w:w="90"/>
+              <w:left w:type="dxa" w:w="110"/>
+              <w:bottom w:type="dxa" w:w="90"/>
+              <w:right w:type="dxa" w:w="110"/>
+            </w:tcMar>
+            <w:vAlign w:val="top"/>
+          </w:tcPr>
+          <w:p>
+            <w:pPr>
+              <w:spacing w:after="40" w:line="252"/>
+            </w:pPr>
+            <w:r>
+              <w:rPr>
+                <w:rFonts w:ascii="Calibri" w:cs="Calibri" w:eastAsia="Calibri" w:hAnsi="Calibri"/>
+                <w:b w:val="false"/>
+                <w:bCs w:val="false"/>
+                <w:color w:val="15181D"/>
+                <w:sz w:val="18"/>
+                <w:szCs w:val="18"/>
+              </w:rPr>
+              <w:t xml:space="preserve"/>
+            </w:r>
+          </w:p>
+        </w:tc>
+        <w:tc>
+          <w:tcPr>
+            <w:tcW w:type="dxa" w:w="1338"/>
+            <w:tcMar>
+              <w:top w:type="dxa" w:w="90"/>
+              <w:left w:type="dxa" w:w="110"/>
+              <w:bottom w:type="dxa" w:w="90"/>
+              <w:right w:type="dxa" w:w="110"/>
+            </w:tcMar>
+            <w:vAlign w:val="top"/>
+          </w:tcPr>
+          <w:p>
+            <w:pPr>
+              <w:spacing w:after="40" w:line="252"/>
+              <w:jc w:val="center"/>
+            </w:pPr>
+            <w:r>
+              <w:rPr>
+                <w:rFonts w:ascii="Calibri" w:cs="Calibri" w:eastAsia="Calibri" w:hAnsi="Calibri"/>
+                <w:b w:val="false"/>
+                <w:bCs w:val="false"/>
+                <w:color w:val="15181D"/>
+                <w:sz w:val="18"/>
+                <w:szCs w:val="18"/>
+              </w:rPr>
+              <w:t xml:space="preserve"/>
+            </w:r>
+          </w:p>
+        </w:tc>
+      </w:tr>
+      <w:tr>
+        <w:tc>
+          <w:tcPr>
+            <w:tcW w:type="dxa" w:w="2400"/>
+            <w:shd w:fill="F5F7F9" w:color="auto" w:val="clear"/>
+            <w:tcMar>
+              <w:top w:type="dxa" w:w="90"/>
+              <w:left w:type="dxa" w:w="110"/>
+              <w:bottom w:type="dxa" w:w="90"/>
+              <w:right w:type="dxa" w:w="110"/>
+            </w:tcMar>
+            <w:vAlign w:val="top"/>
+          </w:tcPr>
+          <w:p>
+            <w:pPr>
+              <w:spacing w:after="40" w:line="252"/>
+            </w:pPr>
+            <w:r>
+              <w:rPr>
+                <w:rFonts w:ascii="Calibri" w:cs="Calibri" w:eastAsia="Calibri" w:hAnsi="Calibri"/>
+                <w:b/>
+                <w:bCs/>
+                <w:color w:val="15181D"/>
+                <w:sz w:val="18"/>
+                <w:szCs w:val="18"/>
+              </w:rPr>
+              <w:t xml:space="preserve">Humanité</w:t>
+            </w:r>
+          </w:p>
+        </w:tc>
+        <w:tc>
+          <w:tcPr>
+            <w:tcW w:type="dxa" w:w="5900"/>
+            <w:shd w:fill="F5F7F9" w:color="auto" w:val="clear"/>
+            <w:tcMar>
+              <w:top w:type="dxa" w:w="90"/>
+              <w:left w:type="dxa" w:w="110"/>
+              <w:bottom w:type="dxa" w:w="90"/>
+              <w:right w:type="dxa" w:w="110"/>
+            </w:tcMar>
+            <w:vAlign w:val="top"/>
+          </w:tcPr>
+          <w:p>
+            <w:pPr>
+              <w:spacing w:after="40" w:line="252"/>
+            </w:pPr>
+            <w:r>
+              <w:rPr>
+                <w:rFonts w:ascii="Calibri" w:cs="Calibri" w:eastAsia="Calibri" w:hAnsi="Calibri"/>
+                <w:b w:val="false"/>
+                <w:bCs w:val="false"/>
+                <w:color w:val="15181D"/>
+                <w:sz w:val="18"/>
+                <w:szCs w:val="18"/>
+              </w:rPr>
+              <w:t xml:space="preserve"/>
+            </w:r>
+          </w:p>
+        </w:tc>
+        <w:tc>
+          <w:tcPr>
+            <w:tcW w:type="dxa" w:w="1338"/>
+            <w:shd w:fill="F5F7F9" w:color="auto" w:val="clear"/>
+            <w:tcMar>
+              <w:top w:type="dxa" w:w="90"/>
+              <w:left w:type="dxa" w:w="110"/>
+              <w:bottom w:type="dxa" w:w="90"/>
+              <w:right w:type="dxa" w:w="110"/>
+            </w:tcMar>
+            <w:vAlign w:val="top"/>
+          </w:tcPr>
+          <w:p>
+            <w:pPr>
+              <w:spacing w:after="40" w:line="252"/>
+              <w:jc w:val="center"/>
+            </w:pPr>
+            <w:r>
+              <w:rPr>
+                <w:rFonts w:ascii="Calibri" w:cs="Calibri" w:eastAsia="Calibri" w:hAnsi="Calibri"/>
+                <w:b w:val="false"/>
+                <w:bCs w:val="false"/>
+                <w:color w:val="15181D"/>
+                <w:sz w:val="18"/>
+                <w:szCs w:val="18"/>
+              </w:rPr>
+              <w:t xml:space="preserve"/>
+            </w:r>
+          </w:p>
+        </w:tc>
+      </w:tr>
+      <w:tr>
+        <w:tc>
+          <w:tcPr>
+            <w:tcW w:type="dxa" w:w="2400"/>
+            <w:tcMar>
+              <w:top w:type="dxa" w:w="90"/>
+              <w:left w:type="dxa" w:w="110"/>
+              <w:bottom w:type="dxa" w:w="90"/>
+              <w:right w:type="dxa" w:w="110"/>
+            </w:tcMar>
+            <w:vAlign w:val="top"/>
+          </w:tcPr>
+          <w:p>
+            <w:pPr>
+              <w:spacing w:after="40" w:line="252"/>
+            </w:pPr>
+            <w:r>
+              <w:rPr>
+                <w:rFonts w:ascii="Calibri" w:cs="Calibri" w:eastAsia="Calibri" w:hAnsi="Calibri"/>
+                <w:b/>
+                <w:bCs/>
+                <w:color w:val="15181D"/>
+                <w:sz w:val="18"/>
+                <w:szCs w:val="18"/>
+              </w:rPr>
+              <w:t xml:space="preserve">Justice</w:t>
+            </w:r>
+          </w:p>
+        </w:tc>
+        <w:tc>
+          <w:tcPr>
+            <w:tcW w:type="dxa" w:w="5900"/>
+            <w:tcMar>
+              <w:top w:type="dxa" w:w="90"/>
+              <w:left w:type="dxa" w:w="110"/>
+              <w:bottom w:type="dxa" w:w="90"/>
+              <w:right w:type="dxa" w:w="110"/>
+            </w:tcMar>
+            <w:vAlign w:val="top"/>
+          </w:tcPr>
+          <w:p>
+            <w:pPr>
+              <w:spacing w:after="40" w:line="252"/>
+            </w:pPr>
+            <w:r>
+              <w:rPr>
+                <w:rFonts w:ascii="Calibri" w:cs="Calibri" w:eastAsia="Calibri" w:hAnsi="Calibri"/>
+                <w:b w:val="false"/>
+                <w:bCs w:val="false"/>
+                <w:color w:val="15181D"/>
+                <w:sz w:val="18"/>
+                <w:szCs w:val="18"/>
+              </w:rPr>
+              <w:t xml:space="preserve"/>
+            </w:r>
+          </w:p>
+        </w:tc>
+        <w:tc>
+          <w:tcPr>
+            <w:tcW w:type="dxa" w:w="1338"/>
+            <w:tcMar>
+              <w:top w:type="dxa" w:w="90"/>
+              <w:left w:type="dxa" w:w="110"/>
+              <w:bottom w:type="dxa" w:w="90"/>
+              <w:right w:type="dxa" w:w="110"/>
+            </w:tcMar>
+            <w:vAlign w:val="top"/>
+          </w:tcPr>
+          <w:p>
+            <w:pPr>
+              <w:spacing w:after="40" w:line="252"/>
+              <w:jc w:val="center"/>
+            </w:pPr>
+            <w:r>
+              <w:rPr>
+                <w:rFonts w:ascii="Calibri" w:cs="Calibri" w:eastAsia="Calibri" w:hAnsi="Calibri"/>
+                <w:b w:val="false"/>
+                <w:bCs w:val="false"/>
+                <w:color w:val="15181D"/>
+                <w:sz w:val="18"/>
+                <w:szCs w:val="18"/>
+              </w:rPr>
+              <w:t xml:space="preserve"/>
+            </w:r>
+          </w:p>
+        </w:tc>
+      </w:tr>
+      <w:tr>
+        <w:tc>
+          <w:tcPr>
+            <w:tcW w:type="dxa" w:w="2400"/>
+            <w:shd w:fill="F5F7F9" w:color="auto" w:val="clear"/>
+            <w:tcMar>
+              <w:top w:type="dxa" w:w="90"/>
+              <w:left w:type="dxa" w:w="110"/>
+              <w:bottom w:type="dxa" w:w="90"/>
+              <w:right w:type="dxa" w:w="110"/>
+            </w:tcMar>
+            <w:vAlign w:val="top"/>
+          </w:tcPr>
+          <w:p>
+            <w:pPr>
+              <w:spacing w:after="40" w:line="252"/>
+            </w:pPr>
+            <w:r>
+              <w:rPr>
+                <w:rFonts w:ascii="Calibri" w:cs="Calibri" w:eastAsia="Calibri" w:hAnsi="Calibri"/>
+                <w:b/>
+                <w:bCs/>
+                <w:color w:val="15181D"/>
+                <w:sz w:val="18"/>
+                <w:szCs w:val="18"/>
+              </w:rPr>
+              <w:t xml:space="preserve">Réparation</w:t>
+            </w:r>
+          </w:p>
+        </w:tc>
+        <w:tc>
+          <w:tcPr>
+            <w:tcW w:type="dxa" w:w="5900"/>
+            <w:shd w:fill="F5F7F9" w:color="auto" w:val="clear"/>
+            <w:tcMar>
+              <w:top w:type="dxa" w:w="90"/>
+              <w:left w:type="dxa" w:w="110"/>
+              <w:bottom w:type="dxa" w:w="90"/>
+              <w:right w:type="dxa" w:w="110"/>
+            </w:tcMar>
+            <w:vAlign w:val="top"/>
+          </w:tcPr>
+          <w:p>
+            <w:pPr>
+              <w:spacing w:after="40" w:line="252"/>
+            </w:pPr>
+            <w:r>
+              <w:rPr>
+                <w:rFonts w:ascii="Calibri" w:cs="Calibri" w:eastAsia="Calibri" w:hAnsi="Calibri"/>
+                <w:b w:val="false"/>
+                <w:bCs w:val="false"/>
+                <w:color w:val="15181D"/>
+                <w:sz w:val="18"/>
+                <w:szCs w:val="18"/>
+              </w:rPr>
+              <w:t xml:space="preserve"/>
+            </w:r>
+          </w:p>
+        </w:tc>
+        <w:tc>
+          <w:tcPr>
+            <w:tcW w:type="dxa" w:w="1338"/>
+            <w:shd w:fill="F5F7F9" w:color="auto" w:val="clear"/>
+            <w:tcMar>
+              <w:top w:type="dxa" w:w="90"/>
+              <w:left w:type="dxa" w:w="110"/>
+              <w:bottom w:type="dxa" w:w="90"/>
+              <w:right w:type="dxa" w:w="110"/>
+            </w:tcMar>
+            <w:vAlign w:val="top"/>
+          </w:tcPr>
+          <w:p>
+            <w:pPr>
+              <w:spacing w:after="40" w:line="252"/>
+              <w:jc w:val="center"/>
+            </w:pPr>
+            <w:r>
+              <w:rPr>
+                <w:rFonts w:ascii="Calibri" w:cs="Calibri" w:eastAsia="Calibri" w:hAnsi="Calibri"/>
+                <w:b w:val="false"/>
+                <w:bCs w:val="false"/>
+                <w:color w:val="15181D"/>
+                <w:sz w:val="18"/>
+                <w:szCs w:val="18"/>
+              </w:rPr>
+              <w:t xml:space="preserve"/>
+            </w:r>
+          </w:p>
+        </w:tc>
+      </w:tr>
+    </w:tbl>
+    <w:p>
+      <w:pPr>
+        <w:spacing w:after="160" w:before="0" w:line="276"/>
+      </w:pPr>
+      <w:r>
+        <w:rPr>
+          <w:rFonts w:ascii="Calibri" w:cs="Calibri" w:eastAsia="Calibri" w:hAnsi="Calibri"/>
+          <w:color w:val="15181D"/>
+          <w:sz w:val="20"/>
+          <w:szCs w:val="20"/>
+        </w:rPr>
+        <w:t xml:space="preserve"/>
+      </w:r>
+    </w:p>
+    <w:p>
+      <w:pPr>
+        <w:spacing w:after="200" w:before="0" w:line="276"/>
+      </w:pPr>
+      <w:r>
+        <w:rPr>
+          <w:rFonts w:ascii="Calibri" w:cs="Calibri" w:eastAsia="Calibri" w:hAnsi="Calibri"/>
+          <w:b/>
+          <w:bCs/>
+          <w:color w:val="15181D"/>
+          <w:sz w:val="20"/>
+          <w:szCs w:val="20"/>
+        </w:rPr>
+        <w:t xml:space="preserve">Adéquation globale aux valeurs du cabinet : ______ / 4</w:t>
+      </w:r>
+    </w:p>
+    <w:tbl>
+      <w:tblPr>
+        <w:tblW w:type="dxa" w:w="9638"/>
+        <w:tblBorders>
+          <w:top w:val="none" w:color="FFFFFF" w:sz="0"/>
+          <w:left w:val="single" w:color="1F4B7A" w:sz="18"/>
+          <w:bottom w:val="none" w:color="FFFFFF" w:sz="0"/>
+          <w:right w:val="none" w:color="FFFFFF" w:sz="0"/>
+          <w:insideH w:val="none" w:color="FFFFFF" w:sz="0"/>
+          <w:insideV w:val="none" w:color="FFFFFF" w:sz="0"/>
+        </w:tblBorders>
+      </w:tblPr>
+      <w:tblGrid>
+        <w:gridCol w:w="9638"/>
+      </w:tblGrid>
+      <w:tr>
+        <w:tc>
+          <w:tcPr>
+            <w:tcW w:type="dxa" w:w="9638"/>
+            <w:shd w:fill="EDF2F8" w:color="auto" w:val="clear"/>
+            <w:tcMar>
+              <w:top w:type="dxa" w:w="120"/>
+              <w:left w:type="dxa" w:w="160"/>
+              <w:bottom w:type="dxa" w:w="120"/>
+              <w:right w:type="dxa" w:w="160"/>
+            </w:tcMar>
+          </w:tcPr>
+          <w:p>
+            <w:pPr>
+              <w:spacing w:after="0" w:line="264"/>
+            </w:pPr>
+            <w:r>
+              <w:rPr>
+                <w:rFonts w:ascii="Calibri" w:cs="Calibri" w:eastAsia="Calibri" w:hAnsi="Calibri"/>
+                <w:b/>
+                <w:bCs/>
+                <w:color w:val="15181D"/>
+                <w:sz w:val="20"/>
+                <w:szCs w:val="20"/>
+              </w:rPr>
+              <w:t xml:space="preserve">Deux questions à se poser avant de noter. </w:t>
+            </w:r>
+            <w:r>
+              <w:rPr>
+                <w:rFonts w:ascii="Calibri" w:cs="Calibri" w:eastAsia="Calibri" w:hAnsi="Calibri"/>
+                <w:color w:val="4B535E"/>
+                <w:sz w:val="20"/>
+                <w:szCs w:val="20"/>
+              </w:rPr>
+              <w:t xml:space="preserve">Ai-je entendu au moins un épisode qui a coûté quelque chose au candidat ? Si tout ce qu'il a raconté était confortable, je n'ai rien évalué. Et : est-ce que je confierais à cette personne la famille la plus difficile du cabinet ?          Oui  ·  Non  ·  Pas encore</w:t>
             </w:r>
           </w:p>
         </w:tc>
@@ -11127,7 +11224,7 @@
         <w:pStyle w:val="ListParagraph"/>
         <w:numPr>
           <w:ilvl w:val="0"/>
-          <w:numId w:val="6"/>
+          <w:numId w:val="5"/>
         </w:numPr>
         <w:spacing w:after="90" w:line="264"/>
       </w:pPr>
@@ -11146,7 +11243,7 @@
         <w:pStyle w:val="ListParagraph"/>
         <w:numPr>
           <w:ilvl w:val="0"/>
-          <w:numId w:val="6"/>
+          <w:numId w:val="5"/>
         </w:numPr>
         <w:spacing w:after="90" w:line="264"/>
       </w:pPr>
@@ -11165,7 +11262,7 @@
         <w:pStyle w:val="ListParagraph"/>
         <w:numPr>
           <w:ilvl w:val="0"/>
-          <w:numId w:val="6"/>
+          <w:numId w:val="5"/>
         </w:numPr>
         <w:spacing w:after="90" w:line="264"/>
       </w:pPr>
@@ -11184,7 +11281,7 @@
         <w:pStyle w:val="ListParagraph"/>
         <w:numPr>
           <w:ilvl w:val="0"/>
-          <w:numId w:val="6"/>
+          <w:numId w:val="5"/>
         </w:numPr>
         <w:spacing w:after="90" w:line="264"/>
       </w:pPr>
@@ -12156,7 +12253,7 @@
         <w:pStyle w:val="ListParagraph"/>
         <w:numPr>
           <w:ilvl w:val="0"/>
-          <w:numId w:val="6"/>
+          <w:numId w:val="5"/>
         </w:numPr>
         <w:spacing w:after="90" w:line="264"/>
       </w:pPr>
@@ -12175,7 +12272,7 @@
         <w:pStyle w:val="ListParagraph"/>
         <w:numPr>
           <w:ilvl w:val="0"/>
-          <w:numId w:val="6"/>
+          <w:numId w:val="5"/>
         </w:numPr>
         <w:spacing w:after="90" w:line="264"/>
       </w:pPr>
@@ -12194,7 +12291,7 @@
         <w:pStyle w:val="ListParagraph"/>
         <w:numPr>
           <w:ilvl w:val="0"/>
-          <w:numId w:val="6"/>
+          <w:numId w:val="5"/>
         </w:numPr>
         <w:spacing w:after="90" w:line="264"/>
       </w:pPr>
@@ -12213,7 +12310,7 @@
         <w:pStyle w:val="ListParagraph"/>
         <w:numPr>
           <w:ilvl w:val="0"/>
-          <w:numId w:val="6"/>
+          <w:numId w:val="5"/>
         </w:numPr>
         <w:spacing w:after="90" w:line="264"/>
       </w:pPr>
@@ -13243,7 +13340,7 @@
         <w:pStyle w:val="ListParagraph"/>
         <w:numPr>
           <w:ilvl w:val="0"/>
-          <w:numId w:val="6"/>
+          <w:numId w:val="5"/>
         </w:numPr>
         <w:spacing w:after="90" w:line="264"/>
       </w:pPr>
@@ -13262,7 +13359,7 @@
         <w:pStyle w:val="ListParagraph"/>
         <w:numPr>
           <w:ilvl w:val="0"/>
-          <w:numId w:val="6"/>
+          <w:numId w:val="5"/>
         </w:numPr>
         <w:spacing w:after="90" w:line="264"/>
       </w:pPr>
@@ -13281,7 +13378,7 @@
         <w:pStyle w:val="ListParagraph"/>
         <w:numPr>
           <w:ilvl w:val="0"/>
-          <w:numId w:val="6"/>
+          <w:numId w:val="5"/>
         </w:numPr>
         <w:spacing w:after="90" w:line="264"/>
       </w:pPr>
@@ -13300,7 +13397,7 @@
         <w:pStyle w:val="ListParagraph"/>
         <w:numPr>
           <w:ilvl w:val="0"/>
-          <w:numId w:val="6"/>
+          <w:numId w:val="5"/>
         </w:numPr>
         <w:spacing w:after="90" w:line="264"/>
       </w:pPr>
@@ -14341,7 +14438,7 @@
         <w:pStyle w:val="ListParagraph"/>
         <w:numPr>
           <w:ilvl w:val="0"/>
-          <w:numId w:val="6"/>
+          <w:numId w:val="5"/>
         </w:numPr>
         <w:spacing w:after="90" w:line="264"/>
       </w:pPr>
@@ -14360,7 +14457,7 @@
         <w:pStyle w:val="ListParagraph"/>
         <w:numPr>
           <w:ilvl w:val="0"/>
-          <w:numId w:val="6"/>
+          <w:numId w:val="5"/>
         </w:numPr>
         <w:spacing w:after="90" w:line="264"/>
       </w:pPr>
@@ -14379,7 +14476,7 @@
         <w:pStyle w:val="ListParagraph"/>
         <w:numPr>
           <w:ilvl w:val="0"/>
-          <w:numId w:val="6"/>
+          <w:numId w:val="5"/>
         </w:numPr>
         <w:spacing w:after="90" w:line="264"/>
       </w:pPr>
@@ -14398,7 +14495,7 @@
         <w:pStyle w:val="ListParagraph"/>
         <w:numPr>
           <w:ilvl w:val="0"/>
-          <w:numId w:val="6"/>
+          <w:numId w:val="5"/>
         </w:numPr>
         <w:spacing w:after="90" w:line="264"/>
       </w:pPr>
@@ -15282,7 +15379,7 @@
         <w:pStyle w:val="ListParagraph"/>
         <w:numPr>
           <w:ilvl w:val="0"/>
-          <w:numId w:val="6"/>
+          <w:numId w:val="5"/>
         </w:numPr>
         <w:spacing w:after="90" w:line="264"/>
       </w:pPr>
@@ -15301,7 +15398,7 @@
         <w:pStyle w:val="ListParagraph"/>
         <w:numPr>
           <w:ilvl w:val="0"/>
-          <w:numId w:val="6"/>
+          <w:numId w:val="5"/>
         </w:numPr>
         <w:spacing w:after="90" w:line="264"/>
       </w:pPr>
@@ -15320,7 +15417,7 @@
         <w:pStyle w:val="ListParagraph"/>
         <w:numPr>
           <w:ilvl w:val="0"/>
-          <w:numId w:val="6"/>
+          <w:numId w:val="5"/>
         </w:numPr>
         <w:spacing w:after="90" w:line="264"/>
       </w:pPr>
@@ -15339,7 +15436,7 @@
         <w:pStyle w:val="ListParagraph"/>
         <w:numPr>
           <w:ilvl w:val="0"/>
-          <w:numId w:val="6"/>
+          <w:numId w:val="5"/>
         </w:numPr>
         <w:spacing w:after="90" w:line="264"/>
       </w:pPr>
@@ -16369,7 +16466,7 @@
         <w:pStyle w:val="ListParagraph"/>
         <w:numPr>
           <w:ilvl w:val="0"/>
-          <w:numId w:val="6"/>
+          <w:numId w:val="5"/>
         </w:numPr>
         <w:spacing w:after="90" w:line="264"/>
       </w:pPr>
@@ -16388,7 +16485,7 @@
         <w:pStyle w:val="ListParagraph"/>
         <w:numPr>
           <w:ilvl w:val="0"/>
-          <w:numId w:val="6"/>
+          <w:numId w:val="5"/>
         </w:numPr>
         <w:spacing w:after="90" w:line="264"/>
       </w:pPr>
@@ -16407,7 +16504,7 @@
         <w:pStyle w:val="ListParagraph"/>
         <w:numPr>
           <w:ilvl w:val="0"/>
-          <w:numId w:val="6"/>
+          <w:numId w:val="5"/>
         </w:numPr>
         <w:spacing w:after="90" w:line="264"/>
       </w:pPr>
@@ -16426,7 +16523,7 @@
         <w:pStyle w:val="ListParagraph"/>
         <w:numPr>
           <w:ilvl w:val="0"/>
-          <w:numId w:val="6"/>
+          <w:numId w:val="5"/>
         </w:numPr>
         <w:spacing w:after="90" w:line="264"/>
       </w:pPr>
@@ -17467,7 +17564,7 @@
         <w:pStyle w:val="ListParagraph"/>
         <w:numPr>
           <w:ilvl w:val="0"/>
-          <w:numId w:val="6"/>
+          <w:numId w:val="5"/>
         </w:numPr>
         <w:spacing w:after="90" w:line="264"/>
       </w:pPr>
@@ -17486,7 +17583,7 @@
         <w:pStyle w:val="ListParagraph"/>
         <w:numPr>
           <w:ilvl w:val="0"/>
-          <w:numId w:val="6"/>
+          <w:numId w:val="5"/>
         </w:numPr>
         <w:spacing w:after="90" w:line="264"/>
       </w:pPr>
@@ -17505,7 +17602,7 @@
         <w:pStyle w:val="ListParagraph"/>
         <w:numPr>
           <w:ilvl w:val="0"/>
-          <w:numId w:val="6"/>
+          <w:numId w:val="5"/>
         </w:numPr>
         <w:spacing w:after="90" w:line="264"/>
       </w:pPr>
@@ -17524,7 +17621,7 @@
         <w:pStyle w:val="ListParagraph"/>
         <w:numPr>
           <w:ilvl w:val="0"/>
-          <w:numId w:val="6"/>
+          <w:numId w:val="5"/>
         </w:numPr>
         <w:spacing w:after="90" w:line="264"/>
       </w:pPr>
@@ -18554,7 +18651,7 @@
         <w:pStyle w:val="ListParagraph"/>
         <w:numPr>
           <w:ilvl w:val="0"/>
-          <w:numId w:val="6"/>
+          <w:numId w:val="5"/>
         </w:numPr>
         <w:spacing w:after="90" w:line="264"/>
       </w:pPr>
@@ -18573,7 +18670,7 @@
         <w:pStyle w:val="ListParagraph"/>
         <w:numPr>
           <w:ilvl w:val="0"/>
-          <w:numId w:val="6"/>
+          <w:numId w:val="5"/>
         </w:numPr>
         <w:spacing w:after="90" w:line="264"/>
       </w:pPr>
@@ -18592,7 +18689,7 @@
         <w:pStyle w:val="ListParagraph"/>
         <w:numPr>
           <w:ilvl w:val="0"/>
-          <w:numId w:val="6"/>
+          <w:numId w:val="5"/>
         </w:numPr>
         <w:spacing w:after="90" w:line="264"/>
       </w:pPr>
@@ -18611,7 +18708,7 @@
         <w:pStyle w:val="ListParagraph"/>
         <w:numPr>
           <w:ilvl w:val="0"/>
-          <w:numId w:val="6"/>
+          <w:numId w:val="5"/>
         </w:numPr>
         <w:spacing w:after="90" w:line="264"/>
       </w:pPr>
@@ -19552,7 +19649,7 @@
         <w:pStyle w:val="ListParagraph"/>
         <w:numPr>
           <w:ilvl w:val="0"/>
-          <w:numId w:val="5"/>
+          <w:numId w:val="6"/>
         </w:numPr>
         <w:spacing w:after="90" w:line="264"/>
       </w:pPr>
@@ -19571,7 +19668,7 @@
         <w:pStyle w:val="ListParagraph"/>
         <w:numPr>
           <w:ilvl w:val="0"/>
-          <w:numId w:val="5"/>
+          <w:numId w:val="6"/>
         </w:numPr>
         <w:spacing w:after="90" w:line="264"/>
       </w:pPr>
@@ -19590,7 +19687,7 @@
         <w:pStyle w:val="ListParagraph"/>
         <w:numPr>
           <w:ilvl w:val="0"/>
-          <w:numId w:val="5"/>
+          <w:numId w:val="6"/>
         </w:numPr>
         <w:spacing w:after="90" w:line="264"/>
       </w:pPr>
@@ -19609,7 +19706,7 @@
         <w:pStyle w:val="ListParagraph"/>
         <w:numPr>
           <w:ilvl w:val="0"/>
-          <w:numId w:val="5"/>
+          <w:numId w:val="6"/>
         </w:numPr>
         <w:spacing w:after="90" w:line="264"/>
       </w:pPr>
@@ -19628,7 +19725,7 @@
         <w:pStyle w:val="ListParagraph"/>
         <w:numPr>
           <w:ilvl w:val="0"/>
-          <w:numId w:val="5"/>
+          <w:numId w:val="6"/>
         </w:numPr>
         <w:spacing w:after="90" w:line="264"/>
       </w:pPr>
@@ -19647,7 +19744,7 @@
         <w:pStyle w:val="ListParagraph"/>
         <w:numPr>
           <w:ilvl w:val="0"/>
-          <w:numId w:val="5"/>
+          <w:numId w:val="6"/>
         </w:numPr>
         <w:spacing w:after="90" w:line="264"/>
       </w:pPr>
@@ -19666,7 +19763,7 @@
         <w:pStyle w:val="ListParagraph"/>
         <w:numPr>
           <w:ilvl w:val="0"/>
-          <w:numId w:val="5"/>
+          <w:numId w:val="6"/>
         </w:numPr>
         <w:spacing w:after="90" w:line="264"/>
       </w:pPr>
@@ -20848,13 +20945,13 @@
     </w:lvlOverride>
   </w:num>
   <w:num w:numId="5">
-    <w:abstractNumId w:val="6"/>
+    <w:abstractNumId w:val="3"/>
     <w:lvlOverride w:ilvl="0">
       <w:startOverride w:val="1"/>
     </w:lvlOverride>
   </w:num>
   <w:num w:numId="6">
-    <w:abstractNumId w:val="3"/>
+    <w:abstractNumId w:val="6"/>
     <w:lvlOverride w:ilvl="0">
       <w:startOverride w:val="1"/>
     </w:lvlOverride>
